--- a/docs/PythonElaboration.docx
+++ b/docs/PythonElaboration.docx
@@ -9,8 +9,8 @@
           <w:rFonts w:asciiTheme="majorHAnsi" w:hAnsiTheme="majorHAnsi"/>
           <w:b/>
           <w:bCs/>
-          <w:sz w:val="36"/>
-          <w:szCs w:val="36"/>
+          <w:sz w:val="28"/>
+          <w:szCs w:val="28"/>
           <w:lang w:val="en-GB"/>
         </w:rPr>
       </w:pPr>
@@ -19,8 +19,8 @@
           <w:rFonts w:asciiTheme="majorHAnsi" w:hAnsiTheme="majorHAnsi"/>
           <w:b/>
           <w:bCs/>
-          <w:sz w:val="36"/>
-          <w:szCs w:val="36"/>
+          <w:sz w:val="28"/>
+          <w:szCs w:val="28"/>
           <w:lang w:val="en-GB"/>
         </w:rPr>
         <w:t>Elaboration of the project to develop a workflow to visualize ESP surfaces of a molecule</w:t>
@@ -31,12 +31,16 @@
         <w:jc w:val="center"/>
         <w:rPr>
           <w:rFonts w:asciiTheme="majorHAnsi" w:hAnsiTheme="majorHAnsi"/>
+          <w:sz w:val="20"/>
+          <w:szCs w:val="20"/>
           <w:lang w:val="en-GB"/>
         </w:rPr>
       </w:pPr>
       <w:r>
         <w:rPr>
           <w:rFonts w:asciiTheme="majorHAnsi" w:hAnsiTheme="majorHAnsi"/>
+          <w:sz w:val="20"/>
+          <w:szCs w:val="20"/>
           <w:lang w:val="en-GB"/>
         </w:rPr>
         <w:t>Felix Laufer</w:t>
@@ -47,6 +51,8 @@
         <w:jc w:val="center"/>
         <w:rPr>
           <w:rFonts w:asciiTheme="majorHAnsi" w:hAnsiTheme="majorHAnsi"/>
+          <w:sz w:val="20"/>
+          <w:szCs w:val="20"/>
           <w:lang w:val="en-GB"/>
         </w:rPr>
       </w:pPr>
@@ -54,6 +60,8 @@
         <w:rPr>
           <w:rFonts w:asciiTheme="majorHAnsi" w:hAnsiTheme="majorHAnsi"/>
           <w:noProof/>
+          <w:sz w:val="20"/>
+          <w:szCs w:val="20"/>
           <w:lang w:val="en-GB"/>
         </w:rPr>
         <mc:AlternateContent>
@@ -130,7 +138,7 @@
                                           </pic:cNvPicPr>
                                         </pic:nvPicPr>
                                         <pic:blipFill>
-                                          <a:blip r:embed="rId4">
+                                          <a:blip r:embed="rId5">
                                             <a:extLst>
                                               <a:ext uri="{28A0092B-C50C-407E-A947-70E740481C1C}">
                                                 <a14:useLocalDpi xmlns:a14="http://schemas.microsoft.com/office/drawing/2010/main" val="0"/>
@@ -183,7 +191,7 @@
                                           </pic:cNvPicPr>
                                         </pic:nvPicPr>
                                         <pic:blipFill>
-                                          <a:blip r:embed="rId5">
+                                          <a:blip r:embed="rId6">
                                             <a:extLst>
                                               <a:ext uri="{28A0092B-C50C-407E-A947-70E740481C1C}">
                                                 <a14:useLocalDpi xmlns:a14="http://schemas.microsoft.com/office/drawing/2010/main" val="0"/>
@@ -238,7 +246,7 @@
                                           </pic:cNvPicPr>
                                         </pic:nvPicPr>
                                         <pic:blipFill>
-                                          <a:blip r:embed="rId6">
+                                          <a:blip r:embed="rId7">
                                             <a:extLst>
                                               <a:ext uri="{28A0092B-C50C-407E-A947-70E740481C1C}">
                                                 <a14:useLocalDpi xmlns:a14="http://schemas.microsoft.com/office/drawing/2010/main" val="0"/>
@@ -293,7 +301,7 @@
                                           </pic:cNvPicPr>
                                         </pic:nvPicPr>
                                         <pic:blipFill>
-                                          <a:blip r:embed="rId7">
+                                          <a:blip r:embed="rId8">
                                             <a:extLst>
                                               <a:ext uri="{28A0092B-C50C-407E-A947-70E740481C1C}">
                                                 <a14:useLocalDpi xmlns:a14="http://schemas.microsoft.com/office/drawing/2010/main" val="0"/>
@@ -436,7 +444,7 @@
                                     </pic:cNvPicPr>
                                   </pic:nvPicPr>
                                   <pic:blipFill>
-                                    <a:blip r:embed="rId8">
+                                    <a:blip r:embed="rId5">
                                       <a:extLst>
                                         <a:ext uri="{28A0092B-C50C-407E-A947-70E740481C1C}">
                                           <a14:useLocalDpi xmlns:a14="http://schemas.microsoft.com/office/drawing/2010/main" val="0"/>
@@ -489,7 +497,7 @@
                                     </pic:cNvPicPr>
                                   </pic:nvPicPr>
                                   <pic:blipFill>
-                                    <a:blip r:embed="rId9">
+                                    <a:blip r:embed="rId6">
                                       <a:extLst>
                                         <a:ext uri="{28A0092B-C50C-407E-A947-70E740481C1C}">
                                           <a14:useLocalDpi xmlns:a14="http://schemas.microsoft.com/office/drawing/2010/main" val="0"/>
@@ -544,7 +552,7 @@
                                     </pic:cNvPicPr>
                                   </pic:nvPicPr>
                                   <pic:blipFill>
-                                    <a:blip r:embed="rId10">
+                                    <a:blip r:embed="rId7">
                                       <a:extLst>
                                         <a:ext uri="{28A0092B-C50C-407E-A947-70E740481C1C}">
                                           <a14:useLocalDpi xmlns:a14="http://schemas.microsoft.com/office/drawing/2010/main" val="0"/>
@@ -599,7 +607,7 @@
                                     </pic:cNvPicPr>
                                   </pic:nvPicPr>
                                   <pic:blipFill>
-                                    <a:blip r:embed="rId11">
+                                    <a:blip r:embed="rId8">
                                       <a:extLst>
                                         <a:ext uri="{28A0092B-C50C-407E-A947-70E740481C1C}">
                                           <a14:useLocalDpi xmlns:a14="http://schemas.microsoft.com/office/drawing/2010/main" val="0"/>
@@ -699,6 +707,8 @@
       <w:r>
         <w:rPr>
           <w:rFonts w:asciiTheme="majorHAnsi" w:hAnsiTheme="majorHAnsi"/>
+          <w:sz w:val="20"/>
+          <w:szCs w:val="20"/>
           <w:lang w:val="en-GB"/>
         </w:rPr>
         <w:t>Frontiers in applied drug design</w:t>
@@ -709,6 +719,8 @@
         <w:jc w:val="center"/>
         <w:rPr>
           <w:rFonts w:asciiTheme="majorHAnsi" w:hAnsiTheme="majorHAnsi"/>
+          <w:sz w:val="20"/>
+          <w:szCs w:val="20"/>
           <w:lang w:val="en-GB"/>
         </w:rPr>
       </w:pPr>
@@ -716,6 +728,8 @@
         <w:rPr>
           <w:rFonts w:asciiTheme="majorHAnsi" w:hAnsiTheme="majorHAnsi"/>
           <w:noProof/>
+          <w:sz w:val="20"/>
+          <w:szCs w:val="20"/>
           <w:lang w:val="en-GB"/>
         </w:rPr>
         <mc:AlternateContent>
@@ -795,7 +809,7 @@
                                           </pic:cNvPicPr>
                                         </pic:nvPicPr>
                                         <pic:blipFill>
-                                          <a:blip r:embed="rId12">
+                                          <a:blip r:embed="rId9">
                                             <a:extLst>
                                               <a:ext uri="{28A0092B-C50C-407E-A947-70E740481C1C}">
                                                 <a14:useLocalDpi xmlns:a14="http://schemas.microsoft.com/office/drawing/2010/main" val="0"/>
@@ -848,7 +862,7 @@
                                           </pic:cNvPicPr>
                                         </pic:nvPicPr>
                                         <pic:blipFill>
-                                          <a:blip r:embed="rId13">
+                                          <a:blip r:embed="rId10">
                                             <a:extLst>
                                               <a:ext uri="{28A0092B-C50C-407E-A947-70E740481C1C}">
                                                 <a14:useLocalDpi xmlns:a14="http://schemas.microsoft.com/office/drawing/2010/main" val="0"/>
@@ -901,7 +915,7 @@
                                           </pic:cNvPicPr>
                                         </pic:nvPicPr>
                                         <pic:blipFill>
-                                          <a:blip r:embed="rId14">
+                                          <a:blip r:embed="rId11">
                                             <a:extLst>
                                               <a:ext uri="{28A0092B-C50C-407E-A947-70E740481C1C}">
                                                 <a14:useLocalDpi xmlns:a14="http://schemas.microsoft.com/office/drawing/2010/main" val="0"/>
@@ -961,7 +975,7 @@
                                           </pic:cNvPicPr>
                                         </pic:nvPicPr>
                                         <pic:blipFill>
-                                          <a:blip r:embed="rId11">
+                                          <a:blip r:embed="rId8">
                                             <a:extLst>
                                               <a:ext uri="{28A0092B-C50C-407E-A947-70E740481C1C}">
                                                 <a14:useLocalDpi xmlns:a14="http://schemas.microsoft.com/office/drawing/2010/main" val="0"/>
@@ -1147,7 +1161,7 @@
                                     </pic:cNvPicPr>
                                   </pic:nvPicPr>
                                   <pic:blipFill>
-                                    <a:blip r:embed="rId15">
+                                    <a:blip r:embed="rId9">
                                       <a:extLst>
                                         <a:ext uri="{28A0092B-C50C-407E-A947-70E740481C1C}">
                                           <a14:useLocalDpi xmlns:a14="http://schemas.microsoft.com/office/drawing/2010/main" val="0"/>
@@ -1200,7 +1214,7 @@
                                     </pic:cNvPicPr>
                                   </pic:nvPicPr>
                                   <pic:blipFill>
-                                    <a:blip r:embed="rId16">
+                                    <a:blip r:embed="rId10">
                                       <a:extLst>
                                         <a:ext uri="{28A0092B-C50C-407E-A947-70E740481C1C}">
                                           <a14:useLocalDpi xmlns:a14="http://schemas.microsoft.com/office/drawing/2010/main" val="0"/>
@@ -1253,7 +1267,7 @@
                                     </pic:cNvPicPr>
                                   </pic:nvPicPr>
                                   <pic:blipFill>
-                                    <a:blip r:embed="rId17">
+                                    <a:blip r:embed="rId11">
                                       <a:extLst>
                                         <a:ext uri="{28A0092B-C50C-407E-A947-70E740481C1C}">
                                           <a14:useLocalDpi xmlns:a14="http://schemas.microsoft.com/office/drawing/2010/main" val="0"/>
@@ -1313,7 +1327,7 @@
                                     </pic:cNvPicPr>
                                   </pic:nvPicPr>
                                   <pic:blipFill>
-                                    <a:blip r:embed="rId11">
+                                    <a:blip r:embed="rId8">
                                       <a:extLst>
                                         <a:ext uri="{28A0092B-C50C-407E-A947-70E740481C1C}">
                                           <a14:useLocalDpi xmlns:a14="http://schemas.microsoft.com/office/drawing/2010/main" val="0"/>
@@ -1459,12 +1473,16 @@
       <w:pPr>
         <w:rPr>
           <w:rFonts w:asciiTheme="majorHAnsi" w:hAnsiTheme="majorHAnsi"/>
+          <w:sz w:val="20"/>
+          <w:szCs w:val="20"/>
           <w:lang w:val="en-GB"/>
         </w:rPr>
       </w:pPr>
       <w:r>
         <w:rPr>
           <w:rFonts w:asciiTheme="majorHAnsi" w:hAnsiTheme="majorHAnsi"/>
+          <w:sz w:val="20"/>
+          <w:szCs w:val="20"/>
           <w:lang w:val="en-GB"/>
         </w:rPr>
         <w:br w:type="page"/>
@@ -1472,37 +1490,2358 @@
     </w:p>
     <w:p>
       <w:pPr>
-        <w:tabs>
-          <w:tab w:val="left" w:pos="6058"/>
-        </w:tabs>
-        <w:rPr>
-          <w:rFonts w:asciiTheme="majorHAnsi" w:hAnsiTheme="majorHAnsi"/>
-          <w:sz w:val="28"/>
-          <w:szCs w:val="28"/>
+        <w:pStyle w:val="berschrift1"/>
+        <w:rPr>
+          <w:sz w:val="32"/>
+          <w:szCs w:val="32"/>
           <w:lang w:val="en-GB"/>
         </w:rPr>
       </w:pPr>
-      <w:r>
-        <w:rPr>
-          <w:rFonts w:asciiTheme="majorHAnsi" w:hAnsiTheme="majorHAnsi"/>
-          <w:sz w:val="28"/>
-          <w:szCs w:val="28"/>
+      <w:bookmarkStart w:id="0" w:name="_Toc239250360"/>
+      <w:r>
+        <w:rPr>
+          <w:sz w:val="32"/>
+          <w:szCs w:val="32"/>
           <w:lang w:val="en-GB"/>
         </w:rPr>
         <w:lastRenderedPageBreak/>
-        <w:t>Contents</w:t>
-      </w:r>
+        <w:t>Content</w:t>
+      </w:r>
+      <w:bookmarkEnd w:id="0"/>
+    </w:p>
+    <w:sdt>
+      <w:sdtPr>
+        <w:rPr>
+          <w:sz w:val="24"/>
+          <w:szCs w:val="24"/>
+        </w:rPr>
+        <w:id w:val="541323683"/>
+        <w:docPartObj>
+          <w:docPartGallery w:val="Table of Contents"/>
+          <w:docPartUnique/>
+        </w:docPartObj>
+      </w:sdtPr>
+      <w:sdtEndPr>
+        <w:rPr>
+          <w:rFonts w:asciiTheme="minorHAnsi" w:eastAsiaTheme="minorHAnsi" w:hAnsiTheme="minorHAnsi" w:cstheme="minorBidi"/>
+          <w:b/>
+          <w:bCs/>
+          <w:color w:val="auto"/>
+          <w:kern w:val="2"/>
+          <w:sz w:val="20"/>
+          <w:szCs w:val="20"/>
+          <w:lang w:eastAsia="en-US"/>
+          <w14:ligatures w14:val="standardContextual"/>
+        </w:rPr>
+      </w:sdtEndPr>
+      <w:sdtContent>
+        <w:p>
+          <w:pPr>
+            <w:pStyle w:val="Inhaltsverzeichnisberschrift"/>
+            <w:tabs>
+              <w:tab w:val="left" w:pos="2475"/>
+            </w:tabs>
+            <w:rPr>
+              <w:sz w:val="24"/>
+              <w:szCs w:val="24"/>
+            </w:rPr>
+          </w:pPr>
+          <w:r>
+            <w:rPr>
+              <w:sz w:val="24"/>
+              <w:szCs w:val="24"/>
+            </w:rPr>
+            <w:tab/>
+          </w:r>
+        </w:p>
+        <w:p>
+          <w:pPr>
+            <w:pStyle w:val="Verzeichnis1"/>
+            <w:tabs>
+              <w:tab w:val="right" w:leader="dot" w:pos="9062"/>
+            </w:tabs>
+            <w:rPr>
+              <w:rFonts w:eastAsiaTheme="minorEastAsia"/>
+              <w:noProof/>
+              <w:sz w:val="20"/>
+              <w:szCs w:val="20"/>
+              <w:lang w:eastAsia="de-DE"/>
+            </w:rPr>
+          </w:pPr>
+          <w:r>
+            <w:rPr>
+              <w:sz w:val="20"/>
+              <w:szCs w:val="20"/>
+            </w:rPr>
+            <w:fldChar w:fldCharType="begin"/>
+          </w:r>
+          <w:r>
+            <w:rPr>
+              <w:sz w:val="20"/>
+              <w:szCs w:val="20"/>
+            </w:rPr>
+            <w:instrText xml:space="preserve"> TOC \o "1-3" \h \z \u </w:instrText>
+          </w:r>
+          <w:r>
+            <w:rPr>
+              <w:sz w:val="20"/>
+              <w:szCs w:val="20"/>
+            </w:rPr>
+            <w:fldChar w:fldCharType="separate"/>
+          </w:r>
+          <w:hyperlink w:anchor="_Toc239250360" w:history="1">
+            <w:r>
+              <w:rPr>
+                <w:rStyle w:val="Hyperlink"/>
+                <w:noProof/>
+                <w:sz w:val="20"/>
+                <w:szCs w:val="20"/>
+                <w:lang w:val="en-GB"/>
+              </w:rPr>
+              <w:t>Content</w:t>
+            </w:r>
+            <w:r>
+              <w:rPr>
+                <w:noProof/>
+                <w:webHidden/>
+                <w:sz w:val="20"/>
+                <w:szCs w:val="20"/>
+              </w:rPr>
+              <w:tab/>
+            </w:r>
+            <w:r>
+              <w:rPr>
+                <w:noProof/>
+                <w:webHidden/>
+                <w:sz w:val="20"/>
+                <w:szCs w:val="20"/>
+              </w:rPr>
+              <w:fldChar w:fldCharType="begin"/>
+            </w:r>
+            <w:r>
+              <w:rPr>
+                <w:noProof/>
+                <w:webHidden/>
+                <w:sz w:val="20"/>
+                <w:szCs w:val="20"/>
+              </w:rPr>
+              <w:instrText xml:space="preserve"> PAGEREF _Toc239250360 \h </w:instrText>
+            </w:r>
+            <w:r>
+              <w:rPr>
+                <w:noProof/>
+                <w:webHidden/>
+                <w:sz w:val="20"/>
+                <w:szCs w:val="20"/>
+              </w:rPr>
+            </w:r>
+            <w:r>
+              <w:rPr>
+                <w:noProof/>
+                <w:webHidden/>
+                <w:sz w:val="20"/>
+                <w:szCs w:val="20"/>
+              </w:rPr>
+              <w:fldChar w:fldCharType="separate"/>
+            </w:r>
+            <w:r>
+              <w:rPr>
+                <w:noProof/>
+                <w:webHidden/>
+                <w:sz w:val="20"/>
+                <w:szCs w:val="20"/>
+              </w:rPr>
+              <w:t>2</w:t>
+            </w:r>
+            <w:r>
+              <w:rPr>
+                <w:noProof/>
+                <w:webHidden/>
+                <w:sz w:val="20"/>
+                <w:szCs w:val="20"/>
+              </w:rPr>
+              <w:fldChar w:fldCharType="end"/>
+            </w:r>
+          </w:hyperlink>
+        </w:p>
+        <w:p>
+          <w:pPr>
+            <w:pStyle w:val="Verzeichnis1"/>
+            <w:tabs>
+              <w:tab w:val="right" w:leader="dot" w:pos="9062"/>
+            </w:tabs>
+            <w:rPr>
+              <w:rFonts w:eastAsiaTheme="minorEastAsia"/>
+              <w:noProof/>
+              <w:sz w:val="20"/>
+              <w:szCs w:val="20"/>
+              <w:lang w:eastAsia="de-DE"/>
+            </w:rPr>
+          </w:pPr>
+          <w:hyperlink w:anchor="_Toc239250361" w:history="1">
+            <w:r>
+              <w:rPr>
+                <w:rStyle w:val="Hyperlink"/>
+                <w:noProof/>
+                <w:sz w:val="20"/>
+                <w:szCs w:val="20"/>
+                <w:lang w:val="en-GB"/>
+              </w:rPr>
+              <w:t>1. Introduction</w:t>
+            </w:r>
+            <w:r>
+              <w:rPr>
+                <w:noProof/>
+                <w:webHidden/>
+                <w:sz w:val="20"/>
+                <w:szCs w:val="20"/>
+              </w:rPr>
+              <w:tab/>
+            </w:r>
+            <w:r>
+              <w:rPr>
+                <w:noProof/>
+                <w:webHidden/>
+                <w:sz w:val="20"/>
+                <w:szCs w:val="20"/>
+              </w:rPr>
+              <w:fldChar w:fldCharType="begin"/>
+            </w:r>
+            <w:r>
+              <w:rPr>
+                <w:noProof/>
+                <w:webHidden/>
+                <w:sz w:val="20"/>
+                <w:szCs w:val="20"/>
+              </w:rPr>
+              <w:instrText xml:space="preserve"> PAGEREF _Toc239250361 \h </w:instrText>
+            </w:r>
+            <w:r>
+              <w:rPr>
+                <w:noProof/>
+                <w:webHidden/>
+                <w:sz w:val="20"/>
+                <w:szCs w:val="20"/>
+              </w:rPr>
+            </w:r>
+            <w:r>
+              <w:rPr>
+                <w:noProof/>
+                <w:webHidden/>
+                <w:sz w:val="20"/>
+                <w:szCs w:val="20"/>
+              </w:rPr>
+              <w:fldChar w:fldCharType="separate"/>
+            </w:r>
+            <w:r>
+              <w:rPr>
+                <w:noProof/>
+                <w:webHidden/>
+                <w:sz w:val="20"/>
+                <w:szCs w:val="20"/>
+              </w:rPr>
+              <w:t>3</w:t>
+            </w:r>
+            <w:r>
+              <w:rPr>
+                <w:noProof/>
+                <w:webHidden/>
+                <w:sz w:val="20"/>
+                <w:szCs w:val="20"/>
+              </w:rPr>
+              <w:fldChar w:fldCharType="end"/>
+            </w:r>
+          </w:hyperlink>
+        </w:p>
+        <w:p>
+          <w:pPr>
+            <w:pStyle w:val="Verzeichnis1"/>
+            <w:tabs>
+              <w:tab w:val="right" w:leader="dot" w:pos="9062"/>
+            </w:tabs>
+            <w:rPr>
+              <w:rFonts w:eastAsiaTheme="minorEastAsia"/>
+              <w:noProof/>
+              <w:sz w:val="20"/>
+              <w:szCs w:val="20"/>
+              <w:lang w:eastAsia="de-DE"/>
+            </w:rPr>
+          </w:pPr>
+          <w:hyperlink w:anchor="_Toc239250362" w:history="1">
+            <w:r>
+              <w:rPr>
+                <w:rStyle w:val="Hyperlink"/>
+                <w:noProof/>
+                <w:sz w:val="20"/>
+                <w:szCs w:val="20"/>
+                <w:lang w:val="en-GB"/>
+              </w:rPr>
+              <w:t>2. PyMol pipeline</w:t>
+            </w:r>
+            <w:r>
+              <w:rPr>
+                <w:noProof/>
+                <w:webHidden/>
+                <w:sz w:val="20"/>
+                <w:szCs w:val="20"/>
+              </w:rPr>
+              <w:tab/>
+            </w:r>
+            <w:r>
+              <w:rPr>
+                <w:noProof/>
+                <w:webHidden/>
+                <w:sz w:val="20"/>
+                <w:szCs w:val="20"/>
+              </w:rPr>
+              <w:fldChar w:fldCharType="begin"/>
+            </w:r>
+            <w:r>
+              <w:rPr>
+                <w:noProof/>
+                <w:webHidden/>
+                <w:sz w:val="20"/>
+                <w:szCs w:val="20"/>
+              </w:rPr>
+              <w:instrText xml:space="preserve"> PAGEREF _Toc239250362 \h </w:instrText>
+            </w:r>
+            <w:r>
+              <w:rPr>
+                <w:noProof/>
+                <w:webHidden/>
+                <w:sz w:val="20"/>
+                <w:szCs w:val="20"/>
+              </w:rPr>
+            </w:r>
+            <w:r>
+              <w:rPr>
+                <w:noProof/>
+                <w:webHidden/>
+                <w:sz w:val="20"/>
+                <w:szCs w:val="20"/>
+              </w:rPr>
+              <w:fldChar w:fldCharType="separate"/>
+            </w:r>
+            <w:r>
+              <w:rPr>
+                <w:noProof/>
+                <w:webHidden/>
+                <w:sz w:val="20"/>
+                <w:szCs w:val="20"/>
+              </w:rPr>
+              <w:t>4</w:t>
+            </w:r>
+            <w:r>
+              <w:rPr>
+                <w:noProof/>
+                <w:webHidden/>
+                <w:sz w:val="20"/>
+                <w:szCs w:val="20"/>
+              </w:rPr>
+              <w:fldChar w:fldCharType="end"/>
+            </w:r>
+          </w:hyperlink>
+        </w:p>
+        <w:p>
+          <w:pPr>
+            <w:pStyle w:val="Verzeichnis2"/>
+            <w:tabs>
+              <w:tab w:val="right" w:leader="dot" w:pos="9062"/>
+            </w:tabs>
+            <w:rPr>
+              <w:rFonts w:eastAsiaTheme="minorEastAsia"/>
+              <w:noProof/>
+              <w:sz w:val="20"/>
+              <w:szCs w:val="20"/>
+              <w:lang w:eastAsia="de-DE"/>
+            </w:rPr>
+          </w:pPr>
+          <w:hyperlink w:anchor="_Toc239250363" w:history="1">
+            <w:r>
+              <w:rPr>
+                <w:rStyle w:val="Hyperlink"/>
+                <w:noProof/>
+                <w:sz w:val="20"/>
+                <w:szCs w:val="20"/>
+                <w:lang w:val="en-GB"/>
+              </w:rPr>
+              <w:t>2.1 xyzToCube.py</w:t>
+            </w:r>
+            <w:r>
+              <w:rPr>
+                <w:noProof/>
+                <w:webHidden/>
+                <w:sz w:val="20"/>
+                <w:szCs w:val="20"/>
+              </w:rPr>
+              <w:tab/>
+            </w:r>
+            <w:r>
+              <w:rPr>
+                <w:noProof/>
+                <w:webHidden/>
+                <w:sz w:val="20"/>
+                <w:szCs w:val="20"/>
+              </w:rPr>
+              <w:fldChar w:fldCharType="begin"/>
+            </w:r>
+            <w:r>
+              <w:rPr>
+                <w:noProof/>
+                <w:webHidden/>
+                <w:sz w:val="20"/>
+                <w:szCs w:val="20"/>
+              </w:rPr>
+              <w:instrText xml:space="preserve"> PAGEREF _Toc239250363 \h </w:instrText>
+            </w:r>
+            <w:r>
+              <w:rPr>
+                <w:noProof/>
+                <w:webHidden/>
+                <w:sz w:val="20"/>
+                <w:szCs w:val="20"/>
+              </w:rPr>
+            </w:r>
+            <w:r>
+              <w:rPr>
+                <w:noProof/>
+                <w:webHidden/>
+                <w:sz w:val="20"/>
+                <w:szCs w:val="20"/>
+              </w:rPr>
+              <w:fldChar w:fldCharType="separate"/>
+            </w:r>
+            <w:r>
+              <w:rPr>
+                <w:noProof/>
+                <w:webHidden/>
+                <w:sz w:val="20"/>
+                <w:szCs w:val="20"/>
+              </w:rPr>
+              <w:t>4</w:t>
+            </w:r>
+            <w:r>
+              <w:rPr>
+                <w:noProof/>
+                <w:webHidden/>
+                <w:sz w:val="20"/>
+                <w:szCs w:val="20"/>
+              </w:rPr>
+              <w:fldChar w:fldCharType="end"/>
+            </w:r>
+          </w:hyperlink>
+        </w:p>
+        <w:p>
+          <w:pPr>
+            <w:pStyle w:val="Verzeichnis3"/>
+            <w:tabs>
+              <w:tab w:val="right" w:leader="dot" w:pos="9062"/>
+            </w:tabs>
+            <w:rPr>
+              <w:rFonts w:eastAsiaTheme="minorEastAsia"/>
+              <w:noProof/>
+              <w:sz w:val="20"/>
+              <w:szCs w:val="20"/>
+              <w:lang w:eastAsia="de-DE"/>
+            </w:rPr>
+          </w:pPr>
+          <w:hyperlink w:anchor="_Toc239250364" w:history="1">
+            <w:r>
+              <w:rPr>
+                <w:rStyle w:val="Hyperlink"/>
+                <w:noProof/>
+                <w:sz w:val="20"/>
+                <w:szCs w:val="20"/>
+                <w:lang w:val="en-GB"/>
+              </w:rPr>
+              <w:t>2.1.1 Converting units</w:t>
+            </w:r>
+            <w:r>
+              <w:rPr>
+                <w:noProof/>
+                <w:webHidden/>
+                <w:sz w:val="20"/>
+                <w:szCs w:val="20"/>
+              </w:rPr>
+              <w:tab/>
+            </w:r>
+            <w:r>
+              <w:rPr>
+                <w:noProof/>
+                <w:webHidden/>
+                <w:sz w:val="20"/>
+                <w:szCs w:val="20"/>
+              </w:rPr>
+              <w:fldChar w:fldCharType="begin"/>
+            </w:r>
+            <w:r>
+              <w:rPr>
+                <w:noProof/>
+                <w:webHidden/>
+                <w:sz w:val="20"/>
+                <w:szCs w:val="20"/>
+              </w:rPr>
+              <w:instrText xml:space="preserve"> PAGEREF _Toc239250364 \h </w:instrText>
+            </w:r>
+            <w:r>
+              <w:rPr>
+                <w:noProof/>
+                <w:webHidden/>
+                <w:sz w:val="20"/>
+                <w:szCs w:val="20"/>
+              </w:rPr>
+            </w:r>
+            <w:r>
+              <w:rPr>
+                <w:noProof/>
+                <w:webHidden/>
+                <w:sz w:val="20"/>
+                <w:szCs w:val="20"/>
+              </w:rPr>
+              <w:fldChar w:fldCharType="separate"/>
+            </w:r>
+            <w:r>
+              <w:rPr>
+                <w:noProof/>
+                <w:webHidden/>
+                <w:sz w:val="20"/>
+                <w:szCs w:val="20"/>
+              </w:rPr>
+              <w:t>4</w:t>
+            </w:r>
+            <w:r>
+              <w:rPr>
+                <w:noProof/>
+                <w:webHidden/>
+                <w:sz w:val="20"/>
+                <w:szCs w:val="20"/>
+              </w:rPr>
+              <w:fldChar w:fldCharType="end"/>
+            </w:r>
+          </w:hyperlink>
+        </w:p>
+        <w:p>
+          <w:pPr>
+            <w:pStyle w:val="Verzeichnis3"/>
+            <w:tabs>
+              <w:tab w:val="right" w:leader="dot" w:pos="9062"/>
+            </w:tabs>
+            <w:rPr>
+              <w:rFonts w:eastAsiaTheme="minorEastAsia"/>
+              <w:noProof/>
+              <w:sz w:val="20"/>
+              <w:szCs w:val="20"/>
+              <w:lang w:eastAsia="de-DE"/>
+            </w:rPr>
+          </w:pPr>
+          <w:hyperlink w:anchor="_Toc239250365" w:history="1">
+            <w:r>
+              <w:rPr>
+                <w:rStyle w:val="Hyperlink"/>
+                <w:noProof/>
+                <w:sz w:val="20"/>
+                <w:szCs w:val="20"/>
+                <w:lang w:val="en-GB"/>
+              </w:rPr>
+              <w:t>2.1.2 Reading the Turbomole grid file</w:t>
+            </w:r>
+            <w:r>
+              <w:rPr>
+                <w:noProof/>
+                <w:webHidden/>
+                <w:sz w:val="20"/>
+                <w:szCs w:val="20"/>
+              </w:rPr>
+              <w:tab/>
+            </w:r>
+            <w:r>
+              <w:rPr>
+                <w:noProof/>
+                <w:webHidden/>
+                <w:sz w:val="20"/>
+                <w:szCs w:val="20"/>
+              </w:rPr>
+              <w:fldChar w:fldCharType="begin"/>
+            </w:r>
+            <w:r>
+              <w:rPr>
+                <w:noProof/>
+                <w:webHidden/>
+                <w:sz w:val="20"/>
+                <w:szCs w:val="20"/>
+              </w:rPr>
+              <w:instrText xml:space="preserve"> PAGEREF _Toc239250365 \h </w:instrText>
+            </w:r>
+            <w:r>
+              <w:rPr>
+                <w:noProof/>
+                <w:webHidden/>
+                <w:sz w:val="20"/>
+                <w:szCs w:val="20"/>
+              </w:rPr>
+            </w:r>
+            <w:r>
+              <w:rPr>
+                <w:noProof/>
+                <w:webHidden/>
+                <w:sz w:val="20"/>
+                <w:szCs w:val="20"/>
+              </w:rPr>
+              <w:fldChar w:fldCharType="separate"/>
+            </w:r>
+            <w:r>
+              <w:rPr>
+                <w:noProof/>
+                <w:webHidden/>
+                <w:sz w:val="20"/>
+                <w:szCs w:val="20"/>
+              </w:rPr>
+              <w:t>4</w:t>
+            </w:r>
+            <w:r>
+              <w:rPr>
+                <w:noProof/>
+                <w:webHidden/>
+                <w:sz w:val="20"/>
+                <w:szCs w:val="20"/>
+              </w:rPr>
+              <w:fldChar w:fldCharType="end"/>
+            </w:r>
+          </w:hyperlink>
+        </w:p>
+        <w:p>
+          <w:pPr>
+            <w:pStyle w:val="Verzeichnis3"/>
+            <w:tabs>
+              <w:tab w:val="right" w:leader="dot" w:pos="9062"/>
+            </w:tabs>
+            <w:rPr>
+              <w:rFonts w:eastAsiaTheme="minorEastAsia"/>
+              <w:noProof/>
+              <w:sz w:val="20"/>
+              <w:szCs w:val="20"/>
+              <w:lang w:eastAsia="de-DE"/>
+            </w:rPr>
+          </w:pPr>
+          <w:hyperlink w:anchor="_Toc239250366" w:history="1">
+            <w:r>
+              <w:rPr>
+                <w:rStyle w:val="Hyperlink"/>
+                <w:noProof/>
+                <w:sz w:val="20"/>
+                <w:szCs w:val="20"/>
+                <w:lang w:val="en-GB"/>
+              </w:rPr>
+              <w:t>2.1.3 Writing the cube file</w:t>
+            </w:r>
+            <w:r>
+              <w:rPr>
+                <w:noProof/>
+                <w:webHidden/>
+                <w:sz w:val="20"/>
+                <w:szCs w:val="20"/>
+              </w:rPr>
+              <w:tab/>
+            </w:r>
+            <w:r>
+              <w:rPr>
+                <w:noProof/>
+                <w:webHidden/>
+                <w:sz w:val="20"/>
+                <w:szCs w:val="20"/>
+              </w:rPr>
+              <w:fldChar w:fldCharType="begin"/>
+            </w:r>
+            <w:r>
+              <w:rPr>
+                <w:noProof/>
+                <w:webHidden/>
+                <w:sz w:val="20"/>
+                <w:szCs w:val="20"/>
+              </w:rPr>
+              <w:instrText xml:space="preserve"> PAGEREF _Toc239250366 \h </w:instrText>
+            </w:r>
+            <w:r>
+              <w:rPr>
+                <w:noProof/>
+                <w:webHidden/>
+                <w:sz w:val="20"/>
+                <w:szCs w:val="20"/>
+              </w:rPr>
+            </w:r>
+            <w:r>
+              <w:rPr>
+                <w:noProof/>
+                <w:webHidden/>
+                <w:sz w:val="20"/>
+                <w:szCs w:val="20"/>
+              </w:rPr>
+              <w:fldChar w:fldCharType="separate"/>
+            </w:r>
+            <w:r>
+              <w:rPr>
+                <w:noProof/>
+                <w:webHidden/>
+                <w:sz w:val="20"/>
+                <w:szCs w:val="20"/>
+              </w:rPr>
+              <w:t>4</w:t>
+            </w:r>
+            <w:r>
+              <w:rPr>
+                <w:noProof/>
+                <w:webHidden/>
+                <w:sz w:val="20"/>
+                <w:szCs w:val="20"/>
+              </w:rPr>
+              <w:fldChar w:fldCharType="end"/>
+            </w:r>
+          </w:hyperlink>
+        </w:p>
+        <w:p>
+          <w:pPr>
+            <w:pStyle w:val="Verzeichnis3"/>
+            <w:tabs>
+              <w:tab w:val="right" w:leader="dot" w:pos="9062"/>
+            </w:tabs>
+            <w:rPr>
+              <w:rFonts w:eastAsiaTheme="minorEastAsia"/>
+              <w:noProof/>
+              <w:sz w:val="20"/>
+              <w:szCs w:val="20"/>
+              <w:lang w:eastAsia="de-DE"/>
+            </w:rPr>
+          </w:pPr>
+          <w:hyperlink w:anchor="_Toc239250367" w:history="1">
+            <w:r>
+              <w:rPr>
+                <w:rStyle w:val="Hyperlink"/>
+                <w:noProof/>
+                <w:sz w:val="20"/>
+                <w:szCs w:val="20"/>
+                <w:lang w:val="en-GB"/>
+              </w:rPr>
+              <w:t>2.1.4 Shell calculation &amp; ESP statistics</w:t>
+            </w:r>
+            <w:r>
+              <w:rPr>
+                <w:noProof/>
+                <w:webHidden/>
+                <w:sz w:val="20"/>
+                <w:szCs w:val="20"/>
+              </w:rPr>
+              <w:tab/>
+            </w:r>
+            <w:r>
+              <w:rPr>
+                <w:noProof/>
+                <w:webHidden/>
+                <w:sz w:val="20"/>
+                <w:szCs w:val="20"/>
+              </w:rPr>
+              <w:fldChar w:fldCharType="begin"/>
+            </w:r>
+            <w:r>
+              <w:rPr>
+                <w:noProof/>
+                <w:webHidden/>
+                <w:sz w:val="20"/>
+                <w:szCs w:val="20"/>
+              </w:rPr>
+              <w:instrText xml:space="preserve"> PAGEREF _Toc239250367 \h </w:instrText>
+            </w:r>
+            <w:r>
+              <w:rPr>
+                <w:noProof/>
+                <w:webHidden/>
+                <w:sz w:val="20"/>
+                <w:szCs w:val="20"/>
+              </w:rPr>
+            </w:r>
+            <w:r>
+              <w:rPr>
+                <w:noProof/>
+                <w:webHidden/>
+                <w:sz w:val="20"/>
+                <w:szCs w:val="20"/>
+              </w:rPr>
+              <w:fldChar w:fldCharType="separate"/>
+            </w:r>
+            <w:r>
+              <w:rPr>
+                <w:noProof/>
+                <w:webHidden/>
+                <w:sz w:val="20"/>
+                <w:szCs w:val="20"/>
+              </w:rPr>
+              <w:t>5</w:t>
+            </w:r>
+            <w:r>
+              <w:rPr>
+                <w:noProof/>
+                <w:webHidden/>
+                <w:sz w:val="20"/>
+                <w:szCs w:val="20"/>
+              </w:rPr>
+              <w:fldChar w:fldCharType="end"/>
+            </w:r>
+          </w:hyperlink>
+        </w:p>
+        <w:p>
+          <w:pPr>
+            <w:pStyle w:val="Verzeichnis3"/>
+            <w:tabs>
+              <w:tab w:val="right" w:leader="dot" w:pos="9062"/>
+            </w:tabs>
+            <w:rPr>
+              <w:rFonts w:eastAsiaTheme="minorEastAsia"/>
+              <w:noProof/>
+              <w:sz w:val="20"/>
+              <w:szCs w:val="20"/>
+              <w:lang w:eastAsia="de-DE"/>
+            </w:rPr>
+          </w:pPr>
+          <w:hyperlink w:anchor="_Toc239250368" w:history="1">
+            <w:r>
+              <w:rPr>
+                <w:rStyle w:val="Hyperlink"/>
+                <w:noProof/>
+                <w:sz w:val="20"/>
+                <w:szCs w:val="20"/>
+                <w:lang w:val="en-GB"/>
+              </w:rPr>
+              <w:t>2.1.5 Safety Measurement</w:t>
+            </w:r>
+            <w:r>
+              <w:rPr>
+                <w:noProof/>
+                <w:webHidden/>
+                <w:sz w:val="20"/>
+                <w:szCs w:val="20"/>
+              </w:rPr>
+              <w:tab/>
+            </w:r>
+            <w:r>
+              <w:rPr>
+                <w:noProof/>
+                <w:webHidden/>
+                <w:sz w:val="20"/>
+                <w:szCs w:val="20"/>
+              </w:rPr>
+              <w:fldChar w:fldCharType="begin"/>
+            </w:r>
+            <w:r>
+              <w:rPr>
+                <w:noProof/>
+                <w:webHidden/>
+                <w:sz w:val="20"/>
+                <w:szCs w:val="20"/>
+              </w:rPr>
+              <w:instrText xml:space="preserve"> PAGEREF _Toc239250368 \h </w:instrText>
+            </w:r>
+            <w:r>
+              <w:rPr>
+                <w:noProof/>
+                <w:webHidden/>
+                <w:sz w:val="20"/>
+                <w:szCs w:val="20"/>
+              </w:rPr>
+            </w:r>
+            <w:r>
+              <w:rPr>
+                <w:noProof/>
+                <w:webHidden/>
+                <w:sz w:val="20"/>
+                <w:szCs w:val="20"/>
+              </w:rPr>
+              <w:fldChar w:fldCharType="separate"/>
+            </w:r>
+            <w:r>
+              <w:rPr>
+                <w:noProof/>
+                <w:webHidden/>
+                <w:sz w:val="20"/>
+                <w:szCs w:val="20"/>
+              </w:rPr>
+              <w:t>5</w:t>
+            </w:r>
+            <w:r>
+              <w:rPr>
+                <w:noProof/>
+                <w:webHidden/>
+                <w:sz w:val="20"/>
+                <w:szCs w:val="20"/>
+              </w:rPr>
+              <w:fldChar w:fldCharType="end"/>
+            </w:r>
+          </w:hyperlink>
+        </w:p>
+        <w:p>
+          <w:pPr>
+            <w:pStyle w:val="Verzeichnis3"/>
+            <w:tabs>
+              <w:tab w:val="right" w:leader="dot" w:pos="9062"/>
+            </w:tabs>
+            <w:rPr>
+              <w:rFonts w:eastAsiaTheme="minorEastAsia"/>
+              <w:noProof/>
+              <w:sz w:val="20"/>
+              <w:szCs w:val="20"/>
+              <w:lang w:eastAsia="de-DE"/>
+            </w:rPr>
+          </w:pPr>
+          <w:hyperlink w:anchor="_Toc239250369" w:history="1">
+            <w:r>
+              <w:rPr>
+                <w:rStyle w:val="Hyperlink"/>
+                <w:noProof/>
+                <w:sz w:val="20"/>
+                <w:szCs w:val="20"/>
+                <w:lang w:val="en-GB"/>
+              </w:rPr>
+              <w:t>2.1.6 Generating the PyMol script</w:t>
+            </w:r>
+            <w:r>
+              <w:rPr>
+                <w:noProof/>
+                <w:webHidden/>
+                <w:sz w:val="20"/>
+                <w:szCs w:val="20"/>
+              </w:rPr>
+              <w:tab/>
+            </w:r>
+            <w:r>
+              <w:rPr>
+                <w:noProof/>
+                <w:webHidden/>
+                <w:sz w:val="20"/>
+                <w:szCs w:val="20"/>
+              </w:rPr>
+              <w:fldChar w:fldCharType="begin"/>
+            </w:r>
+            <w:r>
+              <w:rPr>
+                <w:noProof/>
+                <w:webHidden/>
+                <w:sz w:val="20"/>
+                <w:szCs w:val="20"/>
+              </w:rPr>
+              <w:instrText xml:space="preserve"> PAGEREF _Toc239250369 \h </w:instrText>
+            </w:r>
+            <w:r>
+              <w:rPr>
+                <w:noProof/>
+                <w:webHidden/>
+                <w:sz w:val="20"/>
+                <w:szCs w:val="20"/>
+              </w:rPr>
+            </w:r>
+            <w:r>
+              <w:rPr>
+                <w:noProof/>
+                <w:webHidden/>
+                <w:sz w:val="20"/>
+                <w:szCs w:val="20"/>
+              </w:rPr>
+              <w:fldChar w:fldCharType="separate"/>
+            </w:r>
+            <w:r>
+              <w:rPr>
+                <w:noProof/>
+                <w:webHidden/>
+                <w:sz w:val="20"/>
+                <w:szCs w:val="20"/>
+              </w:rPr>
+              <w:t>5</w:t>
+            </w:r>
+            <w:r>
+              <w:rPr>
+                <w:noProof/>
+                <w:webHidden/>
+                <w:sz w:val="20"/>
+                <w:szCs w:val="20"/>
+              </w:rPr>
+              <w:fldChar w:fldCharType="end"/>
+            </w:r>
+          </w:hyperlink>
+        </w:p>
+        <w:p>
+          <w:pPr>
+            <w:pStyle w:val="Verzeichnis3"/>
+            <w:tabs>
+              <w:tab w:val="right" w:leader="dot" w:pos="9062"/>
+            </w:tabs>
+            <w:rPr>
+              <w:rFonts w:eastAsiaTheme="minorEastAsia"/>
+              <w:noProof/>
+              <w:sz w:val="20"/>
+              <w:szCs w:val="20"/>
+              <w:lang w:eastAsia="de-DE"/>
+            </w:rPr>
+          </w:pPr>
+          <w:hyperlink w:anchor="_Toc239250370" w:history="1">
+            <w:r>
+              <w:rPr>
+                <w:rStyle w:val="Hyperlink"/>
+                <w:noProof/>
+                <w:sz w:val="20"/>
+                <w:szCs w:val="20"/>
+                <w:lang w:val="en-GB"/>
+              </w:rPr>
+              <w:t>2.1.7 Main program</w:t>
+            </w:r>
+            <w:r>
+              <w:rPr>
+                <w:noProof/>
+                <w:webHidden/>
+                <w:sz w:val="20"/>
+                <w:szCs w:val="20"/>
+              </w:rPr>
+              <w:tab/>
+            </w:r>
+            <w:r>
+              <w:rPr>
+                <w:noProof/>
+                <w:webHidden/>
+                <w:sz w:val="20"/>
+                <w:szCs w:val="20"/>
+              </w:rPr>
+              <w:fldChar w:fldCharType="begin"/>
+            </w:r>
+            <w:r>
+              <w:rPr>
+                <w:noProof/>
+                <w:webHidden/>
+                <w:sz w:val="20"/>
+                <w:szCs w:val="20"/>
+              </w:rPr>
+              <w:instrText xml:space="preserve"> PAGEREF _Toc239250370 \h </w:instrText>
+            </w:r>
+            <w:r>
+              <w:rPr>
+                <w:noProof/>
+                <w:webHidden/>
+                <w:sz w:val="20"/>
+                <w:szCs w:val="20"/>
+              </w:rPr>
+            </w:r>
+            <w:r>
+              <w:rPr>
+                <w:noProof/>
+                <w:webHidden/>
+                <w:sz w:val="20"/>
+                <w:szCs w:val="20"/>
+              </w:rPr>
+              <w:fldChar w:fldCharType="separate"/>
+            </w:r>
+            <w:r>
+              <w:rPr>
+                <w:noProof/>
+                <w:webHidden/>
+                <w:sz w:val="20"/>
+                <w:szCs w:val="20"/>
+              </w:rPr>
+              <w:t>5</w:t>
+            </w:r>
+            <w:r>
+              <w:rPr>
+                <w:noProof/>
+                <w:webHidden/>
+                <w:sz w:val="20"/>
+                <w:szCs w:val="20"/>
+              </w:rPr>
+              <w:fldChar w:fldCharType="end"/>
+            </w:r>
+          </w:hyperlink>
+        </w:p>
+        <w:p>
+          <w:pPr>
+            <w:pStyle w:val="Verzeichnis2"/>
+            <w:tabs>
+              <w:tab w:val="right" w:leader="dot" w:pos="9062"/>
+            </w:tabs>
+            <w:rPr>
+              <w:rFonts w:eastAsiaTheme="minorEastAsia"/>
+              <w:noProof/>
+              <w:sz w:val="20"/>
+              <w:szCs w:val="20"/>
+              <w:lang w:eastAsia="de-DE"/>
+            </w:rPr>
+          </w:pPr>
+          <w:hyperlink w:anchor="_Toc239250371" w:history="1">
+            <w:r>
+              <w:rPr>
+                <w:rStyle w:val="Hyperlink"/>
+                <w:noProof/>
+                <w:sz w:val="20"/>
+                <w:szCs w:val="20"/>
+                <w:lang w:val="en-GB"/>
+              </w:rPr>
+              <w:t>2.2 render_esp.py</w:t>
+            </w:r>
+            <w:r>
+              <w:rPr>
+                <w:noProof/>
+                <w:webHidden/>
+                <w:sz w:val="20"/>
+                <w:szCs w:val="20"/>
+              </w:rPr>
+              <w:tab/>
+            </w:r>
+            <w:r>
+              <w:rPr>
+                <w:noProof/>
+                <w:webHidden/>
+                <w:sz w:val="20"/>
+                <w:szCs w:val="20"/>
+              </w:rPr>
+              <w:fldChar w:fldCharType="begin"/>
+            </w:r>
+            <w:r>
+              <w:rPr>
+                <w:noProof/>
+                <w:webHidden/>
+                <w:sz w:val="20"/>
+                <w:szCs w:val="20"/>
+              </w:rPr>
+              <w:instrText xml:space="preserve"> PAGEREF _Toc239250371 \h </w:instrText>
+            </w:r>
+            <w:r>
+              <w:rPr>
+                <w:noProof/>
+                <w:webHidden/>
+                <w:sz w:val="20"/>
+                <w:szCs w:val="20"/>
+              </w:rPr>
+            </w:r>
+            <w:r>
+              <w:rPr>
+                <w:noProof/>
+                <w:webHidden/>
+                <w:sz w:val="20"/>
+                <w:szCs w:val="20"/>
+              </w:rPr>
+              <w:fldChar w:fldCharType="separate"/>
+            </w:r>
+            <w:r>
+              <w:rPr>
+                <w:noProof/>
+                <w:webHidden/>
+                <w:sz w:val="20"/>
+                <w:szCs w:val="20"/>
+              </w:rPr>
+              <w:t>6</w:t>
+            </w:r>
+            <w:r>
+              <w:rPr>
+                <w:noProof/>
+                <w:webHidden/>
+                <w:sz w:val="20"/>
+                <w:szCs w:val="20"/>
+              </w:rPr>
+              <w:fldChar w:fldCharType="end"/>
+            </w:r>
+          </w:hyperlink>
+        </w:p>
+        <w:p>
+          <w:pPr>
+            <w:pStyle w:val="Verzeichnis3"/>
+            <w:tabs>
+              <w:tab w:val="right" w:leader="dot" w:pos="9062"/>
+            </w:tabs>
+            <w:rPr>
+              <w:rFonts w:eastAsiaTheme="minorEastAsia"/>
+              <w:noProof/>
+              <w:sz w:val="20"/>
+              <w:szCs w:val="20"/>
+              <w:lang w:eastAsia="de-DE"/>
+            </w:rPr>
+          </w:pPr>
+          <w:hyperlink w:anchor="_Toc239250372" w:history="1">
+            <w:r>
+              <w:rPr>
+                <w:rStyle w:val="Hyperlink"/>
+                <w:noProof/>
+                <w:sz w:val="20"/>
+                <w:szCs w:val="20"/>
+                <w:lang w:val="en-GB"/>
+              </w:rPr>
+              <w:t>2.2.1 Read cubes &amp; calculate the statistics</w:t>
+            </w:r>
+            <w:r>
+              <w:rPr>
+                <w:noProof/>
+                <w:webHidden/>
+                <w:sz w:val="20"/>
+                <w:szCs w:val="20"/>
+              </w:rPr>
+              <w:tab/>
+            </w:r>
+            <w:r>
+              <w:rPr>
+                <w:noProof/>
+                <w:webHidden/>
+                <w:sz w:val="20"/>
+                <w:szCs w:val="20"/>
+              </w:rPr>
+              <w:fldChar w:fldCharType="begin"/>
+            </w:r>
+            <w:r>
+              <w:rPr>
+                <w:noProof/>
+                <w:webHidden/>
+                <w:sz w:val="20"/>
+                <w:szCs w:val="20"/>
+              </w:rPr>
+              <w:instrText xml:space="preserve"> PAGEREF _Toc239250372 \h </w:instrText>
+            </w:r>
+            <w:r>
+              <w:rPr>
+                <w:noProof/>
+                <w:webHidden/>
+                <w:sz w:val="20"/>
+                <w:szCs w:val="20"/>
+              </w:rPr>
+            </w:r>
+            <w:r>
+              <w:rPr>
+                <w:noProof/>
+                <w:webHidden/>
+                <w:sz w:val="20"/>
+                <w:szCs w:val="20"/>
+              </w:rPr>
+              <w:fldChar w:fldCharType="separate"/>
+            </w:r>
+            <w:r>
+              <w:rPr>
+                <w:noProof/>
+                <w:webHidden/>
+                <w:sz w:val="20"/>
+                <w:szCs w:val="20"/>
+              </w:rPr>
+              <w:t>6</w:t>
+            </w:r>
+            <w:r>
+              <w:rPr>
+                <w:noProof/>
+                <w:webHidden/>
+                <w:sz w:val="20"/>
+                <w:szCs w:val="20"/>
+              </w:rPr>
+              <w:fldChar w:fldCharType="end"/>
+            </w:r>
+          </w:hyperlink>
+        </w:p>
+        <w:p>
+          <w:pPr>
+            <w:pStyle w:val="Verzeichnis3"/>
+            <w:tabs>
+              <w:tab w:val="right" w:leader="dot" w:pos="9062"/>
+            </w:tabs>
+            <w:rPr>
+              <w:rFonts w:eastAsiaTheme="minorEastAsia"/>
+              <w:noProof/>
+              <w:sz w:val="20"/>
+              <w:szCs w:val="20"/>
+              <w:lang w:eastAsia="de-DE"/>
+            </w:rPr>
+          </w:pPr>
+          <w:hyperlink w:anchor="_Toc239250373" w:history="1">
+            <w:r>
+              <w:rPr>
+                <w:rStyle w:val="Hyperlink"/>
+                <w:noProof/>
+                <w:sz w:val="20"/>
+                <w:szCs w:val="20"/>
+                <w:lang w:val="en-GB"/>
+              </w:rPr>
+              <w:t>2.2.2 Determine the halogens and their corresponding values</w:t>
+            </w:r>
+            <w:r>
+              <w:rPr>
+                <w:noProof/>
+                <w:webHidden/>
+                <w:sz w:val="20"/>
+                <w:szCs w:val="20"/>
+              </w:rPr>
+              <w:tab/>
+            </w:r>
+            <w:r>
+              <w:rPr>
+                <w:noProof/>
+                <w:webHidden/>
+                <w:sz w:val="20"/>
+                <w:szCs w:val="20"/>
+              </w:rPr>
+              <w:fldChar w:fldCharType="begin"/>
+            </w:r>
+            <w:r>
+              <w:rPr>
+                <w:noProof/>
+                <w:webHidden/>
+                <w:sz w:val="20"/>
+                <w:szCs w:val="20"/>
+              </w:rPr>
+              <w:instrText xml:space="preserve"> PAGEREF _Toc239250373 \h </w:instrText>
+            </w:r>
+            <w:r>
+              <w:rPr>
+                <w:noProof/>
+                <w:webHidden/>
+                <w:sz w:val="20"/>
+                <w:szCs w:val="20"/>
+              </w:rPr>
+            </w:r>
+            <w:r>
+              <w:rPr>
+                <w:noProof/>
+                <w:webHidden/>
+                <w:sz w:val="20"/>
+                <w:szCs w:val="20"/>
+              </w:rPr>
+              <w:fldChar w:fldCharType="separate"/>
+            </w:r>
+            <w:r>
+              <w:rPr>
+                <w:noProof/>
+                <w:webHidden/>
+                <w:sz w:val="20"/>
+                <w:szCs w:val="20"/>
+              </w:rPr>
+              <w:t>6</w:t>
+            </w:r>
+            <w:r>
+              <w:rPr>
+                <w:noProof/>
+                <w:webHidden/>
+                <w:sz w:val="20"/>
+                <w:szCs w:val="20"/>
+              </w:rPr>
+              <w:fldChar w:fldCharType="end"/>
+            </w:r>
+          </w:hyperlink>
+        </w:p>
+        <w:p>
+          <w:pPr>
+            <w:pStyle w:val="Verzeichnis3"/>
+            <w:tabs>
+              <w:tab w:val="right" w:leader="dot" w:pos="9062"/>
+            </w:tabs>
+            <w:rPr>
+              <w:rFonts w:eastAsiaTheme="minorEastAsia"/>
+              <w:noProof/>
+              <w:sz w:val="20"/>
+              <w:szCs w:val="20"/>
+              <w:lang w:eastAsia="de-DE"/>
+            </w:rPr>
+          </w:pPr>
+          <w:hyperlink w:anchor="_Toc239250374" w:history="1">
+            <w:r>
+              <w:rPr>
+                <w:rStyle w:val="Hyperlink"/>
+                <w:noProof/>
+                <w:sz w:val="20"/>
+                <w:szCs w:val="20"/>
+                <w:lang w:val="en-GB"/>
+              </w:rPr>
+              <w:t>2.2.3 Rendering the images</w:t>
+            </w:r>
+            <w:r>
+              <w:rPr>
+                <w:noProof/>
+                <w:webHidden/>
+                <w:sz w:val="20"/>
+                <w:szCs w:val="20"/>
+              </w:rPr>
+              <w:tab/>
+            </w:r>
+            <w:r>
+              <w:rPr>
+                <w:noProof/>
+                <w:webHidden/>
+                <w:sz w:val="20"/>
+                <w:szCs w:val="20"/>
+              </w:rPr>
+              <w:fldChar w:fldCharType="begin"/>
+            </w:r>
+            <w:r>
+              <w:rPr>
+                <w:noProof/>
+                <w:webHidden/>
+                <w:sz w:val="20"/>
+                <w:szCs w:val="20"/>
+              </w:rPr>
+              <w:instrText xml:space="preserve"> PAGEREF _Toc239250374 \h </w:instrText>
+            </w:r>
+            <w:r>
+              <w:rPr>
+                <w:noProof/>
+                <w:webHidden/>
+                <w:sz w:val="20"/>
+                <w:szCs w:val="20"/>
+              </w:rPr>
+            </w:r>
+            <w:r>
+              <w:rPr>
+                <w:noProof/>
+                <w:webHidden/>
+                <w:sz w:val="20"/>
+                <w:szCs w:val="20"/>
+              </w:rPr>
+              <w:fldChar w:fldCharType="separate"/>
+            </w:r>
+            <w:r>
+              <w:rPr>
+                <w:noProof/>
+                <w:webHidden/>
+                <w:sz w:val="20"/>
+                <w:szCs w:val="20"/>
+              </w:rPr>
+              <w:t>6</w:t>
+            </w:r>
+            <w:r>
+              <w:rPr>
+                <w:noProof/>
+                <w:webHidden/>
+                <w:sz w:val="20"/>
+                <w:szCs w:val="20"/>
+              </w:rPr>
+              <w:fldChar w:fldCharType="end"/>
+            </w:r>
+          </w:hyperlink>
+        </w:p>
+        <w:p>
+          <w:pPr>
+            <w:pStyle w:val="Verzeichnis3"/>
+            <w:tabs>
+              <w:tab w:val="right" w:leader="dot" w:pos="9062"/>
+            </w:tabs>
+            <w:rPr>
+              <w:rFonts w:eastAsiaTheme="minorEastAsia"/>
+              <w:noProof/>
+              <w:sz w:val="20"/>
+              <w:szCs w:val="20"/>
+              <w:lang w:eastAsia="de-DE"/>
+            </w:rPr>
+          </w:pPr>
+          <w:hyperlink w:anchor="_Toc239250375" w:history="1">
+            <w:r>
+              <w:rPr>
+                <w:rStyle w:val="Hyperlink"/>
+                <w:noProof/>
+                <w:sz w:val="20"/>
+                <w:szCs w:val="20"/>
+                <w:lang w:val="en-GB"/>
+              </w:rPr>
+              <w:t>2.2.4 Creating the PyMol scene</w:t>
+            </w:r>
+            <w:r>
+              <w:rPr>
+                <w:noProof/>
+                <w:webHidden/>
+                <w:sz w:val="20"/>
+                <w:szCs w:val="20"/>
+              </w:rPr>
+              <w:tab/>
+            </w:r>
+            <w:r>
+              <w:rPr>
+                <w:noProof/>
+                <w:webHidden/>
+                <w:sz w:val="20"/>
+                <w:szCs w:val="20"/>
+              </w:rPr>
+              <w:fldChar w:fldCharType="begin"/>
+            </w:r>
+            <w:r>
+              <w:rPr>
+                <w:noProof/>
+                <w:webHidden/>
+                <w:sz w:val="20"/>
+                <w:szCs w:val="20"/>
+              </w:rPr>
+              <w:instrText xml:space="preserve"> PAGEREF _Toc239250375 \h </w:instrText>
+            </w:r>
+            <w:r>
+              <w:rPr>
+                <w:noProof/>
+                <w:webHidden/>
+                <w:sz w:val="20"/>
+                <w:szCs w:val="20"/>
+              </w:rPr>
+            </w:r>
+            <w:r>
+              <w:rPr>
+                <w:noProof/>
+                <w:webHidden/>
+                <w:sz w:val="20"/>
+                <w:szCs w:val="20"/>
+              </w:rPr>
+              <w:fldChar w:fldCharType="separate"/>
+            </w:r>
+            <w:r>
+              <w:rPr>
+                <w:noProof/>
+                <w:webHidden/>
+                <w:sz w:val="20"/>
+                <w:szCs w:val="20"/>
+              </w:rPr>
+              <w:t>7</w:t>
+            </w:r>
+            <w:r>
+              <w:rPr>
+                <w:noProof/>
+                <w:webHidden/>
+                <w:sz w:val="20"/>
+                <w:szCs w:val="20"/>
+              </w:rPr>
+              <w:fldChar w:fldCharType="end"/>
+            </w:r>
+          </w:hyperlink>
+        </w:p>
+        <w:p>
+          <w:pPr>
+            <w:pStyle w:val="Verzeichnis3"/>
+            <w:tabs>
+              <w:tab w:val="right" w:leader="dot" w:pos="9062"/>
+            </w:tabs>
+            <w:rPr>
+              <w:rFonts w:eastAsiaTheme="minorEastAsia"/>
+              <w:noProof/>
+              <w:sz w:val="20"/>
+              <w:szCs w:val="20"/>
+              <w:lang w:eastAsia="de-DE"/>
+            </w:rPr>
+          </w:pPr>
+          <w:hyperlink w:anchor="_Toc239250376" w:history="1">
+            <w:r>
+              <w:rPr>
+                <w:rStyle w:val="Hyperlink"/>
+                <w:noProof/>
+                <w:sz w:val="20"/>
+                <w:szCs w:val="20"/>
+                <w:lang w:val="en-GB"/>
+              </w:rPr>
+              <w:t>2.2.5 Colour bar and settings file</w:t>
+            </w:r>
+            <w:r>
+              <w:rPr>
+                <w:noProof/>
+                <w:webHidden/>
+                <w:sz w:val="20"/>
+                <w:szCs w:val="20"/>
+              </w:rPr>
+              <w:tab/>
+            </w:r>
+            <w:r>
+              <w:rPr>
+                <w:noProof/>
+                <w:webHidden/>
+                <w:sz w:val="20"/>
+                <w:szCs w:val="20"/>
+              </w:rPr>
+              <w:fldChar w:fldCharType="begin"/>
+            </w:r>
+            <w:r>
+              <w:rPr>
+                <w:noProof/>
+                <w:webHidden/>
+                <w:sz w:val="20"/>
+                <w:szCs w:val="20"/>
+              </w:rPr>
+              <w:instrText xml:space="preserve"> PAGEREF _Toc239250376 \h </w:instrText>
+            </w:r>
+            <w:r>
+              <w:rPr>
+                <w:noProof/>
+                <w:webHidden/>
+                <w:sz w:val="20"/>
+                <w:szCs w:val="20"/>
+              </w:rPr>
+            </w:r>
+            <w:r>
+              <w:rPr>
+                <w:noProof/>
+                <w:webHidden/>
+                <w:sz w:val="20"/>
+                <w:szCs w:val="20"/>
+              </w:rPr>
+              <w:fldChar w:fldCharType="separate"/>
+            </w:r>
+            <w:r>
+              <w:rPr>
+                <w:noProof/>
+                <w:webHidden/>
+                <w:sz w:val="20"/>
+                <w:szCs w:val="20"/>
+              </w:rPr>
+              <w:t>7</w:t>
+            </w:r>
+            <w:r>
+              <w:rPr>
+                <w:noProof/>
+                <w:webHidden/>
+                <w:sz w:val="20"/>
+                <w:szCs w:val="20"/>
+              </w:rPr>
+              <w:fldChar w:fldCharType="end"/>
+            </w:r>
+          </w:hyperlink>
+        </w:p>
+        <w:p>
+          <w:pPr>
+            <w:pStyle w:val="Verzeichnis3"/>
+            <w:tabs>
+              <w:tab w:val="right" w:leader="dot" w:pos="9062"/>
+            </w:tabs>
+            <w:rPr>
+              <w:rFonts w:eastAsiaTheme="minorEastAsia"/>
+              <w:noProof/>
+              <w:sz w:val="20"/>
+              <w:szCs w:val="20"/>
+              <w:lang w:eastAsia="de-DE"/>
+            </w:rPr>
+          </w:pPr>
+          <w:hyperlink w:anchor="_Toc239250377" w:history="1">
+            <w:r>
+              <w:rPr>
+                <w:rStyle w:val="Hyperlink"/>
+                <w:noProof/>
+                <w:sz w:val="20"/>
+                <w:szCs w:val="20"/>
+                <w:lang w:val="en-GB"/>
+              </w:rPr>
+              <w:t>2.2.6 Main program</w:t>
+            </w:r>
+            <w:r>
+              <w:rPr>
+                <w:noProof/>
+                <w:webHidden/>
+                <w:sz w:val="20"/>
+                <w:szCs w:val="20"/>
+              </w:rPr>
+              <w:tab/>
+            </w:r>
+            <w:r>
+              <w:rPr>
+                <w:noProof/>
+                <w:webHidden/>
+                <w:sz w:val="20"/>
+                <w:szCs w:val="20"/>
+              </w:rPr>
+              <w:fldChar w:fldCharType="begin"/>
+            </w:r>
+            <w:r>
+              <w:rPr>
+                <w:noProof/>
+                <w:webHidden/>
+                <w:sz w:val="20"/>
+                <w:szCs w:val="20"/>
+              </w:rPr>
+              <w:instrText xml:space="preserve"> PAGEREF _Toc239250377 \h </w:instrText>
+            </w:r>
+            <w:r>
+              <w:rPr>
+                <w:noProof/>
+                <w:webHidden/>
+                <w:sz w:val="20"/>
+                <w:szCs w:val="20"/>
+              </w:rPr>
+            </w:r>
+            <w:r>
+              <w:rPr>
+                <w:noProof/>
+                <w:webHidden/>
+                <w:sz w:val="20"/>
+                <w:szCs w:val="20"/>
+              </w:rPr>
+              <w:fldChar w:fldCharType="separate"/>
+            </w:r>
+            <w:r>
+              <w:rPr>
+                <w:noProof/>
+                <w:webHidden/>
+                <w:sz w:val="20"/>
+                <w:szCs w:val="20"/>
+              </w:rPr>
+              <w:t>7</w:t>
+            </w:r>
+            <w:r>
+              <w:rPr>
+                <w:noProof/>
+                <w:webHidden/>
+                <w:sz w:val="20"/>
+                <w:szCs w:val="20"/>
+              </w:rPr>
+              <w:fldChar w:fldCharType="end"/>
+            </w:r>
+          </w:hyperlink>
+        </w:p>
+        <w:p>
+          <w:pPr>
+            <w:pStyle w:val="Verzeichnis2"/>
+            <w:tabs>
+              <w:tab w:val="right" w:leader="dot" w:pos="9062"/>
+            </w:tabs>
+            <w:rPr>
+              <w:rFonts w:eastAsiaTheme="minorEastAsia"/>
+              <w:noProof/>
+              <w:sz w:val="20"/>
+              <w:szCs w:val="20"/>
+              <w:lang w:eastAsia="de-DE"/>
+            </w:rPr>
+          </w:pPr>
+          <w:hyperlink w:anchor="_Toc239250378" w:history="1">
+            <w:r>
+              <w:rPr>
+                <w:rStyle w:val="Hyperlink"/>
+                <w:noProof/>
+                <w:sz w:val="20"/>
+                <w:szCs w:val="20"/>
+                <w:lang w:val="en-GB"/>
+              </w:rPr>
+              <w:t>2.2 run_all.py</w:t>
+            </w:r>
+            <w:r>
+              <w:rPr>
+                <w:noProof/>
+                <w:webHidden/>
+                <w:sz w:val="20"/>
+                <w:szCs w:val="20"/>
+              </w:rPr>
+              <w:tab/>
+            </w:r>
+            <w:r>
+              <w:rPr>
+                <w:noProof/>
+                <w:webHidden/>
+                <w:sz w:val="20"/>
+                <w:szCs w:val="20"/>
+              </w:rPr>
+              <w:fldChar w:fldCharType="begin"/>
+            </w:r>
+            <w:r>
+              <w:rPr>
+                <w:noProof/>
+                <w:webHidden/>
+                <w:sz w:val="20"/>
+                <w:szCs w:val="20"/>
+              </w:rPr>
+              <w:instrText xml:space="preserve"> PAGEREF _Toc239250378 \h </w:instrText>
+            </w:r>
+            <w:r>
+              <w:rPr>
+                <w:noProof/>
+                <w:webHidden/>
+                <w:sz w:val="20"/>
+                <w:szCs w:val="20"/>
+              </w:rPr>
+            </w:r>
+            <w:r>
+              <w:rPr>
+                <w:noProof/>
+                <w:webHidden/>
+                <w:sz w:val="20"/>
+                <w:szCs w:val="20"/>
+              </w:rPr>
+              <w:fldChar w:fldCharType="separate"/>
+            </w:r>
+            <w:r>
+              <w:rPr>
+                <w:noProof/>
+                <w:webHidden/>
+                <w:sz w:val="20"/>
+                <w:szCs w:val="20"/>
+              </w:rPr>
+              <w:t>8</w:t>
+            </w:r>
+            <w:r>
+              <w:rPr>
+                <w:noProof/>
+                <w:webHidden/>
+                <w:sz w:val="20"/>
+                <w:szCs w:val="20"/>
+              </w:rPr>
+              <w:fldChar w:fldCharType="end"/>
+            </w:r>
+          </w:hyperlink>
+        </w:p>
+        <w:p>
+          <w:pPr>
+            <w:pStyle w:val="Verzeichnis3"/>
+            <w:tabs>
+              <w:tab w:val="right" w:leader="dot" w:pos="9062"/>
+            </w:tabs>
+            <w:rPr>
+              <w:rFonts w:eastAsiaTheme="minorEastAsia"/>
+              <w:noProof/>
+              <w:sz w:val="20"/>
+              <w:szCs w:val="20"/>
+              <w:lang w:eastAsia="de-DE"/>
+            </w:rPr>
+          </w:pPr>
+          <w:hyperlink w:anchor="_Toc239250379" w:history="1">
+            <w:r>
+              <w:rPr>
+                <w:rStyle w:val="Hyperlink"/>
+                <w:noProof/>
+                <w:sz w:val="20"/>
+                <w:szCs w:val="20"/>
+                <w:lang w:val="en-GB"/>
+              </w:rPr>
+              <w:t>2.2.1 Locate the needed files</w:t>
+            </w:r>
+            <w:r>
+              <w:rPr>
+                <w:noProof/>
+                <w:webHidden/>
+                <w:sz w:val="20"/>
+                <w:szCs w:val="20"/>
+              </w:rPr>
+              <w:tab/>
+            </w:r>
+            <w:r>
+              <w:rPr>
+                <w:noProof/>
+                <w:webHidden/>
+                <w:sz w:val="20"/>
+                <w:szCs w:val="20"/>
+              </w:rPr>
+              <w:fldChar w:fldCharType="begin"/>
+            </w:r>
+            <w:r>
+              <w:rPr>
+                <w:noProof/>
+                <w:webHidden/>
+                <w:sz w:val="20"/>
+                <w:szCs w:val="20"/>
+              </w:rPr>
+              <w:instrText xml:space="preserve"> PAGEREF _Toc239250379 \h </w:instrText>
+            </w:r>
+            <w:r>
+              <w:rPr>
+                <w:noProof/>
+                <w:webHidden/>
+                <w:sz w:val="20"/>
+                <w:szCs w:val="20"/>
+              </w:rPr>
+            </w:r>
+            <w:r>
+              <w:rPr>
+                <w:noProof/>
+                <w:webHidden/>
+                <w:sz w:val="20"/>
+                <w:szCs w:val="20"/>
+              </w:rPr>
+              <w:fldChar w:fldCharType="separate"/>
+            </w:r>
+            <w:r>
+              <w:rPr>
+                <w:noProof/>
+                <w:webHidden/>
+                <w:sz w:val="20"/>
+                <w:szCs w:val="20"/>
+              </w:rPr>
+              <w:t>8</w:t>
+            </w:r>
+            <w:r>
+              <w:rPr>
+                <w:noProof/>
+                <w:webHidden/>
+                <w:sz w:val="20"/>
+                <w:szCs w:val="20"/>
+              </w:rPr>
+              <w:fldChar w:fldCharType="end"/>
+            </w:r>
+          </w:hyperlink>
+        </w:p>
+        <w:p>
+          <w:pPr>
+            <w:pStyle w:val="Verzeichnis3"/>
+            <w:tabs>
+              <w:tab w:val="right" w:leader="dot" w:pos="9062"/>
+            </w:tabs>
+            <w:rPr>
+              <w:rFonts w:eastAsiaTheme="minorEastAsia"/>
+              <w:noProof/>
+              <w:sz w:val="20"/>
+              <w:szCs w:val="20"/>
+              <w:lang w:eastAsia="de-DE"/>
+            </w:rPr>
+          </w:pPr>
+          <w:hyperlink w:anchor="_Toc239250380" w:history="1">
+            <w:r>
+              <w:rPr>
+                <w:rStyle w:val="Hyperlink"/>
+                <w:noProof/>
+                <w:sz w:val="20"/>
+                <w:szCs w:val="20"/>
+                <w:lang w:val="en-GB"/>
+              </w:rPr>
+              <w:t>2.2.2 Create .cubes and the Pymol scene</w:t>
+            </w:r>
+            <w:r>
+              <w:rPr>
+                <w:noProof/>
+                <w:webHidden/>
+                <w:sz w:val="20"/>
+                <w:szCs w:val="20"/>
+              </w:rPr>
+              <w:tab/>
+            </w:r>
+            <w:r>
+              <w:rPr>
+                <w:noProof/>
+                <w:webHidden/>
+                <w:sz w:val="20"/>
+                <w:szCs w:val="20"/>
+              </w:rPr>
+              <w:fldChar w:fldCharType="begin"/>
+            </w:r>
+            <w:r>
+              <w:rPr>
+                <w:noProof/>
+                <w:webHidden/>
+                <w:sz w:val="20"/>
+                <w:szCs w:val="20"/>
+              </w:rPr>
+              <w:instrText xml:space="preserve"> PAGEREF _Toc239250380 \h </w:instrText>
+            </w:r>
+            <w:r>
+              <w:rPr>
+                <w:noProof/>
+                <w:webHidden/>
+                <w:sz w:val="20"/>
+                <w:szCs w:val="20"/>
+              </w:rPr>
+            </w:r>
+            <w:r>
+              <w:rPr>
+                <w:noProof/>
+                <w:webHidden/>
+                <w:sz w:val="20"/>
+                <w:szCs w:val="20"/>
+              </w:rPr>
+              <w:fldChar w:fldCharType="separate"/>
+            </w:r>
+            <w:r>
+              <w:rPr>
+                <w:noProof/>
+                <w:webHidden/>
+                <w:sz w:val="20"/>
+                <w:szCs w:val="20"/>
+              </w:rPr>
+              <w:t>8</w:t>
+            </w:r>
+            <w:r>
+              <w:rPr>
+                <w:noProof/>
+                <w:webHidden/>
+                <w:sz w:val="20"/>
+                <w:szCs w:val="20"/>
+              </w:rPr>
+              <w:fldChar w:fldCharType="end"/>
+            </w:r>
+          </w:hyperlink>
+        </w:p>
+        <w:p>
+          <w:pPr>
+            <w:pStyle w:val="Verzeichnis3"/>
+            <w:tabs>
+              <w:tab w:val="right" w:leader="dot" w:pos="9062"/>
+            </w:tabs>
+            <w:rPr>
+              <w:rFonts w:eastAsiaTheme="minorEastAsia"/>
+              <w:noProof/>
+              <w:sz w:val="20"/>
+              <w:szCs w:val="20"/>
+              <w:lang w:eastAsia="de-DE"/>
+            </w:rPr>
+          </w:pPr>
+          <w:hyperlink w:anchor="_Toc239250381" w:history="1">
+            <w:r>
+              <w:rPr>
+                <w:rStyle w:val="Hyperlink"/>
+                <w:noProof/>
+                <w:sz w:val="20"/>
+                <w:szCs w:val="20"/>
+                <w:lang w:val="en-GB"/>
+              </w:rPr>
+              <w:t>2.2.3 Adapter to the render_esp.py</w:t>
+            </w:r>
+            <w:r>
+              <w:rPr>
+                <w:noProof/>
+                <w:webHidden/>
+                <w:sz w:val="20"/>
+                <w:szCs w:val="20"/>
+              </w:rPr>
+              <w:tab/>
+            </w:r>
+            <w:r>
+              <w:rPr>
+                <w:noProof/>
+                <w:webHidden/>
+                <w:sz w:val="20"/>
+                <w:szCs w:val="20"/>
+              </w:rPr>
+              <w:fldChar w:fldCharType="begin"/>
+            </w:r>
+            <w:r>
+              <w:rPr>
+                <w:noProof/>
+                <w:webHidden/>
+                <w:sz w:val="20"/>
+                <w:szCs w:val="20"/>
+              </w:rPr>
+              <w:instrText xml:space="preserve"> PAGEREF _Toc239250381 \h </w:instrText>
+            </w:r>
+            <w:r>
+              <w:rPr>
+                <w:noProof/>
+                <w:webHidden/>
+                <w:sz w:val="20"/>
+                <w:szCs w:val="20"/>
+              </w:rPr>
+            </w:r>
+            <w:r>
+              <w:rPr>
+                <w:noProof/>
+                <w:webHidden/>
+                <w:sz w:val="20"/>
+                <w:szCs w:val="20"/>
+              </w:rPr>
+              <w:fldChar w:fldCharType="separate"/>
+            </w:r>
+            <w:r>
+              <w:rPr>
+                <w:noProof/>
+                <w:webHidden/>
+                <w:sz w:val="20"/>
+                <w:szCs w:val="20"/>
+              </w:rPr>
+              <w:t>8</w:t>
+            </w:r>
+            <w:r>
+              <w:rPr>
+                <w:noProof/>
+                <w:webHidden/>
+                <w:sz w:val="20"/>
+                <w:szCs w:val="20"/>
+              </w:rPr>
+              <w:fldChar w:fldCharType="end"/>
+            </w:r>
+          </w:hyperlink>
+        </w:p>
+        <w:p>
+          <w:pPr>
+            <w:pStyle w:val="Verzeichnis3"/>
+            <w:tabs>
+              <w:tab w:val="right" w:leader="dot" w:pos="9062"/>
+            </w:tabs>
+            <w:rPr>
+              <w:rFonts w:eastAsiaTheme="minorEastAsia"/>
+              <w:noProof/>
+              <w:sz w:val="20"/>
+              <w:szCs w:val="20"/>
+              <w:lang w:eastAsia="de-DE"/>
+            </w:rPr>
+          </w:pPr>
+          <w:hyperlink w:anchor="_Toc239250382" w:history="1">
+            <w:r>
+              <w:rPr>
+                <w:rStyle w:val="Hyperlink"/>
+                <w:noProof/>
+                <w:sz w:val="20"/>
+                <w:szCs w:val="20"/>
+                <w:lang w:val="en-GB"/>
+              </w:rPr>
+              <w:t>2.2.4 Creating the summary.csv for the batch execution</w:t>
+            </w:r>
+            <w:r>
+              <w:rPr>
+                <w:noProof/>
+                <w:webHidden/>
+                <w:sz w:val="20"/>
+                <w:szCs w:val="20"/>
+              </w:rPr>
+              <w:tab/>
+            </w:r>
+            <w:r>
+              <w:rPr>
+                <w:noProof/>
+                <w:webHidden/>
+                <w:sz w:val="20"/>
+                <w:szCs w:val="20"/>
+              </w:rPr>
+              <w:fldChar w:fldCharType="begin"/>
+            </w:r>
+            <w:r>
+              <w:rPr>
+                <w:noProof/>
+                <w:webHidden/>
+                <w:sz w:val="20"/>
+                <w:szCs w:val="20"/>
+              </w:rPr>
+              <w:instrText xml:space="preserve"> PAGEREF _Toc239250382 \h </w:instrText>
+            </w:r>
+            <w:r>
+              <w:rPr>
+                <w:noProof/>
+                <w:webHidden/>
+                <w:sz w:val="20"/>
+                <w:szCs w:val="20"/>
+              </w:rPr>
+            </w:r>
+            <w:r>
+              <w:rPr>
+                <w:noProof/>
+                <w:webHidden/>
+                <w:sz w:val="20"/>
+                <w:szCs w:val="20"/>
+              </w:rPr>
+              <w:fldChar w:fldCharType="separate"/>
+            </w:r>
+            <w:r>
+              <w:rPr>
+                <w:noProof/>
+                <w:webHidden/>
+                <w:sz w:val="20"/>
+                <w:szCs w:val="20"/>
+              </w:rPr>
+              <w:t>8</w:t>
+            </w:r>
+            <w:r>
+              <w:rPr>
+                <w:noProof/>
+                <w:webHidden/>
+                <w:sz w:val="20"/>
+                <w:szCs w:val="20"/>
+              </w:rPr>
+              <w:fldChar w:fldCharType="end"/>
+            </w:r>
+          </w:hyperlink>
+        </w:p>
+        <w:p>
+          <w:pPr>
+            <w:pStyle w:val="Verzeichnis3"/>
+            <w:tabs>
+              <w:tab w:val="right" w:leader="dot" w:pos="9062"/>
+            </w:tabs>
+            <w:rPr>
+              <w:rFonts w:eastAsiaTheme="minorEastAsia"/>
+              <w:noProof/>
+              <w:sz w:val="20"/>
+              <w:szCs w:val="20"/>
+              <w:lang w:eastAsia="de-DE"/>
+            </w:rPr>
+          </w:pPr>
+          <w:hyperlink w:anchor="_Toc239250383" w:history="1">
+            <w:r>
+              <w:rPr>
+                <w:rStyle w:val="Hyperlink"/>
+                <w:noProof/>
+                <w:sz w:val="20"/>
+                <w:szCs w:val="20"/>
+                <w:lang w:val="en-GB"/>
+              </w:rPr>
+              <w:t>2.2.5 Main script</w:t>
+            </w:r>
+            <w:r>
+              <w:rPr>
+                <w:noProof/>
+                <w:webHidden/>
+                <w:sz w:val="20"/>
+                <w:szCs w:val="20"/>
+              </w:rPr>
+              <w:tab/>
+            </w:r>
+            <w:r>
+              <w:rPr>
+                <w:noProof/>
+                <w:webHidden/>
+                <w:sz w:val="20"/>
+                <w:szCs w:val="20"/>
+              </w:rPr>
+              <w:fldChar w:fldCharType="begin"/>
+            </w:r>
+            <w:r>
+              <w:rPr>
+                <w:noProof/>
+                <w:webHidden/>
+                <w:sz w:val="20"/>
+                <w:szCs w:val="20"/>
+              </w:rPr>
+              <w:instrText xml:space="preserve"> PAGEREF _Toc239250383 \h </w:instrText>
+            </w:r>
+            <w:r>
+              <w:rPr>
+                <w:noProof/>
+                <w:webHidden/>
+                <w:sz w:val="20"/>
+                <w:szCs w:val="20"/>
+              </w:rPr>
+            </w:r>
+            <w:r>
+              <w:rPr>
+                <w:noProof/>
+                <w:webHidden/>
+                <w:sz w:val="20"/>
+                <w:szCs w:val="20"/>
+              </w:rPr>
+              <w:fldChar w:fldCharType="separate"/>
+            </w:r>
+            <w:r>
+              <w:rPr>
+                <w:noProof/>
+                <w:webHidden/>
+                <w:sz w:val="20"/>
+                <w:szCs w:val="20"/>
+              </w:rPr>
+              <w:t>8</w:t>
+            </w:r>
+            <w:r>
+              <w:rPr>
+                <w:noProof/>
+                <w:webHidden/>
+                <w:sz w:val="20"/>
+                <w:szCs w:val="20"/>
+              </w:rPr>
+              <w:fldChar w:fldCharType="end"/>
+            </w:r>
+          </w:hyperlink>
+        </w:p>
+        <w:p>
+          <w:pPr>
+            <w:pStyle w:val="Verzeichnis1"/>
+            <w:tabs>
+              <w:tab w:val="right" w:leader="dot" w:pos="9062"/>
+            </w:tabs>
+            <w:rPr>
+              <w:rFonts w:eastAsiaTheme="minorEastAsia"/>
+              <w:noProof/>
+              <w:sz w:val="20"/>
+              <w:szCs w:val="20"/>
+              <w:lang w:eastAsia="de-DE"/>
+            </w:rPr>
+          </w:pPr>
+          <w:hyperlink w:anchor="_Toc239250384" w:history="1">
+            <w:r>
+              <w:rPr>
+                <w:rStyle w:val="Hyperlink"/>
+                <w:noProof/>
+                <w:sz w:val="20"/>
+                <w:szCs w:val="20"/>
+                <w:lang w:val="en-GB"/>
+              </w:rPr>
+              <w:t>3. VMD pipeline</w:t>
+            </w:r>
+            <w:r>
+              <w:rPr>
+                <w:noProof/>
+                <w:webHidden/>
+                <w:sz w:val="20"/>
+                <w:szCs w:val="20"/>
+              </w:rPr>
+              <w:tab/>
+            </w:r>
+            <w:r>
+              <w:rPr>
+                <w:noProof/>
+                <w:webHidden/>
+                <w:sz w:val="20"/>
+                <w:szCs w:val="20"/>
+              </w:rPr>
+              <w:fldChar w:fldCharType="begin"/>
+            </w:r>
+            <w:r>
+              <w:rPr>
+                <w:noProof/>
+                <w:webHidden/>
+                <w:sz w:val="20"/>
+                <w:szCs w:val="20"/>
+              </w:rPr>
+              <w:instrText xml:space="preserve"> PAGEREF _Toc239250384 \h </w:instrText>
+            </w:r>
+            <w:r>
+              <w:rPr>
+                <w:noProof/>
+                <w:webHidden/>
+                <w:sz w:val="20"/>
+                <w:szCs w:val="20"/>
+              </w:rPr>
+            </w:r>
+            <w:r>
+              <w:rPr>
+                <w:noProof/>
+                <w:webHidden/>
+                <w:sz w:val="20"/>
+                <w:szCs w:val="20"/>
+              </w:rPr>
+              <w:fldChar w:fldCharType="separate"/>
+            </w:r>
+            <w:r>
+              <w:rPr>
+                <w:noProof/>
+                <w:webHidden/>
+                <w:sz w:val="20"/>
+                <w:szCs w:val="20"/>
+              </w:rPr>
+              <w:t>9</w:t>
+            </w:r>
+            <w:r>
+              <w:rPr>
+                <w:noProof/>
+                <w:webHidden/>
+                <w:sz w:val="20"/>
+                <w:szCs w:val="20"/>
+              </w:rPr>
+              <w:fldChar w:fldCharType="end"/>
+            </w:r>
+          </w:hyperlink>
+        </w:p>
+        <w:p>
+          <w:pPr>
+            <w:rPr>
+              <w:sz w:val="20"/>
+              <w:szCs w:val="20"/>
+            </w:rPr>
+          </w:pPr>
+          <w:r>
+            <w:rPr>
+              <w:b/>
+              <w:bCs/>
+              <w:sz w:val="20"/>
+              <w:szCs w:val="20"/>
+            </w:rPr>
+            <w:fldChar w:fldCharType="end"/>
+          </w:r>
+        </w:p>
+      </w:sdtContent>
+    </w:sdt>
+    <w:p>
+      <w:pPr>
+        <w:rPr>
+          <w:sz w:val="20"/>
+          <w:szCs w:val="20"/>
+          <w:lang w:val="en-GB"/>
+        </w:rPr>
+      </w:pPr>
     </w:p>
     <w:p>
       <w:pPr>
         <w:rPr>
           <w:rFonts w:asciiTheme="majorHAnsi" w:hAnsiTheme="majorHAnsi"/>
+          <w:sz w:val="20"/>
+          <w:szCs w:val="20"/>
           <w:lang w:val="en-GB"/>
         </w:rPr>
       </w:pPr>
       <w:r>
         <w:rPr>
           <w:rFonts w:asciiTheme="majorHAnsi" w:hAnsiTheme="majorHAnsi"/>
+          <w:sz w:val="20"/>
+          <w:szCs w:val="20"/>
           <w:lang w:val="en-GB"/>
         </w:rPr>
         <w:br w:type="page"/>
@@ -1510,41 +3849,39 @@
     </w:p>
     <w:p>
       <w:pPr>
-        <w:tabs>
-          <w:tab w:val="left" w:pos="6058"/>
-        </w:tabs>
-        <w:rPr>
-          <w:rFonts w:asciiTheme="majorHAnsi" w:hAnsiTheme="majorHAnsi"/>
-          <w:sz w:val="28"/>
-          <w:szCs w:val="28"/>
+        <w:pStyle w:val="berschrift1"/>
+        <w:rPr>
+          <w:sz w:val="32"/>
+          <w:szCs w:val="32"/>
           <w:lang w:val="en-GB"/>
         </w:rPr>
       </w:pPr>
-      <w:r>
-        <w:rPr>
-          <w:rFonts w:asciiTheme="majorHAnsi" w:hAnsiTheme="majorHAnsi"/>
-          <w:sz w:val="28"/>
-          <w:szCs w:val="28"/>
+      <w:bookmarkStart w:id="1" w:name="_Toc239250361"/>
+      <w:r>
+        <w:rPr>
+          <w:sz w:val="32"/>
+          <w:szCs w:val="32"/>
           <w:lang w:val="en-GB"/>
         </w:rPr>
         <w:lastRenderedPageBreak/>
         <w:t>1. Introduction</w:t>
       </w:r>
+      <w:bookmarkEnd w:id="1"/>
     </w:p>
     <w:p>
       <w:pPr>
         <w:rPr>
           <w:rFonts w:asciiTheme="majorHAnsi" w:hAnsiTheme="majorHAnsi"/>
-          <w:sz w:val="22"/>
-          <w:szCs w:val="22"/>
+          <w:sz w:val="18"/>
+          <w:szCs w:val="18"/>
           <w:lang w:val="en-GB"/>
         </w:rPr>
       </w:pPr>
       <w:r>
         <w:rPr>
           <w:rFonts w:asciiTheme="majorHAnsi" w:hAnsiTheme="majorHAnsi"/>
-          <w:sz w:val="22"/>
-          <w:szCs w:val="22"/>
+          <w:sz w:val="18"/>
+          <w:szCs w:val="18"/>
           <w:lang w:val="en-GB"/>
         </w:rPr>
         <w:t xml:space="preserve">Halogens are important for determining ligand-protein bindings, they increase the affinity </w:t>
@@ -1554,16 +3891,16 @@
       <w:pPr>
         <w:rPr>
           <w:rFonts w:asciiTheme="majorHAnsi" w:hAnsiTheme="majorHAnsi"/>
-          <w:sz w:val="22"/>
-          <w:szCs w:val="22"/>
+          <w:sz w:val="18"/>
+          <w:szCs w:val="18"/>
           <w:lang w:val="en-GB"/>
         </w:rPr>
       </w:pPr>
       <w:r>
         <w:rPr>
           <w:rFonts w:asciiTheme="majorHAnsi" w:hAnsiTheme="majorHAnsi"/>
-          <w:sz w:val="22"/>
-          <w:szCs w:val="22"/>
+          <w:sz w:val="18"/>
+          <w:szCs w:val="18"/>
           <w:lang w:val="en-GB"/>
         </w:rPr>
         <w:br w:type="page"/>
@@ -1571,18 +3908,18 @@
     </w:p>
     <w:p>
       <w:pPr>
-        <w:rPr>
-          <w:rFonts w:asciiTheme="majorHAnsi" w:hAnsiTheme="majorHAnsi"/>
-          <w:sz w:val="28"/>
-          <w:szCs w:val="28"/>
+        <w:pStyle w:val="berschrift1"/>
+        <w:rPr>
+          <w:sz w:val="32"/>
+          <w:szCs w:val="32"/>
           <w:lang w:val="en-GB"/>
         </w:rPr>
       </w:pPr>
-      <w:r>
-        <w:rPr>
-          <w:rFonts w:asciiTheme="majorHAnsi" w:hAnsiTheme="majorHAnsi"/>
-          <w:sz w:val="28"/>
-          <w:szCs w:val="28"/>
+      <w:bookmarkStart w:id="2" w:name="_Toc239250362"/>
+      <w:r>
+        <w:rPr>
+          <w:sz w:val="32"/>
+          <w:szCs w:val="32"/>
           <w:lang w:val="en-GB"/>
         </w:rPr>
         <w:lastRenderedPageBreak/>
@@ -1591,9 +3928,8 @@
       <w:proofErr w:type="spellStart"/>
       <w:r>
         <w:rPr>
-          <w:rFonts w:asciiTheme="majorHAnsi" w:hAnsiTheme="majorHAnsi"/>
-          <w:sz w:val="28"/>
-          <w:szCs w:val="28"/>
+          <w:sz w:val="32"/>
+          <w:szCs w:val="32"/>
           <w:lang w:val="en-GB"/>
         </w:rPr>
         <w:t>PyMol</w:t>
@@ -1601,47 +3937,38 @@
       <w:proofErr w:type="spellEnd"/>
       <w:r>
         <w:rPr>
-          <w:rFonts w:asciiTheme="majorHAnsi" w:hAnsiTheme="majorHAnsi"/>
-          <w:sz w:val="28"/>
-          <w:szCs w:val="28"/>
+          <w:sz w:val="32"/>
+          <w:szCs w:val="32"/>
           <w:lang w:val="en-GB"/>
         </w:rPr>
         <w:t xml:space="preserve"> pipeline</w:t>
       </w:r>
+      <w:bookmarkEnd w:id="2"/>
     </w:p>
     <w:p>
       <w:pPr>
         <w:rPr>
           <w:rFonts w:ascii="Aptos" w:hAnsi="Aptos"/>
-          <w:sz w:val="22"/>
-          <w:szCs w:val="22"/>
+          <w:sz w:val="18"/>
+          <w:szCs w:val="18"/>
           <w:lang w:val="en-GB"/>
         </w:rPr>
       </w:pPr>
       <w:r>
         <w:rPr>
           <w:rFonts w:ascii="Aptos" w:hAnsi="Aptos"/>
-          <w:sz w:val="22"/>
-          <w:szCs w:val="22"/>
-          <w:lang w:val="en-GB"/>
-        </w:rPr>
-        <w:t xml:space="preserve">As stated in the </w:t>
-      </w:r>
-      <w:r>
-        <w:rPr>
-          <w:rFonts w:ascii="Aptos" w:hAnsi="Aptos"/>
-          <w:sz w:val="22"/>
-          <w:szCs w:val="22"/>
-          <w:lang w:val="en-GB"/>
-        </w:rPr>
-        <w:t xml:space="preserve">SoftwareEvaluation.pdf document, for convenience reasons I started to implement an ESP visualization pipeline within </w:t>
+          <w:sz w:val="18"/>
+          <w:szCs w:val="18"/>
+          <w:lang w:val="en-GB"/>
+        </w:rPr>
+        <w:t xml:space="preserve">As stated in the SoftwareEvaluation.pdf document, for convenience reasons I started to implement an ESP visualization pipeline within </w:t>
       </w:r>
       <w:proofErr w:type="spellStart"/>
       <w:r>
         <w:rPr>
           <w:rFonts w:ascii="Aptos" w:hAnsi="Aptos"/>
-          <w:sz w:val="22"/>
-          <w:szCs w:val="22"/>
+          <w:sz w:val="18"/>
+          <w:szCs w:val="18"/>
           <w:lang w:val="en-GB"/>
         </w:rPr>
         <w:t>PyMol</w:t>
@@ -1650,8 +3977,8 @@
       <w:r>
         <w:rPr>
           <w:rFonts w:ascii="Aptos" w:hAnsi="Aptos"/>
-          <w:sz w:val="22"/>
-          <w:szCs w:val="22"/>
+          <w:sz w:val="18"/>
+          <w:szCs w:val="18"/>
           <w:lang w:val="en-GB"/>
         </w:rPr>
         <w:t xml:space="preserve">, it was already installed and I </w:t>
@@ -1659,8 +3986,8 @@
       <w:r>
         <w:rPr>
           <w:rFonts w:ascii="Aptos" w:hAnsi="Aptos"/>
-          <w:sz w:val="22"/>
-          <w:szCs w:val="22"/>
+          <w:sz w:val="18"/>
+          <w:szCs w:val="18"/>
           <w:lang w:val="en-GB"/>
         </w:rPr>
         <w:t>had</w:t>
@@ -1668,8 +3995,8 @@
       <w:r>
         <w:rPr>
           <w:rFonts w:ascii="Aptos" w:hAnsi="Aptos"/>
-          <w:sz w:val="22"/>
-          <w:szCs w:val="22"/>
+          <w:sz w:val="18"/>
+          <w:szCs w:val="18"/>
           <w:lang w:val="en-GB"/>
         </w:rPr>
         <w:t xml:space="preserve"> a brief introduction via the introduction tasks. I then used Claude Cowork it as a software developer, while Ive been testing the implementation and adaptions that were executed.</w:t>
@@ -1679,16 +4006,16 @@
       <w:pPr>
         <w:rPr>
           <w:rFonts w:ascii="Aptos" w:hAnsi="Aptos"/>
-          <w:sz w:val="22"/>
-          <w:szCs w:val="22"/>
+          <w:sz w:val="18"/>
+          <w:szCs w:val="18"/>
           <w:lang w:val="en-GB"/>
         </w:rPr>
       </w:pPr>
       <w:r>
         <w:rPr>
           <w:rFonts w:ascii="Aptos" w:hAnsi="Aptos"/>
-          <w:sz w:val="22"/>
-          <w:szCs w:val="22"/>
+          <w:sz w:val="18"/>
+          <w:szCs w:val="18"/>
           <w:lang w:val="en-GB"/>
         </w:rPr>
         <w:t xml:space="preserve">As the provided electron density </w:t>
@@ -1697,8 +4024,8 @@
       <w:r>
         <w:rPr>
           <w:rFonts w:ascii="Aptos" w:hAnsi="Aptos"/>
-          <w:sz w:val="22"/>
-          <w:szCs w:val="22"/>
+          <w:sz w:val="18"/>
+          <w:szCs w:val="18"/>
           <w:lang w:val="en-GB"/>
         </w:rPr>
         <w:t>td.xyz</w:t>
@@ -1707,8 +4034,8 @@
       <w:r>
         <w:rPr>
           <w:rFonts w:ascii="Aptos" w:hAnsi="Aptos"/>
-          <w:sz w:val="22"/>
-          <w:szCs w:val="22"/>
+          <w:sz w:val="18"/>
+          <w:szCs w:val="18"/>
           <w:lang w:val="en-GB"/>
         </w:rPr>
         <w:t xml:space="preserve"> and electrostatic potential files are not practicable for the visualization, they needed conversion into a shorter format, the Gaussian cube (</w:t>
@@ -1718,28 +4045,17 @@
           <w:rFonts w:ascii="Aptos" w:hAnsi="Aptos"/>
           <w:i/>
           <w:iCs/>
-          <w:sz w:val="22"/>
-          <w:szCs w:val="22"/>
-          <w:lang w:val="en-GB"/>
-        </w:rPr>
-        <w:t>.cube</w:t>
-      </w:r>
-      <w:r>
-        <w:rPr>
-          <w:rFonts w:ascii="Aptos" w:hAnsi="Aptos"/>
-          <w:i/>
-          <w:iCs/>
-          <w:sz w:val="22"/>
-          <w:szCs w:val="22"/>
-          <w:lang w:val="en-GB"/>
-        </w:rPr>
-        <w:t>)</w:t>
-      </w:r>
-      <w:r>
-        <w:rPr>
-          <w:rFonts w:ascii="Aptos" w:hAnsi="Aptos"/>
-          <w:sz w:val="22"/>
-          <w:szCs w:val="22"/>
+          <w:sz w:val="18"/>
+          <w:szCs w:val="18"/>
+          <w:lang w:val="en-GB"/>
+        </w:rPr>
+        <w:t>.cube)</w:t>
+      </w:r>
+      <w:r>
+        <w:rPr>
+          <w:rFonts w:ascii="Aptos" w:hAnsi="Aptos"/>
+          <w:sz w:val="18"/>
+          <w:szCs w:val="18"/>
           <w:lang w:val="en-GB"/>
         </w:rPr>
         <w:t xml:space="preserve"> format.</w:t>
@@ -1747,8 +4063,8 @@
       <w:r>
         <w:rPr>
           <w:rFonts w:ascii="Aptos" w:hAnsi="Aptos"/>
-          <w:sz w:val="22"/>
-          <w:szCs w:val="22"/>
+          <w:sz w:val="18"/>
+          <w:szCs w:val="18"/>
           <w:lang w:val="en-GB"/>
         </w:rPr>
         <w:t xml:space="preserve"> </w:t>
@@ -1756,8 +4072,8 @@
       <w:r>
         <w:rPr>
           <w:rFonts w:ascii="Aptos" w:hAnsi="Aptos"/>
-          <w:sz w:val="22"/>
-          <w:szCs w:val="22"/>
+          <w:sz w:val="18"/>
+          <w:szCs w:val="18"/>
           <w:lang w:val="en-GB"/>
         </w:rPr>
         <w:t>That’s the main purpose of the xyzToCube.py script</w:t>
@@ -1765,37 +4081,38 @@
     </w:p>
     <w:p>
       <w:pPr>
-        <w:rPr>
-          <w:rFonts w:asciiTheme="majorHAnsi" w:hAnsiTheme="majorHAnsi"/>
-          <w:sz w:val="28"/>
-          <w:szCs w:val="28"/>
+        <w:pStyle w:val="berschrift2"/>
+        <w:rPr>
+          <w:sz w:val="24"/>
+          <w:szCs w:val="24"/>
           <w:lang w:val="en-GB"/>
         </w:rPr>
       </w:pPr>
-      <w:r>
-        <w:rPr>
-          <w:rFonts w:asciiTheme="majorHAnsi" w:hAnsiTheme="majorHAnsi"/>
-          <w:sz w:val="28"/>
-          <w:szCs w:val="28"/>
+      <w:bookmarkStart w:id="3" w:name="_Toc239250363"/>
+      <w:r>
+        <w:rPr>
+          <w:sz w:val="24"/>
+          <w:szCs w:val="24"/>
           <w:lang w:val="en-GB"/>
         </w:rPr>
         <w:t>2.1 xyzToCube.py</w:t>
       </w:r>
+      <w:bookmarkEnd w:id="3"/>
     </w:p>
     <w:p>
       <w:pPr>
         <w:rPr>
           <w:rFonts w:ascii="Aptos" w:hAnsi="Aptos"/>
-          <w:sz w:val="22"/>
-          <w:szCs w:val="22"/>
+          <w:sz w:val="18"/>
+          <w:szCs w:val="18"/>
           <w:lang w:val="en-GB"/>
         </w:rPr>
       </w:pPr>
       <w:r>
         <w:rPr>
           <w:rFonts w:ascii="Aptos" w:hAnsi="Aptos"/>
-          <w:sz w:val="22"/>
-          <w:szCs w:val="22"/>
+          <w:sz w:val="18"/>
+          <w:szCs w:val="18"/>
           <w:lang w:val="en-GB"/>
         </w:rPr>
         <w:t xml:space="preserve">Within this script the magic for converting the </w:t>
@@ -1804,8 +4121,8 @@
       <w:r>
         <w:rPr>
           <w:rFonts w:ascii="Aptos" w:hAnsi="Aptos"/>
-          <w:sz w:val="22"/>
-          <w:szCs w:val="22"/>
+          <w:sz w:val="18"/>
+          <w:szCs w:val="18"/>
           <w:lang w:val="en-GB"/>
         </w:rPr>
         <w:t>turbomole</w:t>
@@ -1814,8 +4131,8 @@
       <w:r>
         <w:rPr>
           <w:rFonts w:ascii="Aptos" w:hAnsi="Aptos"/>
-          <w:sz w:val="22"/>
-          <w:szCs w:val="22"/>
+          <w:sz w:val="18"/>
+          <w:szCs w:val="18"/>
           <w:lang w:val="en-GB"/>
         </w:rPr>
         <w:t xml:space="preserve"> </w:t>
@@ -1824,8 +4141,8 @@
       <w:r>
         <w:rPr>
           <w:rFonts w:ascii="Aptos" w:hAnsi="Aptos"/>
-          <w:sz w:val="22"/>
-          <w:szCs w:val="22"/>
+          <w:sz w:val="18"/>
+          <w:szCs w:val="18"/>
           <w:lang w:val="en-GB"/>
         </w:rPr>
         <w:t>pointval</w:t>
@@ -1834,8 +4151,8 @@
       <w:r>
         <w:rPr>
           <w:rFonts w:ascii="Aptos" w:hAnsi="Aptos"/>
-          <w:sz w:val="22"/>
-          <w:szCs w:val="22"/>
+          <w:sz w:val="18"/>
+          <w:szCs w:val="18"/>
           <w:lang w:val="en-GB"/>
         </w:rPr>
         <w:t xml:space="preserve"> grid files to </w:t>
@@ -1844,8 +4161,8 @@
       <w:r>
         <w:rPr>
           <w:rFonts w:ascii="Aptos" w:hAnsi="Aptos"/>
-          <w:sz w:val="22"/>
-          <w:szCs w:val="22"/>
+          <w:sz w:val="18"/>
+          <w:szCs w:val="18"/>
           <w:lang w:val="en-GB"/>
         </w:rPr>
         <w:t>the .cube</w:t>
@@ -1854,8 +4171,8 @@
       <w:r>
         <w:rPr>
           <w:rFonts w:ascii="Aptos" w:hAnsi="Aptos"/>
-          <w:sz w:val="22"/>
-          <w:szCs w:val="22"/>
+          <w:sz w:val="18"/>
+          <w:szCs w:val="18"/>
           <w:lang w:val="en-GB"/>
         </w:rPr>
         <w:t xml:space="preserve"> format is conducted.</w:t>
@@ -1863,8 +4180,8 @@
       <w:r>
         <w:rPr>
           <w:rFonts w:ascii="Aptos" w:hAnsi="Aptos"/>
-          <w:sz w:val="22"/>
-          <w:szCs w:val="22"/>
+          <w:sz w:val="18"/>
+          <w:szCs w:val="18"/>
           <w:lang w:val="en-GB"/>
         </w:rPr>
         <w:t xml:space="preserve"> The provided </w:t>
@@ -1873,8 +4190,8 @@
       <w:r>
         <w:rPr>
           <w:rFonts w:ascii="Aptos" w:hAnsi="Aptos"/>
-          <w:sz w:val="22"/>
-          <w:szCs w:val="22"/>
+          <w:sz w:val="18"/>
+          <w:szCs w:val="18"/>
           <w:lang w:val="en-GB"/>
         </w:rPr>
         <w:t>tp</w:t>
@@ -1883,8 +4200,8 @@
       <w:r>
         <w:rPr>
           <w:rFonts w:ascii="Aptos" w:hAnsi="Aptos"/>
-          <w:sz w:val="22"/>
-          <w:szCs w:val="22"/>
+          <w:sz w:val="18"/>
+          <w:szCs w:val="18"/>
           <w:lang w:val="en-GB"/>
         </w:rPr>
         <w:t xml:space="preserve"> and </w:t>
@@ -1893,8 +4210,8 @@
       <w:r>
         <w:rPr>
           <w:rFonts w:ascii="Aptos" w:hAnsi="Aptos"/>
-          <w:sz w:val="22"/>
-          <w:szCs w:val="22"/>
+          <w:sz w:val="18"/>
+          <w:szCs w:val="18"/>
           <w:lang w:val="en-GB"/>
         </w:rPr>
         <w:t>td.xyz</w:t>
@@ -1903,8 +4220,8 @@
       <w:r>
         <w:rPr>
           <w:rFonts w:ascii="Aptos" w:hAnsi="Aptos"/>
-          <w:sz w:val="22"/>
-          <w:szCs w:val="22"/>
+          <w:sz w:val="18"/>
+          <w:szCs w:val="18"/>
           <w:lang w:val="en-GB"/>
         </w:rPr>
         <w:t xml:space="preserve"> files carry </w:t>
@@ -1912,8 +4229,8 @@
       <w:r>
         <w:rPr>
           <w:rFonts w:ascii="Aptos" w:hAnsi="Aptos"/>
-          <w:sz w:val="22"/>
-          <w:szCs w:val="22"/>
+          <w:sz w:val="18"/>
+          <w:szCs w:val="18"/>
           <w:lang w:val="en-GB"/>
         </w:rPr>
         <w:t xml:space="preserve">the information about the electron density and the potential at each point in the grid, stored with the full coordinates of the grid. </w:t>
@@ -1923,16 +4240,16 @@
       <w:pPr>
         <w:rPr>
           <w:rFonts w:ascii="Aptos" w:hAnsi="Aptos"/>
-          <w:sz w:val="22"/>
-          <w:szCs w:val="22"/>
+          <w:sz w:val="18"/>
+          <w:szCs w:val="18"/>
           <w:lang w:val="en-GB"/>
         </w:rPr>
       </w:pPr>
       <w:r>
         <w:rPr>
           <w:rFonts w:ascii="Aptos" w:hAnsi="Aptos"/>
-          <w:sz w:val="22"/>
-          <w:szCs w:val="22"/>
+          <w:sz w:val="18"/>
+          <w:szCs w:val="18"/>
           <w:lang w:val="en-GB"/>
         </w:rPr>
         <w:t xml:space="preserve">The grid in the provided benzene (bromobenzene, </w:t>
@@ -1941,8 +4258,8 @@
       <w:r>
         <w:rPr>
           <w:rFonts w:ascii="Aptos" w:hAnsi="Aptos"/>
-          <w:sz w:val="22"/>
-          <w:szCs w:val="22"/>
+          <w:sz w:val="18"/>
+          <w:szCs w:val="18"/>
           <w:lang w:val="en-GB"/>
         </w:rPr>
         <w:t>iodobenzene</w:t>
@@ -1951,8 +4268,8 @@
       <w:r>
         <w:rPr>
           <w:rFonts w:ascii="Aptos" w:hAnsi="Aptos"/>
-          <w:sz w:val="22"/>
-          <w:szCs w:val="22"/>
+          <w:sz w:val="18"/>
+          <w:szCs w:val="18"/>
           <w:lang w:val="en-GB"/>
         </w:rPr>
         <w:t xml:space="preserve"> and chlorobenzene) files ranges from -</w:t>
@@ -1961,8 +4278,8 @@
       <w:r>
         <w:rPr>
           <w:rFonts w:ascii="Aptos" w:hAnsi="Aptos"/>
-          <w:sz w:val="22"/>
-          <w:szCs w:val="22"/>
+          <w:sz w:val="18"/>
+          <w:szCs w:val="18"/>
           <w:lang w:val="en-GB"/>
         </w:rPr>
         <w:t>15,-15,-</w:t>
@@ -1971,8 +4288,8 @@
       <w:r>
         <w:rPr>
           <w:rFonts w:ascii="Aptos" w:hAnsi="Aptos"/>
-          <w:sz w:val="22"/>
-          <w:szCs w:val="22"/>
+          <w:sz w:val="18"/>
+          <w:szCs w:val="18"/>
           <w:lang w:val="en-GB"/>
         </w:rPr>
         <w:t xml:space="preserve">15 to 15,15,15 with a step size of 0.12 Bohr. For every grid point all three coordinates are </w:t>
@@ -1980,8 +4297,8 @@
       <w:r>
         <w:rPr>
           <w:rFonts w:ascii="Aptos" w:hAnsi="Aptos"/>
-          <w:sz w:val="22"/>
-          <w:szCs w:val="22"/>
+          <w:sz w:val="18"/>
+          <w:szCs w:val="18"/>
           <w:lang w:val="en-GB"/>
         </w:rPr>
         <w:t xml:space="preserve">exclusively stored, which makes up to </w:t>
@@ -1989,62 +4306,17 @@
       <w:r>
         <w:rPr>
           <w:rFonts w:ascii="Aptos" w:hAnsi="Aptos"/>
-          <w:sz w:val="22"/>
-          <w:szCs w:val="22"/>
-          <w:lang w:val="en-GB"/>
-        </w:rPr>
-        <w:t>15</w:t>
-      </w:r>
-      <w:r>
-        <w:rPr>
-          <w:rFonts w:ascii="Aptos" w:hAnsi="Aptos"/>
-          <w:sz w:val="22"/>
-          <w:szCs w:val="22"/>
-          <w:lang w:val="en-GB"/>
-        </w:rPr>
-        <w:t>.</w:t>
-      </w:r>
-      <w:r>
-        <w:rPr>
-          <w:rFonts w:ascii="Aptos" w:hAnsi="Aptos"/>
-          <w:sz w:val="22"/>
-          <w:szCs w:val="22"/>
-          <w:lang w:val="en-GB"/>
-        </w:rPr>
-        <w:t>813</w:t>
-      </w:r>
-      <w:r>
-        <w:rPr>
-          <w:rFonts w:ascii="Aptos" w:hAnsi="Aptos"/>
-          <w:sz w:val="22"/>
-          <w:szCs w:val="22"/>
-          <w:lang w:val="en-GB"/>
-        </w:rPr>
-        <w:t>.</w:t>
-      </w:r>
-      <w:r>
-        <w:rPr>
-          <w:rFonts w:ascii="Aptos" w:hAnsi="Aptos"/>
-          <w:sz w:val="22"/>
-          <w:szCs w:val="22"/>
-          <w:lang w:val="en-GB"/>
-        </w:rPr>
-        <w:t>251</w:t>
-      </w:r>
-      <w:r>
-        <w:rPr>
-          <w:rFonts w:ascii="Aptos" w:hAnsi="Aptos"/>
-          <w:sz w:val="22"/>
-          <w:szCs w:val="22"/>
-          <w:lang w:val="en-GB"/>
-        </w:rPr>
-        <w:t xml:space="preserve"> </w:t>
-      </w:r>
-      <w:r>
-        <w:rPr>
-          <w:rFonts w:ascii="Aptos" w:hAnsi="Aptos"/>
-          <w:sz w:val="22"/>
-          <w:szCs w:val="22"/>
+          <w:sz w:val="18"/>
+          <w:szCs w:val="18"/>
+          <w:lang w:val="en-GB"/>
+        </w:rPr>
+        <w:t xml:space="preserve">15.813.251 </w:t>
+      </w:r>
+      <w:r>
+        <w:rPr>
+          <w:rFonts w:ascii="Aptos" w:hAnsi="Aptos"/>
+          <w:sz w:val="18"/>
+          <w:szCs w:val="18"/>
           <w:lang w:val="en-GB"/>
         </w:rPr>
         <w:t>lines and a file size of 1.2</w:t>
@@ -2052,8 +4324,8 @@
       <w:r>
         <w:rPr>
           <w:rFonts w:ascii="Aptos" w:hAnsi="Aptos"/>
-          <w:sz w:val="22"/>
-          <w:szCs w:val="22"/>
+          <w:sz w:val="18"/>
+          <w:szCs w:val="18"/>
           <w:lang w:val="en-GB"/>
         </w:rPr>
         <w:t>5</w:t>
@@ -2061,8 +4333,8 @@
       <w:r>
         <w:rPr>
           <w:rFonts w:ascii="Aptos" w:hAnsi="Aptos"/>
-          <w:sz w:val="22"/>
-          <w:szCs w:val="22"/>
+          <w:sz w:val="18"/>
+          <w:szCs w:val="18"/>
           <w:lang w:val="en-GB"/>
         </w:rPr>
         <w:t>GB. A cube file therefor only saves the important values (density and potential) with an implicit grid.</w:t>
@@ -2072,16 +4344,16 @@
       <w:pPr>
         <w:rPr>
           <w:rFonts w:ascii="Aptos" w:hAnsi="Aptos"/>
-          <w:sz w:val="22"/>
-          <w:szCs w:val="22"/>
+          <w:sz w:val="18"/>
+          <w:szCs w:val="18"/>
           <w:lang w:val="en-GB"/>
         </w:rPr>
       </w:pPr>
       <w:r>
         <w:rPr>
           <w:rFonts w:ascii="Aptos" w:hAnsi="Aptos"/>
-          <w:sz w:val="22"/>
-          <w:szCs w:val="22"/>
+          <w:sz w:val="18"/>
+          <w:szCs w:val="18"/>
           <w:lang w:val="en-GB"/>
         </w:rPr>
         <w:t>The grid in the provided pyridine derivate files ranges from -</w:t>
@@ -2090,8 +4362,8 @@
       <w:r>
         <w:rPr>
           <w:rFonts w:ascii="Aptos" w:hAnsi="Aptos"/>
-          <w:sz w:val="22"/>
-          <w:szCs w:val="22"/>
+          <w:sz w:val="18"/>
+          <w:szCs w:val="18"/>
           <w:lang w:val="en-GB"/>
         </w:rPr>
         <w:t>20,-20,-</w:t>
@@ -2100,8 +4372,8 @@
       <w:r>
         <w:rPr>
           <w:rFonts w:ascii="Aptos" w:hAnsi="Aptos"/>
-          <w:sz w:val="22"/>
-          <w:szCs w:val="22"/>
+          <w:sz w:val="18"/>
+          <w:szCs w:val="18"/>
           <w:lang w:val="en-GB"/>
         </w:rPr>
         <w:t xml:space="preserve">20 to 20,20,20 with a step size of 0.16 Bohr. Which also makes up to </w:t>
@@ -2109,62 +4381,17 @@
       <w:r>
         <w:rPr>
           <w:rFonts w:ascii="Aptos" w:hAnsi="Aptos"/>
-          <w:sz w:val="22"/>
-          <w:szCs w:val="22"/>
-          <w:lang w:val="en-GB"/>
-        </w:rPr>
-        <w:t>15</w:t>
-      </w:r>
-      <w:r>
-        <w:rPr>
-          <w:rFonts w:ascii="Aptos" w:hAnsi="Aptos"/>
-          <w:sz w:val="22"/>
-          <w:szCs w:val="22"/>
-          <w:lang w:val="en-GB"/>
-        </w:rPr>
-        <w:t>.</w:t>
-      </w:r>
-      <w:r>
-        <w:rPr>
-          <w:rFonts w:ascii="Aptos" w:hAnsi="Aptos"/>
-          <w:sz w:val="22"/>
-          <w:szCs w:val="22"/>
-          <w:lang w:val="en-GB"/>
-        </w:rPr>
-        <w:t>813</w:t>
-      </w:r>
-      <w:r>
-        <w:rPr>
-          <w:rFonts w:ascii="Aptos" w:hAnsi="Aptos"/>
-          <w:sz w:val="22"/>
-          <w:szCs w:val="22"/>
-          <w:lang w:val="en-GB"/>
-        </w:rPr>
-        <w:t>.</w:t>
-      </w:r>
-      <w:r>
-        <w:rPr>
-          <w:rFonts w:ascii="Aptos" w:hAnsi="Aptos"/>
-          <w:sz w:val="22"/>
-          <w:szCs w:val="22"/>
-          <w:lang w:val="en-GB"/>
-        </w:rPr>
-        <w:t>251</w:t>
-      </w:r>
-      <w:r>
-        <w:rPr>
-          <w:rFonts w:ascii="Aptos" w:hAnsi="Aptos"/>
-          <w:sz w:val="22"/>
-          <w:szCs w:val="22"/>
-          <w:lang w:val="en-GB"/>
-        </w:rPr>
-        <w:t xml:space="preserve"> </w:t>
-      </w:r>
-      <w:r>
-        <w:rPr>
-          <w:rFonts w:ascii="Aptos" w:hAnsi="Aptos"/>
-          <w:sz w:val="22"/>
-          <w:szCs w:val="22"/>
+          <w:sz w:val="18"/>
+          <w:szCs w:val="18"/>
+          <w:lang w:val="en-GB"/>
+        </w:rPr>
+        <w:t xml:space="preserve">15.813.251 </w:t>
+      </w:r>
+      <w:r>
+        <w:rPr>
+          <w:rFonts w:ascii="Aptos" w:hAnsi="Aptos"/>
+          <w:sz w:val="18"/>
+          <w:szCs w:val="18"/>
           <w:lang w:val="en-GB"/>
         </w:rPr>
         <w:t>lines and a file size of 1.2</w:t>
@@ -2172,8 +4399,8 @@
       <w:r>
         <w:rPr>
           <w:rFonts w:ascii="Aptos" w:hAnsi="Aptos"/>
-          <w:sz w:val="22"/>
-          <w:szCs w:val="22"/>
+          <w:sz w:val="18"/>
+          <w:szCs w:val="18"/>
           <w:lang w:val="en-GB"/>
         </w:rPr>
         <w:t>5</w:t>
@@ -2181,8 +4408,8 @@
       <w:r>
         <w:rPr>
           <w:rFonts w:ascii="Aptos" w:hAnsi="Aptos"/>
-          <w:sz w:val="22"/>
-          <w:szCs w:val="22"/>
+          <w:sz w:val="18"/>
+          <w:szCs w:val="18"/>
           <w:lang w:val="en-GB"/>
         </w:rPr>
         <w:t>GB.</w:t>
@@ -2192,16 +4419,16 @@
       <w:pPr>
         <w:rPr>
           <w:rFonts w:ascii="Aptos" w:hAnsi="Aptos"/>
-          <w:sz w:val="22"/>
-          <w:szCs w:val="22"/>
+          <w:sz w:val="18"/>
+          <w:szCs w:val="18"/>
           <w:lang w:val="en-GB"/>
         </w:rPr>
       </w:pPr>
       <w:r>
         <w:rPr>
           <w:rFonts w:ascii="Aptos" w:hAnsi="Aptos"/>
-          <w:sz w:val="22"/>
-          <w:szCs w:val="22"/>
+          <w:sz w:val="18"/>
+          <w:szCs w:val="18"/>
           <w:lang w:val="en-GB"/>
         </w:rPr>
         <w:t>The conversion to Gaussian cube files, storing the grid implicitly saves of the coordinates and therefor shrinks the file size to 205 MB.</w:t>
@@ -2209,33 +4436,38 @@
     </w:p>
     <w:p>
       <w:pPr>
-        <w:rPr>
-          <w:rFonts w:asciiTheme="majorHAnsi" w:hAnsiTheme="majorHAnsi"/>
+        <w:pStyle w:val="berschrift3"/>
+        <w:rPr>
+          <w:sz w:val="22"/>
+          <w:szCs w:val="22"/>
           <w:lang w:val="en-GB"/>
         </w:rPr>
       </w:pPr>
-      <w:r>
-        <w:rPr>
-          <w:rFonts w:asciiTheme="majorHAnsi" w:hAnsiTheme="majorHAnsi"/>
+      <w:bookmarkStart w:id="4" w:name="_Toc239250364"/>
+      <w:r>
+        <w:rPr>
+          <w:sz w:val="22"/>
+          <w:szCs w:val="22"/>
           <w:lang w:val="en-GB"/>
         </w:rPr>
         <w:t>2.1.1 Converting units</w:t>
       </w:r>
+      <w:bookmarkEnd w:id="4"/>
     </w:p>
     <w:p>
       <w:pPr>
         <w:rPr>
           <w:rFonts w:ascii="Aptos" w:hAnsi="Aptos"/>
-          <w:sz w:val="22"/>
-          <w:szCs w:val="22"/>
+          <w:sz w:val="18"/>
+          <w:szCs w:val="18"/>
           <w:lang w:val="en-GB"/>
         </w:rPr>
       </w:pPr>
       <w:r>
         <w:rPr>
           <w:rFonts w:ascii="Aptos" w:hAnsi="Aptos"/>
-          <w:sz w:val="22"/>
-          <w:szCs w:val="22"/>
+          <w:sz w:val="18"/>
+          <w:szCs w:val="18"/>
           <w:lang w:val="en-GB"/>
         </w:rPr>
         <w:t>Another point that this script resolves</w:t>
@@ -2243,8 +4475,8 @@
       <w:r>
         <w:rPr>
           <w:rFonts w:ascii="Aptos" w:hAnsi="Aptos"/>
-          <w:sz w:val="22"/>
-          <w:szCs w:val="22"/>
+          <w:sz w:val="18"/>
+          <w:szCs w:val="18"/>
           <w:lang w:val="en-GB"/>
         </w:rPr>
         <w:t>,</w:t>
@@ -2252,8 +4484,8 @@
       <w:r>
         <w:rPr>
           <w:rFonts w:ascii="Aptos" w:hAnsi="Aptos"/>
-          <w:sz w:val="22"/>
-          <w:szCs w:val="22"/>
+          <w:sz w:val="18"/>
+          <w:szCs w:val="18"/>
           <w:lang w:val="en-GB"/>
         </w:rPr>
         <w:t xml:space="preserve"> is that the most structure files come in </w:t>
@@ -2262,27 +4494,18 @@
       <w:r>
         <w:rPr>
           <w:rFonts w:ascii="Aptos" w:hAnsi="Aptos"/>
-          <w:sz w:val="22"/>
-          <w:szCs w:val="22"/>
-          <w:lang w:val="en-GB"/>
-        </w:rPr>
-        <w:t>Å</w:t>
-      </w:r>
-      <w:r>
-        <w:rPr>
-          <w:rFonts w:ascii="Aptos" w:hAnsi="Aptos"/>
-          <w:sz w:val="22"/>
-          <w:szCs w:val="22"/>
-          <w:lang w:val="en-GB"/>
-        </w:rPr>
-        <w:t>ngstrom</w:t>
+          <w:sz w:val="18"/>
+          <w:szCs w:val="18"/>
+          <w:lang w:val="en-GB"/>
+        </w:rPr>
+        <w:t>Ångstrom</w:t>
       </w:r>
       <w:proofErr w:type="spellEnd"/>
       <w:r>
         <w:rPr>
           <w:rFonts w:ascii="Aptos" w:hAnsi="Aptos"/>
-          <w:sz w:val="22"/>
-          <w:szCs w:val="22"/>
+          <w:sz w:val="18"/>
+          <w:szCs w:val="18"/>
           <w:lang w:val="en-GB"/>
         </w:rPr>
         <w:t>, therefor they need a conversion constant from ANGSTROM_</w:t>
@@ -2290,8 +4513,8 @@
       <w:r>
         <w:rPr>
           <w:rFonts w:ascii="Aptos" w:hAnsi="Aptos"/>
-          <w:sz w:val="22"/>
-          <w:szCs w:val="22"/>
+          <w:sz w:val="18"/>
+          <w:szCs w:val="18"/>
           <w:lang w:val="en-GB"/>
         </w:rPr>
         <w:t>PER</w:t>
@@ -2299,8 +4522,8 @@
       <w:r>
         <w:rPr>
           <w:rFonts w:ascii="Aptos" w:hAnsi="Aptos"/>
-          <w:sz w:val="22"/>
-          <w:szCs w:val="22"/>
+          <w:sz w:val="18"/>
+          <w:szCs w:val="18"/>
           <w:lang w:val="en-GB"/>
         </w:rPr>
         <w:t>_BOHR, which is outsourced to a second constants.py script, where they are imported from.</w:t>
@@ -2310,16 +4533,16 @@
       <w:pPr>
         <w:rPr>
           <w:rFonts w:ascii="Aptos" w:hAnsi="Aptos"/>
-          <w:sz w:val="22"/>
-          <w:szCs w:val="22"/>
+          <w:sz w:val="18"/>
+          <w:szCs w:val="18"/>
           <w:lang w:val="en-GB"/>
         </w:rPr>
       </w:pPr>
       <w:r>
         <w:rPr>
           <w:rFonts w:ascii="Aptos" w:hAnsi="Aptos"/>
-          <w:sz w:val="22"/>
-          <w:szCs w:val="22"/>
+          <w:sz w:val="18"/>
+          <w:szCs w:val="18"/>
           <w:lang w:val="en-GB"/>
         </w:rPr>
         <w:t xml:space="preserve">The workflow was implemented with all 3 common types of structural formats. </w:t>
@@ -2328,8 +4551,8 @@
       <w:r>
         <w:rPr>
           <w:rFonts w:ascii="Aptos" w:hAnsi="Aptos"/>
-          <w:sz w:val="22"/>
-          <w:szCs w:val="22"/>
+          <w:sz w:val="18"/>
+          <w:szCs w:val="18"/>
           <w:lang w:val="en-GB"/>
         </w:rPr>
         <w:t>The .mol</w:t>
@@ -2338,8 +4561,8 @@
       <w:r>
         <w:rPr>
           <w:rFonts w:ascii="Aptos" w:hAnsi="Aptos"/>
-          <w:sz w:val="22"/>
-          <w:szCs w:val="22"/>
+          <w:sz w:val="18"/>
+          <w:szCs w:val="18"/>
           <w:lang w:val="en-GB"/>
         </w:rPr>
         <w:t>, the .</w:t>
@@ -2348,8 +4571,8 @@
       <w:r>
         <w:rPr>
           <w:rFonts w:ascii="Aptos" w:hAnsi="Aptos"/>
-          <w:sz w:val="22"/>
-          <w:szCs w:val="22"/>
+          <w:sz w:val="18"/>
+          <w:szCs w:val="18"/>
           <w:lang w:val="en-GB"/>
         </w:rPr>
         <w:t>sdf</w:t>
@@ -2358,8 +4581,8 @@
       <w:r>
         <w:rPr>
           <w:rFonts w:ascii="Aptos" w:hAnsi="Aptos"/>
-          <w:sz w:val="22"/>
-          <w:szCs w:val="22"/>
+          <w:sz w:val="18"/>
+          <w:szCs w:val="18"/>
           <w:lang w:val="en-GB"/>
         </w:rPr>
         <w:t xml:space="preserve"> and the .</w:t>
@@ -2368,8 +4591,8 @@
       <w:r>
         <w:rPr>
           <w:rFonts w:ascii="Aptos" w:hAnsi="Aptos"/>
-          <w:sz w:val="22"/>
-          <w:szCs w:val="22"/>
+          <w:sz w:val="18"/>
+          <w:szCs w:val="18"/>
           <w:lang w:val="en-GB"/>
         </w:rPr>
         <w:t>xyz</w:t>
@@ -2378,8 +4601,8 @@
       <w:r>
         <w:rPr>
           <w:rFonts w:ascii="Aptos" w:hAnsi="Aptos"/>
-          <w:sz w:val="22"/>
-          <w:szCs w:val="22"/>
+          <w:sz w:val="18"/>
+          <w:szCs w:val="18"/>
           <w:lang w:val="en-GB"/>
         </w:rPr>
         <w:t xml:space="preserve"> file formats are </w:t>
@@ -2388,8 +4611,8 @@
       <w:r>
         <w:rPr>
           <w:rFonts w:ascii="Aptos" w:hAnsi="Aptos"/>
-          <w:sz w:val="22"/>
-          <w:szCs w:val="22"/>
+          <w:sz w:val="18"/>
+          <w:szCs w:val="18"/>
           <w:lang w:val="en-GB"/>
         </w:rPr>
         <w:t>accepted</w:t>
@@ -2398,8 +4621,8 @@
       <w:r>
         <w:rPr>
           <w:rFonts w:ascii="Aptos" w:hAnsi="Aptos"/>
-          <w:sz w:val="22"/>
-          <w:szCs w:val="22"/>
+          <w:sz w:val="18"/>
+          <w:szCs w:val="18"/>
           <w:lang w:val="en-GB"/>
         </w:rPr>
         <w:t xml:space="preserve"> and the pipeline can handle them. The </w:t>
@@ -2408,8 +4631,8 @@
       <w:r>
         <w:rPr>
           <w:rFonts w:ascii="Aptos" w:hAnsi="Aptos"/>
-          <w:sz w:val="22"/>
-          <w:szCs w:val="22"/>
+          <w:sz w:val="18"/>
+          <w:szCs w:val="18"/>
           <w:lang w:val="en-GB"/>
         </w:rPr>
         <w:t>provided .</w:t>
@@ -2418,8 +4641,8 @@
       <w:r>
         <w:rPr>
           <w:rFonts w:ascii="Aptos" w:hAnsi="Aptos"/>
-          <w:sz w:val="22"/>
-          <w:szCs w:val="22"/>
+          <w:sz w:val="18"/>
+          <w:szCs w:val="18"/>
           <w:lang w:val="en-GB"/>
         </w:rPr>
         <w:t>xyz</w:t>
@@ -2429,8 +4652,8 @@
       <w:r>
         <w:rPr>
           <w:rFonts w:ascii="Aptos" w:hAnsi="Aptos"/>
-          <w:sz w:val="22"/>
-          <w:szCs w:val="22"/>
+          <w:sz w:val="18"/>
+          <w:szCs w:val="18"/>
           <w:lang w:val="en-GB"/>
         </w:rPr>
         <w:t xml:space="preserve"> structural files come in </w:t>
@@ -2439,27 +4662,18 @@
       <w:r>
         <w:rPr>
           <w:rFonts w:ascii="Aptos" w:hAnsi="Aptos"/>
-          <w:sz w:val="22"/>
-          <w:szCs w:val="22"/>
-          <w:lang w:val="en-GB"/>
-        </w:rPr>
-        <w:t>Å</w:t>
-      </w:r>
-      <w:r>
-        <w:rPr>
-          <w:rFonts w:ascii="Aptos" w:hAnsi="Aptos"/>
-          <w:sz w:val="22"/>
-          <w:szCs w:val="22"/>
-          <w:lang w:val="en-GB"/>
-        </w:rPr>
-        <w:t>ngstrom</w:t>
+          <w:sz w:val="18"/>
+          <w:szCs w:val="18"/>
+          <w:lang w:val="en-GB"/>
+        </w:rPr>
+        <w:t>Ångstrom</w:t>
       </w:r>
       <w:proofErr w:type="spellEnd"/>
       <w:r>
         <w:rPr>
           <w:rFonts w:ascii="Aptos" w:hAnsi="Aptos"/>
-          <w:sz w:val="22"/>
-          <w:szCs w:val="22"/>
+          <w:sz w:val="18"/>
+          <w:szCs w:val="18"/>
           <w:lang w:val="en-GB"/>
         </w:rPr>
         <w:t xml:space="preserve">, so they need this conversion, if someone uses different structure files in the </w:t>
@@ -2467,8 +4681,8 @@
       <w:r>
         <w:rPr>
           <w:rFonts w:ascii="Aptos" w:hAnsi="Aptos"/>
-          <w:sz w:val="22"/>
-          <w:szCs w:val="22"/>
+          <w:sz w:val="18"/>
+          <w:szCs w:val="18"/>
           <w:lang w:val="en-GB"/>
         </w:rPr>
         <w:t>Bohr</w:t>
@@ -2476,8 +4690,8 @@
       <w:r>
         <w:rPr>
           <w:rFonts w:ascii="Aptos" w:hAnsi="Aptos"/>
-          <w:sz w:val="22"/>
-          <w:szCs w:val="22"/>
+          <w:sz w:val="18"/>
+          <w:szCs w:val="18"/>
           <w:lang w:val="en-GB"/>
         </w:rPr>
         <w:t xml:space="preserve"> format, they are </w:t>
@@ -2485,8 +4699,8 @@
       <w:r>
         <w:rPr>
           <w:rFonts w:ascii="Aptos" w:hAnsi="Aptos"/>
-          <w:sz w:val="22"/>
-          <w:szCs w:val="22"/>
+          <w:sz w:val="18"/>
+          <w:szCs w:val="18"/>
           <w:lang w:val="en-GB"/>
         </w:rPr>
         <w:t xml:space="preserve">not </w:t>
@@ -2494,8 +4708,8 @@
       <w:r>
         <w:rPr>
           <w:rFonts w:ascii="Aptos" w:hAnsi="Aptos"/>
-          <w:sz w:val="22"/>
-          <w:szCs w:val="22"/>
+          <w:sz w:val="18"/>
+          <w:szCs w:val="18"/>
           <w:lang w:val="en-GB"/>
         </w:rPr>
         <w:t>converted</w:t>
@@ -2503,8 +4717,8 @@
       <w:r>
         <w:rPr>
           <w:rFonts w:ascii="Aptos" w:hAnsi="Aptos"/>
-          <w:sz w:val="22"/>
-          <w:szCs w:val="22"/>
+          <w:sz w:val="18"/>
+          <w:szCs w:val="18"/>
           <w:lang w:val="en-GB"/>
         </w:rPr>
         <w:t xml:space="preserve"> </w:t>
@@ -2512,8 +4726,8 @@
       <w:r>
         <w:rPr>
           <w:rFonts w:ascii="Aptos" w:hAnsi="Aptos"/>
-          <w:sz w:val="22"/>
-          <w:szCs w:val="22"/>
+          <w:sz w:val="18"/>
+          <w:szCs w:val="18"/>
           <w:lang w:val="en-GB"/>
         </w:rPr>
         <w:t>and left untouched</w:t>
@@ -2521,8 +4735,8 @@
       <w:r>
         <w:rPr>
           <w:rFonts w:ascii="Aptos" w:hAnsi="Aptos"/>
-          <w:sz w:val="22"/>
-          <w:szCs w:val="22"/>
+          <w:sz w:val="18"/>
+          <w:szCs w:val="18"/>
           <w:lang w:val="en-GB"/>
         </w:rPr>
         <w:t>.</w:t>
@@ -2530,8 +4744,8 @@
       <w:r>
         <w:rPr>
           <w:rFonts w:ascii="Aptos" w:hAnsi="Aptos"/>
-          <w:sz w:val="22"/>
-          <w:szCs w:val="22"/>
+          <w:sz w:val="18"/>
+          <w:szCs w:val="18"/>
           <w:lang w:val="en-GB"/>
         </w:rPr>
         <w:t xml:space="preserve"> Line 201-250 in the script.</w:t>
@@ -2539,14 +4753,18 @@
     </w:p>
     <w:p>
       <w:pPr>
-        <w:rPr>
-          <w:rFonts w:asciiTheme="majorHAnsi" w:hAnsiTheme="majorHAnsi"/>
+        <w:pStyle w:val="berschrift3"/>
+        <w:rPr>
+          <w:sz w:val="22"/>
+          <w:szCs w:val="22"/>
           <w:lang w:val="en-GB"/>
         </w:rPr>
       </w:pPr>
-      <w:r>
-        <w:rPr>
-          <w:rFonts w:asciiTheme="majorHAnsi" w:hAnsiTheme="majorHAnsi"/>
+      <w:bookmarkStart w:id="5" w:name="_Toc239250365"/>
+      <w:r>
+        <w:rPr>
+          <w:sz w:val="22"/>
+          <w:szCs w:val="22"/>
           <w:lang w:val="en-GB"/>
         </w:rPr>
         <w:t xml:space="preserve">2.1.2 Reading the </w:t>
@@ -2554,7 +4772,8 @@
       <w:proofErr w:type="spellStart"/>
       <w:r>
         <w:rPr>
-          <w:rFonts w:asciiTheme="majorHAnsi" w:hAnsiTheme="majorHAnsi"/>
+          <w:sz w:val="22"/>
+          <w:szCs w:val="22"/>
           <w:lang w:val="en-GB"/>
         </w:rPr>
         <w:t>Turbomole</w:t>
@@ -2562,26 +4781,28 @@
       <w:proofErr w:type="spellEnd"/>
       <w:r>
         <w:rPr>
-          <w:rFonts w:asciiTheme="majorHAnsi" w:hAnsiTheme="majorHAnsi"/>
+          <w:sz w:val="22"/>
+          <w:szCs w:val="22"/>
           <w:lang w:val="en-GB"/>
         </w:rPr>
         <w:t xml:space="preserve"> grid file</w:t>
       </w:r>
+      <w:bookmarkEnd w:id="5"/>
     </w:p>
     <w:p>
       <w:pPr>
         <w:rPr>
           <w:rFonts w:ascii="Aptos" w:hAnsi="Aptos"/>
-          <w:sz w:val="22"/>
-          <w:szCs w:val="22"/>
+          <w:sz w:val="18"/>
+          <w:szCs w:val="18"/>
           <w:lang w:val="en-GB"/>
         </w:rPr>
       </w:pPr>
       <w:r>
         <w:rPr>
           <w:rFonts w:ascii="Aptos" w:hAnsi="Aptos"/>
-          <w:sz w:val="22"/>
-          <w:szCs w:val="22"/>
+          <w:sz w:val="18"/>
+          <w:szCs w:val="18"/>
           <w:lang w:val="en-GB"/>
         </w:rPr>
         <w:t xml:space="preserve">From line 251 the reading of the </w:t>
@@ -2590,8 +4811,8 @@
       <w:r>
         <w:rPr>
           <w:rFonts w:ascii="Aptos" w:hAnsi="Aptos"/>
-          <w:sz w:val="22"/>
-          <w:szCs w:val="22"/>
+          <w:sz w:val="18"/>
+          <w:szCs w:val="18"/>
           <w:lang w:val="en-GB"/>
         </w:rPr>
         <w:t>Turbomole</w:t>
@@ -2600,8 +4821,8 @@
       <w:r>
         <w:rPr>
           <w:rFonts w:ascii="Aptos" w:hAnsi="Aptos"/>
-          <w:sz w:val="22"/>
-          <w:szCs w:val="22"/>
+          <w:sz w:val="18"/>
+          <w:szCs w:val="18"/>
           <w:lang w:val="en-GB"/>
         </w:rPr>
         <w:t xml:space="preserve"> file starts, it essentially reads in the file as chunks of data (16MB at once, defined with the CHUNK_BYTES constant). It first parses the header to get the needed information for the generated .cube file header and then reads in the values of the density and </w:t>
@@ -2609,8 +4830,8 @@
       <w:r>
         <w:rPr>
           <w:rFonts w:ascii="Aptos" w:hAnsi="Aptos"/>
-          <w:sz w:val="22"/>
-          <w:szCs w:val="22"/>
+          <w:sz w:val="18"/>
+          <w:szCs w:val="18"/>
           <w:lang w:val="en-GB"/>
         </w:rPr>
         <w:t>the potential.</w:t>
@@ -2618,33 +4839,38 @@
     </w:p>
     <w:p>
       <w:pPr>
-        <w:rPr>
-          <w:rFonts w:asciiTheme="majorHAnsi" w:hAnsiTheme="majorHAnsi"/>
+        <w:pStyle w:val="berschrift3"/>
+        <w:rPr>
+          <w:sz w:val="22"/>
+          <w:szCs w:val="22"/>
           <w:lang w:val="en-GB"/>
         </w:rPr>
       </w:pPr>
-      <w:r>
-        <w:rPr>
-          <w:rFonts w:asciiTheme="majorHAnsi" w:hAnsiTheme="majorHAnsi"/>
+      <w:bookmarkStart w:id="6" w:name="_Toc239250366"/>
+      <w:r>
+        <w:rPr>
+          <w:sz w:val="22"/>
+          <w:szCs w:val="22"/>
           <w:lang w:val="en-GB"/>
         </w:rPr>
         <w:t>2.1.3 Writing the cube file</w:t>
       </w:r>
+      <w:bookmarkEnd w:id="6"/>
     </w:p>
     <w:p>
       <w:pPr>
         <w:rPr>
           <w:rFonts w:ascii="Aptos" w:hAnsi="Aptos"/>
-          <w:sz w:val="22"/>
-          <w:szCs w:val="22"/>
+          <w:sz w:val="18"/>
+          <w:szCs w:val="18"/>
           <w:lang w:val="en-GB"/>
         </w:rPr>
       </w:pPr>
       <w:r>
         <w:rPr>
           <w:rFonts w:ascii="Aptos" w:hAnsi="Aptos"/>
-          <w:sz w:val="22"/>
-          <w:szCs w:val="22"/>
+          <w:sz w:val="18"/>
+          <w:szCs w:val="18"/>
           <w:lang w:val="en-GB"/>
         </w:rPr>
         <w:t xml:space="preserve">For security reasons, the file is </w:t>
@@ -2653,8 +4879,8 @@
       <w:r>
         <w:rPr>
           <w:rFonts w:ascii="Aptos" w:hAnsi="Aptos"/>
-          <w:sz w:val="22"/>
-          <w:szCs w:val="22"/>
+          <w:sz w:val="18"/>
+          <w:szCs w:val="18"/>
           <w:lang w:val="en-GB"/>
         </w:rPr>
         <w:t>named .</w:t>
@@ -2663,8 +4889,8 @@
       <w:r>
         <w:rPr>
           <w:rFonts w:ascii="Aptos" w:hAnsi="Aptos"/>
-          <w:sz w:val="22"/>
-          <w:szCs w:val="22"/>
+          <w:sz w:val="18"/>
+          <w:szCs w:val="18"/>
           <w:lang w:val="en-GB"/>
         </w:rPr>
         <w:t>cube</w:t>
@@ -2675,8 +4901,8 @@
           <w:rFonts w:ascii="Aptos" w:hAnsi="Aptos"/>
           <w:i/>
           <w:iCs/>
-          <w:sz w:val="22"/>
-          <w:szCs w:val="22"/>
+          <w:sz w:val="18"/>
+          <w:szCs w:val="18"/>
           <w:lang w:val="en-GB"/>
         </w:rPr>
         <w:t>.part</w:t>
@@ -2687,8 +4913,8 @@
           <w:rFonts w:ascii="Aptos" w:hAnsi="Aptos"/>
           <w:i/>
           <w:iCs/>
-          <w:sz w:val="22"/>
-          <w:szCs w:val="22"/>
+          <w:sz w:val="18"/>
+          <w:szCs w:val="18"/>
           <w:lang w:val="en-GB"/>
         </w:rPr>
         <w:t xml:space="preserve"> </w:t>
@@ -2696,8 +4922,8 @@
       <w:r>
         <w:rPr>
           <w:rFonts w:ascii="Aptos" w:hAnsi="Aptos"/>
-          <w:sz w:val="22"/>
-          <w:szCs w:val="22"/>
+          <w:sz w:val="18"/>
+          <w:szCs w:val="18"/>
           <w:lang w:val="en-GB"/>
         </w:rPr>
         <w:t xml:space="preserve">until the .cube file is completely done. If a run crashes at the point of generating the cube file, it is indicated by the .part suffix, so no </w:t>
@@ -2706,8 +4932,8 @@
       <w:r>
         <w:rPr>
           <w:rFonts w:ascii="Aptos" w:hAnsi="Aptos"/>
-          <w:sz w:val="22"/>
-          <w:szCs w:val="22"/>
+          <w:sz w:val="18"/>
+          <w:szCs w:val="18"/>
           <w:lang w:val="en-GB"/>
         </w:rPr>
         <w:t>incomplete .cube</w:t>
@@ -2716,27 +4942,17 @@
       <w:r>
         <w:rPr>
           <w:rFonts w:ascii="Aptos" w:hAnsi="Aptos"/>
-          <w:sz w:val="22"/>
-          <w:szCs w:val="22"/>
-          <w:lang w:val="en-GB"/>
-        </w:rPr>
-        <w:t xml:space="preserve"> is used for the subsequent pipeline. In the end the .cube file as stated stores </w:t>
-      </w:r>
-      <w:r>
-        <w:rPr>
-          <w:rFonts w:ascii="Aptos" w:hAnsi="Aptos"/>
-          <w:sz w:val="22"/>
-          <w:szCs w:val="22"/>
-          <w:lang w:val="en-GB"/>
-        </w:rPr>
-        <w:lastRenderedPageBreak/>
-        <w:t xml:space="preserve">the gird implicitly and only the values are kept in the same order. The first </w:t>
-      </w:r>
-      <w:r>
-        <w:rPr>
-          <w:rFonts w:ascii="Aptos" w:hAnsi="Aptos"/>
-          <w:sz w:val="22"/>
-          <w:szCs w:val="22"/>
+          <w:sz w:val="18"/>
+          <w:szCs w:val="18"/>
+          <w:lang w:val="en-GB"/>
+        </w:rPr>
+        <w:t xml:space="preserve"> is used for the subsequent pipeline. In the end the .cube file as stated stores the gird implicitly and only the values are kept in the same order. The first </w:t>
+      </w:r>
+      <w:r>
+        <w:rPr>
+          <w:rFonts w:ascii="Aptos" w:hAnsi="Aptos"/>
+          <w:sz w:val="18"/>
+          <w:szCs w:val="18"/>
           <w:lang w:val="en-GB"/>
         </w:rPr>
         <w:t>251</w:t>
@@ -2744,8 +4960,8 @@
       <w:r>
         <w:rPr>
           <w:rFonts w:ascii="Aptos" w:hAnsi="Aptos"/>
-          <w:sz w:val="22"/>
-          <w:szCs w:val="22"/>
+          <w:sz w:val="18"/>
+          <w:szCs w:val="18"/>
           <w:lang w:val="en-GB"/>
         </w:rPr>
         <w:t xml:space="preserve"> values therefore range from -</w:t>
@@ -2754,8 +4970,8 @@
       <w:r>
         <w:rPr>
           <w:rFonts w:ascii="Aptos" w:hAnsi="Aptos"/>
-          <w:sz w:val="22"/>
-          <w:szCs w:val="22"/>
+          <w:sz w:val="18"/>
+          <w:szCs w:val="18"/>
           <w:lang w:val="en-GB"/>
         </w:rPr>
         <w:t>20,-20,-</w:t>
@@ -2764,8 +4980,8 @@
       <w:r>
         <w:rPr>
           <w:rFonts w:ascii="Aptos" w:hAnsi="Aptos"/>
-          <w:sz w:val="22"/>
-          <w:szCs w:val="22"/>
+          <w:sz w:val="18"/>
+          <w:szCs w:val="18"/>
           <w:lang w:val="en-GB"/>
         </w:rPr>
         <w:t xml:space="preserve">20 to </w:t>
@@ -2773,8 +4989,8 @@
       <w:r>
         <w:rPr>
           <w:rFonts w:ascii="Aptos" w:hAnsi="Aptos"/>
-          <w:sz w:val="22"/>
-          <w:szCs w:val="22"/>
+          <w:sz w:val="18"/>
+          <w:szCs w:val="18"/>
           <w:lang w:val="en-GB"/>
         </w:rPr>
         <w:t>-</w:t>
@@ -2783,8 +4999,8 @@
       <w:r>
         <w:rPr>
           <w:rFonts w:ascii="Aptos" w:hAnsi="Aptos"/>
-          <w:sz w:val="22"/>
-          <w:szCs w:val="22"/>
+          <w:sz w:val="18"/>
+          <w:szCs w:val="18"/>
           <w:lang w:val="en-GB"/>
         </w:rPr>
         <w:t>20,-</w:t>
@@ -2793,8 +5009,8 @@
       <w:r>
         <w:rPr>
           <w:rFonts w:ascii="Aptos" w:hAnsi="Aptos"/>
-          <w:sz w:val="22"/>
-          <w:szCs w:val="22"/>
+          <w:sz w:val="18"/>
+          <w:szCs w:val="18"/>
           <w:lang w:val="en-GB"/>
         </w:rPr>
         <w:t xml:space="preserve">20,20 for the </w:t>
@@ -2803,8 +5019,8 @@
       <w:r>
         <w:rPr>
           <w:rFonts w:ascii="Aptos" w:hAnsi="Aptos"/>
-          <w:sz w:val="22"/>
-          <w:szCs w:val="22"/>
+          <w:sz w:val="18"/>
+          <w:szCs w:val="18"/>
           <w:lang w:val="en-GB"/>
         </w:rPr>
         <w:t>pyridnes</w:t>
@@ -2813,8 +5029,8 @@
       <w:r>
         <w:rPr>
           <w:rFonts w:ascii="Aptos" w:hAnsi="Aptos"/>
-          <w:sz w:val="22"/>
-          <w:szCs w:val="22"/>
+          <w:sz w:val="18"/>
+          <w:szCs w:val="18"/>
           <w:lang w:val="en-GB"/>
         </w:rPr>
         <w:t xml:space="preserve"> and for -</w:t>
@@ -2823,8 +5039,8 @@
       <w:r>
         <w:rPr>
           <w:rFonts w:ascii="Aptos" w:hAnsi="Aptos"/>
-          <w:sz w:val="22"/>
-          <w:szCs w:val="22"/>
+          <w:sz w:val="18"/>
+          <w:szCs w:val="18"/>
           <w:lang w:val="en-GB"/>
         </w:rPr>
         <w:t>15,-15,-</w:t>
@@ -2833,8 +5049,8 @@
       <w:r>
         <w:rPr>
           <w:rFonts w:ascii="Aptos" w:hAnsi="Aptos"/>
-          <w:sz w:val="22"/>
-          <w:szCs w:val="22"/>
+          <w:sz w:val="18"/>
+          <w:szCs w:val="18"/>
           <w:lang w:val="en-GB"/>
         </w:rPr>
         <w:t xml:space="preserve">15 to </w:t>
@@ -2842,8 +5058,8 @@
       <w:r>
         <w:rPr>
           <w:rFonts w:ascii="Aptos" w:hAnsi="Aptos"/>
-          <w:sz w:val="22"/>
-          <w:szCs w:val="22"/>
+          <w:sz w:val="18"/>
+          <w:szCs w:val="18"/>
           <w:lang w:val="en-GB"/>
         </w:rPr>
         <w:t>-</w:t>
@@ -2852,8 +5068,8 @@
       <w:r>
         <w:rPr>
           <w:rFonts w:ascii="Aptos" w:hAnsi="Aptos"/>
-          <w:sz w:val="22"/>
-          <w:szCs w:val="22"/>
+          <w:sz w:val="18"/>
+          <w:szCs w:val="18"/>
           <w:lang w:val="en-GB"/>
         </w:rPr>
         <w:t>15,-</w:t>
@@ -2862,8 +5078,8 @@
       <w:r>
         <w:rPr>
           <w:rFonts w:ascii="Aptos" w:hAnsi="Aptos"/>
-          <w:sz w:val="22"/>
-          <w:szCs w:val="22"/>
+          <w:sz w:val="18"/>
+          <w:szCs w:val="18"/>
           <w:lang w:val="en-GB"/>
         </w:rPr>
         <w:t xml:space="preserve">15,15 for the benzene files. The next </w:t>
@@ -2871,8 +5087,8 @@
       <w:r>
         <w:rPr>
           <w:rFonts w:ascii="Aptos" w:hAnsi="Aptos"/>
-          <w:sz w:val="22"/>
-          <w:szCs w:val="22"/>
+          <w:sz w:val="18"/>
+          <w:szCs w:val="18"/>
           <w:lang w:val="en-GB"/>
         </w:rPr>
         <w:t>251</w:t>
@@ -2880,8 +5096,8 @@
       <w:r>
         <w:rPr>
           <w:rFonts w:ascii="Aptos" w:hAnsi="Aptos"/>
-          <w:sz w:val="22"/>
-          <w:szCs w:val="22"/>
+          <w:sz w:val="18"/>
+          <w:szCs w:val="18"/>
           <w:lang w:val="en-GB"/>
         </w:rPr>
         <w:t xml:space="preserve"> values than range from -</w:t>
@@ -2890,8 +5106,8 @@
       <w:r>
         <w:rPr>
           <w:rFonts w:ascii="Aptos" w:hAnsi="Aptos"/>
-          <w:sz w:val="22"/>
-          <w:szCs w:val="22"/>
+          <w:sz w:val="18"/>
+          <w:szCs w:val="18"/>
           <w:lang w:val="en-GB"/>
         </w:rPr>
         <w:t>20,-</w:t>
@@ -2900,8 +5116,8 @@
       <w:r>
         <w:rPr>
           <w:rFonts w:ascii="Aptos" w:hAnsi="Aptos"/>
-          <w:sz w:val="22"/>
-          <w:szCs w:val="22"/>
+          <w:sz w:val="18"/>
+          <w:szCs w:val="18"/>
           <w:lang w:val="en-GB"/>
         </w:rPr>
         <w:t>19.</w:t>
@@ -2910,8 +5126,8 @@
       <w:r>
         <w:rPr>
           <w:rFonts w:ascii="Aptos" w:hAnsi="Aptos"/>
-          <w:sz w:val="22"/>
-          <w:szCs w:val="22"/>
+          <w:sz w:val="18"/>
+          <w:szCs w:val="18"/>
           <w:lang w:val="en-GB"/>
         </w:rPr>
         <w:t>84,-</w:t>
@@ -2920,8 +5136,8 @@
       <w:r>
         <w:rPr>
           <w:rFonts w:ascii="Aptos" w:hAnsi="Aptos"/>
-          <w:sz w:val="22"/>
-          <w:szCs w:val="22"/>
+          <w:sz w:val="18"/>
+          <w:szCs w:val="18"/>
           <w:lang w:val="en-GB"/>
         </w:rPr>
         <w:t xml:space="preserve">20 to </w:t>
@@ -2930,8 +5146,8 @@
       <w:r>
         <w:rPr>
           <w:rFonts w:ascii="Aptos" w:hAnsi="Aptos"/>
-          <w:sz w:val="22"/>
-          <w:szCs w:val="22"/>
+          <w:sz w:val="18"/>
+          <w:szCs w:val="18"/>
           <w:lang w:val="en-GB"/>
         </w:rPr>
         <w:t>20,-</w:t>
@@ -2940,8 +5156,8 @@
       <w:r>
         <w:rPr>
           <w:rFonts w:ascii="Aptos" w:hAnsi="Aptos"/>
-          <w:sz w:val="22"/>
-          <w:szCs w:val="22"/>
+          <w:sz w:val="18"/>
+          <w:szCs w:val="18"/>
           <w:lang w:val="en-GB"/>
         </w:rPr>
         <w:t>19.</w:t>
@@ -2950,8 +5166,8 @@
       <w:r>
         <w:rPr>
           <w:rFonts w:ascii="Aptos" w:hAnsi="Aptos"/>
-          <w:sz w:val="22"/>
-          <w:szCs w:val="22"/>
+          <w:sz w:val="18"/>
+          <w:szCs w:val="18"/>
           <w:lang w:val="en-GB"/>
         </w:rPr>
         <w:t>84,-</w:t>
@@ -2960,8 +5176,8 @@
       <w:r>
         <w:rPr>
           <w:rFonts w:ascii="Aptos" w:hAnsi="Aptos"/>
-          <w:sz w:val="22"/>
-          <w:szCs w:val="22"/>
+          <w:sz w:val="18"/>
+          <w:szCs w:val="18"/>
           <w:lang w:val="en-GB"/>
         </w:rPr>
         <w:t>20 for the pyridines and from -</w:t>
@@ -2970,8 +5186,8 @@
       <w:r>
         <w:rPr>
           <w:rFonts w:ascii="Aptos" w:hAnsi="Aptos"/>
-          <w:sz w:val="22"/>
-          <w:szCs w:val="22"/>
+          <w:sz w:val="18"/>
+          <w:szCs w:val="18"/>
           <w:lang w:val="en-GB"/>
         </w:rPr>
         <w:t>15,-</w:t>
@@ -2980,8 +5196,8 @@
       <w:r>
         <w:rPr>
           <w:rFonts w:ascii="Aptos" w:hAnsi="Aptos"/>
-          <w:sz w:val="22"/>
-          <w:szCs w:val="22"/>
+          <w:sz w:val="18"/>
+          <w:szCs w:val="18"/>
           <w:lang w:val="en-GB"/>
         </w:rPr>
         <w:t>14.</w:t>
@@ -2990,8 +5206,8 @@
       <w:r>
         <w:rPr>
           <w:rFonts w:ascii="Aptos" w:hAnsi="Aptos"/>
-          <w:sz w:val="22"/>
-          <w:szCs w:val="22"/>
+          <w:sz w:val="18"/>
+          <w:szCs w:val="18"/>
           <w:lang w:val="en-GB"/>
         </w:rPr>
         <w:t>8</w:t>
@@ -2999,8 +5215,8 @@
       <w:r>
         <w:rPr>
           <w:rFonts w:ascii="Aptos" w:hAnsi="Aptos"/>
-          <w:sz w:val="22"/>
-          <w:szCs w:val="22"/>
+          <w:sz w:val="18"/>
+          <w:szCs w:val="18"/>
           <w:lang w:val="en-GB"/>
         </w:rPr>
         <w:t>8</w:t>
@@ -3008,8 +5224,8 @@
       <w:r>
         <w:rPr>
           <w:rFonts w:ascii="Aptos" w:hAnsi="Aptos"/>
-          <w:sz w:val="22"/>
-          <w:szCs w:val="22"/>
+          <w:sz w:val="18"/>
+          <w:szCs w:val="18"/>
           <w:lang w:val="en-GB"/>
         </w:rPr>
         <w:t>,-</w:t>
@@ -3018,8 +5234,8 @@
       <w:r>
         <w:rPr>
           <w:rFonts w:ascii="Aptos" w:hAnsi="Aptos"/>
-          <w:sz w:val="22"/>
-          <w:szCs w:val="22"/>
+          <w:sz w:val="18"/>
+          <w:szCs w:val="18"/>
           <w:lang w:val="en-GB"/>
         </w:rPr>
         <w:t xml:space="preserve">15 to </w:t>
@@ -3028,8 +5244,8 @@
       <w:r>
         <w:rPr>
           <w:rFonts w:ascii="Aptos" w:hAnsi="Aptos"/>
-          <w:sz w:val="22"/>
-          <w:szCs w:val="22"/>
+          <w:sz w:val="18"/>
+          <w:szCs w:val="18"/>
           <w:lang w:val="en-GB"/>
         </w:rPr>
         <w:t>15,-</w:t>
@@ -3038,8 +5254,8 @@
       <w:r>
         <w:rPr>
           <w:rFonts w:ascii="Aptos" w:hAnsi="Aptos"/>
-          <w:sz w:val="22"/>
-          <w:szCs w:val="22"/>
+          <w:sz w:val="18"/>
+          <w:szCs w:val="18"/>
           <w:lang w:val="en-GB"/>
         </w:rPr>
         <w:t>14.</w:t>
@@ -3048,8 +5264,8 @@
       <w:r>
         <w:rPr>
           <w:rFonts w:ascii="Aptos" w:hAnsi="Aptos"/>
-          <w:sz w:val="22"/>
-          <w:szCs w:val="22"/>
+          <w:sz w:val="18"/>
+          <w:szCs w:val="18"/>
           <w:lang w:val="en-GB"/>
         </w:rPr>
         <w:t>8</w:t>
@@ -3057,8 +5273,8 @@
       <w:r>
         <w:rPr>
           <w:rFonts w:ascii="Aptos" w:hAnsi="Aptos"/>
-          <w:sz w:val="22"/>
-          <w:szCs w:val="22"/>
+          <w:sz w:val="18"/>
+          <w:szCs w:val="18"/>
           <w:lang w:val="en-GB"/>
         </w:rPr>
         <w:t>8,-</w:t>
@@ -3067,8 +5283,8 @@
       <w:r>
         <w:rPr>
           <w:rFonts w:ascii="Aptos" w:hAnsi="Aptos"/>
-          <w:sz w:val="22"/>
-          <w:szCs w:val="22"/>
+          <w:sz w:val="18"/>
+          <w:szCs w:val="18"/>
           <w:lang w:val="en-GB"/>
         </w:rPr>
         <w:t>15 and so on, reducing the file size to 1/</w:t>
@@ -3076,8 +5292,8 @@
       <w:r>
         <w:rPr>
           <w:rFonts w:ascii="Aptos" w:hAnsi="Aptos"/>
-          <w:sz w:val="22"/>
-          <w:szCs w:val="22"/>
+          <w:sz w:val="18"/>
+          <w:szCs w:val="18"/>
           <w:lang w:val="en-GB"/>
         </w:rPr>
         <w:t xml:space="preserve">6 </w:t>
@@ -3085,8 +5301,8 @@
       <w:r>
         <w:rPr>
           <w:rFonts w:ascii="Aptos" w:hAnsi="Aptos"/>
-          <w:sz w:val="22"/>
-          <w:szCs w:val="22"/>
+          <w:sz w:val="18"/>
+          <w:szCs w:val="18"/>
           <w:lang w:val="en-GB"/>
         </w:rPr>
         <w:t>of the original file size.</w:t>
@@ -3096,16 +5312,16 @@
       <w:pPr>
         <w:rPr>
           <w:rFonts w:ascii="Aptos" w:hAnsi="Aptos"/>
-          <w:sz w:val="22"/>
-          <w:szCs w:val="22"/>
+          <w:sz w:val="18"/>
+          <w:szCs w:val="18"/>
           <w:lang w:val="en-GB"/>
         </w:rPr>
       </w:pPr>
       <w:r>
         <w:rPr>
           <w:rFonts w:ascii="Aptos" w:hAnsi="Aptos"/>
-          <w:sz w:val="22"/>
-          <w:szCs w:val="22"/>
+          <w:sz w:val="18"/>
+          <w:szCs w:val="18"/>
           <w:lang w:val="en-GB"/>
         </w:rPr>
         <w:t xml:space="preserve">The cube file additionally stores the atoms with their atomic numbers and their corresponding atom </w:t>
@@ -3114,8 +5330,8 @@
       <w:r>
         <w:rPr>
           <w:rFonts w:ascii="Aptos" w:hAnsi="Aptos"/>
-          <w:sz w:val="22"/>
-          <w:szCs w:val="22"/>
+          <w:sz w:val="18"/>
+          <w:szCs w:val="18"/>
           <w:lang w:val="en-GB"/>
         </w:rPr>
         <w:t>cooredinates</w:t>
@@ -3124,8 +5340,8 @@
       <w:r>
         <w:rPr>
           <w:rFonts w:ascii="Aptos" w:hAnsi="Aptos"/>
-          <w:sz w:val="22"/>
-          <w:szCs w:val="22"/>
+          <w:sz w:val="18"/>
+          <w:szCs w:val="18"/>
           <w:lang w:val="en-GB"/>
         </w:rPr>
         <w:t>.</w:t>
@@ -3133,68 +5349,70 @@
     </w:p>
     <w:p>
       <w:pPr>
-        <w:rPr>
-          <w:rFonts w:asciiTheme="majorHAnsi" w:hAnsiTheme="majorHAnsi"/>
+        <w:pStyle w:val="berschrift3"/>
+        <w:rPr>
+          <w:sz w:val="22"/>
+          <w:szCs w:val="22"/>
           <w:lang w:val="en-GB"/>
         </w:rPr>
       </w:pPr>
-      <w:r>
-        <w:rPr>
-          <w:rFonts w:asciiTheme="majorHAnsi" w:hAnsiTheme="majorHAnsi"/>
-          <w:lang w:val="en-GB"/>
-        </w:rPr>
-        <w:t>2.1.</w:t>
-      </w:r>
-      <w:r>
-        <w:rPr>
-          <w:rFonts w:asciiTheme="majorHAnsi" w:hAnsiTheme="majorHAnsi"/>
-          <w:lang w:val="en-GB"/>
-        </w:rPr>
-        <w:t>4 Shell calculation</w:t>
-      </w:r>
-      <w:r>
-        <w:rPr>
-          <w:rFonts w:asciiTheme="majorHAnsi" w:hAnsiTheme="majorHAnsi"/>
+      <w:bookmarkStart w:id="7" w:name="_Toc239250367"/>
+      <w:r>
+        <w:rPr>
+          <w:sz w:val="22"/>
+          <w:szCs w:val="22"/>
+          <w:lang w:val="en-GB"/>
+        </w:rPr>
+        <w:t>2.1.4 Shell calculation</w:t>
+      </w:r>
+      <w:r>
+        <w:rPr>
+          <w:sz w:val="22"/>
+          <w:szCs w:val="22"/>
           <w:lang w:val="en-GB"/>
         </w:rPr>
         <w:t xml:space="preserve"> &amp; </w:t>
       </w:r>
       <w:r>
         <w:rPr>
-          <w:rFonts w:asciiTheme="majorHAnsi" w:hAnsiTheme="majorHAnsi"/>
+          <w:sz w:val="22"/>
+          <w:szCs w:val="22"/>
           <w:lang w:val="en-GB"/>
         </w:rPr>
         <w:t>ESP</w:t>
       </w:r>
       <w:r>
         <w:rPr>
-          <w:rFonts w:asciiTheme="majorHAnsi" w:hAnsiTheme="majorHAnsi"/>
+          <w:sz w:val="22"/>
+          <w:szCs w:val="22"/>
           <w:lang w:val="en-GB"/>
         </w:rPr>
         <w:t xml:space="preserve"> statistic</w:t>
       </w:r>
       <w:r>
         <w:rPr>
-          <w:rFonts w:asciiTheme="majorHAnsi" w:hAnsiTheme="majorHAnsi"/>
+          <w:sz w:val="22"/>
+          <w:szCs w:val="22"/>
           <w:lang w:val="en-GB"/>
         </w:rPr>
         <w:t>s</w:t>
       </w:r>
+      <w:bookmarkEnd w:id="7"/>
     </w:p>
     <w:p>
       <w:pPr>
         <w:rPr>
           <w:rFonts w:ascii="Aptos" w:hAnsi="Aptos"/>
-          <w:sz w:val="22"/>
-          <w:szCs w:val="22"/>
+          <w:sz w:val="18"/>
+          <w:szCs w:val="18"/>
           <w:lang w:val="en-GB"/>
         </w:rPr>
       </w:pPr>
       <w:r>
         <w:rPr>
           <w:rFonts w:ascii="Aptos" w:hAnsi="Aptos"/>
-          <w:sz w:val="22"/>
-          <w:szCs w:val="22"/>
+          <w:sz w:val="18"/>
+          <w:szCs w:val="18"/>
           <w:lang w:val="en-GB"/>
         </w:rPr>
         <w:t xml:space="preserve">From line 477 on, the </w:t>
@@ -3202,35 +5420,17 @@
       <w:r>
         <w:rPr>
           <w:rFonts w:ascii="Aptos" w:hAnsi="Aptos"/>
-          <w:sz w:val="22"/>
-          <w:szCs w:val="22"/>
-          <w:lang w:val="en-GB"/>
-        </w:rPr>
-        <w:t xml:space="preserve">shell of the molecule is determined. Therefor a tolerance factor of 0.12 is used, so if you run the workflow on an iso surface value of 0.001 (Politzer Convention) the shell points are the defined values where the density </w:t>
-      </w:r>
-      <w:r>
-        <w:rPr>
-          <w:rFonts w:ascii="Aptos" w:hAnsi="Aptos"/>
-          <w:sz w:val="22"/>
-          <w:szCs w:val="22"/>
-          <w:lang w:val="en-GB"/>
-        </w:rPr>
-        <w:t>ρ</w:t>
-      </w:r>
-      <w:r>
-        <w:rPr>
-          <w:rFonts w:ascii="Aptos" w:hAnsi="Aptos"/>
-          <w:sz w:val="22"/>
-          <w:szCs w:val="22"/>
-          <w:lang w:val="en-GB"/>
-        </w:rPr>
-        <w:t xml:space="preserve"> ranges from 0.00088 to 0.001</w:t>
-      </w:r>
-      <w:r>
-        <w:rPr>
-          <w:rFonts w:ascii="Aptos" w:hAnsi="Aptos"/>
-          <w:sz w:val="22"/>
-          <w:szCs w:val="22"/>
+          <w:sz w:val="18"/>
+          <w:szCs w:val="18"/>
+          <w:lang w:val="en-GB"/>
+        </w:rPr>
+        <w:t>shell of the molecule is determined. Therefor a tolerance factor of 0.12 is used, so if you run the workflow on an iso surface value of 0.001 (Politzer Convention) the shell points are the defined values where the density ρ ranges from 0.00088 to 0.001</w:t>
+      </w:r>
+      <w:r>
+        <w:rPr>
+          <w:rFonts w:ascii="Aptos" w:hAnsi="Aptos"/>
+          <w:sz w:val="18"/>
+          <w:szCs w:val="18"/>
           <w:lang w:val="en-GB"/>
         </w:rPr>
         <w:t>1</w:t>
@@ -3238,8 +5438,8 @@
       <w:r>
         <w:rPr>
           <w:rFonts w:ascii="Aptos" w:hAnsi="Aptos"/>
-          <w:sz w:val="22"/>
-          <w:szCs w:val="22"/>
+          <w:sz w:val="18"/>
+          <w:szCs w:val="18"/>
           <w:lang w:val="en-GB"/>
         </w:rPr>
         <w:t xml:space="preserve">2. If the minimum </w:t>
@@ -3248,8 +5448,8 @@
       <w:r>
         <w:rPr>
           <w:rFonts w:ascii="Aptos" w:hAnsi="Aptos"/>
-          <w:sz w:val="22"/>
-          <w:szCs w:val="22"/>
+          <w:sz w:val="18"/>
+          <w:szCs w:val="18"/>
           <w:lang w:val="en-GB"/>
         </w:rPr>
         <w:t>amount</w:t>
@@ -3258,8 +5458,8 @@
       <w:r>
         <w:rPr>
           <w:rFonts w:ascii="Aptos" w:hAnsi="Aptos"/>
-          <w:sz w:val="22"/>
-          <w:szCs w:val="22"/>
+          <w:sz w:val="18"/>
+          <w:szCs w:val="18"/>
           <w:lang w:val="en-GB"/>
         </w:rPr>
         <w:t xml:space="preserve"> of points (SHELL_MIN_POINTS = 50) is not reached the tolerance is expanded to 0.3.</w:t>
@@ -3269,25 +5469,26 @@
       <w:pPr>
         <w:rPr>
           <w:rFonts w:ascii="Aptos" w:hAnsi="Aptos"/>
-          <w:sz w:val="22"/>
-          <w:szCs w:val="22"/>
+          <w:sz w:val="18"/>
+          <w:szCs w:val="18"/>
           <w:lang w:val="en-GB"/>
         </w:rPr>
       </w:pPr>
       <w:r>
         <w:rPr>
           <w:rFonts w:ascii="Aptos" w:hAnsi="Aptos"/>
-          <w:sz w:val="22"/>
-          <w:szCs w:val="22"/>
-          <w:lang w:val="en-GB"/>
-        </w:rPr>
+          <w:sz w:val="18"/>
+          <w:szCs w:val="18"/>
+          <w:lang w:val="en-GB"/>
+        </w:rPr>
+        <w:lastRenderedPageBreak/>
         <w:t>This function returns a Boolean array</w:t>
       </w:r>
       <w:r>
         <w:rPr>
           <w:rFonts w:ascii="Aptos" w:hAnsi="Aptos"/>
-          <w:sz w:val="22"/>
-          <w:szCs w:val="22"/>
+          <w:sz w:val="18"/>
+          <w:szCs w:val="18"/>
           <w:lang w:val="en-GB"/>
         </w:rPr>
         <w:t xml:space="preserve"> (the mask)</w:t>
@@ -3295,8 +5496,8 @@
       <w:r>
         <w:rPr>
           <w:rFonts w:ascii="Aptos" w:hAnsi="Aptos"/>
-          <w:sz w:val="22"/>
-          <w:szCs w:val="22"/>
+          <w:sz w:val="18"/>
+          <w:szCs w:val="18"/>
           <w:lang w:val="en-GB"/>
         </w:rPr>
         <w:t xml:space="preserve"> in the same form of the grid, this functions as a template for the </w:t>
@@ -3304,8 +5505,8 @@
       <w:r>
         <w:rPr>
           <w:rFonts w:ascii="Aptos" w:hAnsi="Aptos"/>
-          <w:sz w:val="22"/>
-          <w:szCs w:val="22"/>
+          <w:sz w:val="18"/>
+          <w:szCs w:val="18"/>
           <w:lang w:val="en-GB"/>
         </w:rPr>
         <w:t>potential values, extracting onl</w:t>
@@ -3313,8 +5514,8 @@
       <w:r>
         <w:rPr>
           <w:rFonts w:ascii="Aptos" w:hAnsi="Aptos"/>
-          <w:sz w:val="22"/>
-          <w:szCs w:val="22"/>
+          <w:sz w:val="18"/>
+          <w:szCs w:val="18"/>
           <w:lang w:val="en-GB"/>
         </w:rPr>
         <w:t>y</w:t>
@@ -3322,8 +5523,8 @@
       <w:r>
         <w:rPr>
           <w:rFonts w:ascii="Aptos" w:hAnsi="Aptos"/>
-          <w:sz w:val="22"/>
-          <w:szCs w:val="22"/>
+          <w:sz w:val="18"/>
+          <w:szCs w:val="18"/>
           <w:lang w:val="en-GB"/>
         </w:rPr>
         <w:t xml:space="preserve"> the needed potential values on the iso surface.</w:t>
@@ -3333,16 +5534,16 @@
       <w:pPr>
         <w:rPr>
           <w:rFonts w:ascii="Aptos" w:hAnsi="Aptos"/>
-          <w:sz w:val="22"/>
-          <w:szCs w:val="22"/>
+          <w:sz w:val="18"/>
+          <w:szCs w:val="18"/>
           <w:lang w:val="en-GB"/>
         </w:rPr>
       </w:pPr>
       <w:r>
         <w:rPr>
           <w:rFonts w:ascii="Aptos" w:hAnsi="Aptos"/>
-          <w:sz w:val="22"/>
-          <w:szCs w:val="22"/>
+          <w:sz w:val="18"/>
+          <w:szCs w:val="18"/>
           <w:lang w:val="en-GB"/>
         </w:rPr>
         <w:t xml:space="preserve">Afterwards the </w:t>
@@ -3351,8 +5552,8 @@
       <w:r>
         <w:rPr>
           <w:rFonts w:ascii="Aptos" w:hAnsi="Aptos"/>
-          <w:sz w:val="22"/>
-          <w:szCs w:val="22"/>
+          <w:sz w:val="18"/>
+          <w:szCs w:val="18"/>
           <w:lang w:val="en-GB"/>
         </w:rPr>
         <w:t>esp_statistics</w:t>
@@ -3361,8 +5562,8 @@
       <w:r>
         <w:rPr>
           <w:rFonts w:ascii="Aptos" w:hAnsi="Aptos"/>
-          <w:sz w:val="22"/>
-          <w:szCs w:val="22"/>
+          <w:sz w:val="18"/>
+          <w:szCs w:val="18"/>
           <w:lang w:val="en-GB"/>
         </w:rPr>
         <w:t xml:space="preserve"> are calculated with the mask to determine the </w:t>
@@ -3372,8 +5573,8 @@
       <w:r>
         <w:rPr>
           <w:rFonts w:ascii="Aptos" w:hAnsi="Aptos"/>
-          <w:sz w:val="22"/>
-          <w:szCs w:val="22"/>
+          <w:sz w:val="18"/>
+          <w:szCs w:val="18"/>
           <w:lang w:val="en-GB"/>
         </w:rPr>
         <w:t>V</w:t>
@@ -3381,8 +5582,8 @@
       <w:r>
         <w:rPr>
           <w:rFonts w:ascii="Aptos" w:hAnsi="Aptos"/>
-          <w:sz w:val="22"/>
-          <w:szCs w:val="22"/>
+          <w:sz w:val="18"/>
+          <w:szCs w:val="18"/>
           <w:vertAlign w:val="subscript"/>
           <w:lang w:val="en-GB"/>
         </w:rPr>
@@ -3393,8 +5594,8 @@
       <w:r>
         <w:rPr>
           <w:rFonts w:ascii="Aptos" w:hAnsi="Aptos"/>
-          <w:sz w:val="22"/>
-          <w:szCs w:val="22"/>
+          <w:sz w:val="18"/>
+          <w:szCs w:val="18"/>
           <w:lang w:val="en-GB"/>
         </w:rPr>
         <w:t xml:space="preserve"> and </w:t>
@@ -3404,8 +5605,8 @@
       <w:r>
         <w:rPr>
           <w:rFonts w:ascii="Aptos" w:hAnsi="Aptos"/>
-          <w:sz w:val="22"/>
-          <w:szCs w:val="22"/>
+          <w:sz w:val="18"/>
+          <w:szCs w:val="18"/>
           <w:lang w:val="en-GB"/>
         </w:rPr>
         <w:t>V</w:t>
@@ -3413,8 +5614,8 @@
       <w:r>
         <w:rPr>
           <w:rFonts w:ascii="Aptos" w:hAnsi="Aptos"/>
-          <w:sz w:val="22"/>
-          <w:szCs w:val="22"/>
+          <w:sz w:val="18"/>
+          <w:szCs w:val="18"/>
           <w:vertAlign w:val="subscript"/>
           <w:lang w:val="en-GB"/>
         </w:rPr>
@@ -3425,8 +5626,8 @@
       <w:r>
         <w:rPr>
           <w:rFonts w:ascii="Aptos" w:hAnsi="Aptos"/>
-          <w:sz w:val="22"/>
-          <w:szCs w:val="22"/>
+          <w:sz w:val="18"/>
+          <w:szCs w:val="18"/>
           <w:vertAlign w:val="subscript"/>
           <w:lang w:val="en-GB"/>
         </w:rPr>
@@ -3435,8 +5636,8 @@
       <w:r>
         <w:rPr>
           <w:rFonts w:ascii="Aptos" w:hAnsi="Aptos"/>
-          <w:sz w:val="22"/>
-          <w:szCs w:val="22"/>
+          <w:sz w:val="18"/>
+          <w:szCs w:val="18"/>
           <w:lang w:val="en-GB"/>
         </w:rPr>
         <w:t xml:space="preserve">and the total points that are located on the grid. With these values the scale is determined and the max of </w:t>
@@ -3446,8 +5647,8 @@
       <w:r>
         <w:rPr>
           <w:rFonts w:ascii="Aptos" w:hAnsi="Aptos"/>
-          <w:sz w:val="22"/>
-          <w:szCs w:val="22"/>
+          <w:sz w:val="18"/>
+          <w:szCs w:val="18"/>
           <w:lang w:val="en-GB"/>
         </w:rPr>
         <w:t>V</w:t>
@@ -3455,8 +5656,8 @@
       <w:r>
         <w:rPr>
           <w:rFonts w:ascii="Aptos" w:hAnsi="Aptos"/>
-          <w:sz w:val="22"/>
-          <w:szCs w:val="22"/>
+          <w:sz w:val="18"/>
+          <w:szCs w:val="18"/>
           <w:vertAlign w:val="subscript"/>
           <w:lang w:val="en-GB"/>
         </w:rPr>
@@ -3467,8 +5668,8 @@
       <w:r>
         <w:rPr>
           <w:rFonts w:ascii="Aptos" w:hAnsi="Aptos"/>
-          <w:sz w:val="22"/>
-          <w:szCs w:val="22"/>
+          <w:sz w:val="18"/>
+          <w:szCs w:val="18"/>
           <w:lang w:val="en-GB"/>
         </w:rPr>
         <w:t xml:space="preserve"> and </w:t>
@@ -3478,8 +5679,8 @@
       <w:r>
         <w:rPr>
           <w:rFonts w:ascii="Aptos" w:hAnsi="Aptos"/>
-          <w:sz w:val="22"/>
-          <w:szCs w:val="22"/>
+          <w:sz w:val="18"/>
+          <w:szCs w:val="18"/>
           <w:lang w:val="en-GB"/>
         </w:rPr>
         <w:t>V</w:t>
@@ -3487,8 +5688,8 @@
       <w:r>
         <w:rPr>
           <w:rFonts w:ascii="Aptos" w:hAnsi="Aptos"/>
-          <w:sz w:val="22"/>
-          <w:szCs w:val="22"/>
+          <w:sz w:val="18"/>
+          <w:szCs w:val="18"/>
           <w:vertAlign w:val="subscript"/>
           <w:lang w:val="en-GB"/>
         </w:rPr>
@@ -3499,8 +5700,8 @@
       <w:r>
         <w:rPr>
           <w:rFonts w:ascii="Aptos" w:hAnsi="Aptos"/>
-          <w:sz w:val="22"/>
-          <w:szCs w:val="22"/>
+          <w:sz w:val="18"/>
+          <w:szCs w:val="18"/>
           <w:vertAlign w:val="subscript"/>
           <w:lang w:val="en-GB"/>
         </w:rPr>
@@ -3509,8 +5710,8 @@
       <w:r>
         <w:rPr>
           <w:rFonts w:ascii="Aptos" w:hAnsi="Aptos"/>
-          <w:sz w:val="22"/>
-          <w:szCs w:val="22"/>
+          <w:sz w:val="18"/>
+          <w:szCs w:val="18"/>
           <w:lang w:val="en-GB"/>
         </w:rPr>
         <w:t>is determined to create a symmetrical scale around 0.</w:t>
@@ -3518,31 +5719,36 @@
     </w:p>
     <w:p>
       <w:pPr>
-        <w:rPr>
-          <w:rFonts w:asciiTheme="majorHAnsi" w:hAnsiTheme="majorHAnsi"/>
+        <w:pStyle w:val="berschrift3"/>
+        <w:rPr>
+          <w:sz w:val="22"/>
+          <w:szCs w:val="22"/>
           <w:lang w:val="en-GB"/>
         </w:rPr>
       </w:pPr>
-      <w:r>
-        <w:rPr>
-          <w:rFonts w:asciiTheme="majorHAnsi" w:hAnsiTheme="majorHAnsi"/>
+      <w:bookmarkStart w:id="8" w:name="_Toc239250368"/>
+      <w:r>
+        <w:rPr>
+          <w:sz w:val="22"/>
+          <w:szCs w:val="22"/>
           <w:lang w:val="en-GB"/>
         </w:rPr>
         <w:t>2.1.5 Safety Measurement</w:t>
       </w:r>
+      <w:bookmarkEnd w:id="8"/>
     </w:p>
     <w:p>
       <w:pPr>
         <w:rPr>
-          <w:sz w:val="22"/>
-          <w:szCs w:val="22"/>
+          <w:sz w:val="18"/>
+          <w:szCs w:val="18"/>
           <w:lang w:val="en-GB"/>
         </w:rPr>
       </w:pPr>
       <w:r>
         <w:rPr>
-          <w:sz w:val="22"/>
-          <w:szCs w:val="22"/>
+          <w:sz w:val="18"/>
+          <w:szCs w:val="18"/>
           <w:lang w:val="en-GB"/>
         </w:rPr>
         <w:t xml:space="preserve">From line 531 on a fallback scenario is implemented, </w:t>
@@ -3550,8 +5756,8 @@
       <w:proofErr w:type="gramStart"/>
       <w:r>
         <w:rPr>
-          <w:sz w:val="22"/>
-          <w:szCs w:val="22"/>
+          <w:sz w:val="18"/>
+          <w:szCs w:val="18"/>
           <w:lang w:val="en-GB"/>
         </w:rPr>
         <w:t>in order to</w:t>
@@ -3559,16 +5765,16 @@
       <w:proofErr w:type="gramEnd"/>
       <w:r>
         <w:rPr>
-          <w:sz w:val="22"/>
-          <w:szCs w:val="22"/>
+          <w:sz w:val="18"/>
+          <w:szCs w:val="18"/>
           <w:lang w:val="en-GB"/>
         </w:rPr>
         <w:t xml:space="preserve"> determine if the density files match the atoms, with this implementation, the program will stop rendering if a mismatch is detected, hence the molecule and the ESP data mismatches. Therefor the median electron density at the supposed atomic nuclei is computed and checked for </w:t>
       </w:r>
       <w:r>
         <w:rPr>
-          <w:sz w:val="22"/>
-          <w:szCs w:val="22"/>
+          <w:sz w:val="18"/>
+          <w:szCs w:val="18"/>
           <w:lang w:val="en-GB"/>
         </w:rPr>
         <w:t xml:space="preserve">correctness. If a conversion error occurred or the wrong structure file is appended to </w:t>
@@ -3576,8 +5782,8 @@
       <w:proofErr w:type="gramStart"/>
       <w:r>
         <w:rPr>
-          <w:sz w:val="22"/>
-          <w:szCs w:val="22"/>
+          <w:sz w:val="18"/>
+          <w:szCs w:val="18"/>
           <w:lang w:val="en-GB"/>
         </w:rPr>
         <w:t>the .</w:t>
@@ -3585,8 +5791,8 @@
       <w:proofErr w:type="spellStart"/>
       <w:r>
         <w:rPr>
-          <w:sz w:val="22"/>
-          <w:szCs w:val="22"/>
+          <w:sz w:val="18"/>
+          <w:szCs w:val="18"/>
           <w:lang w:val="en-GB"/>
         </w:rPr>
         <w:t>xyz</w:t>
@@ -3595,8 +5801,8 @@
       <w:proofErr w:type="gramEnd"/>
       <w:r>
         <w:rPr>
-          <w:sz w:val="22"/>
-          <w:szCs w:val="22"/>
+          <w:sz w:val="18"/>
+          <w:szCs w:val="18"/>
           <w:lang w:val="en-GB"/>
         </w:rPr>
         <w:t xml:space="preserve"> </w:t>
@@ -3604,8 +5810,8 @@
       <w:proofErr w:type="gramStart"/>
       <w:r>
         <w:rPr>
-          <w:sz w:val="22"/>
-          <w:szCs w:val="22"/>
+          <w:sz w:val="18"/>
+          <w:szCs w:val="18"/>
           <w:lang w:val="en-GB"/>
         </w:rPr>
         <w:t>data</w:t>
@@ -3613,8 +5819,8 @@
       <w:proofErr w:type="gramEnd"/>
       <w:r>
         <w:rPr>
-          <w:sz w:val="22"/>
-          <w:szCs w:val="22"/>
+          <w:sz w:val="18"/>
+          <w:szCs w:val="18"/>
           <w:lang w:val="en-GB"/>
         </w:rPr>
         <w:t xml:space="preserve"> it is detected Throughout this measurement.</w:t>
@@ -3622,14 +5828,18 @@
     </w:p>
     <w:p>
       <w:pPr>
-        <w:rPr>
-          <w:rFonts w:asciiTheme="majorHAnsi" w:hAnsiTheme="majorHAnsi"/>
+        <w:pStyle w:val="berschrift3"/>
+        <w:rPr>
+          <w:sz w:val="22"/>
+          <w:szCs w:val="22"/>
           <w:lang w:val="en-GB"/>
         </w:rPr>
       </w:pPr>
-      <w:r>
-        <w:rPr>
-          <w:rFonts w:asciiTheme="majorHAnsi" w:hAnsiTheme="majorHAnsi"/>
+      <w:bookmarkStart w:id="9" w:name="_Toc239250369"/>
+      <w:r>
+        <w:rPr>
+          <w:sz w:val="22"/>
+          <w:szCs w:val="22"/>
           <w:lang w:val="en-GB"/>
         </w:rPr>
         <w:t xml:space="preserve">2.1.6 Generating the </w:t>
@@ -3637,7 +5847,8 @@
       <w:proofErr w:type="spellStart"/>
       <w:r>
         <w:rPr>
-          <w:rFonts w:asciiTheme="majorHAnsi" w:hAnsiTheme="majorHAnsi"/>
+          <w:sz w:val="22"/>
+          <w:szCs w:val="22"/>
           <w:lang w:val="en-GB"/>
         </w:rPr>
         <w:t>PyMol</w:t>
@@ -3645,24 +5856,26 @@
       <w:proofErr w:type="spellEnd"/>
       <w:r>
         <w:rPr>
-          <w:rFonts w:asciiTheme="majorHAnsi" w:hAnsiTheme="majorHAnsi"/>
+          <w:sz w:val="22"/>
+          <w:szCs w:val="22"/>
           <w:lang w:val="en-GB"/>
         </w:rPr>
         <w:t xml:space="preserve"> script</w:t>
       </w:r>
+      <w:bookmarkEnd w:id="9"/>
     </w:p>
     <w:p>
       <w:pPr>
         <w:rPr>
-          <w:sz w:val="22"/>
-          <w:szCs w:val="22"/>
+          <w:sz w:val="18"/>
+          <w:szCs w:val="18"/>
           <w:lang w:val="en-GB"/>
         </w:rPr>
       </w:pPr>
       <w:r>
         <w:rPr>
-          <w:sz w:val="22"/>
-          <w:szCs w:val="22"/>
+          <w:sz w:val="18"/>
+          <w:szCs w:val="18"/>
           <w:lang w:val="en-GB"/>
         </w:rPr>
         <w:t xml:space="preserve">From line 620 on, the </w:t>
@@ -3670,8 +5883,8 @@
       <w:proofErr w:type="spellStart"/>
       <w:r>
         <w:rPr>
-          <w:sz w:val="22"/>
-          <w:szCs w:val="22"/>
+          <w:sz w:val="18"/>
+          <w:szCs w:val="18"/>
           <w:lang w:val="en-GB"/>
         </w:rPr>
         <w:t>PyMol</w:t>
@@ -3679,8 +5892,8 @@
       <w:proofErr w:type="spellEnd"/>
       <w:r>
         <w:rPr>
-          <w:sz w:val="22"/>
-          <w:szCs w:val="22"/>
+          <w:sz w:val="18"/>
+          <w:szCs w:val="18"/>
           <w:lang w:val="en-GB"/>
         </w:rPr>
         <w:t xml:space="preserve"> Script is implemented to create the visual 3D ESP Visualization, two colouring ramps are introduced the normal red-white-blue and the advanced rainbow ramp, ranging from red -yellow-green-cyan-blue. A string for the template is implemented with place holders for the actual values. Subsequently the </w:t>
@@ -3688,8 +5901,8 @@
       <w:proofErr w:type="spellStart"/>
       <w:r>
         <w:rPr>
-          <w:sz w:val="22"/>
-          <w:szCs w:val="22"/>
+          <w:sz w:val="18"/>
+          <w:szCs w:val="18"/>
           <w:lang w:val="en-GB"/>
         </w:rPr>
         <w:t>PyMol</w:t>
@@ -3697,8 +5910,8 @@
       <w:proofErr w:type="spellEnd"/>
       <w:r>
         <w:rPr>
-          <w:sz w:val="22"/>
-          <w:szCs w:val="22"/>
+          <w:sz w:val="18"/>
+          <w:szCs w:val="18"/>
           <w:lang w:val="en-GB"/>
         </w:rPr>
         <w:t xml:space="preserve"> scene is created with the </w:t>
@@ -3706,8 +5919,8 @@
       <w:proofErr w:type="spellStart"/>
       <w:r>
         <w:rPr>
-          <w:sz w:val="22"/>
-          <w:szCs w:val="22"/>
+          <w:sz w:val="18"/>
+          <w:szCs w:val="18"/>
           <w:lang w:val="en-GB"/>
         </w:rPr>
         <w:t>the</w:t>
@@ -3715,8 +5928,8 @@
       <w:proofErr w:type="spellEnd"/>
       <w:r>
         <w:rPr>
-          <w:sz w:val="22"/>
-          <w:szCs w:val="22"/>
+          <w:sz w:val="18"/>
+          <w:szCs w:val="18"/>
           <w:lang w:val="en-GB"/>
         </w:rPr>
         <w:t xml:space="preserve"> .cube files, creating the scene is than implemented by </w:t>
@@ -3724,8 +5937,8 @@
       <w:proofErr w:type="spellStart"/>
       <w:r>
         <w:rPr>
-          <w:sz w:val="22"/>
-          <w:szCs w:val="22"/>
+          <w:sz w:val="18"/>
+          <w:szCs w:val="18"/>
           <w:lang w:val="en-GB"/>
         </w:rPr>
         <w:t>Pymol</w:t>
@@ -3733,8 +5946,8 @@
       <w:proofErr w:type="spellEnd"/>
       <w:r>
         <w:rPr>
-          <w:sz w:val="22"/>
-          <w:szCs w:val="22"/>
+          <w:sz w:val="18"/>
+          <w:szCs w:val="18"/>
           <w:lang w:val="en-GB"/>
         </w:rPr>
         <w:t xml:space="preserve">, with </w:t>
@@ -3745,8 +5958,8 @@
         <w:rPr>
           <w:i/>
           <w:iCs/>
-          <w:sz w:val="22"/>
-          <w:szCs w:val="22"/>
+          <w:sz w:val="18"/>
+          <w:szCs w:val="18"/>
           <w:lang w:val="en-GB"/>
         </w:rPr>
         <w:t>cmd.isosurface</w:t>
@@ -3755,8 +5968,8 @@
       <w:proofErr w:type="gramEnd"/>
       <w:r>
         <w:rPr>
-          <w:sz w:val="22"/>
-          <w:szCs w:val="22"/>
+          <w:sz w:val="18"/>
+          <w:szCs w:val="18"/>
           <w:lang w:val="en-GB"/>
         </w:rPr>
         <w:t xml:space="preserve"> the iso surface of the molecule is determined by a marching cubes mechanism. Subsequently the surface is coloured, determined by the colour ramp.</w:t>
@@ -3764,31 +5977,36 @@
     </w:p>
     <w:p>
       <w:pPr>
-        <w:rPr>
-          <w:rFonts w:asciiTheme="majorHAnsi" w:hAnsiTheme="majorHAnsi"/>
+        <w:pStyle w:val="berschrift3"/>
+        <w:rPr>
+          <w:sz w:val="22"/>
+          <w:szCs w:val="22"/>
           <w:lang w:val="en-GB"/>
         </w:rPr>
       </w:pPr>
-      <w:r>
-        <w:rPr>
-          <w:rFonts w:asciiTheme="majorHAnsi" w:hAnsiTheme="majorHAnsi"/>
+      <w:bookmarkStart w:id="10" w:name="_Toc239250370"/>
+      <w:r>
+        <w:rPr>
+          <w:sz w:val="22"/>
+          <w:szCs w:val="22"/>
           <w:lang w:val="en-GB"/>
         </w:rPr>
         <w:t>2.1.7 Main program</w:t>
       </w:r>
+      <w:bookmarkEnd w:id="10"/>
     </w:p>
     <w:p>
       <w:pPr>
         <w:rPr>
-          <w:sz w:val="22"/>
-          <w:szCs w:val="22"/>
+          <w:sz w:val="18"/>
+          <w:szCs w:val="18"/>
           <w:lang w:val="en-GB"/>
         </w:rPr>
       </w:pPr>
       <w:r>
         <w:rPr>
-          <w:sz w:val="22"/>
-          <w:szCs w:val="22"/>
+          <w:sz w:val="18"/>
+          <w:szCs w:val="18"/>
           <w:lang w:val="en-GB"/>
         </w:rPr>
         <w:t>From line 742 the main program is implemented, with all the options that are pointed out in the Pymol_ESP_Visualization/README.md</w:t>
@@ -3797,15 +6015,15 @@
     <w:p>
       <w:pPr>
         <w:rPr>
-          <w:sz w:val="22"/>
-          <w:szCs w:val="22"/>
+          <w:sz w:val="18"/>
+          <w:szCs w:val="18"/>
           <w:lang w:val="en-GB"/>
         </w:rPr>
       </w:pPr>
       <w:r>
         <w:rPr>
-          <w:sz w:val="22"/>
-          <w:szCs w:val="22"/>
+          <w:sz w:val="18"/>
+          <w:szCs w:val="18"/>
           <w:lang w:val="en-GB"/>
         </w:rPr>
         <w:br w:type="page"/>
@@ -3813,18 +6031,18 @@
     </w:p>
     <w:p>
       <w:pPr>
-        <w:rPr>
-          <w:rFonts w:asciiTheme="majorHAnsi" w:hAnsiTheme="majorHAnsi"/>
-          <w:sz w:val="28"/>
-          <w:szCs w:val="28"/>
+        <w:pStyle w:val="berschrift2"/>
+        <w:rPr>
+          <w:sz w:val="24"/>
+          <w:szCs w:val="24"/>
           <w:lang w:val="en-GB"/>
         </w:rPr>
       </w:pPr>
-      <w:r>
-        <w:rPr>
-          <w:rFonts w:asciiTheme="majorHAnsi" w:hAnsiTheme="majorHAnsi"/>
-          <w:sz w:val="28"/>
-          <w:szCs w:val="28"/>
+      <w:bookmarkStart w:id="11" w:name="_Toc239250371"/>
+      <w:r>
+        <w:rPr>
+          <w:sz w:val="24"/>
+          <w:szCs w:val="24"/>
           <w:lang w:val="en-GB"/>
         </w:rPr>
         <w:lastRenderedPageBreak/>
@@ -3832,69 +6050,43 @@
       </w:r>
       <w:r>
         <w:rPr>
-          <w:rFonts w:asciiTheme="majorHAnsi" w:hAnsiTheme="majorHAnsi"/>
-          <w:sz w:val="28"/>
-          <w:szCs w:val="28"/>
+          <w:sz w:val="24"/>
+          <w:szCs w:val="24"/>
           <w:lang w:val="en-GB"/>
         </w:rPr>
         <w:t>2</w:t>
       </w:r>
       <w:r>
         <w:rPr>
-          <w:rFonts w:asciiTheme="majorHAnsi" w:hAnsiTheme="majorHAnsi"/>
-          <w:sz w:val="28"/>
-          <w:szCs w:val="28"/>
-          <w:lang w:val="en-GB"/>
-        </w:rPr>
-        <w:t xml:space="preserve"> </w:t>
-      </w:r>
-      <w:r>
-        <w:rPr>
-          <w:rFonts w:asciiTheme="majorHAnsi" w:hAnsiTheme="majorHAnsi"/>
-          <w:sz w:val="28"/>
-          <w:szCs w:val="28"/>
-          <w:lang w:val="en-GB"/>
-        </w:rPr>
-        <w:t>render_esp.py</w:t>
-      </w:r>
+          <w:sz w:val="24"/>
+          <w:szCs w:val="24"/>
+          <w:lang w:val="en-GB"/>
+        </w:rPr>
+        <w:t xml:space="preserve"> render_esp.py</w:t>
+      </w:r>
+      <w:bookmarkEnd w:id="11"/>
     </w:p>
     <w:p>
       <w:pPr>
         <w:rPr>
-          <w:sz w:val="22"/>
-          <w:szCs w:val="22"/>
+          <w:sz w:val="18"/>
+          <w:szCs w:val="18"/>
           <w:lang w:val="en-GB"/>
         </w:rPr>
       </w:pPr>
       <w:r>
         <w:rPr>
-          <w:sz w:val="22"/>
-          <w:szCs w:val="22"/>
-          <w:lang w:val="en-GB"/>
-        </w:rPr>
-        <w:t xml:space="preserve">The render_esp.py script is the place where the standard images are created, 3 views are standardized and always created in the same manner. One from the top looking at the pi-ring system, one from the side and one looking directly at the C-X axis pointing out the </w:t>
-      </w:r>
-      <w:r>
-        <w:rPr>
-          <w:sz w:val="22"/>
-          <w:szCs w:val="22"/>
-          <w:lang w:val="en-GB"/>
-        </w:rPr>
-        <w:t>σ</w:t>
-      </w:r>
-      <w:r>
-        <w:rPr>
-          <w:sz w:val="22"/>
-          <w:szCs w:val="22"/>
-          <w:lang w:val="en-GB"/>
-        </w:rPr>
-        <w:t xml:space="preserve">-hole. Within the </w:t>
+          <w:sz w:val="18"/>
+          <w:szCs w:val="18"/>
+          <w:lang w:val="en-GB"/>
+        </w:rPr>
+        <w:t xml:space="preserve">The render_esp.py script is the place where the standard images are created, 3 views are standardized and always created in the same manner. One from the top looking at the pi-ring system, one from the side and one looking directly at the C-X axis pointing out the σ-hole. Within the </w:t>
       </w:r>
       <w:proofErr w:type="spellStart"/>
       <w:r>
         <w:rPr>
-          <w:sz w:val="22"/>
-          <w:szCs w:val="22"/>
+          <w:sz w:val="18"/>
+          <w:szCs w:val="18"/>
           <w:lang w:val="en-GB"/>
         </w:rPr>
         <w:t>Pymol</w:t>
@@ -3902,8 +6094,8 @@
       <w:proofErr w:type="spellEnd"/>
       <w:r>
         <w:rPr>
-          <w:sz w:val="22"/>
-          <w:szCs w:val="22"/>
+          <w:sz w:val="18"/>
+          <w:szCs w:val="18"/>
           <w:lang w:val="en-GB"/>
         </w:rPr>
         <w:t xml:space="preserve"> implementation, if a molecule carries more than one halogen, the halogen with the biggest sigma hole is taken for the C-X axis view. Therefor the electrostatic potential at the sigma holes </w:t>
@@ -3911,8 +6103,8 @@
       <w:proofErr w:type="gramStart"/>
       <w:r>
         <w:rPr>
-          <w:sz w:val="22"/>
-          <w:szCs w:val="22"/>
+          <w:sz w:val="18"/>
+          <w:szCs w:val="18"/>
           <w:lang w:val="en-GB"/>
         </w:rPr>
         <w:t>need</w:t>
@@ -3920,8 +6112,8 @@
       <w:proofErr w:type="gramEnd"/>
       <w:r>
         <w:rPr>
-          <w:sz w:val="22"/>
-          <w:szCs w:val="22"/>
+          <w:sz w:val="18"/>
+          <w:szCs w:val="18"/>
           <w:lang w:val="en-GB"/>
         </w:rPr>
         <w:t xml:space="preserve"> to be calculated, this is done by trilinear interpolation. </w:t>
@@ -3929,31 +6121,36 @@
     </w:p>
     <w:p>
       <w:pPr>
-        <w:rPr>
-          <w:rFonts w:asciiTheme="majorHAnsi" w:hAnsiTheme="majorHAnsi"/>
+        <w:pStyle w:val="berschrift3"/>
+        <w:rPr>
+          <w:sz w:val="22"/>
+          <w:szCs w:val="22"/>
           <w:lang w:val="en-GB"/>
         </w:rPr>
       </w:pPr>
-      <w:r>
-        <w:rPr>
-          <w:rFonts w:asciiTheme="majorHAnsi" w:hAnsiTheme="majorHAnsi"/>
+      <w:bookmarkStart w:id="12" w:name="_Toc239250372"/>
+      <w:r>
+        <w:rPr>
+          <w:sz w:val="22"/>
+          <w:szCs w:val="22"/>
           <w:lang w:val="en-GB"/>
         </w:rPr>
         <w:t>2.2.1 Read cubes &amp; calculate the statistics</w:t>
       </w:r>
+      <w:bookmarkEnd w:id="12"/>
     </w:p>
     <w:p>
       <w:pPr>
         <w:rPr>
-          <w:sz w:val="22"/>
-          <w:szCs w:val="22"/>
+          <w:sz w:val="18"/>
+          <w:szCs w:val="18"/>
           <w:lang w:val="en-GB"/>
         </w:rPr>
       </w:pPr>
       <w:r>
         <w:rPr>
-          <w:sz w:val="22"/>
-          <w:szCs w:val="22"/>
+          <w:sz w:val="18"/>
+          <w:szCs w:val="18"/>
           <w:lang w:val="en-GB"/>
         </w:rPr>
         <w:t>The script starts by reading the .cube files and determine the shell with the same tolerance factor (0.12) the xyzToCube.py script also uses.</w:t>
@@ -3961,31 +6158,36 @@
     </w:p>
     <w:p>
       <w:pPr>
-        <w:rPr>
-          <w:rFonts w:asciiTheme="majorHAnsi" w:hAnsiTheme="majorHAnsi"/>
+        <w:pStyle w:val="berschrift3"/>
+        <w:rPr>
+          <w:sz w:val="22"/>
+          <w:szCs w:val="22"/>
           <w:lang w:val="en-GB"/>
         </w:rPr>
       </w:pPr>
-      <w:r>
-        <w:rPr>
-          <w:rFonts w:asciiTheme="majorHAnsi" w:hAnsiTheme="majorHAnsi"/>
+      <w:bookmarkStart w:id="13" w:name="_Toc239250373"/>
+      <w:r>
+        <w:rPr>
+          <w:sz w:val="22"/>
+          <w:szCs w:val="22"/>
           <w:lang w:val="en-GB"/>
         </w:rPr>
         <w:t>2.2.2 Determine the halogens and their corresponding values</w:t>
       </w:r>
+      <w:bookmarkEnd w:id="13"/>
     </w:p>
     <w:p>
       <w:pPr>
         <w:rPr>
-          <w:sz w:val="22"/>
-          <w:szCs w:val="22"/>
+          <w:sz w:val="18"/>
+          <w:szCs w:val="18"/>
           <w:lang w:val="en-GB"/>
         </w:rPr>
       </w:pPr>
       <w:r>
         <w:rPr>
-          <w:sz w:val="22"/>
-          <w:szCs w:val="22"/>
+          <w:sz w:val="18"/>
+          <w:szCs w:val="18"/>
           <w:lang w:val="en-GB"/>
         </w:rPr>
         <w:t xml:space="preserve">From line 112 to line 380 the halogens are determined and the local extrema is calculated for each one. The implementation is done by searching for all halogens in the molecule that are bound to a carbon atom.  From there on the local extrema for the molecule is calculated, the script calculates the extrema and where they are located.  </w:t>
@@ -3993,8 +6195,8 @@
       <w:proofErr w:type="gramStart"/>
       <w:r>
         <w:rPr>
-          <w:sz w:val="22"/>
-          <w:szCs w:val="22"/>
+          <w:sz w:val="18"/>
+          <w:szCs w:val="18"/>
           <w:lang w:val="en-GB"/>
         </w:rPr>
         <w:t>Additionally</w:t>
@@ -4002,8 +6204,8 @@
       <w:proofErr w:type="gramEnd"/>
       <w:r>
         <w:rPr>
-          <w:sz w:val="22"/>
-          <w:szCs w:val="22"/>
+          <w:sz w:val="18"/>
+          <w:szCs w:val="18"/>
           <w:lang w:val="en-GB"/>
         </w:rPr>
         <w:t xml:space="preserve"> the electrostatic potential is calculated at the sigma holes via trilinear interpolation, trilinear interpolation is used, as there is probably never a shell point exactly at the C-X axis. For that a cone is implemented via a Fibonacci spiral, that goes from the C-X axis to 36.87° away from it, along every one of these rays the script than marches outward from the halogen and looks for the radius at which the density ρ crosses the </w:t>
@@ -4011,8 +6213,8 @@
       <w:proofErr w:type="spellStart"/>
       <w:r>
         <w:rPr>
-          <w:sz w:val="22"/>
-          <w:szCs w:val="22"/>
+          <w:sz w:val="18"/>
+          <w:szCs w:val="18"/>
           <w:lang w:val="en-GB"/>
         </w:rPr>
         <w:t>isovalue</w:t>
@@ -4020,8 +6222,8 @@
       <w:proofErr w:type="spellEnd"/>
       <w:r>
         <w:rPr>
-          <w:sz w:val="22"/>
-          <w:szCs w:val="22"/>
+          <w:sz w:val="18"/>
+          <w:szCs w:val="18"/>
           <w:lang w:val="en-GB"/>
         </w:rPr>
         <w:t xml:space="preserve"> and only there the potential is evaluated. </w:t>
@@ -4029,8 +6231,8 @@
       <w:proofErr w:type="gramStart"/>
       <w:r>
         <w:rPr>
-          <w:sz w:val="22"/>
-          <w:szCs w:val="22"/>
+          <w:sz w:val="18"/>
+          <w:szCs w:val="18"/>
           <w:lang w:val="en-GB"/>
         </w:rPr>
         <w:t>So</w:t>
@@ -4038,8 +6240,8 @@
       <w:proofErr w:type="gramEnd"/>
       <w:r>
         <w:rPr>
-          <w:sz w:val="22"/>
-          <w:szCs w:val="22"/>
+          <w:sz w:val="18"/>
+          <w:szCs w:val="18"/>
           <w:lang w:val="en-GB"/>
         </w:rPr>
         <w:t xml:space="preserve"> two values are </w:t>
@@ -4047,8 +6249,8 @@
       <w:proofErr w:type="spellStart"/>
       <w:r>
         <w:rPr>
-          <w:sz w:val="22"/>
-          <w:szCs w:val="22"/>
+          <w:sz w:val="18"/>
+          <w:szCs w:val="18"/>
           <w:lang w:val="en-GB"/>
         </w:rPr>
         <w:t>trilinearly</w:t>
@@ -4056,24 +6258,24 @@
       <w:proofErr w:type="spellEnd"/>
       <w:r>
         <w:rPr>
-          <w:sz w:val="22"/>
-          <w:szCs w:val="22"/>
+          <w:sz w:val="18"/>
+          <w:szCs w:val="18"/>
           <w:lang w:val="en-GB"/>
         </w:rPr>
         <w:t xml:space="preserve"> interpolated per ray, the crossing radius out of the density cube and the potential at that radius out of the potential cube, and the maximum over all rays is where the sigma-hole sits. This calculation takes a feelable increase in the computing time of the script and the reason it was left out in the image generation within the VMD Pipeline. There it is implemented in a separate script </w:t>
       </w:r>
       <w:r>
         <w:rPr>
-          <w:sz w:val="22"/>
-          <w:szCs w:val="22"/>
+          <w:sz w:val="18"/>
+          <w:szCs w:val="18"/>
           <w:lang w:val="en-GB"/>
         </w:rPr>
         <w:t>to</w:t>
       </w:r>
       <w:r>
         <w:rPr>
-          <w:sz w:val="22"/>
-          <w:szCs w:val="22"/>
+          <w:sz w:val="18"/>
+          <w:szCs w:val="18"/>
           <w:lang w:val="en-GB"/>
         </w:rPr>
         <w:t xml:space="preserve"> decrease the runtime that comes with a cost of not showing the sigma hole with the halogen and its biggest sigma hole when there are two halogens in a molecule.</w:t>
@@ -4081,38 +6283,36 @@
     </w:p>
     <w:p>
       <w:pPr>
-        <w:rPr>
-          <w:rFonts w:asciiTheme="majorHAnsi" w:hAnsiTheme="majorHAnsi"/>
+        <w:pStyle w:val="berschrift3"/>
+        <w:rPr>
+          <w:sz w:val="22"/>
+          <w:szCs w:val="22"/>
           <w:lang w:val="en-GB"/>
         </w:rPr>
       </w:pPr>
-      <w:r>
-        <w:rPr>
-          <w:rFonts w:asciiTheme="majorHAnsi" w:hAnsiTheme="majorHAnsi"/>
-          <w:lang w:val="en-GB"/>
-        </w:rPr>
-        <w:t>2.2.</w:t>
-      </w:r>
-      <w:r>
-        <w:rPr>
-          <w:rFonts w:asciiTheme="majorHAnsi" w:hAnsiTheme="majorHAnsi"/>
-          <w:lang w:val="en-GB"/>
-        </w:rPr>
-        <w:t>3 Rendering the images</w:t>
-      </w:r>
+      <w:bookmarkStart w:id="14" w:name="_Toc239250374"/>
+      <w:r>
+        <w:rPr>
+          <w:sz w:val="22"/>
+          <w:szCs w:val="22"/>
+          <w:lang w:val="en-GB"/>
+        </w:rPr>
+        <w:t>2.2.3 Rendering the images</w:t>
+      </w:r>
+      <w:bookmarkEnd w:id="14"/>
     </w:p>
     <w:p>
       <w:pPr>
         <w:rPr>
-          <w:sz w:val="22"/>
-          <w:szCs w:val="22"/>
+          <w:sz w:val="18"/>
+          <w:szCs w:val="18"/>
           <w:lang w:val="en-GB"/>
         </w:rPr>
       </w:pPr>
       <w:r>
         <w:rPr>
-          <w:sz w:val="22"/>
-          <w:szCs w:val="22"/>
+          <w:sz w:val="18"/>
+          <w:szCs w:val="18"/>
           <w:lang w:val="en-GB"/>
         </w:rPr>
         <w:t xml:space="preserve">From line 415 the image creation starts, for that the atomic numbers are reverse translated in their symbol again and a molecular frame is defined. The frame is taken from the geometry itself and not from the order of the atoms in the file. Via a singular value decomposition over the heavy atoms the three principal axes are determined, the axis with the smallest extent is the normal of the best fit plane of the ring system. Together with the C-X axis this spans a </w:t>
@@ -4120,8 +6320,8 @@
       <w:proofErr w:type="gramStart"/>
       <w:r>
         <w:rPr>
-          <w:sz w:val="22"/>
-          <w:szCs w:val="22"/>
+          <w:sz w:val="18"/>
+          <w:szCs w:val="18"/>
           <w:lang w:val="en-GB"/>
         </w:rPr>
         <w:t>right handed</w:t>
@@ -4129,8 +6329,8 @@
       <w:proofErr w:type="gramEnd"/>
       <w:r>
         <w:rPr>
-          <w:sz w:val="22"/>
-          <w:szCs w:val="22"/>
+          <w:sz w:val="18"/>
+          <w:szCs w:val="18"/>
           <w:lang w:val="en-GB"/>
         </w:rPr>
         <w:t xml:space="preserve"> frame, out of which the three views are built as rotation matrices that are handed over to </w:t>
@@ -4138,8 +6338,8 @@
       <w:proofErr w:type="spellStart"/>
       <w:r>
         <w:rPr>
-          <w:sz w:val="22"/>
-          <w:szCs w:val="22"/>
+          <w:sz w:val="18"/>
+          <w:szCs w:val="18"/>
           <w:lang w:val="en-GB"/>
         </w:rPr>
         <w:t>PyMol</w:t>
@@ -4147,8 +6347,8 @@
       <w:proofErr w:type="spellEnd"/>
       <w:r>
         <w:rPr>
-          <w:sz w:val="22"/>
-          <w:szCs w:val="22"/>
+          <w:sz w:val="18"/>
+          <w:szCs w:val="18"/>
           <w:lang w:val="en-GB"/>
         </w:rPr>
         <w:t xml:space="preserve"> with </w:t>
@@ -4156,8 +6356,8 @@
       <w:proofErr w:type="spellStart"/>
       <w:r>
         <w:rPr>
-          <w:sz w:val="22"/>
-          <w:szCs w:val="22"/>
+          <w:sz w:val="18"/>
+          <w:szCs w:val="18"/>
           <w:lang w:val="en-GB"/>
         </w:rPr>
         <w:t>set_view</w:t>
@@ -4165,8 +6365,8 @@
       <w:proofErr w:type="spellEnd"/>
       <w:r>
         <w:rPr>
-          <w:sz w:val="22"/>
-          <w:szCs w:val="22"/>
+          <w:sz w:val="18"/>
+          <w:szCs w:val="18"/>
           <w:lang w:val="en-GB"/>
         </w:rPr>
         <w:t>.</w:t>
@@ -4175,23 +6375,23 @@
     <w:p>
       <w:pPr>
         <w:rPr>
-          <w:sz w:val="22"/>
-          <w:szCs w:val="22"/>
+          <w:sz w:val="18"/>
+          <w:szCs w:val="18"/>
           <w:lang w:val="en-GB"/>
         </w:rPr>
       </w:pPr>
       <w:r>
         <w:rPr>
-          <w:sz w:val="22"/>
-          <w:szCs w:val="22"/>
+          <w:sz w:val="18"/>
+          <w:szCs w:val="18"/>
           <w:lang w:val="en-GB"/>
         </w:rPr>
         <w:t>Two versions of the C-X axis are kept, the true bond axis and the same axis projected into the plane. For planar molecules both are identical and the projection is pure cosmetics</w:t>
       </w:r>
       <w:r>
         <w:rPr>
-          <w:sz w:val="22"/>
-          <w:szCs w:val="22"/>
+          <w:sz w:val="18"/>
+          <w:szCs w:val="18"/>
           <w:lang w:val="en-GB"/>
         </w:rPr>
         <w:t>. For non-planar molecules that ensures the correct image creation.</w:t>
@@ -4200,33 +6400,24 @@
     <w:p>
       <w:pPr>
         <w:rPr>
-          <w:sz w:val="22"/>
-          <w:szCs w:val="22"/>
+          <w:sz w:val="18"/>
+          <w:szCs w:val="18"/>
           <w:lang w:val="en-GB"/>
         </w:rPr>
       </w:pPr>
       <w:r>
         <w:rPr>
-          <w:sz w:val="22"/>
-          <w:szCs w:val="22"/>
-          <w:lang w:val="en-GB"/>
-        </w:rPr>
-        <w:t xml:space="preserve">The zoom is done on the atoms and not on the iso surface, the surface object carries the extent of the whole grid box with it and the molecule would end up as a postage stamp in the middle of </w:t>
-      </w:r>
-      <w:r>
-        <w:rPr>
-          <w:sz w:val="22"/>
-          <w:szCs w:val="22"/>
-          <w:lang w:val="en-GB"/>
-        </w:rPr>
-        <w:lastRenderedPageBreak/>
-        <w:t xml:space="preserve">the image. The room the surface needs beyond the nuclei is </w:t>
+          <w:sz w:val="18"/>
+          <w:szCs w:val="18"/>
+          <w:lang w:val="en-GB"/>
+        </w:rPr>
+        <w:t xml:space="preserve">The zoom is done on the atoms and not on the iso surface, the surface object carries the extent of the whole grid box with it and the molecule would end up as a postage stamp in the middle of the image. The room the surface needs beyond the nuclei is </w:t>
       </w:r>
       <w:proofErr w:type="spellStart"/>
       <w:r>
         <w:rPr>
-          <w:sz w:val="22"/>
-          <w:szCs w:val="22"/>
+          <w:sz w:val="18"/>
+          <w:szCs w:val="18"/>
           <w:lang w:val="en-GB"/>
         </w:rPr>
         <w:t>therefor</w:t>
@@ -4234,8 +6425,8 @@
       <w:proofErr w:type="spellEnd"/>
       <w:r>
         <w:rPr>
-          <w:sz w:val="22"/>
-          <w:szCs w:val="22"/>
+          <w:sz w:val="18"/>
+          <w:szCs w:val="18"/>
           <w:lang w:val="en-GB"/>
         </w:rPr>
         <w:t xml:space="preserve"> added by hand with BUFFER_ANGSTROM = 2.4, the ρ = 0.001 surface sits about 1.7 to 2.1 Å outside the outermost nuclei and 2.4 covers that with a narrow margin. The projection is set to orthoscopic, so there is no perspective </w:t>
@@ -4243,8 +6434,8 @@
       <w:proofErr w:type="gramStart"/>
       <w:r>
         <w:rPr>
-          <w:sz w:val="22"/>
-          <w:szCs w:val="22"/>
+          <w:sz w:val="18"/>
+          <w:szCs w:val="18"/>
           <w:lang w:val="en-GB"/>
         </w:rPr>
         <w:t>distortion</w:t>
@@ -4252,8 +6443,8 @@
       <w:proofErr w:type="gramEnd"/>
       <w:r>
         <w:rPr>
-          <w:sz w:val="22"/>
-          <w:szCs w:val="22"/>
+          <w:sz w:val="18"/>
+          <w:szCs w:val="18"/>
           <w:lang w:val="en-GB"/>
         </w:rPr>
         <w:t xml:space="preserve"> and the images stay comparable between molecules.</w:t>
@@ -4261,14 +6452,18 @@
     </w:p>
     <w:p>
       <w:pPr>
-        <w:rPr>
-          <w:rFonts w:asciiTheme="majorHAnsi" w:hAnsiTheme="majorHAnsi"/>
+        <w:pStyle w:val="berschrift3"/>
+        <w:rPr>
+          <w:sz w:val="22"/>
+          <w:szCs w:val="22"/>
           <w:lang w:val="en-GB"/>
         </w:rPr>
       </w:pPr>
-      <w:r>
-        <w:rPr>
-          <w:rFonts w:asciiTheme="majorHAnsi" w:hAnsiTheme="majorHAnsi"/>
+      <w:bookmarkStart w:id="15" w:name="_Toc239250375"/>
+      <w:r>
+        <w:rPr>
+          <w:sz w:val="22"/>
+          <w:szCs w:val="22"/>
           <w:lang w:val="en-GB"/>
         </w:rPr>
         <w:t xml:space="preserve">2.2.4 Creating the </w:t>
@@ -4276,7 +6471,8 @@
       <w:proofErr w:type="spellStart"/>
       <w:r>
         <w:rPr>
-          <w:rFonts w:asciiTheme="majorHAnsi" w:hAnsiTheme="majorHAnsi"/>
+          <w:sz w:val="22"/>
+          <w:szCs w:val="22"/>
           <w:lang w:val="en-GB"/>
         </w:rPr>
         <w:t>PyMol</w:t>
@@ -4284,24 +6480,26 @@
       <w:proofErr w:type="spellEnd"/>
       <w:r>
         <w:rPr>
-          <w:rFonts w:asciiTheme="majorHAnsi" w:hAnsiTheme="majorHAnsi"/>
+          <w:sz w:val="22"/>
+          <w:szCs w:val="22"/>
           <w:lang w:val="en-GB"/>
         </w:rPr>
         <w:t xml:space="preserve"> scene</w:t>
       </w:r>
+      <w:bookmarkEnd w:id="15"/>
     </w:p>
     <w:p>
       <w:pPr>
         <w:rPr>
-          <w:sz w:val="22"/>
-          <w:szCs w:val="22"/>
+          <w:sz w:val="18"/>
+          <w:szCs w:val="18"/>
           <w:lang w:val="en-GB"/>
         </w:rPr>
       </w:pPr>
       <w:r>
         <w:rPr>
-          <w:sz w:val="22"/>
-          <w:szCs w:val="22"/>
+          <w:sz w:val="18"/>
+          <w:szCs w:val="18"/>
           <w:lang w:val="en-GB"/>
         </w:rPr>
         <w:t xml:space="preserve">From line 690 on the scene itself is put together. The structure file and both .cube files are loaded, the skeleton is shown as sticks with the stick radius that comes from --stick-size (0.1 Å by default) and the carbons are coloured grey20, so the skeleton does not compete with the surface. With </w:t>
@@ -4310,8 +6508,8 @@
       <w:proofErr w:type="gramStart"/>
       <w:r>
         <w:rPr>
-          <w:sz w:val="22"/>
-          <w:szCs w:val="22"/>
+          <w:sz w:val="18"/>
+          <w:szCs w:val="18"/>
           <w:lang w:val="en-GB"/>
         </w:rPr>
         <w:t>cmd.isosurface</w:t>
@@ -4320,8 +6518,8 @@
       <w:proofErr w:type="gramEnd"/>
       <w:r>
         <w:rPr>
-          <w:sz w:val="22"/>
-          <w:szCs w:val="22"/>
+          <w:sz w:val="18"/>
+          <w:szCs w:val="18"/>
           <w:lang w:val="en-GB"/>
         </w:rPr>
         <w:t xml:space="preserve"> the ρ = 0.001 surface is generated out of the density cube by a marching cubes mechanism, </w:t>
@@ -4329,8 +6527,8 @@
       <w:proofErr w:type="gramStart"/>
       <w:r>
         <w:rPr>
-          <w:sz w:val="22"/>
-          <w:szCs w:val="22"/>
+          <w:sz w:val="18"/>
+          <w:szCs w:val="18"/>
           <w:lang w:val="en-GB"/>
         </w:rPr>
         <w:t>than</w:t>
@@ -4338,8 +6536,8 @@
       <w:proofErr w:type="gramEnd"/>
       <w:r>
         <w:rPr>
-          <w:sz w:val="22"/>
-          <w:szCs w:val="22"/>
+          <w:sz w:val="18"/>
+          <w:szCs w:val="18"/>
           <w:lang w:val="en-GB"/>
         </w:rPr>
         <w:t xml:space="preserve"> a colour ramp is created with </w:t>
@@ -4348,8 +6546,8 @@
       <w:proofErr w:type="gramStart"/>
       <w:r>
         <w:rPr>
-          <w:sz w:val="22"/>
-          <w:szCs w:val="22"/>
+          <w:sz w:val="18"/>
+          <w:szCs w:val="18"/>
           <w:lang w:val="en-GB"/>
         </w:rPr>
         <w:t>cmd.ramp</w:t>
@@ -4357,8 +6555,8 @@
       <w:proofErr w:type="gramEnd"/>
       <w:r>
         <w:rPr>
-          <w:sz w:val="22"/>
-          <w:szCs w:val="22"/>
+          <w:sz w:val="18"/>
+          <w:szCs w:val="18"/>
           <w:lang w:val="en-GB"/>
         </w:rPr>
         <w:t>_new</w:t>
@@ -4366,8 +6564,8 @@
       <w:proofErr w:type="spellEnd"/>
       <w:r>
         <w:rPr>
-          <w:sz w:val="22"/>
-          <w:szCs w:val="22"/>
+          <w:sz w:val="18"/>
+          <w:szCs w:val="18"/>
           <w:lang w:val="en-GB"/>
         </w:rPr>
         <w:t xml:space="preserve"> on the potential cube and hung onto the surface with </w:t>
@@ -4375,8 +6573,8 @@
       <w:proofErr w:type="spellStart"/>
       <w:r>
         <w:rPr>
-          <w:sz w:val="22"/>
-          <w:szCs w:val="22"/>
+          <w:sz w:val="18"/>
+          <w:szCs w:val="18"/>
           <w:lang w:val="en-GB"/>
         </w:rPr>
         <w:t>surface_color</w:t>
@@ -4384,8 +6582,8 @@
       <w:proofErr w:type="spellEnd"/>
       <w:r>
         <w:rPr>
-          <w:sz w:val="22"/>
-          <w:szCs w:val="22"/>
+          <w:sz w:val="18"/>
+          <w:szCs w:val="18"/>
           <w:lang w:val="en-GB"/>
         </w:rPr>
         <w:t xml:space="preserve">. The ramp object itself is disabled afterwards, otherwise </w:t>
@@ -4393,8 +6591,8 @@
       <w:proofErr w:type="spellStart"/>
       <w:r>
         <w:rPr>
-          <w:sz w:val="22"/>
-          <w:szCs w:val="22"/>
+          <w:sz w:val="18"/>
+          <w:szCs w:val="18"/>
           <w:lang w:val="en-GB"/>
         </w:rPr>
         <w:t>PyMol</w:t>
@@ -4402,8 +6600,8 @@
       <w:proofErr w:type="spellEnd"/>
       <w:r>
         <w:rPr>
-          <w:sz w:val="22"/>
-          <w:szCs w:val="22"/>
+          <w:sz w:val="18"/>
+          <w:szCs w:val="18"/>
           <w:lang w:val="en-GB"/>
         </w:rPr>
         <w:t xml:space="preserve"> would draw its own colour bar into the image.</w:t>
@@ -4412,15 +6610,15 @@
     <w:p>
       <w:pPr>
         <w:rPr>
-          <w:sz w:val="22"/>
-          <w:szCs w:val="22"/>
+          <w:sz w:val="18"/>
+          <w:szCs w:val="18"/>
           <w:lang w:val="en-GB"/>
         </w:rPr>
       </w:pPr>
       <w:r>
         <w:rPr>
-          <w:sz w:val="22"/>
-          <w:szCs w:val="22"/>
+          <w:sz w:val="18"/>
+          <w:szCs w:val="18"/>
           <w:lang w:val="en-GB"/>
         </w:rPr>
         <w:t xml:space="preserve">Two interpolations happen here as </w:t>
@@ -4428,8 +6626,8 @@
       <w:proofErr w:type="gramStart"/>
       <w:r>
         <w:rPr>
-          <w:sz w:val="22"/>
-          <w:szCs w:val="22"/>
+          <w:sz w:val="18"/>
+          <w:szCs w:val="18"/>
           <w:lang w:val="en-GB"/>
         </w:rPr>
         <w:t>well</w:t>
@@ -4437,8 +6635,8 @@
       <w:proofErr w:type="gramEnd"/>
       <w:r>
         <w:rPr>
-          <w:sz w:val="22"/>
-          <w:szCs w:val="22"/>
+          <w:sz w:val="18"/>
+          <w:szCs w:val="18"/>
           <w:lang w:val="en-GB"/>
         </w:rPr>
         <w:t xml:space="preserve"> and it is worth keeping them apart. Marching cubes interpolates linearly along the edges of every grid cell to find where the density crosses the iso value, that gives the position of the surface vertices. The colour of each of these vertices is than the potential at that position, which </w:t>
@@ -4446,8 +6644,8 @@
       <w:proofErr w:type="spellStart"/>
       <w:r>
         <w:rPr>
-          <w:sz w:val="22"/>
-          <w:szCs w:val="22"/>
+          <w:sz w:val="18"/>
+          <w:szCs w:val="18"/>
           <w:lang w:val="en-GB"/>
         </w:rPr>
         <w:t>PyMol</w:t>
@@ -4455,8 +6653,8 @@
       <w:proofErr w:type="spellEnd"/>
       <w:r>
         <w:rPr>
-          <w:sz w:val="22"/>
-          <w:szCs w:val="22"/>
+          <w:sz w:val="18"/>
+          <w:szCs w:val="18"/>
           <w:lang w:val="en-GB"/>
         </w:rPr>
         <w:t xml:space="preserve"> </w:t>
@@ -4464,8 +6662,8 @@
       <w:proofErr w:type="spellStart"/>
       <w:r>
         <w:rPr>
-          <w:sz w:val="22"/>
-          <w:szCs w:val="22"/>
+          <w:sz w:val="18"/>
+          <w:szCs w:val="18"/>
           <w:lang w:val="en-GB"/>
         </w:rPr>
         <w:t>trilinearly</w:t>
@@ -4473,8 +6671,8 @@
       <w:proofErr w:type="spellEnd"/>
       <w:r>
         <w:rPr>
-          <w:sz w:val="22"/>
-          <w:szCs w:val="22"/>
+          <w:sz w:val="18"/>
+          <w:szCs w:val="18"/>
           <w:lang w:val="en-GB"/>
         </w:rPr>
         <w:t xml:space="preserve"> interpolates out of the ESP cube. </w:t>
@@ -4482,8 +6680,8 @@
       <w:proofErr w:type="gramStart"/>
       <w:r>
         <w:rPr>
-          <w:sz w:val="22"/>
-          <w:szCs w:val="22"/>
+          <w:sz w:val="18"/>
+          <w:szCs w:val="18"/>
           <w:lang w:val="en-GB"/>
         </w:rPr>
         <w:t>So</w:t>
@@ -4491,16 +6689,16 @@
       <w:proofErr w:type="gramEnd"/>
       <w:r>
         <w:rPr>
-          <w:sz w:val="22"/>
-          <w:szCs w:val="22"/>
+          <w:sz w:val="18"/>
+          <w:szCs w:val="18"/>
           <w:lang w:val="en-GB"/>
         </w:rPr>
         <w:t xml:space="preserve"> the geometry of the surface comes from the density and the colour from the potential</w:t>
       </w:r>
       <w:r>
         <w:rPr>
-          <w:sz w:val="22"/>
-          <w:szCs w:val="22"/>
+          <w:sz w:val="18"/>
+          <w:szCs w:val="18"/>
           <w:lang w:val="en-GB"/>
         </w:rPr>
         <w:t>.</w:t>
@@ -4509,24 +6707,25 @@
     <w:p>
       <w:pPr>
         <w:rPr>
-          <w:sz w:val="22"/>
-          <w:szCs w:val="22"/>
+          <w:sz w:val="18"/>
+          <w:szCs w:val="18"/>
           <w:lang w:val="en-GB"/>
         </w:rPr>
       </w:pPr>
       <w:r>
         <w:rPr>
-          <w:sz w:val="22"/>
-          <w:szCs w:val="22"/>
-          <w:lang w:val="en-GB"/>
-        </w:rPr>
+          <w:sz w:val="18"/>
+          <w:szCs w:val="18"/>
+          <w:lang w:val="en-GB"/>
+        </w:rPr>
+        <w:lastRenderedPageBreak/>
         <w:t xml:space="preserve">The rest are the render settings. The transparency is 0.15 by default, </w:t>
       </w:r>
       <w:proofErr w:type="spellStart"/>
       <w:r>
         <w:rPr>
-          <w:sz w:val="22"/>
-          <w:szCs w:val="22"/>
+          <w:sz w:val="18"/>
+          <w:szCs w:val="18"/>
           <w:lang w:val="en-GB"/>
         </w:rPr>
         <w:t>PyMol</w:t>
@@ -4534,24 +6733,24 @@
       <w:proofErr w:type="spellEnd"/>
       <w:r>
         <w:rPr>
-          <w:sz w:val="22"/>
-          <w:szCs w:val="22"/>
+          <w:sz w:val="18"/>
+          <w:szCs w:val="18"/>
           <w:lang w:val="en-GB"/>
         </w:rPr>
         <w:t xml:space="preserve"> counts 0 as fully opaque</w:t>
       </w:r>
       <w:r>
         <w:rPr>
-          <w:sz w:val="22"/>
-          <w:szCs w:val="22"/>
+          <w:sz w:val="18"/>
+          <w:szCs w:val="18"/>
           <w:lang w:val="en-GB"/>
         </w:rPr>
         <w:t>.</w:t>
       </w:r>
       <w:r>
         <w:rPr>
-          <w:sz w:val="22"/>
-          <w:szCs w:val="22"/>
+          <w:sz w:val="18"/>
+          <w:szCs w:val="18"/>
           <w:lang w:val="en-GB"/>
         </w:rPr>
         <w:t xml:space="preserve"> </w:t>
@@ -4559,16 +6758,16 @@
       <w:proofErr w:type="spellStart"/>
       <w:r>
         <w:rPr>
-          <w:sz w:val="22"/>
-          <w:szCs w:val="22"/>
+          <w:sz w:val="18"/>
+          <w:szCs w:val="18"/>
           <w:lang w:val="en-GB"/>
         </w:rPr>
         <w:t>T</w:t>
       </w:r>
       <w:r>
         <w:rPr>
-          <w:sz w:val="22"/>
-          <w:szCs w:val="22"/>
+          <w:sz w:val="18"/>
+          <w:szCs w:val="18"/>
           <w:lang w:val="en-GB"/>
         </w:rPr>
         <w:t>ransparency_mode</w:t>
@@ -4576,8 +6775,8 @@
       <w:proofErr w:type="spellEnd"/>
       <w:r>
         <w:rPr>
-          <w:sz w:val="22"/>
-          <w:szCs w:val="22"/>
+          <w:sz w:val="18"/>
+          <w:szCs w:val="18"/>
           <w:lang w:val="en-GB"/>
         </w:rPr>
         <w:t xml:space="preserve"> 2 makes the back faces of the surface visible, </w:t>
@@ -4585,8 +6784,8 @@
       <w:proofErr w:type="spellStart"/>
       <w:r>
         <w:rPr>
-          <w:sz w:val="22"/>
-          <w:szCs w:val="22"/>
+          <w:sz w:val="18"/>
+          <w:szCs w:val="18"/>
           <w:lang w:val="en-GB"/>
         </w:rPr>
         <w:t>two_sided_lighting</w:t>
@@ -4594,8 +6793,8 @@
       <w:proofErr w:type="spellEnd"/>
       <w:r>
         <w:rPr>
-          <w:sz w:val="22"/>
-          <w:szCs w:val="22"/>
+          <w:sz w:val="18"/>
+          <w:szCs w:val="18"/>
           <w:lang w:val="en-GB"/>
         </w:rPr>
         <w:t xml:space="preserve"> lights them, and specular and ambient are kept low so the surface does not glare. Cast shadows are switched off with </w:t>
@@ -4603,8 +6802,8 @@
       <w:proofErr w:type="spellStart"/>
       <w:r>
         <w:rPr>
-          <w:sz w:val="22"/>
-          <w:szCs w:val="22"/>
+          <w:sz w:val="18"/>
+          <w:szCs w:val="18"/>
           <w:lang w:val="en-GB"/>
         </w:rPr>
         <w:t>ray_shadows</w:t>
@@ -4612,8 +6811,8 @@
       <w:proofErr w:type="spellEnd"/>
       <w:r>
         <w:rPr>
-          <w:sz w:val="22"/>
-          <w:szCs w:val="22"/>
+          <w:sz w:val="18"/>
+          <w:szCs w:val="18"/>
           <w:lang w:val="en-GB"/>
         </w:rPr>
         <w:t xml:space="preserve"> 0, on a transparent surface the shadow of the skeleton reads as a dark patch of potential and competes with the colour that carries the information, the VMD pipeline switches them off as well, so both image sets are lit the same way and a comparison measures the viewer and not the lighting. </w:t>
@@ -4621,8 +6820,8 @@
       <w:proofErr w:type="gramStart"/>
       <w:r>
         <w:rPr>
-          <w:sz w:val="22"/>
-          <w:szCs w:val="22"/>
+          <w:sz w:val="18"/>
+          <w:szCs w:val="18"/>
           <w:lang w:val="en-GB"/>
         </w:rPr>
         <w:t>Than</w:t>
@@ -4630,8 +6829,8 @@
       <w:proofErr w:type="gramEnd"/>
       <w:r>
         <w:rPr>
-          <w:sz w:val="22"/>
-          <w:szCs w:val="22"/>
+          <w:sz w:val="18"/>
+          <w:szCs w:val="18"/>
           <w:lang w:val="en-GB"/>
         </w:rPr>
         <w:t xml:space="preserve"> for every background colour and every one of the three views </w:t>
@@ -4639,8 +6838,8 @@
       <w:proofErr w:type="spellStart"/>
       <w:r>
         <w:rPr>
-          <w:sz w:val="22"/>
-          <w:szCs w:val="22"/>
+          <w:sz w:val="18"/>
+          <w:szCs w:val="18"/>
           <w:lang w:val="en-GB"/>
         </w:rPr>
         <w:t>cmd.ray</w:t>
@@ -4648,8 +6847,8 @@
       <w:proofErr w:type="spellEnd"/>
       <w:r>
         <w:rPr>
-          <w:sz w:val="22"/>
-          <w:szCs w:val="22"/>
+          <w:sz w:val="18"/>
+          <w:szCs w:val="18"/>
           <w:lang w:val="en-GB"/>
         </w:rPr>
         <w:t xml:space="preserve"> renders the image at 2000 x 1600 </w:t>
@@ -4657,8 +6856,8 @@
       <w:proofErr w:type="spellStart"/>
       <w:r>
         <w:rPr>
-          <w:sz w:val="22"/>
-          <w:szCs w:val="22"/>
+          <w:sz w:val="18"/>
+          <w:szCs w:val="18"/>
           <w:lang w:val="en-GB"/>
         </w:rPr>
         <w:t>px</w:t>
@@ -4666,8 +6865,8 @@
       <w:proofErr w:type="spellEnd"/>
       <w:r>
         <w:rPr>
-          <w:sz w:val="22"/>
-          <w:szCs w:val="22"/>
+          <w:sz w:val="18"/>
+          <w:szCs w:val="18"/>
           <w:lang w:val="en-GB"/>
         </w:rPr>
         <w:t xml:space="preserve"> and cmd.png writes it out with 300 dpi.</w:t>
@@ -4675,31 +6874,36 @@
     </w:p>
     <w:p>
       <w:pPr>
-        <w:rPr>
-          <w:rFonts w:asciiTheme="majorHAnsi" w:hAnsiTheme="majorHAnsi"/>
+        <w:pStyle w:val="berschrift3"/>
+        <w:rPr>
+          <w:sz w:val="22"/>
+          <w:szCs w:val="22"/>
           <w:lang w:val="en-GB"/>
         </w:rPr>
       </w:pPr>
-      <w:r>
-        <w:rPr>
-          <w:rFonts w:asciiTheme="majorHAnsi" w:hAnsiTheme="majorHAnsi"/>
+      <w:bookmarkStart w:id="16" w:name="_Toc239250376"/>
+      <w:r>
+        <w:rPr>
+          <w:sz w:val="22"/>
+          <w:szCs w:val="22"/>
           <w:lang w:val="en-GB"/>
         </w:rPr>
         <w:t>2.2.5 Colour bar and settings file</w:t>
       </w:r>
+      <w:bookmarkEnd w:id="16"/>
     </w:p>
     <w:p>
       <w:pPr>
         <w:rPr>
-          <w:sz w:val="22"/>
-          <w:szCs w:val="22"/>
+          <w:sz w:val="18"/>
+          <w:szCs w:val="18"/>
           <w:lang w:val="en-GB"/>
         </w:rPr>
       </w:pPr>
       <w:r>
         <w:rPr>
-          <w:sz w:val="22"/>
-          <w:szCs w:val="22"/>
+          <w:sz w:val="18"/>
+          <w:szCs w:val="18"/>
           <w:lang w:val="en-GB"/>
         </w:rPr>
         <w:t xml:space="preserve">The colour bar is deliberately not rendered into the image but written as a separate PNG from line 843 on with matplotlib, out of the same hex colours the ramp in </w:t>
@@ -4707,8 +6911,8 @@
       <w:proofErr w:type="spellStart"/>
       <w:r>
         <w:rPr>
-          <w:sz w:val="22"/>
-          <w:szCs w:val="22"/>
+          <w:sz w:val="18"/>
+          <w:szCs w:val="18"/>
           <w:lang w:val="en-GB"/>
         </w:rPr>
         <w:t>PyMol</w:t>
@@ -4716,8 +6920,8 @@
       <w:proofErr w:type="spellEnd"/>
       <w:r>
         <w:rPr>
-          <w:sz w:val="22"/>
-          <w:szCs w:val="22"/>
+          <w:sz w:val="18"/>
+          <w:szCs w:val="18"/>
           <w:lang w:val="en-GB"/>
         </w:rPr>
         <w:t xml:space="preserve"> uses. </w:t>
@@ -4726,16 +6930,16 @@
     <w:p>
       <w:pPr>
         <w:rPr>
-          <w:sz w:val="22"/>
-          <w:szCs w:val="22"/>
+          <w:sz w:val="18"/>
+          <w:szCs w:val="18"/>
           <w:lang w:val="en-GB"/>
         </w:rPr>
       </w:pPr>
       <w:proofErr w:type="gramStart"/>
       <w:r>
         <w:rPr>
-          <w:sz w:val="22"/>
-          <w:szCs w:val="22"/>
+          <w:sz w:val="18"/>
+          <w:szCs w:val="18"/>
           <w:lang w:val="en-GB"/>
         </w:rPr>
         <w:t>Additionally</w:t>
@@ -4743,8 +6947,8 @@
       <w:proofErr w:type="gramEnd"/>
       <w:r>
         <w:rPr>
-          <w:sz w:val="22"/>
-          <w:szCs w:val="22"/>
+          <w:sz w:val="18"/>
+          <w:szCs w:val="18"/>
           <w:lang w:val="en-GB"/>
         </w:rPr>
         <w:t xml:space="preserve"> a &lt;prefix&gt;_settings.txt is written next to the images. It records the three input files, the grid, the iso value, </w:t>
@@ -4753,8 +6957,8 @@
       <w:proofErr w:type="gramStart"/>
       <w:r>
         <w:rPr>
-          <w:sz w:val="22"/>
-          <w:szCs w:val="22"/>
+          <w:sz w:val="18"/>
+          <w:szCs w:val="18"/>
           <w:lang w:val="en-GB"/>
         </w:rPr>
         <w:t>VS,min</w:t>
@@ -4763,8 +6967,8 @@
       <w:proofErr w:type="gramEnd"/>
       <w:r>
         <w:rPr>
-          <w:sz w:val="22"/>
-          <w:szCs w:val="22"/>
+          <w:sz w:val="18"/>
+          <w:szCs w:val="18"/>
           <w:lang w:val="en-GB"/>
         </w:rPr>
         <w:t xml:space="preserve"> and </w:t>
@@ -4773,8 +6977,8 @@
       <w:proofErr w:type="gramStart"/>
       <w:r>
         <w:rPr>
-          <w:sz w:val="22"/>
-          <w:szCs w:val="22"/>
+          <w:sz w:val="18"/>
+          <w:szCs w:val="18"/>
           <w:lang w:val="en-GB"/>
         </w:rPr>
         <w:t>VS,max</w:t>
@@ -4783,8 +6987,8 @@
       <w:proofErr w:type="gramEnd"/>
       <w:r>
         <w:rPr>
-          <w:sz w:val="22"/>
-          <w:szCs w:val="22"/>
+          <w:sz w:val="18"/>
+          <w:szCs w:val="18"/>
           <w:lang w:val="en-GB"/>
         </w:rPr>
         <w:t xml:space="preserve"> with the atoms they sit on, one line per halogen with its sigma hole and its belt, the grid spacing, the colour range and whether it was fixed or determined automatically, the ramp, the transparency, the background, the image size and the rendered views. </w:t>
@@ -4792,8 +6996,8 @@
       <w:proofErr w:type="gramStart"/>
       <w:r>
         <w:rPr>
-          <w:sz w:val="22"/>
-          <w:szCs w:val="22"/>
+          <w:sz w:val="18"/>
+          <w:szCs w:val="18"/>
           <w:lang w:val="en-GB"/>
         </w:rPr>
         <w:t>So</w:t>
@@ -4801,8 +7005,8 @@
       <w:proofErr w:type="gramEnd"/>
       <w:r>
         <w:rPr>
-          <w:sz w:val="22"/>
-          <w:szCs w:val="22"/>
+          <w:sz w:val="18"/>
+          <w:szCs w:val="18"/>
           <w:lang w:val="en-GB"/>
         </w:rPr>
         <w:t xml:space="preserve"> every image can be traced back to the parameters it was made with, without having to remember the command line that produced it.</w:t>
@@ -4810,165 +7014,1213 @@
     </w:p>
     <w:p>
       <w:pPr>
-        <w:rPr>
-          <w:rFonts w:asciiTheme="majorHAnsi" w:hAnsiTheme="majorHAnsi"/>
+        <w:pStyle w:val="berschrift3"/>
+        <w:rPr>
+          <w:sz w:val="22"/>
+          <w:szCs w:val="22"/>
           <w:lang w:val="en-GB"/>
         </w:rPr>
       </w:pPr>
-      <w:r>
-        <w:rPr>
-          <w:rFonts w:asciiTheme="majorHAnsi" w:hAnsiTheme="majorHAnsi"/>
+      <w:bookmarkStart w:id="17" w:name="_Toc239250377"/>
+      <w:r>
+        <w:rPr>
+          <w:sz w:val="22"/>
+          <w:szCs w:val="22"/>
           <w:lang w:val="en-GB"/>
         </w:rPr>
         <w:t>2.2.6 Main program</w:t>
       </w:r>
+      <w:bookmarkEnd w:id="17"/>
     </w:p>
     <w:p>
       <w:pPr>
         <w:rPr>
+          <w:sz w:val="18"/>
+          <w:szCs w:val="18"/>
+          <w:lang w:val="en-GB"/>
+        </w:rPr>
+      </w:pPr>
+      <w:r>
+        <w:rPr>
+          <w:sz w:val="18"/>
+          <w:szCs w:val="18"/>
+          <w:lang w:val="en-GB"/>
+        </w:rPr>
+        <w:t xml:space="preserve">From line 883 the main program is implemented, with all the options that are pointed out in the </w:t>
+      </w:r>
+      <w:proofErr w:type="spellStart"/>
+      <w:r>
+        <w:rPr>
+          <w:sz w:val="18"/>
+          <w:szCs w:val="18"/>
+          <w:lang w:val="en-GB"/>
+        </w:rPr>
+        <w:t>Pymol_ESP_Visualization</w:t>
+      </w:r>
+      <w:proofErr w:type="spellEnd"/>
+      <w:r>
+        <w:rPr>
+          <w:sz w:val="18"/>
+          <w:szCs w:val="18"/>
+          <w:lang w:val="en-GB"/>
+        </w:rPr>
+        <w:t>/README.md. If --density, --</w:t>
+      </w:r>
+      <w:proofErr w:type="spellStart"/>
+      <w:r>
+        <w:rPr>
+          <w:sz w:val="18"/>
+          <w:szCs w:val="18"/>
+          <w:lang w:val="en-GB"/>
+        </w:rPr>
+        <w:t>esp</w:t>
+      </w:r>
+      <w:proofErr w:type="spellEnd"/>
+      <w:r>
+        <w:rPr>
+          <w:sz w:val="18"/>
+          <w:szCs w:val="18"/>
+          <w:lang w:val="en-GB"/>
+        </w:rPr>
+        <w:t xml:space="preserve"> or --struct are not given, they are auto detected in the current folder (</w:t>
+      </w:r>
+      <w:proofErr w:type="spellStart"/>
+      <w:proofErr w:type="gramStart"/>
+      <w:r>
+        <w:rPr>
+          <w:sz w:val="18"/>
+          <w:szCs w:val="18"/>
+          <w:lang w:val="en-GB"/>
+        </w:rPr>
+        <w:t>td.cube</w:t>
+      </w:r>
+      <w:proofErr w:type="spellEnd"/>
+      <w:proofErr w:type="gramEnd"/>
+      <w:r>
+        <w:rPr>
+          <w:sz w:val="18"/>
+          <w:szCs w:val="18"/>
+          <w:lang w:val="en-GB"/>
+        </w:rPr>
+        <w:t xml:space="preserve">, </w:t>
+      </w:r>
+      <w:proofErr w:type="spellStart"/>
+      <w:proofErr w:type="gramStart"/>
+      <w:r>
+        <w:rPr>
+          <w:sz w:val="18"/>
+          <w:szCs w:val="18"/>
+          <w:lang w:val="en-GB"/>
+        </w:rPr>
+        <w:t>tp.cube</w:t>
+      </w:r>
+      <w:proofErr w:type="spellEnd"/>
+      <w:proofErr w:type="gramEnd"/>
+      <w:r>
+        <w:rPr>
+          <w:sz w:val="18"/>
+          <w:szCs w:val="18"/>
+          <w:lang w:val="en-GB"/>
+        </w:rPr>
+        <w:t xml:space="preserve"> and the </w:t>
+      </w:r>
+      <w:proofErr w:type="gramStart"/>
+      <w:r>
+        <w:rPr>
+          <w:sz w:val="18"/>
+          <w:szCs w:val="18"/>
+          <w:lang w:val="en-GB"/>
+        </w:rPr>
+        <w:t>first .mol</w:t>
+      </w:r>
+      <w:proofErr w:type="gramEnd"/>
+      <w:r>
+        <w:rPr>
+          <w:sz w:val="18"/>
+          <w:szCs w:val="18"/>
+          <w:lang w:val="en-GB"/>
+        </w:rPr>
+        <w:t>, .</w:t>
+      </w:r>
+      <w:proofErr w:type="spellStart"/>
+      <w:r>
+        <w:rPr>
+          <w:sz w:val="18"/>
+          <w:szCs w:val="18"/>
+          <w:lang w:val="en-GB"/>
+        </w:rPr>
+        <w:t>sdf</w:t>
+      </w:r>
+      <w:proofErr w:type="spellEnd"/>
+      <w:r>
+        <w:rPr>
+          <w:sz w:val="18"/>
+          <w:szCs w:val="18"/>
+          <w:lang w:val="en-GB"/>
+        </w:rPr>
+        <w:t xml:space="preserve"> or .</w:t>
+      </w:r>
+      <w:proofErr w:type="spellStart"/>
+      <w:r>
+        <w:rPr>
+          <w:sz w:val="18"/>
+          <w:szCs w:val="18"/>
+          <w:lang w:val="en-GB"/>
+        </w:rPr>
+        <w:t>xyz</w:t>
+      </w:r>
+      <w:proofErr w:type="spellEnd"/>
+      <w:r>
+        <w:rPr>
+          <w:sz w:val="18"/>
+          <w:szCs w:val="18"/>
+          <w:lang w:val="en-GB"/>
+        </w:rPr>
+        <w:t xml:space="preserve"> file), and the prefix of the image names is derived from the name of the structure file.</w:t>
+      </w:r>
+    </w:p>
+    <w:p>
+      <w:pPr>
+        <w:rPr>
+          <w:sz w:val="18"/>
+          <w:szCs w:val="18"/>
+          <w:lang w:val="en-GB"/>
+        </w:rPr>
+      </w:pPr>
+      <w:r>
+        <w:rPr>
+          <w:sz w:val="18"/>
+          <w:szCs w:val="18"/>
+          <w:lang w:val="en-GB"/>
+        </w:rPr>
+        <w:br w:type="page"/>
+      </w:r>
+    </w:p>
+    <w:p>
+      <w:pPr>
+        <w:pStyle w:val="berschrift2"/>
+        <w:rPr>
+          <w:sz w:val="24"/>
+          <w:szCs w:val="24"/>
+          <w:lang w:val="en-GB"/>
+        </w:rPr>
+      </w:pPr>
+      <w:bookmarkStart w:id="18" w:name="_Toc239250378"/>
+      <w:r>
+        <w:rPr>
+          <w:sz w:val="24"/>
+          <w:szCs w:val="24"/>
+          <w:lang w:val="en-GB"/>
+        </w:rPr>
+        <w:lastRenderedPageBreak/>
+        <w:t xml:space="preserve">2.2 </w:t>
+      </w:r>
+      <w:r>
+        <w:rPr>
+          <w:sz w:val="24"/>
+          <w:szCs w:val="24"/>
+          <w:lang w:val="en-GB"/>
+        </w:rPr>
+        <w:t>run_all.py</w:t>
+      </w:r>
+      <w:bookmarkEnd w:id="18"/>
+    </w:p>
+    <w:p>
+      <w:pPr>
+        <w:rPr>
+          <w:sz w:val="18"/>
+          <w:szCs w:val="18"/>
+          <w:lang w:val="en-GB"/>
+        </w:rPr>
+      </w:pPr>
+      <w:r>
+        <w:rPr>
+          <w:sz w:val="18"/>
+          <w:szCs w:val="18"/>
+          <w:lang w:val="en-GB"/>
+        </w:rPr>
+        <w:t xml:space="preserve">The </w:t>
+      </w:r>
+      <w:proofErr w:type="spellStart"/>
+      <w:r>
+        <w:rPr>
+          <w:sz w:val="18"/>
+          <w:szCs w:val="18"/>
+          <w:lang w:val="en-GB"/>
+        </w:rPr>
+        <w:t>run_all</w:t>
+      </w:r>
+      <w:proofErr w:type="spellEnd"/>
+      <w:r>
+        <w:rPr>
+          <w:sz w:val="18"/>
+          <w:szCs w:val="18"/>
+          <w:lang w:val="en-GB"/>
+        </w:rPr>
+        <w:t xml:space="preserve"> script enables the option for batch executions of the pipeline. The </w:t>
+      </w:r>
+      <w:proofErr w:type="spellStart"/>
+      <w:r>
+        <w:rPr>
+          <w:sz w:val="18"/>
+          <w:szCs w:val="18"/>
+          <w:lang w:val="en-GB"/>
+        </w:rPr>
+        <w:t>xyzToCube</w:t>
+      </w:r>
+      <w:proofErr w:type="spellEnd"/>
+      <w:r>
+        <w:rPr>
+          <w:sz w:val="18"/>
+          <w:szCs w:val="18"/>
+          <w:lang w:val="en-GB"/>
+        </w:rPr>
+        <w:t xml:space="preserve"> and the </w:t>
+      </w:r>
+      <w:proofErr w:type="spellStart"/>
+      <w:r>
+        <w:rPr>
+          <w:sz w:val="18"/>
+          <w:szCs w:val="18"/>
+          <w:lang w:val="en-GB"/>
+        </w:rPr>
+        <w:t>render_esp</w:t>
+      </w:r>
+      <w:proofErr w:type="spellEnd"/>
+      <w:r>
+        <w:rPr>
+          <w:sz w:val="18"/>
+          <w:szCs w:val="18"/>
+          <w:lang w:val="en-GB"/>
+        </w:rPr>
+        <w:t xml:space="preserve"> script implements the whole workflow and </w:t>
+      </w:r>
+      <w:proofErr w:type="spellStart"/>
+      <w:r>
+        <w:rPr>
+          <w:sz w:val="18"/>
+          <w:szCs w:val="18"/>
+          <w:lang w:val="en-GB"/>
+        </w:rPr>
+        <w:t>run_all</w:t>
+      </w:r>
+      <w:proofErr w:type="spellEnd"/>
+      <w:r>
+        <w:rPr>
+          <w:sz w:val="18"/>
+          <w:szCs w:val="18"/>
+          <w:lang w:val="en-GB"/>
+        </w:rPr>
+        <w:t xml:space="preserve"> combines the two and enables a batch execution, scanning through molecule folders and creating the standard image set and the </w:t>
+      </w:r>
+      <w:proofErr w:type="spellStart"/>
+      <w:r>
+        <w:rPr>
+          <w:sz w:val="18"/>
+          <w:szCs w:val="18"/>
+          <w:lang w:val="en-GB"/>
+        </w:rPr>
+        <w:t>pymol</w:t>
+      </w:r>
+      <w:proofErr w:type="spellEnd"/>
+      <w:r>
+        <w:rPr>
+          <w:sz w:val="18"/>
+          <w:szCs w:val="18"/>
+          <w:lang w:val="en-GB"/>
+        </w:rPr>
+        <w:t xml:space="preserve"> script in one go.</w:t>
+      </w:r>
+    </w:p>
+    <w:p>
+      <w:pPr>
+        <w:pStyle w:val="berschrift3"/>
+        <w:rPr>
           <w:sz w:val="22"/>
           <w:szCs w:val="22"/>
           <w:lang w:val="en-GB"/>
         </w:rPr>
       </w:pPr>
+      <w:bookmarkStart w:id="19" w:name="_Toc239250379"/>
       <w:r>
         <w:rPr>
           <w:sz w:val="22"/>
           <w:szCs w:val="22"/>
           <w:lang w:val="en-GB"/>
         </w:rPr>
-        <w:t xml:space="preserve">From line 883 the main program is implemented, with all the options that are pointed out in the </w:t>
-      </w:r>
-      <w:proofErr w:type="spellStart"/>
+        <w:t xml:space="preserve">2.2.1 </w:t>
+      </w:r>
       <w:r>
         <w:rPr>
           <w:sz w:val="22"/>
           <w:szCs w:val="22"/>
           <w:lang w:val="en-GB"/>
         </w:rPr>
-        <w:t>Pymol_ESP_Visualization</w:t>
-      </w:r>
-      <w:proofErr w:type="spellEnd"/>
+        <w:t xml:space="preserve">Locate </w:t>
+      </w:r>
       <w:r>
         <w:rPr>
           <w:sz w:val="22"/>
           <w:szCs w:val="22"/>
           <w:lang w:val="en-GB"/>
         </w:rPr>
-        <w:t>/README.md. If --density, --</w:t>
+        <w:t>the needed files</w:t>
+      </w:r>
+      <w:bookmarkEnd w:id="19"/>
+    </w:p>
+    <w:p>
+      <w:pPr>
+        <w:rPr>
+          <w:sz w:val="18"/>
+          <w:szCs w:val="18"/>
+          <w:lang w:val="en-GB"/>
+        </w:rPr>
+      </w:pPr>
+      <w:r>
+        <w:rPr>
+          <w:sz w:val="18"/>
+          <w:szCs w:val="18"/>
+          <w:lang w:val="en-GB"/>
+        </w:rPr>
+        <w:t>The script starts by</w:t>
+      </w:r>
+      <w:r>
+        <w:rPr>
+          <w:sz w:val="18"/>
+          <w:szCs w:val="18"/>
+          <w:lang w:val="en-GB"/>
+        </w:rPr>
+        <w:t xml:space="preserve"> defining the functions for</w:t>
+      </w:r>
+      <w:r>
+        <w:rPr>
+          <w:sz w:val="18"/>
+          <w:szCs w:val="18"/>
+          <w:lang w:val="en-GB"/>
+        </w:rPr>
+        <w:t xml:space="preserve"> </w:t>
+      </w:r>
+      <w:r>
+        <w:rPr>
+          <w:sz w:val="18"/>
+          <w:szCs w:val="18"/>
+          <w:lang w:val="en-GB"/>
+        </w:rPr>
+        <w:t xml:space="preserve">searching for all folders within the </w:t>
+      </w:r>
+      <w:r>
+        <w:rPr>
+          <w:sz w:val="18"/>
+          <w:szCs w:val="18"/>
+          <w:lang w:val="en-GB"/>
+        </w:rPr>
+        <w:t xml:space="preserve">declared </w:t>
+      </w:r>
+      <w:r>
+        <w:rPr>
+          <w:i/>
+          <w:iCs/>
+          <w:sz w:val="18"/>
+          <w:szCs w:val="18"/>
+          <w:lang w:val="en-GB"/>
+        </w:rPr>
+        <w:t>--root</w:t>
+      </w:r>
+      <w:r>
+        <w:rPr>
+          <w:sz w:val="18"/>
+          <w:szCs w:val="18"/>
+          <w:lang w:val="en-GB"/>
+        </w:rPr>
+        <w:t xml:space="preserve"> folder. </w:t>
+      </w:r>
+      <w:r>
+        <w:rPr>
+          <w:sz w:val="18"/>
+          <w:szCs w:val="18"/>
+          <w:lang w:val="en-GB"/>
+        </w:rPr>
+        <w:t>Subsequently it locates the str</w:t>
+      </w:r>
+      <w:r>
+        <w:rPr>
+          <w:sz w:val="18"/>
+          <w:szCs w:val="18"/>
+          <w:lang w:val="en-GB"/>
+        </w:rPr>
+        <w:t xml:space="preserve">ucture </w:t>
+      </w:r>
+      <w:proofErr w:type="gramStart"/>
+      <w:r>
+        <w:rPr>
+          <w:sz w:val="18"/>
+          <w:szCs w:val="18"/>
+          <w:lang w:val="en-GB"/>
+        </w:rPr>
+        <w:t>(.mol</w:t>
+      </w:r>
+      <w:proofErr w:type="gramEnd"/>
+      <w:r>
+        <w:rPr>
+          <w:sz w:val="18"/>
+          <w:szCs w:val="18"/>
+          <w:lang w:val="en-GB"/>
+        </w:rPr>
+        <w:t>, .sd</w:t>
       </w:r>
       <w:proofErr w:type="spellStart"/>
+      <w:r>
+        <w:rPr>
+          <w:sz w:val="18"/>
+          <w:szCs w:val="18"/>
+          <w:lang w:val="en-GB"/>
+        </w:rPr>
+        <w:t>f</w:t>
+      </w:r>
+      <w:proofErr w:type="spellEnd"/>
+      <w:r>
+        <w:rPr>
+          <w:sz w:val="18"/>
+          <w:szCs w:val="18"/>
+          <w:lang w:val="en-GB"/>
+        </w:rPr>
+        <w:t xml:space="preserve"> </w:t>
+      </w:r>
+      <w:proofErr w:type="gramStart"/>
+      <w:r>
+        <w:rPr>
+          <w:sz w:val="18"/>
+          <w:szCs w:val="18"/>
+          <w:lang w:val="en-GB"/>
+        </w:rPr>
+        <w:t>or ,</w:t>
+      </w:r>
+      <w:proofErr w:type="spellStart"/>
+      <w:r>
+        <w:rPr>
+          <w:sz w:val="18"/>
+          <w:szCs w:val="18"/>
+          <w:lang w:val="en-GB"/>
+        </w:rPr>
+        <w:t>xyz</w:t>
+      </w:r>
+      <w:proofErr w:type="spellEnd"/>
+      <w:proofErr w:type="gramEnd"/>
+      <w:r>
+        <w:rPr>
+          <w:sz w:val="18"/>
+          <w:szCs w:val="18"/>
+          <w:lang w:val="en-GB"/>
+        </w:rPr>
+        <w:t xml:space="preserve">), the </w:t>
+      </w:r>
+      <w:proofErr w:type="spellStart"/>
+      <w:proofErr w:type="gramStart"/>
+      <w:r>
+        <w:rPr>
+          <w:sz w:val="18"/>
+          <w:szCs w:val="18"/>
+          <w:lang w:val="en-GB"/>
+        </w:rPr>
+        <w:t>tp.cube</w:t>
+      </w:r>
+      <w:proofErr w:type="spellEnd"/>
+      <w:proofErr w:type="gramEnd"/>
+      <w:r>
+        <w:rPr>
+          <w:sz w:val="18"/>
+          <w:szCs w:val="18"/>
+          <w:lang w:val="en-GB"/>
+        </w:rPr>
+        <w:t xml:space="preserve"> and the </w:t>
+      </w:r>
+      <w:proofErr w:type="spellStart"/>
+      <w:r>
+        <w:rPr>
+          <w:sz w:val="18"/>
+          <w:szCs w:val="18"/>
+          <w:lang w:val="en-GB"/>
+        </w:rPr>
+        <w:t>td.cube</w:t>
+      </w:r>
+      <w:proofErr w:type="spellEnd"/>
+      <w:r>
+        <w:rPr>
+          <w:sz w:val="18"/>
+          <w:szCs w:val="18"/>
+          <w:lang w:val="en-GB"/>
+        </w:rPr>
+        <w:t xml:space="preserve"> files</w:t>
+      </w:r>
+      <w:r>
+        <w:rPr>
+          <w:sz w:val="18"/>
+          <w:szCs w:val="18"/>
+          <w:lang w:val="en-GB"/>
+        </w:rPr>
+        <w:t>.</w:t>
+      </w:r>
+    </w:p>
+    <w:p>
+      <w:pPr>
+        <w:pStyle w:val="berschrift3"/>
+        <w:rPr>
+          <w:sz w:val="20"/>
+          <w:szCs w:val="20"/>
+          <w:lang w:val="en-GB"/>
+        </w:rPr>
+      </w:pPr>
+      <w:bookmarkStart w:id="20" w:name="_Toc239250380"/>
       <w:r>
         <w:rPr>
           <w:sz w:val="22"/>
           <w:szCs w:val="22"/>
           <w:lang w:val="en-GB"/>
         </w:rPr>
-        <w:t>esp</w:t>
-      </w:r>
-      <w:proofErr w:type="spellEnd"/>
+        <w:t>2.2.</w:t>
+      </w:r>
       <w:r>
         <w:rPr>
           <w:sz w:val="22"/>
           <w:szCs w:val="22"/>
           <w:lang w:val="en-GB"/>
         </w:rPr>
-        <w:t xml:space="preserve"> or --struct are not given, they are auto detected in the current folder (</w:t>
+        <w:t xml:space="preserve">2 </w:t>
+      </w:r>
+      <w:proofErr w:type="gramStart"/>
+      <w:r>
+        <w:rPr>
+          <w:sz w:val="22"/>
+          <w:szCs w:val="22"/>
+          <w:lang w:val="en-GB"/>
+        </w:rPr>
+        <w:t>Create .cubes</w:t>
+      </w:r>
+      <w:proofErr w:type="gramEnd"/>
+      <w:r>
+        <w:rPr>
+          <w:sz w:val="22"/>
+          <w:szCs w:val="22"/>
+          <w:lang w:val="en-GB"/>
+        </w:rPr>
+        <w:t xml:space="preserve"> and the </w:t>
+      </w:r>
+      <w:proofErr w:type="spellStart"/>
+      <w:r>
+        <w:rPr>
+          <w:sz w:val="22"/>
+          <w:szCs w:val="22"/>
+          <w:lang w:val="en-GB"/>
+        </w:rPr>
+        <w:t>Pymol</w:t>
+      </w:r>
+      <w:proofErr w:type="spellEnd"/>
+      <w:r>
+        <w:rPr>
+          <w:sz w:val="22"/>
+          <w:szCs w:val="22"/>
+          <w:lang w:val="en-GB"/>
+        </w:rPr>
+        <w:t xml:space="preserve"> scene</w:t>
+      </w:r>
+      <w:bookmarkEnd w:id="20"/>
+    </w:p>
+    <w:p>
+      <w:pPr>
+        <w:rPr>
+          <w:sz w:val="18"/>
+          <w:szCs w:val="18"/>
+          <w:lang w:val="en-GB"/>
+        </w:rPr>
+      </w:pPr>
+      <w:r>
+        <w:rPr>
+          <w:sz w:val="18"/>
+          <w:szCs w:val="18"/>
+          <w:lang w:val="en-GB"/>
+        </w:rPr>
+        <w:t xml:space="preserve">If the search for the </w:t>
+      </w:r>
+      <w:proofErr w:type="spellStart"/>
+      <w:r>
+        <w:rPr>
+          <w:sz w:val="18"/>
+          <w:szCs w:val="18"/>
+          <w:lang w:val="en-GB"/>
+        </w:rPr>
+        <w:t>tp</w:t>
+      </w:r>
+      <w:proofErr w:type="spellEnd"/>
+      <w:r>
+        <w:rPr>
+          <w:sz w:val="18"/>
+          <w:szCs w:val="18"/>
+          <w:lang w:val="en-GB"/>
+        </w:rPr>
+        <w:t xml:space="preserve"> and </w:t>
+      </w:r>
+      <w:proofErr w:type="spellStart"/>
+      <w:r>
+        <w:rPr>
+          <w:sz w:val="18"/>
+          <w:szCs w:val="18"/>
+          <w:lang w:val="en-GB"/>
+        </w:rPr>
+        <w:t>td.cube</w:t>
+      </w:r>
+      <w:proofErr w:type="spellEnd"/>
+      <w:r>
+        <w:rPr>
+          <w:sz w:val="18"/>
+          <w:szCs w:val="18"/>
+          <w:lang w:val="en-GB"/>
+        </w:rPr>
+        <w:t xml:space="preserve"> files return None the pipeline starts with a conversion from tp./</w:t>
+      </w:r>
+      <w:proofErr w:type="spellStart"/>
+      <w:r>
+        <w:rPr>
+          <w:sz w:val="18"/>
+          <w:szCs w:val="18"/>
+          <w:lang w:val="en-GB"/>
+        </w:rPr>
+        <w:t>td.xyz</w:t>
+      </w:r>
+      <w:proofErr w:type="spellEnd"/>
+      <w:r>
+        <w:rPr>
+          <w:sz w:val="18"/>
+          <w:szCs w:val="18"/>
+          <w:lang w:val="en-GB"/>
+        </w:rPr>
+        <w:t xml:space="preserve"> files to the desired .cube files. It therefor uses the </w:t>
+      </w:r>
+      <w:proofErr w:type="spellStart"/>
+      <w:r>
+        <w:rPr>
+          <w:sz w:val="18"/>
+          <w:szCs w:val="18"/>
+          <w:lang w:val="en-GB"/>
+        </w:rPr>
+        <w:t>read_structure</w:t>
+      </w:r>
+      <w:proofErr w:type="spellEnd"/>
+      <w:r>
+        <w:rPr>
+          <w:sz w:val="18"/>
+          <w:szCs w:val="18"/>
+          <w:lang w:val="en-GB"/>
+        </w:rPr>
+        <w:t xml:space="preserve">, </w:t>
+      </w:r>
+      <w:proofErr w:type="spellStart"/>
+      <w:r>
+        <w:rPr>
+          <w:sz w:val="18"/>
+          <w:szCs w:val="18"/>
+          <w:lang w:val="en-GB"/>
+        </w:rPr>
+        <w:t>read_values</w:t>
+      </w:r>
+      <w:proofErr w:type="spellEnd"/>
+      <w:r>
+        <w:rPr>
+          <w:sz w:val="18"/>
+          <w:szCs w:val="18"/>
+          <w:lang w:val="en-GB"/>
+        </w:rPr>
+        <w:t xml:space="preserve"> and </w:t>
+      </w:r>
+      <w:proofErr w:type="spellStart"/>
+      <w:r>
+        <w:rPr>
+          <w:sz w:val="18"/>
+          <w:szCs w:val="18"/>
+          <w:lang w:val="en-GB"/>
+        </w:rPr>
+        <w:t>write_cube</w:t>
+      </w:r>
+      <w:proofErr w:type="spellEnd"/>
+      <w:r>
+        <w:rPr>
+          <w:sz w:val="18"/>
+          <w:szCs w:val="18"/>
+          <w:lang w:val="en-GB"/>
+        </w:rPr>
+        <w:t xml:space="preserve"> function defined within the xyzToCube.py script. It furthermore continues by writing the </w:t>
+      </w:r>
+      <w:proofErr w:type="spellStart"/>
+      <w:r>
+        <w:rPr>
+          <w:sz w:val="18"/>
+          <w:szCs w:val="18"/>
+          <w:lang w:val="en-GB"/>
+        </w:rPr>
+        <w:t>pymol</w:t>
+      </w:r>
+      <w:proofErr w:type="spellEnd"/>
+      <w:r>
+        <w:rPr>
+          <w:sz w:val="18"/>
+          <w:szCs w:val="18"/>
+          <w:lang w:val="en-GB"/>
+        </w:rPr>
+        <w:t xml:space="preserve"> scene with the designated function within the </w:t>
+      </w:r>
+      <w:proofErr w:type="spellStart"/>
+      <w:r>
+        <w:rPr>
+          <w:sz w:val="18"/>
+          <w:szCs w:val="18"/>
+          <w:lang w:val="en-GB"/>
+        </w:rPr>
+        <w:t>xyzToCube</w:t>
+      </w:r>
+      <w:proofErr w:type="spellEnd"/>
+      <w:r>
+        <w:rPr>
+          <w:sz w:val="18"/>
+          <w:szCs w:val="18"/>
+          <w:lang w:val="en-GB"/>
+        </w:rPr>
+        <w:t xml:space="preserve"> script.</w:t>
+      </w:r>
+    </w:p>
+    <w:p>
+      <w:pPr>
+        <w:pStyle w:val="berschrift3"/>
+        <w:rPr>
+          <w:sz w:val="20"/>
+          <w:szCs w:val="20"/>
+          <w:lang w:val="en-GB"/>
+        </w:rPr>
+      </w:pPr>
+      <w:bookmarkStart w:id="21" w:name="_Toc239250381"/>
+      <w:r>
+        <w:rPr>
+          <w:sz w:val="22"/>
+          <w:szCs w:val="22"/>
+          <w:lang w:val="en-GB"/>
+        </w:rPr>
+        <w:t>2.2.</w:t>
+      </w:r>
+      <w:r>
+        <w:rPr>
+          <w:sz w:val="22"/>
+          <w:szCs w:val="22"/>
+          <w:lang w:val="en-GB"/>
+        </w:rPr>
+        <w:t>3</w:t>
+      </w:r>
+      <w:r>
+        <w:rPr>
+          <w:sz w:val="22"/>
+          <w:szCs w:val="22"/>
+          <w:lang w:val="en-GB"/>
+        </w:rPr>
+        <w:t xml:space="preserve"> </w:t>
+      </w:r>
+      <w:r>
+        <w:rPr>
+          <w:sz w:val="22"/>
+          <w:szCs w:val="22"/>
+          <w:lang w:val="en-GB"/>
+        </w:rPr>
+        <w:t>Adapter to the render_esp.py</w:t>
+      </w:r>
+      <w:bookmarkEnd w:id="21"/>
+    </w:p>
+    <w:p>
+      <w:pPr>
+        <w:rPr>
+          <w:sz w:val="18"/>
+          <w:szCs w:val="18"/>
+          <w:lang w:val="en-GB"/>
+        </w:rPr>
+      </w:pPr>
+      <w:r>
+        <w:rPr>
+          <w:sz w:val="18"/>
+          <w:szCs w:val="18"/>
+          <w:lang w:val="en-GB"/>
+        </w:rPr>
+        <w:t xml:space="preserve">From line 226 on the render function follows, it does not render anything itself but is the adapter between the batch driver and the render_esp.py script. </w:t>
+      </w:r>
+      <w:proofErr w:type="spellStart"/>
+      <w:r>
+        <w:rPr>
+          <w:sz w:val="18"/>
+          <w:szCs w:val="18"/>
+          <w:lang w:val="en-GB"/>
+        </w:rPr>
+        <w:t>render_</w:t>
+      </w:r>
+      <w:proofErr w:type="gramStart"/>
+      <w:r>
+        <w:rPr>
+          <w:sz w:val="18"/>
+          <w:szCs w:val="18"/>
+          <w:lang w:val="en-GB"/>
+        </w:rPr>
+        <w:t>esp.render</w:t>
+      </w:r>
+      <w:proofErr w:type="gramEnd"/>
+      <w:r>
+        <w:rPr>
+          <w:sz w:val="18"/>
+          <w:szCs w:val="18"/>
+          <w:lang w:val="en-GB"/>
+        </w:rPr>
+        <w:t>_</w:t>
+      </w:r>
+      <w:proofErr w:type="gramStart"/>
+      <w:r>
+        <w:rPr>
+          <w:sz w:val="18"/>
+          <w:szCs w:val="18"/>
+          <w:lang w:val="en-GB"/>
+        </w:rPr>
+        <w:t>all</w:t>
+      </w:r>
+      <w:proofErr w:type="spellEnd"/>
+      <w:r>
+        <w:rPr>
+          <w:sz w:val="18"/>
+          <w:szCs w:val="18"/>
+          <w:lang w:val="en-GB"/>
+        </w:rPr>
+        <w:t>(</w:t>
+      </w:r>
+      <w:proofErr w:type="gramEnd"/>
+      <w:r>
+        <w:rPr>
+          <w:sz w:val="18"/>
+          <w:szCs w:val="18"/>
+          <w:lang w:val="en-GB"/>
+        </w:rPr>
+        <w:t xml:space="preserve">) was written for the command line and reads its options out of the Namespace object that </w:t>
+      </w:r>
+      <w:proofErr w:type="spellStart"/>
+      <w:r>
+        <w:rPr>
+          <w:sz w:val="18"/>
+          <w:szCs w:val="18"/>
+          <w:lang w:val="en-GB"/>
+        </w:rPr>
+        <w:t>argparse</w:t>
+      </w:r>
+      <w:proofErr w:type="spellEnd"/>
+      <w:r>
+        <w:rPr>
+          <w:sz w:val="18"/>
+          <w:szCs w:val="18"/>
+          <w:lang w:val="en-GB"/>
+        </w:rPr>
+        <w:t xml:space="preserve"> produces, therefor run_all.py builds exactly such an object again with </w:t>
       </w:r>
       <w:proofErr w:type="spellStart"/>
       <w:proofErr w:type="gramStart"/>
       <w:r>
         <w:rPr>
+          <w:sz w:val="18"/>
+          <w:szCs w:val="18"/>
+          <w:lang w:val="en-GB"/>
+        </w:rPr>
+        <w:t>types.SimpleNamespace</w:t>
+      </w:r>
+      <w:proofErr w:type="spellEnd"/>
+      <w:proofErr w:type="gramEnd"/>
+      <w:r>
+        <w:rPr>
+          <w:sz w:val="18"/>
+          <w:szCs w:val="18"/>
+          <w:lang w:val="en-GB"/>
+        </w:rPr>
+        <w:t xml:space="preserve"> and hands it over. That way there is only one render implementation in the whole project</w:t>
+      </w:r>
+      <w:r>
+        <w:rPr>
+          <w:sz w:val="18"/>
+          <w:szCs w:val="18"/>
+          <w:lang w:val="en-GB"/>
+        </w:rPr>
+        <w:t xml:space="preserve">. </w:t>
+      </w:r>
+      <w:r>
+        <w:rPr>
+          <w:sz w:val="18"/>
+          <w:szCs w:val="18"/>
+          <w:lang w:val="en-GB"/>
+        </w:rPr>
+        <w:t xml:space="preserve">Two of the values are not passed through but computed here, the prefix falls back to the name of the molecule </w:t>
+      </w:r>
+      <w:proofErr w:type="gramStart"/>
+      <w:r>
+        <w:rPr>
+          <w:sz w:val="18"/>
+          <w:szCs w:val="18"/>
+          <w:lang w:val="en-GB"/>
+        </w:rPr>
+        <w:t>folder</w:t>
+      </w:r>
+      <w:proofErr w:type="gramEnd"/>
+      <w:r>
+        <w:rPr>
+          <w:sz w:val="18"/>
+          <w:szCs w:val="18"/>
+          <w:lang w:val="en-GB"/>
+        </w:rPr>
+        <w:t xml:space="preserve"> so the images are called brombenzol_pi.png and not molecule_pi.png, and the </w:t>
+      </w:r>
+      <w:proofErr w:type="spellStart"/>
+      <w:r>
+        <w:rPr>
+          <w:sz w:val="18"/>
+          <w:szCs w:val="18"/>
+          <w:lang w:val="en-GB"/>
+        </w:rPr>
+        <w:t>outdir</w:t>
+      </w:r>
+      <w:proofErr w:type="spellEnd"/>
+      <w:r>
+        <w:rPr>
+          <w:sz w:val="18"/>
+          <w:szCs w:val="18"/>
+          <w:lang w:val="en-GB"/>
+        </w:rPr>
+        <w:t xml:space="preserve"> is assembled to the full path, because run_all.py never changes the working directory and works with absolute paths throughout. That is a difference to the VMD side, there run_allVMD.py does an </w:t>
+      </w:r>
+      <w:proofErr w:type="spellStart"/>
+      <w:proofErr w:type="gramStart"/>
+      <w:r>
+        <w:rPr>
+          <w:sz w:val="18"/>
+          <w:szCs w:val="18"/>
+          <w:lang w:val="en-GB"/>
+        </w:rPr>
+        <w:t>os.chdir</w:t>
+      </w:r>
+      <w:proofErr w:type="spellEnd"/>
+      <w:proofErr w:type="gramEnd"/>
+      <w:r>
+        <w:rPr>
+          <w:sz w:val="18"/>
+          <w:szCs w:val="18"/>
+          <w:lang w:val="en-GB"/>
+        </w:rPr>
+        <w:t xml:space="preserve"> into the molecule folder before rendering, because render_espVMD.py works in the current directory, where </w:t>
+      </w:r>
+      <w:proofErr w:type="spellStart"/>
+      <w:r>
+        <w:rPr>
+          <w:sz w:val="18"/>
+          <w:szCs w:val="18"/>
+          <w:lang w:val="en-GB"/>
+        </w:rPr>
+        <w:t>esp.tcl</w:t>
+      </w:r>
+      <w:proofErr w:type="spellEnd"/>
+      <w:r>
+        <w:rPr>
+          <w:sz w:val="18"/>
+          <w:szCs w:val="18"/>
+          <w:lang w:val="en-GB"/>
+        </w:rPr>
+        <w:t xml:space="preserve"> and the cube files sit next to each other.</w:t>
+      </w:r>
+    </w:p>
+    <w:p>
+      <w:pPr>
+        <w:pStyle w:val="berschrift3"/>
+        <w:rPr>
+          <w:sz w:val="20"/>
+          <w:szCs w:val="20"/>
+          <w:lang w:val="en-GB"/>
+        </w:rPr>
+      </w:pPr>
+      <w:bookmarkStart w:id="22" w:name="_Toc239250382"/>
+      <w:r>
+        <w:rPr>
           <w:sz w:val="22"/>
           <w:szCs w:val="22"/>
           <w:lang w:val="en-GB"/>
         </w:rPr>
-        <w:t>td.cube</w:t>
-      </w:r>
-      <w:proofErr w:type="spellEnd"/>
-      <w:proofErr w:type="gramEnd"/>
+        <w:t>2.2.</w:t>
+      </w:r>
       <w:r>
         <w:rPr>
           <w:sz w:val="22"/>
           <w:szCs w:val="22"/>
           <w:lang w:val="en-GB"/>
         </w:rPr>
-        <w:t xml:space="preserve">, </w:t>
-      </w:r>
-      <w:proofErr w:type="spellStart"/>
-      <w:proofErr w:type="gramStart"/>
+        <w:t>4</w:t>
+      </w:r>
       <w:r>
         <w:rPr>
           <w:sz w:val="22"/>
           <w:szCs w:val="22"/>
           <w:lang w:val="en-GB"/>
         </w:rPr>
-        <w:t>tp.cube</w:t>
-      </w:r>
-      <w:proofErr w:type="spellEnd"/>
-      <w:proofErr w:type="gramEnd"/>
+        <w:t xml:space="preserve"> </w:t>
+      </w:r>
       <w:r>
         <w:rPr>
           <w:sz w:val="22"/>
           <w:szCs w:val="22"/>
           <w:lang w:val="en-GB"/>
         </w:rPr>
-        <w:t xml:space="preserve"> and the </w:t>
-      </w:r>
-      <w:proofErr w:type="gramStart"/>
+        <w:t>Creating the summary.csv for the batch execution</w:t>
+      </w:r>
+      <w:bookmarkEnd w:id="22"/>
+    </w:p>
+    <w:p>
+      <w:pPr>
+        <w:rPr>
+          <w:sz w:val="18"/>
+          <w:szCs w:val="18"/>
+          <w:lang w:val="en-GB"/>
+        </w:rPr>
+      </w:pPr>
+      <w:r>
+        <w:rPr>
+          <w:sz w:val="18"/>
+          <w:szCs w:val="18"/>
+          <w:lang w:val="en-GB"/>
+        </w:rPr>
+        <w:t>From</w:t>
+      </w:r>
+      <w:r>
+        <w:rPr>
+          <w:sz w:val="18"/>
+          <w:szCs w:val="18"/>
+          <w:lang w:val="en-GB"/>
+        </w:rPr>
+        <w:t xml:space="preserve"> line 251 on, a function is created to define an exported summar.csv export and to subsequently fill the summary with the important information of the batch execution.</w:t>
+      </w:r>
+    </w:p>
+    <w:p>
+      <w:pPr>
+        <w:pStyle w:val="berschrift3"/>
+        <w:rPr>
+          <w:sz w:val="20"/>
+          <w:szCs w:val="20"/>
+          <w:lang w:val="en-GB"/>
+        </w:rPr>
+      </w:pPr>
+      <w:bookmarkStart w:id="23" w:name="_Toc239250383"/>
       <w:r>
         <w:rPr>
           <w:sz w:val="22"/>
           <w:szCs w:val="22"/>
           <w:lang w:val="en-GB"/>
         </w:rPr>
-        <w:t>first .mol</w:t>
-      </w:r>
-      <w:proofErr w:type="gramEnd"/>
+        <w:t>2.2.</w:t>
+      </w:r>
       <w:r>
         <w:rPr>
           <w:sz w:val="22"/>
           <w:szCs w:val="22"/>
           <w:lang w:val="en-GB"/>
         </w:rPr>
-        <w:t>, .</w:t>
-      </w:r>
-      <w:proofErr w:type="spellStart"/>
+        <w:t xml:space="preserve">5 </w:t>
+      </w:r>
       <w:r>
         <w:rPr>
           <w:sz w:val="22"/>
           <w:szCs w:val="22"/>
           <w:lang w:val="en-GB"/>
         </w:rPr>
-        <w:t>sdf</w:t>
-      </w:r>
-      <w:proofErr w:type="spellEnd"/>
-      <w:r>
-        <w:rPr>
-          <w:sz w:val="22"/>
-          <w:szCs w:val="22"/>
-          <w:lang w:val="en-GB"/>
-        </w:rPr>
-        <w:t xml:space="preserve"> or .</w:t>
-      </w:r>
-      <w:proofErr w:type="spellStart"/>
-      <w:r>
-        <w:rPr>
-          <w:sz w:val="22"/>
-          <w:szCs w:val="22"/>
-          <w:lang w:val="en-GB"/>
-        </w:rPr>
-        <w:t>xyz</w:t>
-      </w:r>
-      <w:proofErr w:type="spellEnd"/>
-      <w:r>
-        <w:rPr>
-          <w:sz w:val="22"/>
-          <w:szCs w:val="22"/>
-          <w:lang w:val="en-GB"/>
-        </w:rPr>
-        <w:t xml:space="preserve"> file), and the prefix of the image names is derived from the name of the structure file.</w:t>
-      </w:r>
+        <w:t>Main script</w:t>
+      </w:r>
+      <w:bookmarkEnd w:id="23"/>
+    </w:p>
+    <w:p>
+      <w:pPr>
+        <w:rPr>
+          <w:sz w:val="18"/>
+          <w:szCs w:val="18"/>
+          <w:lang w:val="en-GB"/>
+        </w:rPr>
+      </w:pPr>
+      <w:r>
+        <w:rPr>
+          <w:sz w:val="18"/>
+          <w:szCs w:val="18"/>
+          <w:lang w:val="en-GB"/>
+        </w:rPr>
+        <w:t xml:space="preserve">From line 335 to the end of the script the main function and all its parameters are defined. Find out more in the designated README.md file. Here the batch execution is rolled out in its full expense. </w:t>
+      </w:r>
+    </w:p>
+    <w:p>
+      <w:pPr>
+        <w:rPr>
+          <w:sz w:val="18"/>
+          <w:szCs w:val="18"/>
+          <w:lang w:val="en-GB"/>
+        </w:rPr>
+      </w:pPr>
+      <w:r>
+        <w:rPr>
+          <w:sz w:val="18"/>
+          <w:szCs w:val="18"/>
+          <w:lang w:val="en-GB"/>
+        </w:rPr>
+        <w:br w:type="page"/>
+      </w:r>
+    </w:p>
+    <w:p>
+      <w:pPr>
+        <w:pStyle w:val="berschrift1"/>
+        <w:rPr>
+          <w:sz w:val="32"/>
+          <w:szCs w:val="32"/>
+          <w:lang w:val="en-GB"/>
+        </w:rPr>
+      </w:pPr>
+      <w:bookmarkStart w:id="24" w:name="_Toc239250384"/>
+      <w:r>
+        <w:rPr>
+          <w:sz w:val="32"/>
+          <w:szCs w:val="32"/>
+          <w:lang w:val="en-GB"/>
+        </w:rPr>
+        <w:lastRenderedPageBreak/>
+        <w:t>3</w:t>
+      </w:r>
+      <w:r>
+        <w:rPr>
+          <w:sz w:val="32"/>
+          <w:szCs w:val="32"/>
+          <w:lang w:val="en-GB"/>
+        </w:rPr>
+        <w:t xml:space="preserve">. </w:t>
+      </w:r>
+      <w:r>
+        <w:rPr>
+          <w:sz w:val="32"/>
+          <w:szCs w:val="32"/>
+          <w:lang w:val="en-GB"/>
+        </w:rPr>
+        <w:t>VMD</w:t>
+      </w:r>
+      <w:r>
+        <w:rPr>
+          <w:sz w:val="32"/>
+          <w:szCs w:val="32"/>
+          <w:lang w:val="en-GB"/>
+        </w:rPr>
+        <w:t xml:space="preserve"> pipeline</w:t>
+      </w:r>
+      <w:bookmarkEnd w:id="24"/>
+    </w:p>
+    <w:p>
+      <w:pPr>
+        <w:rPr>
+          <w:sz w:val="18"/>
+          <w:szCs w:val="18"/>
+          <w:lang w:val="en-GB"/>
+        </w:rPr>
+      </w:pPr>
     </w:p>
     <w:sectPr>
       <w:pgSz w:w="11906" w:h="16838"/>
@@ -5408,7 +8660,6 @@
     <w:next w:val="Standard"/>
     <w:link w:val="berschrift2Zchn"/>
     <w:uiPriority w:val="9"/>
-    <w:semiHidden/>
     <w:unhideWhenUsed/>
     <w:qFormat/>
     <w:rsid w:val="008B3E49"/>
@@ -5431,7 +8682,6 @@
     <w:next w:val="Standard"/>
     <w:link w:val="berschrift3Zchn"/>
     <w:uiPriority w:val="9"/>
-    <w:semiHidden/>
     <w:unhideWhenUsed/>
     <w:qFormat/>
     <w:rsid w:val="008B3E49"/>
@@ -5583,7 +8833,6 @@
   <w:style w:type="character" w:default="1" w:styleId="Absatz-Standardschriftart">
     <w:name w:val="Default Paragraph Font"/>
     <w:uiPriority w:val="1"/>
-    <w:semiHidden/>
     <w:unhideWhenUsed/>
   </w:style>
   <w:style w:type="table" w:default="1" w:styleId="NormaleTabelle">
@@ -5625,7 +8874,6 @@
     <w:basedOn w:val="Absatz-Standardschriftart"/>
     <w:link w:val="berschrift2"/>
     <w:uiPriority w:val="9"/>
-    <w:semiHidden/>
     <w:rsid w:val="008B3E49"/>
     <w:rPr>
       <w:rFonts w:asciiTheme="majorHAnsi" w:eastAsiaTheme="majorEastAsia" w:hAnsiTheme="majorHAnsi" w:cstheme="majorBidi"/>
@@ -5639,7 +8887,6 @@
     <w:basedOn w:val="Absatz-Standardschriftart"/>
     <w:link w:val="berschrift3"/>
     <w:uiPriority w:val="9"/>
-    <w:semiHidden/>
     <w:rsid w:val="008B3E49"/>
     <w:rPr>
       <w:rFonts w:eastAsiaTheme="majorEastAsia" w:cstheme="majorBidi"/>
@@ -5895,6 +9142,75 @@
       <w:smallCaps/>
       <w:color w:val="0F4761" w:themeColor="accent1" w:themeShade="BF"/>
       <w:spacing w:val="5"/>
+    </w:rPr>
+  </w:style>
+  <w:style w:type="paragraph" w:styleId="Inhaltsverzeichnisberschrift">
+    <w:name w:val="TOC Heading"/>
+    <w:basedOn w:val="berschrift1"/>
+    <w:next w:val="Standard"/>
+    <w:uiPriority w:val="39"/>
+    <w:unhideWhenUsed/>
+    <w:qFormat/>
+    <w:rsid w:val="006F4734"/>
+    <w:pPr>
+      <w:spacing w:before="240" w:after="0" w:line="259" w:lineRule="auto"/>
+      <w:outlineLvl w:val="9"/>
+    </w:pPr>
+    <w:rPr>
+      <w:kern w:val="0"/>
+      <w:sz w:val="32"/>
+      <w:szCs w:val="32"/>
+      <w:lang w:eastAsia="de-DE"/>
+      <w14:ligatures w14:val="none"/>
+    </w:rPr>
+  </w:style>
+  <w:style w:type="paragraph" w:styleId="Verzeichnis1">
+    <w:name w:val="toc 1"/>
+    <w:basedOn w:val="Standard"/>
+    <w:next w:val="Standard"/>
+    <w:autoRedefine/>
+    <w:uiPriority w:val="39"/>
+    <w:unhideWhenUsed/>
+    <w:rsid w:val="006F4734"/>
+    <w:pPr>
+      <w:spacing w:after="100"/>
+    </w:pPr>
+  </w:style>
+  <w:style w:type="paragraph" w:styleId="Verzeichnis2">
+    <w:name w:val="toc 2"/>
+    <w:basedOn w:val="Standard"/>
+    <w:next w:val="Standard"/>
+    <w:autoRedefine/>
+    <w:uiPriority w:val="39"/>
+    <w:unhideWhenUsed/>
+    <w:rsid w:val="006F4734"/>
+    <w:pPr>
+      <w:spacing w:after="100"/>
+      <w:ind w:left="240"/>
+    </w:pPr>
+  </w:style>
+  <w:style w:type="paragraph" w:styleId="Verzeichnis3">
+    <w:name w:val="toc 3"/>
+    <w:basedOn w:val="Standard"/>
+    <w:next w:val="Standard"/>
+    <w:autoRedefine/>
+    <w:uiPriority w:val="39"/>
+    <w:unhideWhenUsed/>
+    <w:rsid w:val="006F4734"/>
+    <w:pPr>
+      <w:spacing w:after="100"/>
+      <w:ind w:left="480"/>
+    </w:pPr>
+  </w:style>
+  <w:style w:type="character" w:styleId="Hyperlink">
+    <w:name w:val="Hyperlink"/>
+    <w:basedOn w:val="Absatz-Standardschriftart"/>
+    <w:uiPriority w:val="99"/>
+    <w:unhideWhenUsed/>
+    <w:rsid w:val="006F4734"/>
+    <w:rPr>
+      <w:color w:val="467886" w:themeColor="hyperlink"/>
+      <w:u w:val="single"/>
     </w:rPr>
   </w:style>
 </w:styles>
@@ -6213,4 +9529,16 @@
     </a:ext>
   </a:extLst>
 </a:theme>
+</file>
+
+<file path=customXml/item1.xml><?xml version="1.0" encoding="utf-8"?>
+<b:Sources xmlns:b="http://schemas.openxmlformats.org/officeDocument/2006/bibliography" xmlns="http://schemas.openxmlformats.org/officeDocument/2006/bibliography" SelectedStyle="\APASixthEditionOfficeOnline.xsl" StyleName="APA" Version="6"/>
+</file>
+
+<file path=customXml/itemProps1.xml><?xml version="1.0" encoding="utf-8"?>
+<ds:datastoreItem xmlns:ds="http://schemas.openxmlformats.org/officeDocument/2006/customXml" ds:itemID="{0984B606-725E-48BA-BEDE-B68B7976208B}">
+  <ds:schemaRefs>
+    <ds:schemaRef ds:uri="http://schemas.openxmlformats.org/officeDocument/2006/bibliography"/>
+  </ds:schemaRefs>
+</ds:datastoreItem>
 </file>
--- a/docs/PythonElaboration.docx
+++ b/docs/PythonElaboration.docx
@@ -9,8 +9,8 @@
           <w:rFonts w:asciiTheme="majorHAnsi" w:hAnsiTheme="majorHAnsi"/>
           <w:b/>
           <w:bCs/>
-          <w:sz w:val="32"/>
-          <w:szCs w:val="32"/>
+          <w:sz w:val="36"/>
+          <w:szCs w:val="36"/>
           <w:lang w:val="en-GB"/>
         </w:rPr>
       </w:pPr>
@@ -19,11 +19,33 @@
           <w:rFonts w:asciiTheme="majorHAnsi" w:hAnsiTheme="majorHAnsi"/>
           <w:b/>
           <w:bCs/>
-          <w:sz w:val="32"/>
-          <w:szCs w:val="32"/>
-          <w:lang w:val="en-GB"/>
-        </w:rPr>
-        <w:t>Elaboration of the project to develop a workflow to visualize ESP surfaces of a molecule</w:t>
+          <w:sz w:val="36"/>
+          <w:szCs w:val="36"/>
+          <w:lang w:val="en-GB"/>
+        </w:rPr>
+        <w:t>Elaboration of the project to develop a workflow visualiz</w:t>
+      </w:r>
+      <w:r>
+        <w:rPr>
+          <w:rFonts w:asciiTheme="majorHAnsi" w:hAnsiTheme="majorHAnsi"/>
+          <w:b/>
+          <w:bCs/>
+          <w:sz w:val="36"/>
+          <w:szCs w:val="36"/>
+          <w:lang w:val="en-GB"/>
+        </w:rPr>
+        <w:t>ing</w:t>
+      </w:r>
+      <w:r>
+        <w:rPr>
+          <w:rFonts w:asciiTheme="majorHAnsi" w:hAnsiTheme="majorHAnsi"/>
+          <w:b/>
+          <w:bCs/>
+          <w:sz w:val="36"/>
+          <w:szCs w:val="36"/>
+          <w:lang w:val="en-GB"/>
+        </w:rPr>
+        <w:t xml:space="preserve"> ESP surfaces of a molecule</w:t>
       </w:r>
     </w:p>
     <w:p>
@@ -468,7 +490,7 @@
                                     </pic:cNvPicPr>
                                   </pic:nvPicPr>
                                   <pic:blipFill>
-                                    <a:blip r:embed="rId8">
+                                    <a:blip r:embed="rId12">
                                       <a:extLst>
                                         <a:ext uri="{28A0092B-C50C-407E-A947-70E740481C1C}">
                                           <a14:useLocalDpi xmlns:a14="http://schemas.microsoft.com/office/drawing/2010/main" val="0"/>
@@ -521,7 +543,7 @@
                                     </pic:cNvPicPr>
                                   </pic:nvPicPr>
                                   <pic:blipFill>
-                                    <a:blip r:embed="rId9">
+                                    <a:blip r:embed="rId13">
                                       <a:extLst>
                                         <a:ext uri="{28A0092B-C50C-407E-A947-70E740481C1C}">
                                           <a14:useLocalDpi xmlns:a14="http://schemas.microsoft.com/office/drawing/2010/main" val="0"/>
@@ -576,7 +598,7 @@
                                     </pic:cNvPicPr>
                                   </pic:nvPicPr>
                                   <pic:blipFill>
-                                    <a:blip r:embed="rId10">
+                                    <a:blip r:embed="rId14">
                                       <a:extLst>
                                         <a:ext uri="{28A0092B-C50C-407E-A947-70E740481C1C}">
                                           <a14:useLocalDpi xmlns:a14="http://schemas.microsoft.com/office/drawing/2010/main" val="0"/>
@@ -631,7 +653,7 @@
                                     </pic:cNvPicPr>
                                   </pic:nvPicPr>
                                   <pic:blipFill>
-                                    <a:blip r:embed="rId11">
+                                    <a:blip r:embed="rId15">
                                       <a:extLst>
                                         <a:ext uri="{28A0092B-C50C-407E-A947-70E740481C1C}">
                                           <a14:useLocalDpi xmlns:a14="http://schemas.microsoft.com/office/drawing/2010/main" val="0"/>
@@ -833,7 +855,7 @@
                                           </pic:cNvPicPr>
                                         </pic:nvPicPr>
                                         <pic:blipFill>
-                                          <a:blip r:embed="rId12">
+                                          <a:blip r:embed="rId16">
                                             <a:extLst>
                                               <a:ext uri="{28A0092B-C50C-407E-A947-70E740481C1C}">
                                                 <a14:useLocalDpi xmlns:a14="http://schemas.microsoft.com/office/drawing/2010/main" val="0"/>
@@ -869,9 +891,9 @@
                                 <w:noProof/>
                               </w:rPr>
                               <w:drawing>
-                                <wp:inline distT="0" distB="0" distL="0" distR="0" wp14:anchorId="0A11913B" wp14:editId="52CFB42C">
-                                  <wp:extent cx="1983705" cy="1314923"/>
-                                  <wp:effectExtent l="0" t="0" r="0" b="0"/>
+                                <wp:inline distT="0" distB="0" distL="0" distR="0" wp14:anchorId="0A11913B" wp14:editId="7AB78DCB">
+                                  <wp:extent cx="2093350" cy="1387602"/>
+                                  <wp:effectExtent l="0" t="0" r="2540" b="3175"/>
                                   <wp:docPr id="1715134664" name="Grafik 6"/>
                                   <wp:cNvGraphicFramePr>
                                     <a:graphicFrameLocks xmlns:a="http://schemas.openxmlformats.org/drawingml/2006/main" noChangeAspect="1"/>
@@ -886,7 +908,7 @@
                                           </pic:cNvPicPr>
                                         </pic:nvPicPr>
                                         <pic:blipFill>
-                                          <a:blip r:embed="rId13">
+                                          <a:blip r:embed="rId17">
                                             <a:extLst>
                                               <a:ext uri="{28A0092B-C50C-407E-A947-70E740481C1C}">
                                                 <a14:useLocalDpi xmlns:a14="http://schemas.microsoft.com/office/drawing/2010/main" val="0"/>
@@ -901,7 +923,7 @@
                                         <pic:spPr bwMode="auto">
                                           <a:xfrm>
                                             <a:off x="0" y="0"/>
-                                            <a:ext cx="1997707" cy="1324204"/>
+                                            <a:ext cx="2116742" cy="1403108"/>
                                           </a:xfrm>
                                           <a:prstGeom prst="rect">
                                             <a:avLst/>
@@ -939,7 +961,7 @@
                                           </pic:cNvPicPr>
                                         </pic:nvPicPr>
                                         <pic:blipFill>
-                                          <a:blip r:embed="rId14">
+                                          <a:blip r:embed="rId18">
                                             <a:extLst>
                                               <a:ext uri="{28A0092B-C50C-407E-A947-70E740481C1C}">
                                                 <a14:useLocalDpi xmlns:a14="http://schemas.microsoft.com/office/drawing/2010/main" val="0"/>
@@ -1185,7 +1207,7 @@
                                     </pic:cNvPicPr>
                                   </pic:nvPicPr>
                                   <pic:blipFill>
-                                    <a:blip r:embed="rId12">
+                                    <a:blip r:embed="rId19">
                                       <a:extLst>
                                         <a:ext uri="{28A0092B-C50C-407E-A947-70E740481C1C}">
                                           <a14:useLocalDpi xmlns:a14="http://schemas.microsoft.com/office/drawing/2010/main" val="0"/>
@@ -1221,9 +1243,9 @@
                           <w:noProof/>
                         </w:rPr>
                         <w:drawing>
-                          <wp:inline distT="0" distB="0" distL="0" distR="0" wp14:anchorId="0A11913B" wp14:editId="52CFB42C">
-                            <wp:extent cx="1983705" cy="1314923"/>
-                            <wp:effectExtent l="0" t="0" r="0" b="0"/>
+                          <wp:inline distT="0" distB="0" distL="0" distR="0" wp14:anchorId="0A11913B" wp14:editId="7AB78DCB">
+                            <wp:extent cx="2093350" cy="1387602"/>
+                            <wp:effectExtent l="0" t="0" r="2540" b="3175"/>
                             <wp:docPr id="1715134664" name="Grafik 6"/>
                             <wp:cNvGraphicFramePr>
                               <a:graphicFrameLocks xmlns:a="http://schemas.openxmlformats.org/drawingml/2006/main" noChangeAspect="1"/>
@@ -1238,7 +1260,7 @@
                                     </pic:cNvPicPr>
                                   </pic:nvPicPr>
                                   <pic:blipFill>
-                                    <a:blip r:embed="rId13">
+                                    <a:blip r:embed="rId20">
                                       <a:extLst>
                                         <a:ext uri="{28A0092B-C50C-407E-A947-70E740481C1C}">
                                           <a14:useLocalDpi xmlns:a14="http://schemas.microsoft.com/office/drawing/2010/main" val="0"/>
@@ -1253,7 +1275,7 @@
                                   <pic:spPr bwMode="auto">
                                     <a:xfrm>
                                       <a:off x="0" y="0"/>
-                                      <a:ext cx="1997707" cy="1324204"/>
+                                      <a:ext cx="2116742" cy="1403108"/>
                                     </a:xfrm>
                                     <a:prstGeom prst="rect">
                                       <a:avLst/>
@@ -1291,7 +1313,7 @@
                                     </pic:cNvPicPr>
                                   </pic:nvPicPr>
                                   <pic:blipFill>
-                                    <a:blip r:embed="rId14">
+                                    <a:blip r:embed="rId21">
                                       <a:extLst>
                                         <a:ext uri="{28A0092B-C50C-407E-A947-70E740481C1C}">
                                           <a14:useLocalDpi xmlns:a14="http://schemas.microsoft.com/office/drawing/2010/main" val="0"/>
@@ -1351,7 +1373,7 @@
                                     </pic:cNvPicPr>
                                   </pic:nvPicPr>
                                   <pic:blipFill>
-                                    <a:blip r:embed="rId11">
+                                    <a:blip r:embed="rId15">
                                       <a:extLst>
                                         <a:ext uri="{28A0092B-C50C-407E-A947-70E740481C1C}">
                                           <a14:useLocalDpi xmlns:a14="http://schemas.microsoft.com/office/drawing/2010/main" val="0"/>
@@ -1578,7 +1600,7 @@
                                 <w:szCs w:val="20"/>
                                 <w:lang w:val="en-GB"/>
                               </w:rPr>
-                              <w:t>This document describes only the implementation</w:t>
+                              <w:t>This document describes the implementation</w:t>
                             </w:r>
                             <w:r>
                               <w:rPr>
@@ -1649,7 +1671,7 @@
                           <w:szCs w:val="20"/>
                           <w:lang w:val="en-GB"/>
                         </w:rPr>
-                        <w:t>This document describes only the implementation</w:t>
+                        <w:t>This document describes the implementation</w:t>
                       </w:r>
                       <w:r>
                         <w:rPr>
@@ -4681,7 +4703,27 @@
           <w:szCs w:val="18"/>
           <w:lang w:val="en-GB"/>
         </w:rPr>
-        <w:t xml:space="preserve">As stated in the SoftwareEvaluation.pdf document, for convenience reasons </w:t>
+        <w:t xml:space="preserve">As stated in the </w:t>
+      </w:r>
+      <w:r>
+        <w:rPr>
+          <w:rFonts w:ascii="Aptos" w:hAnsi="Aptos"/>
+          <w:i/>
+          <w:iCs/>
+          <w:sz w:val="18"/>
+          <w:szCs w:val="18"/>
+          <w:lang w:val="en-GB"/>
+        </w:rPr>
+        <w:t>SoftwareEvaluation.pdf</w:t>
+      </w:r>
+      <w:r>
+        <w:rPr>
+          <w:rFonts w:ascii="Aptos" w:hAnsi="Aptos"/>
+          <w:sz w:val="18"/>
+          <w:szCs w:val="18"/>
+          <w:lang w:val="en-GB"/>
+        </w:rPr>
+        <w:t xml:space="preserve"> document, for convenience reasons </w:t>
       </w:r>
       <w:r>
         <w:rPr>
@@ -4861,6 +4903,8 @@
       <w:r>
         <w:rPr>
           <w:rFonts w:ascii="Aptos" w:hAnsi="Aptos"/>
+          <w:i/>
+          <w:iCs/>
           <w:sz w:val="18"/>
           <w:szCs w:val="18"/>
           <w:lang w:val="en-GB"/>
@@ -4875,7 +4919,38 @@
           <w:szCs w:val="18"/>
           <w:lang w:val="en-GB"/>
         </w:rPr>
-        <w:t xml:space="preserve"> and electrostatic potential files are not practicable for the visualization, they needed conversion into a shorter format, the Gaussian cube (</w:t>
+        <w:t xml:space="preserve"> and electrostatic potential </w:t>
+      </w:r>
+      <w:proofErr w:type="spellStart"/>
+      <w:r>
+        <w:rPr>
+          <w:rFonts w:ascii="Aptos" w:hAnsi="Aptos"/>
+          <w:i/>
+          <w:iCs/>
+          <w:sz w:val="18"/>
+          <w:szCs w:val="18"/>
+          <w:lang w:val="en-GB"/>
+        </w:rPr>
+        <w:t>tp.xyz</w:t>
+      </w:r>
+      <w:proofErr w:type="spellEnd"/>
+      <w:r>
+        <w:rPr>
+          <w:rFonts w:ascii="Aptos" w:hAnsi="Aptos"/>
+          <w:sz w:val="18"/>
+          <w:szCs w:val="18"/>
+          <w:lang w:val="en-GB"/>
+        </w:rPr>
+        <w:t xml:space="preserve"> </w:t>
+      </w:r>
+      <w:r>
+        <w:rPr>
+          <w:rFonts w:ascii="Aptos" w:hAnsi="Aptos"/>
+          <w:sz w:val="18"/>
+          <w:szCs w:val="18"/>
+          <w:lang w:val="en-GB"/>
+        </w:rPr>
+        <w:t>files are not practicable for the visualization, they needed conversion into a shorter format, the Gaussian cube (</w:t>
       </w:r>
       <w:r>
         <w:rPr>
@@ -4969,12 +5044,32 @@
           <w:szCs w:val="18"/>
           <w:lang w:val="en-GB"/>
         </w:rPr>
-        <w:t xml:space="preserve">Within this script the magic for converting the </w:t>
+        <w:t xml:space="preserve">Within this script the </w:t>
+      </w:r>
+      <w:r>
+        <w:rPr>
+          <w:rFonts w:ascii="Aptos" w:hAnsi="Aptos"/>
+          <w:sz w:val="18"/>
+          <w:szCs w:val="18"/>
+          <w:lang w:val="en-GB"/>
+        </w:rPr>
+        <w:t>conversion of</w:t>
+      </w:r>
+      <w:r>
+        <w:rPr>
+          <w:rFonts w:ascii="Aptos" w:hAnsi="Aptos"/>
+          <w:sz w:val="18"/>
+          <w:szCs w:val="18"/>
+          <w:lang w:val="en-GB"/>
+        </w:rPr>
+        <w:t xml:space="preserve"> the </w:t>
       </w:r>
       <w:proofErr w:type="spellStart"/>
       <w:r>
         <w:rPr>
           <w:rFonts w:ascii="Aptos" w:hAnsi="Aptos"/>
+          <w:i/>
+          <w:iCs/>
           <w:sz w:val="18"/>
           <w:szCs w:val="18"/>
           <w:lang w:val="en-GB"/>
@@ -4985,6 +5080,8 @@
       <w:r>
         <w:rPr>
           <w:rFonts w:ascii="Aptos" w:hAnsi="Aptos"/>
+          <w:i/>
+          <w:iCs/>
           <w:sz w:val="18"/>
           <w:szCs w:val="18"/>
           <w:lang w:val="en-GB"/>
@@ -4995,6 +5092,8 @@
       <w:r>
         <w:rPr>
           <w:rFonts w:ascii="Aptos" w:hAnsi="Aptos"/>
+          <w:i/>
+          <w:iCs/>
           <w:sz w:val="18"/>
           <w:szCs w:val="18"/>
           <w:lang w:val="en-GB"/>
@@ -5019,7 +5118,18 @@
           <w:szCs w:val="18"/>
           <w:lang w:val="en-GB"/>
         </w:rPr>
-        <w:t>the .cube</w:t>
+        <w:t xml:space="preserve">the </w:t>
+      </w:r>
+      <w:r>
+        <w:rPr>
+          <w:rFonts w:ascii="Aptos" w:hAnsi="Aptos"/>
+          <w:i/>
+          <w:iCs/>
+          <w:sz w:val="18"/>
+          <w:szCs w:val="18"/>
+          <w:lang w:val="en-GB"/>
+        </w:rPr>
+        <w:t>.cube</w:t>
       </w:r>
       <w:proofErr w:type="gramEnd"/>
       <w:r>
@@ -5044,6 +5154,8 @@
       <w:r>
         <w:rPr>
           <w:rFonts w:ascii="Aptos" w:hAnsi="Aptos"/>
+          <w:i/>
+          <w:iCs/>
           <w:sz w:val="18"/>
           <w:szCs w:val="18"/>
           <w:lang w:val="en-GB"/>
@@ -5064,6 +5176,8 @@
       <w:r>
         <w:rPr>
           <w:rFonts w:ascii="Aptos" w:hAnsi="Aptos"/>
+          <w:i/>
+          <w:iCs/>
           <w:sz w:val="18"/>
           <w:szCs w:val="18"/>
           <w:lang w:val="en-GB"/>
@@ -5087,7 +5201,7 @@
           <w:szCs w:val="18"/>
           <w:lang w:val="en-GB"/>
         </w:rPr>
-        <w:t xml:space="preserve">the information about the electron density and the potential at each point in the grid, stored with the full coordinates of the grid. </w:t>
+        <w:t>the information about the electron density and the potential at each point in the grid, stored with the full coordinates of the grid.</w:t>
       </w:r>
     </w:p>
     <w:p>
@@ -5344,6 +5458,48 @@
           <w:lang w:val="en-GB"/>
         </w:rPr>
         <w:t>GB.</w:t>
+      </w:r>
+      <w:r>
+        <w:rPr>
+          <w:rFonts w:ascii="Aptos" w:hAnsi="Aptos"/>
+          <w:sz w:val="18"/>
+          <w:szCs w:val="18"/>
+          <w:lang w:val="en-GB"/>
+        </w:rPr>
+        <w:t xml:space="preserve"> Within </w:t>
+      </w:r>
+      <w:proofErr w:type="gramStart"/>
+      <w:r>
+        <w:rPr>
+          <w:rFonts w:ascii="Aptos" w:hAnsi="Aptos"/>
+          <w:sz w:val="18"/>
+          <w:szCs w:val="18"/>
+          <w:lang w:val="en-GB"/>
+        </w:rPr>
+        <w:t>the .</w:t>
+      </w:r>
+      <w:proofErr w:type="spellStart"/>
+      <w:r>
+        <w:rPr>
+          <w:rFonts w:ascii="Aptos" w:hAnsi="Aptos"/>
+          <w:i/>
+          <w:iCs/>
+          <w:sz w:val="18"/>
+          <w:szCs w:val="18"/>
+          <w:lang w:val="en-GB"/>
+        </w:rPr>
+        <w:t>xyz</w:t>
+      </w:r>
+      <w:proofErr w:type="spellEnd"/>
+      <w:proofErr w:type="gramEnd"/>
+      <w:r>
+        <w:rPr>
+          <w:rFonts w:ascii="Aptos" w:hAnsi="Aptos"/>
+          <w:sz w:val="18"/>
+          <w:szCs w:val="18"/>
+          <w:lang w:val="en-GB"/>
+        </w:rPr>
+        <w:t xml:space="preserve"> potential and density files x varies fastest, as stated in 1.1.3 within the .cube files z varies fastest, so the values had to be reordered in the process. </w:t>
       </w:r>
     </w:p>
     <w:p>
@@ -5522,17 +5678,28 @@
           <w:szCs w:val="18"/>
           <w:lang w:val="en-GB"/>
         </w:rPr>
-        <w:t xml:space="preserve">The workflow was implemented with all 3 common types of structural formats. </w:t>
+        <w:t>The workflow was implemented with all 3 common types of structural formats.</w:t>
+      </w:r>
+      <w:r>
+        <w:rPr>
+          <w:rFonts w:ascii="Aptos" w:hAnsi="Aptos"/>
+          <w:sz w:val="18"/>
+          <w:szCs w:val="18"/>
+          <w:lang w:val="en-GB"/>
+        </w:rPr>
+        <w:t xml:space="preserve"> </w:t>
       </w:r>
       <w:proofErr w:type="gramStart"/>
       <w:r>
         <w:rPr>
           <w:rFonts w:ascii="Aptos" w:hAnsi="Aptos"/>
-          <w:sz w:val="18"/>
-          <w:szCs w:val="18"/>
-          <w:lang w:val="en-GB"/>
-        </w:rPr>
-        <w:t>The .mol</w:t>
+          <w:i/>
+          <w:iCs/>
+          <w:sz w:val="18"/>
+          <w:szCs w:val="18"/>
+          <w:lang w:val="en-GB"/>
+        </w:rPr>
+        <w:t>.mol</w:t>
       </w:r>
       <w:proofErr w:type="gramEnd"/>
       <w:r>
@@ -5542,12 +5709,25 @@
           <w:szCs w:val="18"/>
           <w:lang w:val="en-GB"/>
         </w:rPr>
-        <w:t>, the .</w:t>
+        <w:t>,</w:t>
+      </w:r>
+      <w:r>
+        <w:rPr>
+          <w:rFonts w:ascii="Aptos" w:hAnsi="Aptos"/>
+          <w:i/>
+          <w:iCs/>
+          <w:sz w:val="18"/>
+          <w:szCs w:val="18"/>
+          <w:lang w:val="en-GB"/>
+        </w:rPr>
+        <w:t>.</w:t>
       </w:r>
       <w:proofErr w:type="spellStart"/>
       <w:r>
         <w:rPr>
           <w:rFonts w:ascii="Aptos" w:hAnsi="Aptos"/>
+          <w:i/>
+          <w:iCs/>
           <w:sz w:val="18"/>
           <w:szCs w:val="18"/>
           <w:lang w:val="en-GB"/>
@@ -5562,12 +5742,34 @@
           <w:szCs w:val="18"/>
           <w:lang w:val="en-GB"/>
         </w:rPr>
-        <w:t xml:space="preserve"> and the .</w:t>
+        <w:t xml:space="preserve"> and</w:t>
+      </w:r>
+      <w:r>
+        <w:rPr>
+          <w:rFonts w:ascii="Aptos" w:hAnsi="Aptos"/>
+          <w:sz w:val="18"/>
+          <w:szCs w:val="18"/>
+          <w:lang w:val="en-GB"/>
+        </w:rPr>
+        <w:t xml:space="preserve"> </w:t>
+      </w:r>
+      <w:r>
+        <w:rPr>
+          <w:rFonts w:ascii="Aptos" w:hAnsi="Aptos"/>
+          <w:i/>
+          <w:iCs/>
+          <w:sz w:val="18"/>
+          <w:szCs w:val="18"/>
+          <w:lang w:val="en-GB"/>
+        </w:rPr>
+        <w:t>.</w:t>
       </w:r>
       <w:proofErr w:type="spellStart"/>
       <w:r>
         <w:rPr>
           <w:rFonts w:ascii="Aptos" w:hAnsi="Aptos"/>
+          <w:i/>
+          <w:iCs/>
           <w:sz w:val="18"/>
           <w:szCs w:val="18"/>
           <w:lang w:val="en-GB"/>
@@ -5753,6 +5955,7 @@
           <w:szCs w:val="22"/>
           <w:lang w:val="en-GB"/>
         </w:rPr>
+        <w:lastRenderedPageBreak/>
         <w:t>1</w:t>
       </w:r>
       <w:r>
@@ -5847,7 +6050,6 @@
           <w:szCs w:val="22"/>
           <w:lang w:val="en-GB"/>
         </w:rPr>
-        <w:lastRenderedPageBreak/>
         <w:t>1</w:t>
       </w:r>
       <w:r>
@@ -5886,19 +6088,8 @@
           <w:szCs w:val="18"/>
           <w:lang w:val="en-GB"/>
         </w:rPr>
-        <w:t>named .</w:t>
-      </w:r>
-      <w:proofErr w:type="spellStart"/>
-      <w:r>
-        <w:rPr>
-          <w:rFonts w:ascii="Aptos" w:hAnsi="Aptos"/>
-          <w:sz w:val="18"/>
-          <w:szCs w:val="18"/>
-          <w:lang w:val="en-GB"/>
-        </w:rPr>
-        <w:t>cube</w:t>
-      </w:r>
-      <w:proofErr w:type="gramEnd"/>
+        <w:t xml:space="preserve">named </w:t>
+      </w:r>
       <w:r>
         <w:rPr>
           <w:rFonts w:ascii="Aptos" w:hAnsi="Aptos"/>
@@ -5908,9 +6099,9 @@
           <w:szCs w:val="18"/>
           <w:lang w:val="en-GB"/>
         </w:rPr>
-        <w:t>.part</w:t>
-      </w:r>
-      <w:proofErr w:type="spellEnd"/>
+        <w:t>.</w:t>
+      </w:r>
+      <w:proofErr w:type="spellStart"/>
       <w:r>
         <w:rPr>
           <w:rFonts w:ascii="Aptos" w:hAnsi="Aptos"/>
@@ -5920,6 +6111,30 @@
           <w:szCs w:val="18"/>
           <w:lang w:val="en-GB"/>
         </w:rPr>
+        <w:t>cube</w:t>
+      </w:r>
+      <w:proofErr w:type="gramEnd"/>
+      <w:r>
+        <w:rPr>
+          <w:rFonts w:ascii="Aptos" w:hAnsi="Aptos"/>
+          <w:i/>
+          <w:iCs/>
+          <w:sz w:val="18"/>
+          <w:szCs w:val="18"/>
+          <w:lang w:val="en-GB"/>
+        </w:rPr>
+        <w:t>.part</w:t>
+      </w:r>
+      <w:proofErr w:type="spellEnd"/>
+      <w:r>
+        <w:rPr>
+          <w:rFonts w:ascii="Aptos" w:hAnsi="Aptos"/>
+          <w:i/>
+          <w:iCs/>
+          <w:sz w:val="18"/>
+          <w:szCs w:val="18"/>
+          <w:lang w:val="en-GB"/>
+        </w:rPr>
         <w:t xml:space="preserve"> </w:t>
       </w:r>
       <w:r>
@@ -5929,7 +6144,47 @@
           <w:szCs w:val="18"/>
           <w:lang w:val="en-GB"/>
         </w:rPr>
-        <w:t xml:space="preserve">until the .cube file is completely done. If a run crashes at the point of generating the cube file, it is indicated by the .part suffix, so no </w:t>
+        <w:t xml:space="preserve">until the </w:t>
+      </w:r>
+      <w:r>
+        <w:rPr>
+          <w:rFonts w:ascii="Aptos" w:hAnsi="Aptos"/>
+          <w:i/>
+          <w:iCs/>
+          <w:sz w:val="18"/>
+          <w:szCs w:val="18"/>
+          <w:lang w:val="en-GB"/>
+        </w:rPr>
+        <w:t>.cube</w:t>
+      </w:r>
+      <w:r>
+        <w:rPr>
+          <w:rFonts w:ascii="Aptos" w:hAnsi="Aptos"/>
+          <w:sz w:val="18"/>
+          <w:szCs w:val="18"/>
+          <w:lang w:val="en-GB"/>
+        </w:rPr>
+        <w:t xml:space="preserve"> file is completely done. If a run crashes at the point of generating the cube file, it is indicated by the </w:t>
+      </w:r>
+      <w:r>
+        <w:rPr>
+          <w:rFonts w:ascii="Aptos" w:hAnsi="Aptos"/>
+          <w:i/>
+          <w:iCs/>
+          <w:sz w:val="18"/>
+          <w:szCs w:val="18"/>
+          <w:lang w:val="en-GB"/>
+        </w:rPr>
+        <w:t>.part</w:t>
+      </w:r>
+      <w:r>
+        <w:rPr>
+          <w:rFonts w:ascii="Aptos" w:hAnsi="Aptos"/>
+          <w:sz w:val="18"/>
+          <w:szCs w:val="18"/>
+          <w:lang w:val="en-GB"/>
+        </w:rPr>
+        <w:t xml:space="preserve"> suffix, so no </w:t>
       </w:r>
       <w:proofErr w:type="gramStart"/>
       <w:r>
@@ -5939,7 +6194,18 @@
           <w:szCs w:val="18"/>
           <w:lang w:val="en-GB"/>
         </w:rPr>
-        <w:t>incomplete .cube</w:t>
+        <w:t xml:space="preserve">incomplete </w:t>
+      </w:r>
+      <w:r>
+        <w:rPr>
+          <w:rFonts w:ascii="Aptos" w:hAnsi="Aptos"/>
+          <w:i/>
+          <w:iCs/>
+          <w:sz w:val="18"/>
+          <w:szCs w:val="18"/>
+          <w:lang w:val="en-GB"/>
+        </w:rPr>
+        <w:t>.cube</w:t>
       </w:r>
       <w:proofErr w:type="gramEnd"/>
       <w:r>
@@ -5949,7 +6215,27 @@
           <w:szCs w:val="18"/>
           <w:lang w:val="en-GB"/>
         </w:rPr>
-        <w:t xml:space="preserve"> is used for the subsequent pipeline. In the end the .cube file as stated stores the </w:t>
+        <w:t xml:space="preserve"> is used for the subsequent pipeline. In the end the </w:t>
+      </w:r>
+      <w:r>
+        <w:rPr>
+          <w:rFonts w:ascii="Aptos" w:hAnsi="Aptos"/>
+          <w:i/>
+          <w:iCs/>
+          <w:sz w:val="18"/>
+          <w:szCs w:val="18"/>
+          <w:lang w:val="en-GB"/>
+        </w:rPr>
+        <w:t>.cube</w:t>
+      </w:r>
+      <w:r>
+        <w:rPr>
+          <w:rFonts w:ascii="Aptos" w:hAnsi="Aptos"/>
+          <w:sz w:val="18"/>
+          <w:szCs w:val="18"/>
+          <w:lang w:val="en-GB"/>
+        </w:rPr>
+        <w:t xml:space="preserve"> file as stated stores the </w:t>
       </w:r>
       <w:r>
         <w:rPr>
@@ -6482,15 +6768,6 @@
           <w:lang w:val="en-GB"/>
         </w:rPr>
         <w:t>.</w:t>
-      </w:r>
-      <w:r>
-        <w:rPr>
-          <w:rFonts w:ascii="Aptos" w:hAnsi="Aptos"/>
-          <w:sz w:val="18"/>
-          <w:szCs w:val="18"/>
-          <w:lang w:val="en-GB"/>
-        </w:rPr>
-        <w:t xml:space="preserve"> </w:t>
       </w:r>
     </w:p>
     <w:p>
@@ -6616,7 +6893,25 @@
           <w:szCs w:val="18"/>
           <w:lang w:val="en-GB"/>
         </w:rPr>
-        <w:t xml:space="preserve"> of points (SHELL_MIN_POINTS = 50) is not reached the tolerance is expanded to 0.3.</w:t>
+        <w:t xml:space="preserve"> of points (SHELL_MIN_POINTS = 50) is not reached</w:t>
+      </w:r>
+      <w:r>
+        <w:rPr>
+          <w:rFonts w:ascii="Aptos" w:hAnsi="Aptos"/>
+          <w:sz w:val="18"/>
+          <w:szCs w:val="18"/>
+          <w:lang w:val="en-GB"/>
+        </w:rPr>
+        <w:t>,</w:t>
+      </w:r>
+      <w:r>
+        <w:rPr>
+          <w:rFonts w:ascii="Aptos" w:hAnsi="Aptos"/>
+          <w:sz w:val="18"/>
+          <w:szCs w:val="18"/>
+          <w:lang w:val="en-GB"/>
+        </w:rPr>
+        <w:t xml:space="preserve"> the tolerance is expanded to 0.3.</w:t>
       </w:r>
     </w:p>
     <w:p>
@@ -6948,7 +7243,7 @@
           <w:szCs w:val="18"/>
           <w:lang w:val="en-GB"/>
         </w:rPr>
-        <w:t xml:space="preserve"> determine if the density files match the atoms</w:t>
+        <w:t xml:space="preserve"> determine if the density files match the atom</w:t>
       </w:r>
       <w:r>
         <w:rPr>
@@ -6966,16 +7261,14 @@
         </w:rPr>
         <w:t xml:space="preserve">, with this implementation, the program will stop rendering if a mismatch is detected, hence the molecule and the ESP data mismatches. Therefor the median electron density at the supposed atomic nuclei </w:t>
       </w:r>
-      <w:proofErr w:type="gramStart"/>
-      <w:r>
-        <w:rPr>
-          <w:sz w:val="18"/>
-          <w:szCs w:val="18"/>
-          <w:lang w:val="en-GB"/>
-        </w:rPr>
-        <w:t>are</w:t>
-      </w:r>
-      <w:proofErr w:type="gramEnd"/>
+      <w:r>
+        <w:rPr>
+          <w:sz w:val="18"/>
+          <w:szCs w:val="18"/>
+          <w:lang w:val="en-GB"/>
+        </w:rPr>
+        <w:t>is</w:t>
+      </w:r>
       <w:r>
         <w:rPr>
           <w:sz w:val="18"/>
@@ -7010,16 +7303,14 @@
         </w:rPr>
         <w:t xml:space="preserve"> </w:t>
       </w:r>
-      <w:proofErr w:type="gramStart"/>
-      <w:r>
-        <w:rPr>
-          <w:sz w:val="18"/>
-          <w:szCs w:val="18"/>
-          <w:lang w:val="en-GB"/>
-        </w:rPr>
-        <w:t>data</w:t>
-      </w:r>
-      <w:proofErr w:type="gramEnd"/>
+      <w:r>
+        <w:rPr>
+          <w:sz w:val="18"/>
+          <w:szCs w:val="18"/>
+          <w:lang w:val="en-GB"/>
+        </w:rPr>
+        <w:t>data,</w:t>
+      </w:r>
       <w:r>
         <w:rPr>
           <w:sz w:val="18"/>
@@ -7093,129 +7384,227 @@
     </w:p>
     <w:p>
       <w:pPr>
-        <w:rPr>
+        <w:pStyle w:val="berschrift3"/>
+        <w:rPr>
+          <w:rFonts w:eastAsiaTheme="minorHAnsi" w:cstheme="minorBidi"/>
+          <w:color w:val="auto"/>
           <w:sz w:val="18"/>
           <w:szCs w:val="18"/>
           <w:lang w:val="en-GB"/>
         </w:rPr>
       </w:pPr>
-      <w:r>
-        <w:rPr>
-          <w:sz w:val="18"/>
-          <w:szCs w:val="18"/>
-          <w:lang w:val="en-GB"/>
-        </w:rPr>
-        <w:t xml:space="preserve">From line 620 on, the </w:t>
+      <w:bookmarkStart w:id="8" w:name="_Toc239850288"/>
+      <w:r>
+        <w:rPr>
+          <w:rFonts w:eastAsiaTheme="minorHAnsi" w:cstheme="minorBidi"/>
+          <w:color w:val="auto"/>
+          <w:sz w:val="18"/>
+          <w:szCs w:val="18"/>
+          <w:lang w:val="en-GB"/>
+        </w:rPr>
+        <w:t xml:space="preserve">From line 620 on the </w:t>
       </w:r>
       <w:proofErr w:type="spellStart"/>
       <w:r>
         <w:rPr>
-          <w:sz w:val="18"/>
-          <w:szCs w:val="18"/>
-          <w:lang w:val="en-GB"/>
-        </w:rPr>
-        <w:t>PyMol</w:t>
+          <w:rFonts w:eastAsiaTheme="minorHAnsi" w:cstheme="minorBidi"/>
+          <w:color w:val="auto"/>
+          <w:sz w:val="18"/>
+          <w:szCs w:val="18"/>
+          <w:lang w:val="en-GB"/>
+        </w:rPr>
+        <w:t>PyM</w:t>
+      </w:r>
+      <w:r>
+        <w:rPr>
+          <w:rFonts w:eastAsiaTheme="minorHAnsi" w:cstheme="minorBidi"/>
+          <w:color w:val="auto"/>
+          <w:sz w:val="18"/>
+          <w:szCs w:val="18"/>
+          <w:lang w:val="en-GB"/>
+        </w:rPr>
+        <w:t>ol</w:t>
       </w:r>
       <w:proofErr w:type="spellEnd"/>
       <w:r>
         <w:rPr>
-          <w:sz w:val="18"/>
-          <w:szCs w:val="18"/>
-          <w:lang w:val="en-GB"/>
-        </w:rPr>
-        <w:t xml:space="preserve"> Script is implemented to create the 3D ESP Visualization, two colouring ramps are introduced the normal red-white-blue and the advanced rainbow ramp, ranging from red-yellow-green-cyan-blue. A string for the template is implemented with place holders for the actual values. Subsequently the </w:t>
+          <w:rFonts w:eastAsiaTheme="minorHAnsi" w:cstheme="minorBidi"/>
+          <w:color w:val="auto"/>
+          <w:sz w:val="18"/>
+          <w:szCs w:val="18"/>
+          <w:lang w:val="en-GB"/>
+        </w:rPr>
+        <w:t xml:space="preserve"> </w:t>
+      </w:r>
+      <w:r>
+        <w:rPr>
+          <w:rFonts w:eastAsiaTheme="minorHAnsi" w:cstheme="minorBidi"/>
+          <w:color w:val="auto"/>
+          <w:sz w:val="18"/>
+          <w:szCs w:val="18"/>
+          <w:lang w:val="en-GB"/>
+        </w:rPr>
+        <w:t xml:space="preserve">script is generated. </w:t>
+      </w:r>
+      <w:r>
+        <w:rPr>
+          <w:rFonts w:eastAsiaTheme="minorHAnsi" w:cstheme="minorBidi"/>
+          <w:color w:val="auto"/>
+          <w:sz w:val="18"/>
+          <w:szCs w:val="18"/>
+          <w:lang w:val="en-GB"/>
+        </w:rPr>
+        <w:t>T</w:t>
+      </w:r>
+      <w:r>
+        <w:rPr>
+          <w:rFonts w:eastAsiaTheme="minorHAnsi" w:cstheme="minorBidi"/>
+          <w:color w:val="auto"/>
+          <w:sz w:val="18"/>
+          <w:szCs w:val="18"/>
+          <w:lang w:val="en-GB"/>
+        </w:rPr>
+        <w:t xml:space="preserve">hat part only writes a text file, it does not talk to </w:t>
       </w:r>
       <w:proofErr w:type="spellStart"/>
       <w:r>
         <w:rPr>
-          <w:sz w:val="18"/>
-          <w:szCs w:val="18"/>
-          <w:lang w:val="en-GB"/>
-        </w:rPr>
-        <w:t>PyMol</w:t>
+          <w:rFonts w:eastAsiaTheme="minorHAnsi" w:cstheme="minorBidi"/>
+          <w:color w:val="auto"/>
+          <w:sz w:val="18"/>
+          <w:szCs w:val="18"/>
+          <w:lang w:val="en-GB"/>
+        </w:rPr>
+        <w:t>PyM</w:t>
+      </w:r>
+      <w:r>
+        <w:rPr>
+          <w:rFonts w:eastAsiaTheme="minorHAnsi" w:cstheme="minorBidi"/>
+          <w:color w:val="auto"/>
+          <w:sz w:val="18"/>
+          <w:szCs w:val="18"/>
+          <w:lang w:val="en-GB"/>
+        </w:rPr>
+        <w:t>ol</w:t>
       </w:r>
       <w:proofErr w:type="spellEnd"/>
       <w:r>
         <w:rPr>
-          <w:sz w:val="18"/>
-          <w:szCs w:val="18"/>
-          <w:lang w:val="en-GB"/>
-        </w:rPr>
-        <w:t xml:space="preserve"> scene is created with the </w:t>
+          <w:rFonts w:eastAsiaTheme="minorHAnsi" w:cstheme="minorBidi"/>
+          <w:color w:val="auto"/>
+          <w:sz w:val="18"/>
+          <w:szCs w:val="18"/>
+          <w:lang w:val="en-GB"/>
+        </w:rPr>
+        <w:t xml:space="preserve"> itself</w:t>
+      </w:r>
+      <w:r>
+        <w:rPr>
+          <w:rFonts w:eastAsiaTheme="minorHAnsi" w:cstheme="minorBidi"/>
+          <w:color w:val="auto"/>
+          <w:sz w:val="18"/>
+          <w:szCs w:val="18"/>
+          <w:lang w:val="en-GB"/>
+        </w:rPr>
+        <w:t xml:space="preserve">, </w:t>
+      </w:r>
+      <w:r>
+        <w:rPr>
+          <w:rFonts w:eastAsiaTheme="minorHAnsi" w:cstheme="minorBidi"/>
+          <w:color w:val="auto"/>
+          <w:sz w:val="18"/>
+          <w:szCs w:val="18"/>
+          <w:lang w:val="en-GB"/>
+        </w:rPr>
+        <w:t xml:space="preserve">xyzToCube.py does not even import it. The scene is built later, when the written </w:t>
       </w:r>
       <w:proofErr w:type="spellStart"/>
       <w:r>
         <w:rPr>
-          <w:sz w:val="18"/>
-          <w:szCs w:val="18"/>
-          <w:lang w:val="en-GB"/>
-        </w:rPr>
-        <w:t>the</w:t>
+          <w:rFonts w:eastAsiaTheme="minorHAnsi" w:cstheme="minorBidi"/>
+          <w:color w:val="auto"/>
+          <w:sz w:val="18"/>
+          <w:szCs w:val="18"/>
+          <w:lang w:val="en-GB"/>
+        </w:rPr>
+        <w:t>esp.pml</w:t>
       </w:r>
       <w:proofErr w:type="spellEnd"/>
       <w:r>
         <w:rPr>
-          <w:sz w:val="18"/>
-          <w:szCs w:val="18"/>
-          <w:lang w:val="en-GB"/>
-        </w:rPr>
-        <w:t xml:space="preserve"> .cube files, creating the scene is than implemented by </w:t>
+          <w:rFonts w:eastAsiaTheme="minorHAnsi" w:cstheme="minorBidi"/>
+          <w:color w:val="auto"/>
+          <w:sz w:val="18"/>
+          <w:szCs w:val="18"/>
+          <w:lang w:val="en-GB"/>
+        </w:rPr>
+        <w:t xml:space="preserve"> is started. First the stick radius is fixed at 0.10 Å in STICK_SIZE_DEFAULT and imported from here by render_esp.py and run_all.py, so the interactive scene and the rendered images cannot drift apart. Then a template string for the whole .</w:t>
       </w:r>
       <w:proofErr w:type="spellStart"/>
       <w:r>
         <w:rPr>
-          <w:sz w:val="18"/>
-          <w:szCs w:val="18"/>
-          <w:lang w:val="en-GB"/>
-        </w:rPr>
-        <w:t>Py</w:t>
-      </w:r>
-      <w:r>
-        <w:rPr>
-          <w:sz w:val="18"/>
-          <w:szCs w:val="18"/>
-          <w:lang w:val="en-GB"/>
-        </w:rPr>
-        <w:t>M</w:t>
-      </w:r>
-      <w:r>
-        <w:rPr>
-          <w:sz w:val="18"/>
-          <w:szCs w:val="18"/>
-          <w:lang w:val="en-GB"/>
-        </w:rPr>
-        <w:t>ol</w:t>
+          <w:rFonts w:eastAsiaTheme="minorHAnsi" w:cstheme="minorBidi"/>
+          <w:color w:val="auto"/>
+          <w:sz w:val="18"/>
+          <w:szCs w:val="18"/>
+          <w:lang w:val="en-GB"/>
+        </w:rPr>
+        <w:t>pml</w:t>
       </w:r>
       <w:proofErr w:type="spellEnd"/>
       <w:r>
         <w:rPr>
-          <w:sz w:val="18"/>
-          <w:szCs w:val="18"/>
-          <w:lang w:val="en-GB"/>
-        </w:rPr>
-        <w:t xml:space="preserve">, with </w:t>
+          <w:rFonts w:eastAsiaTheme="minorHAnsi" w:cstheme="minorBidi"/>
+          <w:color w:val="auto"/>
+          <w:sz w:val="18"/>
+          <w:szCs w:val="18"/>
+          <w:lang w:val="en-GB"/>
+        </w:rPr>
+        <w:t xml:space="preserve"> file is implemented with place holders for the actual values, and from line 693 the two colouring ramps are introduced, the normal red-white-blue and the advanced rainbow ramp, ranging from red-yellow-green-cyan-blue. Line 704 puts the </w:t>
       </w:r>
       <w:proofErr w:type="spellStart"/>
-      <w:proofErr w:type="gramStart"/>
-      <w:r>
-        <w:rPr>
-          <w:i/>
-          <w:iCs/>
-          <w:sz w:val="18"/>
-          <w:szCs w:val="18"/>
-          <w:lang w:val="en-GB"/>
-        </w:rPr>
-        <w:t>cmd.isosurface</w:t>
+      <w:r>
+        <w:rPr>
+          <w:rFonts w:eastAsiaTheme="minorHAnsi" w:cstheme="minorBidi"/>
+          <w:color w:val="auto"/>
+          <w:sz w:val="18"/>
+          <w:szCs w:val="18"/>
+          <w:lang w:val="en-GB"/>
+        </w:rPr>
+        <w:t>isosurface</w:t>
       </w:r>
       <w:proofErr w:type="spellEnd"/>
-      <w:proofErr w:type="gramEnd"/>
-      <w:r>
-        <w:rPr>
-          <w:sz w:val="18"/>
-          <w:szCs w:val="18"/>
-          <w:lang w:val="en-GB"/>
-        </w:rPr>
-        <w:t xml:space="preserve"> the iso surface of the molecule is determined by a marching cubes mechanism. Subsequently the surface is coloured, determined by the colour ramp.</w:t>
+      <w:r>
+        <w:rPr>
+          <w:rFonts w:eastAsiaTheme="minorHAnsi" w:cstheme="minorBidi"/>
+          <w:color w:val="auto"/>
+          <w:sz w:val="18"/>
+          <w:szCs w:val="18"/>
+          <w:lang w:val="en-GB"/>
+        </w:rPr>
+        <w:t xml:space="preserve"> command together as text, </w:t>
+      </w:r>
+      <w:proofErr w:type="spellStart"/>
+      <w:r>
+        <w:rPr>
+          <w:rFonts w:eastAsiaTheme="minorHAnsi" w:cstheme="minorBidi"/>
+          <w:color w:val="auto"/>
+          <w:sz w:val="18"/>
+          <w:szCs w:val="18"/>
+          <w:lang w:val="en-GB"/>
+        </w:rPr>
+        <w:t>isosurface</w:t>
+      </w:r>
+      <w:proofErr w:type="spellEnd"/>
+      <w:r>
+        <w:rPr>
+          <w:rFonts w:eastAsiaTheme="minorHAnsi" w:cstheme="minorBidi"/>
+          <w:color w:val="auto"/>
+          <w:sz w:val="18"/>
+          <w:szCs w:val="18"/>
+          <w:lang w:val="en-GB"/>
+        </w:rPr>
+        <w:t xml:space="preserve"> surf, dens and the iso value, which is then written into the template. </w:t>
       </w:r>
     </w:p>
     <w:p>
@@ -7227,7 +7616,6 @@
           <w:lang w:val="en-GB"/>
         </w:rPr>
       </w:pPr>
-      <w:bookmarkStart w:id="8" w:name="_Toc239850288"/>
       <w:r>
         <w:rPr>
           <w:sz w:val="22"/>
@@ -7355,7 +7743,16 @@
           <w:szCs w:val="18"/>
           <w:lang w:val="en-GB"/>
         </w:rPr>
-        <w:t xml:space="preserve"> implementation, if a molecule carries more than one halogen, the halogen with the biggest sigma hole is taken for the C-X axis view. Therefor the electrostatic potential at the sigma holes </w:t>
+        <w:t xml:space="preserve"> implementation, if a molecule carries more than one halogen, the halogen with the biggest sigma hole is taken for the C-X axis view. Therefor the electrostatic potential at </w:t>
+      </w:r>
+      <w:r>
+        <w:rPr>
+          <w:sz w:val="18"/>
+          <w:szCs w:val="18"/>
+          <w:lang w:val="en-GB"/>
+        </w:rPr>
+        <w:lastRenderedPageBreak/>
+        <w:t xml:space="preserve">the sigma holes </w:t>
       </w:r>
       <w:proofErr w:type="gramStart"/>
       <w:r>
@@ -7461,7 +7858,6 @@
           <w:szCs w:val="22"/>
           <w:lang w:val="en-GB"/>
         </w:rPr>
-        <w:lastRenderedPageBreak/>
         <w:t>1</w:t>
       </w:r>
       <w:r>
@@ -7498,16 +7894,14 @@
         </w:rPr>
         <w:t xml:space="preserve">. </w:t>
       </w:r>
-      <w:proofErr w:type="gramStart"/>
-      <w:r>
-        <w:rPr>
-          <w:sz w:val="18"/>
-          <w:szCs w:val="18"/>
-          <w:lang w:val="en-GB"/>
-        </w:rPr>
-        <w:t>Additionally</w:t>
-      </w:r>
-      <w:proofErr w:type="gramEnd"/>
+      <w:r>
+        <w:rPr>
+          <w:sz w:val="18"/>
+          <w:szCs w:val="18"/>
+          <w:lang w:val="en-GB"/>
+        </w:rPr>
+        <w:t>Additionally,</w:t>
+      </w:r>
       <w:r>
         <w:rPr>
           <w:sz w:val="18"/>
@@ -7566,23 +7960,21 @@
         </w:rPr>
         <w:t xml:space="preserve"> and only there the potential is evaluated. </w:t>
       </w:r>
-      <w:proofErr w:type="gramStart"/>
-      <w:r>
-        <w:rPr>
-          <w:sz w:val="18"/>
-          <w:szCs w:val="18"/>
-          <w:lang w:val="en-GB"/>
-        </w:rPr>
-        <w:t>So</w:t>
-      </w:r>
-      <w:proofErr w:type="gramEnd"/>
-      <w:r>
-        <w:rPr>
-          <w:sz w:val="18"/>
-          <w:szCs w:val="18"/>
-          <w:lang w:val="en-GB"/>
-        </w:rPr>
-        <w:t xml:space="preserve"> two values are </w:t>
+      <w:r>
+        <w:rPr>
+          <w:sz w:val="18"/>
+          <w:szCs w:val="18"/>
+          <w:lang w:val="en-GB"/>
+        </w:rPr>
+        <w:t>Therefore, t</w:t>
+      </w:r>
+      <w:r>
+        <w:rPr>
+          <w:sz w:val="18"/>
+          <w:szCs w:val="18"/>
+          <w:lang w:val="en-GB"/>
+        </w:rPr>
+        <w:t xml:space="preserve">wo values are </w:t>
       </w:r>
       <w:proofErr w:type="spellStart"/>
       <w:r>
@@ -7624,7 +8016,25 @@
           <w:szCs w:val="18"/>
           <w:lang w:val="en-GB"/>
         </w:rPr>
-        <w:t xml:space="preserve"> in ProjectElaboration.pdf)</w:t>
+        <w:t xml:space="preserve"> in </w:t>
+      </w:r>
+      <w:r>
+        <w:rPr>
+          <w:i/>
+          <w:iCs/>
+          <w:sz w:val="18"/>
+          <w:szCs w:val="18"/>
+          <w:lang w:val="en-GB"/>
+        </w:rPr>
+        <w:t>ProjectElaboration.pdf</w:t>
+      </w:r>
+      <w:r>
+        <w:rPr>
+          <w:sz w:val="18"/>
+          <w:szCs w:val="18"/>
+          <w:lang w:val="en-GB"/>
+        </w:rPr>
+        <w:t>)</w:t>
       </w:r>
       <w:r>
         <w:rPr>
@@ -7648,7 +8058,23 @@
           <w:szCs w:val="18"/>
           <w:lang w:val="en-GB"/>
         </w:rPr>
-        <w:t xml:space="preserve"> decrease the runtime that comes with a cost of not showing the sigma hole with the halogen and its biggest sigma hole when there </w:t>
+        <w:t xml:space="preserve"> decrease the runtime that comes with a cost of not showing the sigma hole with</w:t>
+      </w:r>
+      <w:r>
+        <w:rPr>
+          <w:sz w:val="18"/>
+          <w:szCs w:val="18"/>
+          <w:lang w:val="en-GB"/>
+        </w:rPr>
+        <w:t xml:space="preserve"> </w:t>
+      </w:r>
+      <w:r>
+        <w:rPr>
+          <w:sz w:val="18"/>
+          <w:szCs w:val="18"/>
+          <w:lang w:val="en-GB"/>
+        </w:rPr>
+        <w:t xml:space="preserve">biggest sigma hole when there </w:t>
       </w:r>
       <w:r>
         <w:rPr>
@@ -7909,12 +8335,32 @@
           <w:szCs w:val="18"/>
           <w:lang w:val="en-GB"/>
         </w:rPr>
-        <w:t xml:space="preserve">From line 690 on the scene itself is put together. The structure file and both .cube files are loaded, the skeleton is shown as sticks with the stick radius that comes from --stick-size (0.1 Å by default) and the carbons are coloured grey20, so the skeleton does not compete with the surface. With </w:t>
+        <w:t xml:space="preserve">From line 690 on the scene itself is put together. The structure file and both </w:t>
+      </w:r>
+      <w:r>
+        <w:rPr>
+          <w:i/>
+          <w:iCs/>
+          <w:sz w:val="18"/>
+          <w:szCs w:val="18"/>
+          <w:lang w:val="en-GB"/>
+        </w:rPr>
+        <w:t>.cube</w:t>
+      </w:r>
+      <w:r>
+        <w:rPr>
+          <w:sz w:val="18"/>
+          <w:szCs w:val="18"/>
+          <w:lang w:val="en-GB"/>
+        </w:rPr>
+        <w:t xml:space="preserve"> files are loaded, the skeleton is shown as sticks with the stick radius that comes from --stick-size (0.1 Å by default) and the carbons are coloured grey20, so the skeleton does not compete with the surface. With </w:t>
       </w:r>
       <w:proofErr w:type="spellStart"/>
       <w:proofErr w:type="gramStart"/>
       <w:r>
         <w:rPr>
+          <w:i/>
+          <w:iCs/>
           <w:sz w:val="18"/>
           <w:szCs w:val="18"/>
           <w:lang w:val="en-GB"/>
@@ -7951,6 +8397,8 @@
       <w:proofErr w:type="gramStart"/>
       <w:r>
         <w:rPr>
+          <w:i/>
+          <w:iCs/>
           <w:sz w:val="18"/>
           <w:szCs w:val="18"/>
           <w:lang w:val="en-GB"/>
@@ -7960,6 +8408,8 @@
       <w:proofErr w:type="gramEnd"/>
       <w:r>
         <w:rPr>
+          <w:i/>
+          <w:iCs/>
           <w:sz w:val="18"/>
           <w:szCs w:val="18"/>
           <w:lang w:val="en-GB"/>
@@ -7978,6 +8428,8 @@
       <w:proofErr w:type="spellStart"/>
       <w:r>
         <w:rPr>
+          <w:i/>
+          <w:iCs/>
           <w:sz w:val="18"/>
           <w:szCs w:val="18"/>
           <w:lang w:val="en-GB"/>
@@ -8290,6 +8742,7 @@
           <w:szCs w:val="22"/>
           <w:lang w:val="en-GB"/>
         </w:rPr>
+        <w:lastRenderedPageBreak/>
         <w:t>1</w:t>
       </w:r>
       <w:r>
@@ -8316,7 +8769,23 @@
           <w:szCs w:val="18"/>
           <w:lang w:val="en-GB"/>
         </w:rPr>
-        <w:t xml:space="preserve">The colour bar is deliberately not rendered into the image but written as a separate PNG from line 843 on with matplotlib, out of the same hex colours the </w:t>
+        <w:t>The colour bar is deliberately not rendered into the image</w:t>
+      </w:r>
+      <w:r>
+        <w:rPr>
+          <w:sz w:val="18"/>
+          <w:szCs w:val="18"/>
+          <w:lang w:val="en-GB"/>
+        </w:rPr>
+        <w:t xml:space="preserve"> </w:t>
+      </w:r>
+      <w:r>
+        <w:rPr>
+          <w:sz w:val="18"/>
+          <w:szCs w:val="18"/>
+          <w:lang w:val="en-GB"/>
+        </w:rPr>
+        <w:t xml:space="preserve">but written as a separate PNG from line 843 on with matplotlib, out of the same hex colours the </w:t>
       </w:r>
       <w:proofErr w:type="spellStart"/>
       <w:r>
@@ -8387,7 +8856,16 @@
           <w:szCs w:val="18"/>
           <w:lang w:val="en-GB"/>
         </w:rPr>
-        <w:t>VS,min</w:t>
+        <w:t>V</w:t>
+      </w:r>
+      <w:r>
+        <w:rPr>
+          <w:sz w:val="18"/>
+          <w:szCs w:val="18"/>
+          <w:vertAlign w:val="subscript"/>
+          <w:lang w:val="en-GB"/>
+        </w:rPr>
+        <w:t>S,min</w:t>
       </w:r>
       <w:proofErr w:type="spellEnd"/>
       <w:proofErr w:type="gramEnd"/>
@@ -8395,9 +8873,18 @@
         <w:rPr>
           <w:sz w:val="18"/>
           <w:szCs w:val="18"/>
-          <w:lang w:val="en-GB"/>
-        </w:rPr>
-        <w:t xml:space="preserve"> and </w:t>
+          <w:vertAlign w:val="subscript"/>
+          <w:lang w:val="en-GB"/>
+        </w:rPr>
+        <w:t xml:space="preserve"> </w:t>
+      </w:r>
+      <w:r>
+        <w:rPr>
+          <w:sz w:val="18"/>
+          <w:szCs w:val="18"/>
+          <w:lang w:val="en-GB"/>
+        </w:rPr>
+        <w:t xml:space="preserve">and </w:t>
       </w:r>
       <w:proofErr w:type="spellStart"/>
       <w:proofErr w:type="gramStart"/>
@@ -8407,7 +8894,16 @@
           <w:szCs w:val="18"/>
           <w:lang w:val="en-GB"/>
         </w:rPr>
-        <w:t>VS,max</w:t>
+        <w:t>V</w:t>
+      </w:r>
+      <w:r>
+        <w:rPr>
+          <w:sz w:val="18"/>
+          <w:szCs w:val="18"/>
+          <w:vertAlign w:val="subscript"/>
+          <w:lang w:val="en-GB"/>
+        </w:rPr>
+        <w:t>S,max</w:t>
       </w:r>
       <w:proofErr w:type="spellEnd"/>
       <w:proofErr w:type="gramEnd"/>
@@ -8417,16 +8913,7 @@
           <w:szCs w:val="18"/>
           <w:lang w:val="en-GB"/>
         </w:rPr>
-        <w:t xml:space="preserve"> with the atoms they sit on, one line per halogen with its sigma hole and its belt, the grid spacing, the colour range and whether it was fixed or determined automatically, the ramp, the transparency, the background, </w:t>
-      </w:r>
-      <w:r>
-        <w:rPr>
-          <w:sz w:val="18"/>
-          <w:szCs w:val="18"/>
-          <w:lang w:val="en-GB"/>
-        </w:rPr>
-        <w:lastRenderedPageBreak/>
-        <w:t xml:space="preserve">the image size and the rendered views. </w:t>
+        <w:t xml:space="preserve"> with the atoms they sit on, one line per halogen with its sigma hole and its belt, the grid spacing, the colour range and whether it was fixed or determined automatically, the ramp, the transparency, the background, the image size and the rendered views. </w:t>
       </w:r>
       <w:proofErr w:type="gramStart"/>
       <w:r>
@@ -8444,7 +8931,15 @@
           <w:szCs w:val="18"/>
           <w:lang w:val="en-GB"/>
         </w:rPr>
-        <w:t xml:space="preserve"> every image can be traced back to the parameters it was made with, without having to remember the command line that produced it.</w:t>
+        <w:t xml:space="preserve"> every image can be traced back to the parameters it was made with</w:t>
+      </w:r>
+      <w:r>
+        <w:rPr>
+          <w:sz w:val="18"/>
+          <w:szCs w:val="18"/>
+          <w:lang w:val="en-GB"/>
+        </w:rPr>
+        <w:t>.</w:t>
       </w:r>
     </w:p>
     <w:p>
@@ -8494,6 +8989,8 @@
       <w:proofErr w:type="spellStart"/>
       <w:r>
         <w:rPr>
+          <w:i/>
+          <w:iCs/>
           <w:sz w:val="18"/>
           <w:szCs w:val="18"/>
           <w:lang w:val="en-GB"/>
@@ -8503,11 +9000,21 @@
       <w:proofErr w:type="spellEnd"/>
       <w:r>
         <w:rPr>
-          <w:sz w:val="18"/>
-          <w:szCs w:val="18"/>
-          <w:lang w:val="en-GB"/>
-        </w:rPr>
-        <w:t>/README.md. If --density, --</w:t>
+          <w:i/>
+          <w:iCs/>
+          <w:sz w:val="18"/>
+          <w:szCs w:val="18"/>
+          <w:lang w:val="en-GB"/>
+        </w:rPr>
+        <w:t>/README.md</w:t>
+      </w:r>
+      <w:r>
+        <w:rPr>
+          <w:sz w:val="18"/>
+          <w:szCs w:val="18"/>
+          <w:lang w:val="en-GB"/>
+        </w:rPr>
+        <w:t>. If --density, --</w:t>
       </w:r>
       <w:proofErr w:type="spellStart"/>
       <w:r>
@@ -8619,7 +9126,7 @@
           <w:szCs w:val="18"/>
           <w:lang w:val="en-GB"/>
         </w:rPr>
-        <w:t xml:space="preserve"> file), and the prefix of the image names is derived from the name of the structure file.</w:t>
+        <w:t xml:space="preserve"> file) and the prefix of the image names is derived from the name of the structure file.</w:t>
       </w:r>
     </w:p>
     <w:p>
@@ -8899,86 +9406,104 @@
       </w:r>
       <w:r>
         <w:rPr>
+          <w:sz w:val="18"/>
+          <w:szCs w:val="18"/>
+          <w:lang w:val="en-GB"/>
+        </w:rPr>
+        <w:t>--root folder</w:t>
+      </w:r>
+      <w:r>
+        <w:rPr>
+          <w:sz w:val="18"/>
+          <w:szCs w:val="18"/>
+          <w:lang w:val="en-GB"/>
+        </w:rPr>
+        <w:t xml:space="preserve">. </w:t>
+      </w:r>
+      <w:r>
+        <w:rPr>
+          <w:sz w:val="18"/>
+          <w:szCs w:val="18"/>
+          <w:lang w:val="en-GB"/>
+        </w:rPr>
+        <w:t>Subsequently it locates the str</w:t>
+      </w:r>
+      <w:r>
+        <w:rPr>
+          <w:sz w:val="18"/>
+          <w:szCs w:val="18"/>
+          <w:lang w:val="en-GB"/>
+        </w:rPr>
+        <w:t xml:space="preserve">ucture </w:t>
+      </w:r>
+      <w:proofErr w:type="gramStart"/>
+      <w:r>
+        <w:rPr>
+          <w:sz w:val="18"/>
+          <w:szCs w:val="18"/>
+          <w:lang w:val="en-GB"/>
+        </w:rPr>
+        <w:t>(</w:t>
+      </w:r>
+      <w:r>
+        <w:rPr>
           <w:i/>
           <w:iCs/>
           <w:sz w:val="18"/>
           <w:szCs w:val="18"/>
           <w:lang w:val="en-GB"/>
         </w:rPr>
-        <w:t>--root</w:t>
-      </w:r>
-      <w:r>
-        <w:rPr>
-          <w:sz w:val="18"/>
-          <w:szCs w:val="18"/>
-          <w:lang w:val="en-GB"/>
-        </w:rPr>
-        <w:t xml:space="preserve"> folder. </w:t>
-      </w:r>
-      <w:r>
-        <w:rPr>
-          <w:sz w:val="18"/>
-          <w:szCs w:val="18"/>
-          <w:lang w:val="en-GB"/>
-        </w:rPr>
-        <w:t>Subsequently it locates the str</w:t>
-      </w:r>
-      <w:r>
-        <w:rPr>
-          <w:sz w:val="18"/>
-          <w:szCs w:val="18"/>
-          <w:lang w:val="en-GB"/>
-        </w:rPr>
-        <w:t xml:space="preserve">ucture </w:t>
+        <w:t>.mol</w:t>
+      </w:r>
+      <w:proofErr w:type="gramEnd"/>
+      <w:r>
+        <w:rPr>
+          <w:i/>
+          <w:iCs/>
+          <w:sz w:val="18"/>
+          <w:szCs w:val="18"/>
+          <w:lang w:val="en-GB"/>
+        </w:rPr>
+        <w:t>, .</w:t>
+      </w:r>
+      <w:proofErr w:type="spellStart"/>
+      <w:r>
+        <w:rPr>
+          <w:i/>
+          <w:iCs/>
+          <w:sz w:val="18"/>
+          <w:szCs w:val="18"/>
+          <w:lang w:val="en-GB"/>
+        </w:rPr>
+        <w:t>sdf</w:t>
+      </w:r>
+      <w:proofErr w:type="spellEnd"/>
+      <w:r>
+        <w:rPr>
+          <w:i/>
+          <w:iCs/>
+          <w:sz w:val="18"/>
+          <w:szCs w:val="18"/>
+          <w:lang w:val="en-GB"/>
+        </w:rPr>
+        <w:t xml:space="preserve"> </w:t>
       </w:r>
       <w:proofErr w:type="gramStart"/>
       <w:r>
         <w:rPr>
-          <w:sz w:val="18"/>
-          <w:szCs w:val="18"/>
-          <w:lang w:val="en-GB"/>
-        </w:rPr>
-        <w:t>(.mol</w:t>
-      </w:r>
-      <w:proofErr w:type="gramEnd"/>
-      <w:r>
-        <w:rPr>
-          <w:sz w:val="18"/>
-          <w:szCs w:val="18"/>
-          <w:lang w:val="en-GB"/>
-        </w:rPr>
-        <w:t>, .</w:t>
+          <w:i/>
+          <w:iCs/>
+          <w:sz w:val="18"/>
+          <w:szCs w:val="18"/>
+          <w:lang w:val="en-GB"/>
+        </w:rPr>
+        <w:t>or ,</w:t>
       </w:r>
       <w:proofErr w:type="spellStart"/>
       <w:r>
         <w:rPr>
-          <w:sz w:val="18"/>
-          <w:szCs w:val="18"/>
-          <w:lang w:val="en-GB"/>
-        </w:rPr>
-        <w:t>sdf</w:t>
-      </w:r>
-      <w:proofErr w:type="spellEnd"/>
-      <w:r>
-        <w:rPr>
-          <w:sz w:val="18"/>
-          <w:szCs w:val="18"/>
-          <w:lang w:val="en-GB"/>
-        </w:rPr>
-        <w:t xml:space="preserve"> </w:t>
-      </w:r>
-      <w:proofErr w:type="gramStart"/>
-      <w:r>
-        <w:rPr>
-          <w:sz w:val="18"/>
-          <w:szCs w:val="18"/>
-          <w:lang w:val="en-GB"/>
-        </w:rPr>
-        <w:t>or ,</w:t>
-      </w:r>
-      <w:proofErr w:type="spellStart"/>
-      <w:r>
-        <w:rPr>
+          <w:i/>
+          <w:iCs/>
           <w:sz w:val="18"/>
           <w:szCs w:val="18"/>
           <w:lang w:val="en-GB"/>
@@ -8999,6 +9524,8 @@
       <w:proofErr w:type="gramStart"/>
       <w:r>
         <w:rPr>
+          <w:i/>
+          <w:iCs/>
           <w:sz w:val="18"/>
           <w:szCs w:val="18"/>
           <w:lang w:val="en-GB"/>
@@ -9018,6 +9545,8 @@
       <w:proofErr w:type="spellStart"/>
       <w:r>
         <w:rPr>
+          <w:i/>
+          <w:iCs/>
           <w:sz w:val="18"/>
           <w:szCs w:val="18"/>
           <w:lang w:val="en-GB"/>
@@ -9157,6 +9686,8 @@
       <w:proofErr w:type="spellStart"/>
       <w:r>
         <w:rPr>
+          <w:i/>
+          <w:iCs/>
           <w:sz w:val="18"/>
           <w:szCs w:val="18"/>
           <w:lang w:val="en-GB"/>
@@ -9175,6 +9706,8 @@
       <w:proofErr w:type="spellStart"/>
       <w:r>
         <w:rPr>
+          <w:i/>
+          <w:iCs/>
           <w:sz w:val="18"/>
           <w:szCs w:val="18"/>
           <w:lang w:val="en-GB"/>
@@ -9188,11 +9721,39 @@
           <w:szCs w:val="18"/>
           <w:lang w:val="en-GB"/>
         </w:rPr>
-        <w:t xml:space="preserve"> files return None the pipeline starts with a conversion from tp./</w:t>
+        <w:t xml:space="preserve"> files return None</w:t>
+      </w:r>
+      <w:r>
+        <w:rPr>
+          <w:sz w:val="18"/>
+          <w:szCs w:val="18"/>
+          <w:lang w:val="en-GB"/>
+        </w:rPr>
+        <w:t>,</w:t>
+      </w:r>
+      <w:r>
+        <w:rPr>
+          <w:sz w:val="18"/>
+          <w:szCs w:val="18"/>
+          <w:lang w:val="en-GB"/>
+        </w:rPr>
+        <w:t xml:space="preserve"> the pipeline starts with a conversion from </w:t>
+      </w:r>
+      <w:r>
+        <w:rPr>
+          <w:i/>
+          <w:iCs/>
+          <w:sz w:val="18"/>
+          <w:szCs w:val="18"/>
+          <w:lang w:val="en-GB"/>
+        </w:rPr>
+        <w:t>tp./</w:t>
       </w:r>
       <w:proofErr w:type="spellStart"/>
       <w:r>
         <w:rPr>
+          <w:i/>
+          <w:iCs/>
           <w:sz w:val="18"/>
           <w:szCs w:val="18"/>
           <w:lang w:val="en-GB"/>
@@ -9206,7 +9767,25 @@
           <w:szCs w:val="18"/>
           <w:lang w:val="en-GB"/>
         </w:rPr>
-        <w:t xml:space="preserve"> files to the desired .cube files. It therefor uses the </w:t>
+        <w:t xml:space="preserve"> files to the desired </w:t>
+      </w:r>
+      <w:r>
+        <w:rPr>
+          <w:i/>
+          <w:iCs/>
+          <w:sz w:val="18"/>
+          <w:szCs w:val="18"/>
+          <w:lang w:val="en-GB"/>
+        </w:rPr>
+        <w:t>.cube</w:t>
+      </w:r>
+      <w:r>
+        <w:rPr>
+          <w:sz w:val="18"/>
+          <w:szCs w:val="18"/>
+          <w:lang w:val="en-GB"/>
+        </w:rPr>
+        <w:t xml:space="preserve"> files. It therefor uses the </w:t>
       </w:r>
       <w:proofErr w:type="spellStart"/>
       <w:r>
@@ -9701,7 +10280,25 @@
           <w:szCs w:val="18"/>
           <w:lang w:val="en-GB"/>
         </w:rPr>
-        <w:t xml:space="preserve">From line 335 to the end of the script the main function and all its parameters are defined. Find out more in the designated README.md file. Here the batch execution is rolled out in its full expense. </w:t>
+        <w:t xml:space="preserve">From line 335 to the end of the script the main function and all its parameters are defined. Find out more in the designated </w:t>
+      </w:r>
+      <w:r>
+        <w:rPr>
+          <w:i/>
+          <w:iCs/>
+          <w:sz w:val="18"/>
+          <w:szCs w:val="18"/>
+          <w:lang w:val="en-GB"/>
+        </w:rPr>
+        <w:t>README.md</w:t>
+      </w:r>
+      <w:r>
+        <w:rPr>
+          <w:sz w:val="18"/>
+          <w:szCs w:val="18"/>
+          <w:lang w:val="en-GB"/>
+        </w:rPr>
+        <w:t xml:space="preserve"> file. Here the batch execution is rolled out in its full expense. </w:t>
       </w:r>
     </w:p>
     <w:p>
@@ -9921,12 +10518,25 @@
           <w:szCs w:val="18"/>
           <w:lang w:val="en-GB"/>
         </w:rPr>
-        <w:t xml:space="preserve"> implementation. The data of the density and potential comes in huge td./</w:t>
+        <w:t xml:space="preserve"> implementation. The data of the density and potential comes in huge </w:t>
+      </w:r>
+      <w:r>
+        <w:rPr>
+          <w:rFonts w:ascii="Aptos" w:hAnsi="Aptos"/>
+          <w:i/>
+          <w:iCs/>
+          <w:sz w:val="18"/>
+          <w:szCs w:val="18"/>
+          <w:lang w:val="en-GB"/>
+        </w:rPr>
+        <w:t>td./</w:t>
       </w:r>
       <w:proofErr w:type="spellStart"/>
       <w:r>
         <w:rPr>
           <w:rFonts w:ascii="Aptos" w:hAnsi="Aptos"/>
+          <w:i/>
+          <w:iCs/>
           <w:sz w:val="18"/>
           <w:szCs w:val="18"/>
           <w:lang w:val="en-GB"/>
@@ -9941,7 +10551,38 @@
           <w:szCs w:val="18"/>
           <w:lang w:val="en-GB"/>
         </w:rPr>
-        <w:t xml:space="preserve"> files and needs conversion to Gaussian cube files. The script also creates the interactive scene of the molecule within VMD, with the help of the </w:t>
+        <w:t xml:space="preserve"> files and needs conversion to Gaussian </w:t>
+      </w:r>
+      <w:r>
+        <w:rPr>
+          <w:rFonts w:ascii="Aptos" w:hAnsi="Aptos"/>
+          <w:i/>
+          <w:iCs/>
+          <w:sz w:val="18"/>
+          <w:szCs w:val="18"/>
+          <w:lang w:val="en-GB"/>
+        </w:rPr>
+        <w:t>.</w:t>
+      </w:r>
+      <w:r>
+        <w:rPr>
+          <w:rFonts w:ascii="Aptos" w:hAnsi="Aptos"/>
+          <w:i/>
+          <w:iCs/>
+          <w:sz w:val="18"/>
+          <w:szCs w:val="18"/>
+          <w:lang w:val="en-GB"/>
+        </w:rPr>
+        <w:t>cube</w:t>
+      </w:r>
+      <w:r>
+        <w:rPr>
+          <w:rFonts w:ascii="Aptos" w:hAnsi="Aptos"/>
+          <w:sz w:val="18"/>
+          <w:szCs w:val="18"/>
+          <w:lang w:val="en-GB"/>
+        </w:rPr>
+        <w:t xml:space="preserve"> files. The script also creates the interactive scene of the molecule within VMD, with the help of the </w:t>
       </w:r>
       <w:proofErr w:type="spellStart"/>
       <w:r>
@@ -10100,12 +10741,25 @@
           <w:szCs w:val="18"/>
           <w:lang w:val="en-GB"/>
         </w:rPr>
-        <w:t xml:space="preserve"> implementation, the structure and .</w:t>
+        <w:t xml:space="preserve"> implementation, the structure and </w:t>
+      </w:r>
+      <w:r>
+        <w:rPr>
+          <w:rFonts w:ascii="Aptos" w:hAnsi="Aptos"/>
+          <w:i/>
+          <w:iCs/>
+          <w:sz w:val="18"/>
+          <w:szCs w:val="18"/>
+          <w:lang w:val="en-GB"/>
+        </w:rPr>
+        <w:t>.</w:t>
       </w:r>
       <w:proofErr w:type="spellStart"/>
       <w:r>
         <w:rPr>
           <w:rFonts w:ascii="Aptos" w:hAnsi="Aptos"/>
+          <w:i/>
+          <w:iCs/>
           <w:sz w:val="18"/>
           <w:szCs w:val="18"/>
           <w:lang w:val="en-GB"/>
@@ -10449,7 +11103,27 @@
           <w:szCs w:val="18"/>
           <w:lang w:val="en-GB"/>
         </w:rPr>
-        <w:t>the .cubes</w:t>
+        <w:t xml:space="preserve">the </w:t>
+      </w:r>
+      <w:r>
+        <w:rPr>
+          <w:rFonts w:ascii="Aptos" w:hAnsi="Aptos"/>
+          <w:i/>
+          <w:iCs/>
+          <w:sz w:val="18"/>
+          <w:szCs w:val="18"/>
+          <w:lang w:val="en-GB"/>
+        </w:rPr>
+        <w:t>.cube</w:t>
+      </w:r>
+      <w:r>
+        <w:rPr>
+          <w:rFonts w:ascii="Aptos" w:hAnsi="Aptos"/>
+          <w:sz w:val="18"/>
+          <w:szCs w:val="18"/>
+          <w:lang w:val="en-GB"/>
+        </w:rPr>
+        <w:t>s</w:t>
       </w:r>
       <w:proofErr w:type="gramEnd"/>
       <w:r>
@@ -10578,6 +11252,8 @@
       <w:r>
         <w:rPr>
           <w:rFonts w:ascii="Aptos" w:hAnsi="Aptos"/>
+          <w:i/>
+          <w:iCs/>
           <w:sz w:val="18"/>
           <w:szCs w:val="18"/>
           <w:lang w:val="en-GB"/>
@@ -10668,7 +11344,27 @@
           <w:szCs w:val="18"/>
           <w:lang w:val="en-GB"/>
         </w:rPr>
-        <w:t xml:space="preserve"> with the .part suffix, until the .cube file is fully written (see 1.1.3.).</w:t>
+        <w:t xml:space="preserve"> with the </w:t>
+      </w:r>
+      <w:r>
+        <w:rPr>
+          <w:rFonts w:ascii="Aptos" w:hAnsi="Aptos"/>
+          <w:i/>
+          <w:iCs/>
+          <w:sz w:val="18"/>
+          <w:szCs w:val="18"/>
+          <w:lang w:val="en-GB"/>
+        </w:rPr>
+        <w:t>.part</w:t>
+      </w:r>
+      <w:r>
+        <w:rPr>
+          <w:rFonts w:ascii="Aptos" w:hAnsi="Aptos"/>
+          <w:sz w:val="18"/>
+          <w:szCs w:val="18"/>
+          <w:lang w:val="en-GB"/>
+        </w:rPr>
+        <w:t xml:space="preserve"> suffix, until the .cube file is fully written (see 1.1.3.).</w:t>
       </w:r>
     </w:p>
     <w:p>
@@ -10707,14 +11403,61 @@
           <w:szCs w:val="18"/>
           <w:lang w:val="en-GB"/>
         </w:rPr>
-        <w:t>From line 452 on the views get defined, therefor the program searches for the heavy atoms first and a singular value decomposition over them delivers the three principal axes of the molecule, then</w:t>
-      </w:r>
-      <w:r>
-        <w:rPr>
-          <w:rFonts w:ascii="Times New Roman" w:eastAsia="Times New Roman" w:hAnsi="Times New Roman" w:cs="Times New Roman"/>
-          <w:kern w:val="0"/>
-          <w:lang w:val="en-GB" w:eastAsia="de-DE"/>
-          <w14:ligatures w14:val="none"/>
+        <w:t xml:space="preserve">From line 452 on the views get defined. The frame itself is the same calculation as in the </w:t>
+      </w:r>
+      <w:proofErr w:type="spellStart"/>
+      <w:r>
+        <w:rPr>
+          <w:rFonts w:ascii="Aptos" w:hAnsi="Aptos"/>
+          <w:sz w:val="18"/>
+          <w:szCs w:val="18"/>
+          <w:lang w:val="en-GB"/>
+        </w:rPr>
+        <w:t>PyM</w:t>
+      </w:r>
+      <w:r>
+        <w:rPr>
+          <w:rFonts w:ascii="Aptos" w:hAnsi="Aptos"/>
+          <w:sz w:val="18"/>
+          <w:szCs w:val="18"/>
+          <w:lang w:val="en-GB"/>
+        </w:rPr>
+        <w:t>ol</w:t>
+      </w:r>
+      <w:proofErr w:type="spellEnd"/>
+      <w:r>
+        <w:rPr>
+          <w:rFonts w:ascii="Aptos" w:hAnsi="Aptos"/>
+          <w:sz w:val="18"/>
+          <w:szCs w:val="18"/>
+          <w:lang w:val="en-GB"/>
+        </w:rPr>
+        <w:t xml:space="preserve"> pipeline, </w:t>
+      </w:r>
+      <w:r>
+        <w:rPr>
+          <w:rFonts w:ascii="Aptos" w:hAnsi="Aptos"/>
+          <w:sz w:val="18"/>
+          <w:szCs w:val="18"/>
+          <w:lang w:val="en-GB"/>
+        </w:rPr>
+        <w:t>see</w:t>
+      </w:r>
+      <w:r>
+        <w:rPr>
+          <w:rFonts w:ascii="Aptos" w:hAnsi="Aptos"/>
+          <w:sz w:val="18"/>
+          <w:szCs w:val="18"/>
+          <w:lang w:val="en-GB"/>
+        </w:rPr>
+        <w:t xml:space="preserve"> 1.2.3,</w:t>
+      </w:r>
+      <w:r>
+        <w:rPr>
+          <w:rFonts w:ascii="Aptos" w:hAnsi="Aptos"/>
+          <w:sz w:val="18"/>
+          <w:szCs w:val="18"/>
+          <w:lang w:val="en-GB"/>
         </w:rPr>
         <w:t xml:space="preserve"> </w:t>
       </w:r>
@@ -10725,16 +11468,94 @@
           <w:szCs w:val="18"/>
           <w:lang w:val="en-GB"/>
         </w:rPr>
-        <w:t>the axis with the smallest extent is taken as the normal of the best fit plane of the ring system, while the one with the largest extent is only kept as a fallback. The actual reference axis is not an inertial axis at all, it is the bond itself: the script collects every halogen in the molecule, takes the carbon closest to the selected one and defines the axis as C → X, so that it points straight at the sigma hole. Two versions of this axis are than kept, the true bond axis and the same axis projected into the best fit plane</w:t>
-      </w:r>
-      <w:r>
-        <w:rPr>
-          <w:rFonts w:ascii="Aptos" w:hAnsi="Aptos"/>
-          <w:sz w:val="18"/>
-          <w:szCs w:val="18"/>
-          <w:lang w:val="en-GB"/>
-        </w:rPr>
-        <w:t>.</w:t>
+        <w:t xml:space="preserve">that is </w:t>
+      </w:r>
+      <w:r>
+        <w:rPr>
+          <w:rFonts w:ascii="Aptos" w:hAnsi="Aptos"/>
+          <w:sz w:val="18"/>
+          <w:szCs w:val="18"/>
+          <w:lang w:val="en-GB"/>
+        </w:rPr>
+        <w:t>done by s</w:t>
+      </w:r>
+      <w:r>
+        <w:rPr>
+          <w:rFonts w:ascii="Aptos" w:hAnsi="Aptos"/>
+          <w:sz w:val="18"/>
+          <w:szCs w:val="18"/>
+          <w:lang w:val="en-GB"/>
+        </w:rPr>
+        <w:t xml:space="preserve"> purpose: a singular value decomposition over the heavy atoms delivers the three principal axes, the axis with the smallest extent becomes the normal of the best fit plane of the ring system and the reference axis is not an inertial axis at all but the bond itself, C → X, kept twice, once as the true bond axis and once projected into the plane. The comment in line 435 states why it was taken over line by line</w:t>
+      </w:r>
+      <w:r>
+        <w:rPr>
+          <w:rFonts w:ascii="Aptos" w:hAnsi="Aptos"/>
+          <w:sz w:val="18"/>
+          <w:szCs w:val="18"/>
+          <w:lang w:val="en-GB"/>
+        </w:rPr>
+        <w:t xml:space="preserve">. </w:t>
+      </w:r>
+      <w:r>
+        <w:rPr>
+          <w:rFonts w:ascii="Aptos" w:hAnsi="Aptos"/>
+          <w:sz w:val="18"/>
+          <w:szCs w:val="18"/>
+          <w:lang w:val="en-GB"/>
+        </w:rPr>
+        <w:t xml:space="preserve">What is different is where it happens. In </w:t>
+      </w:r>
+      <w:proofErr w:type="spellStart"/>
+      <w:r>
+        <w:rPr>
+          <w:rFonts w:ascii="Aptos" w:hAnsi="Aptos"/>
+          <w:sz w:val="18"/>
+          <w:szCs w:val="18"/>
+          <w:lang w:val="en-GB"/>
+        </w:rPr>
+        <w:t>PyM</w:t>
+      </w:r>
+      <w:r>
+        <w:rPr>
+          <w:rFonts w:ascii="Aptos" w:hAnsi="Aptos"/>
+          <w:sz w:val="18"/>
+          <w:szCs w:val="18"/>
+          <w:lang w:val="en-GB"/>
+        </w:rPr>
+        <w:t>ol</w:t>
+      </w:r>
+      <w:proofErr w:type="spellEnd"/>
+      <w:r>
+        <w:rPr>
+          <w:rFonts w:ascii="Aptos" w:hAnsi="Aptos"/>
+          <w:sz w:val="18"/>
+          <w:szCs w:val="18"/>
+          <w:lang w:val="en-GB"/>
+        </w:rPr>
+        <w:t xml:space="preserve"> the orientation is computed at render time inside render_esp.py, here it is computed at conversion time and baked into the generated </w:t>
+      </w:r>
+      <w:proofErr w:type="spellStart"/>
+      <w:r>
+        <w:rPr>
+          <w:rFonts w:ascii="Aptos" w:hAnsi="Aptos"/>
+          <w:i/>
+          <w:iCs/>
+          <w:sz w:val="18"/>
+          <w:szCs w:val="18"/>
+          <w:lang w:val="en-GB"/>
+        </w:rPr>
+        <w:t>esp.tcl</w:t>
+      </w:r>
+      <w:proofErr w:type="spellEnd"/>
+      <w:r>
+        <w:rPr>
+          <w:rFonts w:ascii="Aptos" w:hAnsi="Aptos"/>
+          <w:sz w:val="18"/>
+          <w:szCs w:val="18"/>
+          <w:lang w:val="en-GB"/>
+        </w:rPr>
+        <w:t>, the scene already carries its views before VMD is started at all.</w:t>
       </w:r>
     </w:p>
     <w:p>
@@ -10753,27 +11574,72 @@
           <w:szCs w:val="18"/>
           <w:lang w:val="en-GB"/>
         </w:rPr>
-        <w:t xml:space="preserve">From line 508 on the three views are built out of these vectors as rotation matrices. The pi view looks along the normal with the C-X axis pointing down, the edge view looks along the cross product of normal and axis, so that the C-X axis lies horizontal in the image, and the sigma view looks in from outside along the true, unprojected bond axis. </w:t>
-      </w:r>
-      <w:proofErr w:type="gramStart"/>
-      <w:r>
-        <w:rPr>
-          <w:rFonts w:ascii="Aptos" w:hAnsi="Aptos"/>
-          <w:sz w:val="18"/>
-          <w:szCs w:val="18"/>
-          <w:lang w:val="en-GB"/>
-        </w:rPr>
-        <w:t>Additionally</w:t>
-      </w:r>
-      <w:proofErr w:type="gramEnd"/>
-      <w:r>
-        <w:rPr>
-          <w:rFonts w:ascii="Aptos" w:hAnsi="Aptos"/>
-          <w:sz w:val="18"/>
-          <w:szCs w:val="18"/>
-          <w:lang w:val="en-GB"/>
-        </w:rPr>
-        <w:t xml:space="preserve"> the tilt of the C-X axis against the best fit plane is calculated and handed back, so that a molecule in which the sigma view and the pi view diverge is on record instead of silently producing a misleading picture. If no atoms are available at all, a fallback set of world axes reproduces exactly the fixed rotations the earlier template used.</w:t>
+        <w:t>From line 508 on the three views are built out of these vectors as rotation matrices. The pi view looks along the normal with the C-X axis pointing down, the edge view looks along the cross product of normal and axis, so that the C-X axis lies horizontal in the image</w:t>
+      </w:r>
+      <w:r>
+        <w:rPr>
+          <w:rFonts w:ascii="Aptos" w:hAnsi="Aptos"/>
+          <w:sz w:val="18"/>
+          <w:szCs w:val="18"/>
+          <w:lang w:val="en-GB"/>
+        </w:rPr>
+        <w:t xml:space="preserve"> </w:t>
+      </w:r>
+      <w:r>
+        <w:rPr>
+          <w:rFonts w:ascii="Aptos" w:hAnsi="Aptos"/>
+          <w:sz w:val="18"/>
+          <w:szCs w:val="18"/>
+          <w:lang w:val="en-GB"/>
+        </w:rPr>
+        <w:t xml:space="preserve">and the sigma view looks in from outside along the true, unprojected bond axis. Two things are added here that the </w:t>
+      </w:r>
+      <w:proofErr w:type="spellStart"/>
+      <w:r>
+        <w:rPr>
+          <w:rFonts w:ascii="Aptos" w:hAnsi="Aptos"/>
+          <w:sz w:val="18"/>
+          <w:szCs w:val="18"/>
+          <w:lang w:val="en-GB"/>
+        </w:rPr>
+        <w:t>PyM</w:t>
+      </w:r>
+      <w:r>
+        <w:rPr>
+          <w:rFonts w:ascii="Aptos" w:hAnsi="Aptos"/>
+          <w:sz w:val="18"/>
+          <w:szCs w:val="18"/>
+          <w:lang w:val="en-GB"/>
+        </w:rPr>
+        <w:t>ol</w:t>
+      </w:r>
+      <w:proofErr w:type="spellEnd"/>
+      <w:r>
+        <w:rPr>
+          <w:rFonts w:ascii="Aptos" w:hAnsi="Aptos"/>
+          <w:sz w:val="18"/>
+          <w:szCs w:val="18"/>
+          <w:lang w:val="en-GB"/>
+        </w:rPr>
+        <w:t xml:space="preserve"> side does not have. The tilt of the C-X axis against the best fit plane is calculated and handed back, so that a molecule in which the sigma view and the pi view diverge is on record instead of silently producing a misleading picture. </w:t>
+      </w:r>
+      <w:r>
+        <w:rPr>
+          <w:rFonts w:ascii="Aptos" w:hAnsi="Aptos"/>
+          <w:sz w:val="18"/>
+          <w:szCs w:val="18"/>
+          <w:lang w:val="en-GB"/>
+        </w:rPr>
+        <w:t>Secondly</w:t>
+      </w:r>
+      <w:r>
+        <w:rPr>
+          <w:rFonts w:ascii="Aptos" w:hAnsi="Aptos"/>
+          <w:sz w:val="18"/>
+          <w:szCs w:val="18"/>
+          <w:lang w:val="en-GB"/>
+        </w:rPr>
+        <w:t xml:space="preserve"> if no atoms are available at all, a fallback set of world axes reproduces exactly the fixed rotations the earlier template used.</w:t>
       </w:r>
     </w:p>
     <w:p>
@@ -10792,58 +11658,8 @@
           <w:szCs w:val="18"/>
           <w:lang w:val="en-GB"/>
         </w:rPr>
-        <w:t xml:space="preserve">From line 534 the matrices are formatted as 4x4 </w:t>
-      </w:r>
-      <w:proofErr w:type="spellStart"/>
-      <w:r>
-        <w:rPr>
-          <w:rFonts w:ascii="Aptos" w:hAnsi="Aptos"/>
-          <w:sz w:val="18"/>
-          <w:szCs w:val="18"/>
-          <w:lang w:val="en-GB"/>
-        </w:rPr>
-        <w:t>Tcl</w:t>
-      </w:r>
-      <w:proofErr w:type="spellEnd"/>
-      <w:r>
-        <w:rPr>
-          <w:rFonts w:ascii="Aptos" w:hAnsi="Aptos"/>
-          <w:sz w:val="18"/>
-          <w:szCs w:val="18"/>
-          <w:lang w:val="en-GB"/>
-        </w:rPr>
-        <w:t xml:space="preserve"> lists and are than written into the generated </w:t>
-      </w:r>
-      <w:proofErr w:type="spellStart"/>
-      <w:r>
-        <w:rPr>
-          <w:rFonts w:ascii="Aptos" w:hAnsi="Aptos"/>
-          <w:sz w:val="18"/>
-          <w:szCs w:val="18"/>
-          <w:lang w:val="en-GB"/>
-        </w:rPr>
-        <w:t>esp.tcl</w:t>
-      </w:r>
-      <w:proofErr w:type="spellEnd"/>
-      <w:r>
-        <w:rPr>
-          <w:rFonts w:ascii="Aptos" w:hAnsi="Aptos"/>
-          <w:sz w:val="18"/>
-          <w:szCs w:val="18"/>
-          <w:lang w:val="en-GB"/>
-        </w:rPr>
-        <w:t xml:space="preserve"> as the constants ROT_PI, ROT_EDGE and ROT_SIGMA. </w:t>
-      </w:r>
-      <w:r>
-        <w:rPr>
-          <w:rFonts w:ascii="Aptos" w:hAnsi="Aptos"/>
-          <w:sz w:val="18"/>
-          <w:szCs w:val="18"/>
-          <w:lang w:val="en-GB"/>
-        </w:rPr>
-        <w:t xml:space="preserve">This enables the usage of the </w:t>
-      </w:r>
-      <w:proofErr w:type="spellStart"/>
+        <w:t xml:space="preserve">From line 534 the matrices are formatted as 4x4 Tcl lists and are than written into the generated </w:t>
+      </w:r>
       <w:r>
         <w:rPr>
           <w:rFonts w:ascii="Aptos" w:hAnsi="Aptos"/>
@@ -10853,28 +11669,45 @@
           <w:szCs w:val="18"/>
           <w:lang w:val="en-GB"/>
         </w:rPr>
-        <w:t>esp_view</w:t>
+        <w:t>esp.tcl</w:t>
+      </w:r>
+      <w:r>
+        <w:rPr>
+          <w:rFonts w:ascii="Aptos" w:hAnsi="Aptos"/>
+          <w:sz w:val="18"/>
+          <w:szCs w:val="18"/>
+          <w:lang w:val="en-GB"/>
+        </w:rPr>
+        <w:t xml:space="preserve"> as the constants ROT_PI, ROT_EDGE and ROT_SIGMA. Here the second difference to </w:t>
+      </w:r>
+      <w:proofErr w:type="spellStart"/>
+      <w:r>
+        <w:rPr>
+          <w:rFonts w:ascii="Aptos" w:hAnsi="Aptos"/>
+          <w:sz w:val="18"/>
+          <w:szCs w:val="18"/>
+          <w:lang w:val="en-GB"/>
+        </w:rPr>
+        <w:t>PyM</w:t>
+      </w:r>
+      <w:r>
+        <w:rPr>
+          <w:rFonts w:ascii="Aptos" w:hAnsi="Aptos"/>
+          <w:sz w:val="18"/>
+          <w:szCs w:val="18"/>
+          <w:lang w:val="en-GB"/>
+        </w:rPr>
+        <w:t>ol</w:t>
       </w:r>
       <w:proofErr w:type="spellEnd"/>
       <w:r>
         <w:rPr>
           <w:rFonts w:ascii="Aptos" w:hAnsi="Aptos"/>
-          <w:i/>
-          <w:iCs/>
-          <w:sz w:val="18"/>
-          <w:szCs w:val="18"/>
-          <w:lang w:val="en-GB"/>
-        </w:rPr>
-        <w:t xml:space="preserve"> pi/sigma/edge</w:t>
-      </w:r>
-      <w:r>
-        <w:rPr>
-          <w:rFonts w:ascii="Aptos" w:hAnsi="Aptos"/>
-          <w:sz w:val="18"/>
-          <w:szCs w:val="18"/>
-          <w:lang w:val="en-GB"/>
-        </w:rPr>
-        <w:t xml:space="preserve"> within the TK console of VMD and marks a difference to the </w:t>
+          <w:sz w:val="18"/>
+          <w:szCs w:val="18"/>
+          <w:lang w:val="en-GB"/>
+        </w:rPr>
+        <w:t xml:space="preserve"> shows up and it is a single line: view_matrix hands back the camera basis as rows, while the </w:t>
       </w:r>
       <w:proofErr w:type="spellStart"/>
       <w:r>
@@ -10884,7 +11717,16 @@
           <w:szCs w:val="18"/>
           <w:lang w:val="en-GB"/>
         </w:rPr>
-        <w:t>PyMol</w:t>
+        <w:t>PyM</w:t>
+      </w:r>
+      <w:r>
+        <w:rPr>
+          <w:rFonts w:ascii="Aptos" w:hAnsi="Aptos"/>
+          <w:sz w:val="18"/>
+          <w:szCs w:val="18"/>
+          <w:lang w:val="en-GB"/>
+        </w:rPr>
+        <w:t>ol</w:t>
       </w:r>
       <w:proofErr w:type="spellEnd"/>
       <w:r>
@@ -10894,16 +11736,7 @@
           <w:szCs w:val="18"/>
           <w:lang w:val="en-GB"/>
         </w:rPr>
-        <w:t xml:space="preserve"> implementation, where these options are not available. The </w:t>
-      </w:r>
-      <w:r>
-        <w:rPr>
-          <w:rFonts w:ascii="Aptos" w:hAnsi="Aptos"/>
-          <w:sz w:val="18"/>
-          <w:szCs w:val="18"/>
-          <w:lang w:val="en-GB"/>
-        </w:rPr>
-        <w:br/>
+        <w:t xml:space="preserve"> version transposes it before returning. Both describe the same camera, cmd.set_view simply expects the basis vectors as columns and molinfo rotate_matrix expects them as rows. Writing the matrices out as constants is also what enables the usage of esp_view pi/sigma/edge within the TK console of VMD and marks a difference to the PyMol implementation, where these options are not available. The zoom is not part of this and is handled differently on both sides, </w:t>
       </w:r>
       <w:proofErr w:type="spellStart"/>
       <w:r>
@@ -10913,7 +11746,16 @@
           <w:szCs w:val="18"/>
           <w:lang w:val="en-GB"/>
         </w:rPr>
-        <w:t>PyMOL</w:t>
+        <w:t>PyM</w:t>
+      </w:r>
+      <w:r>
+        <w:rPr>
+          <w:rFonts w:ascii="Aptos" w:hAnsi="Aptos"/>
+          <w:sz w:val="18"/>
+          <w:szCs w:val="18"/>
+          <w:lang w:val="en-GB"/>
+        </w:rPr>
+        <w:t>ol</w:t>
       </w:r>
       <w:proofErr w:type="spellEnd"/>
       <w:r>
@@ -10923,54 +11765,7 @@
           <w:szCs w:val="18"/>
           <w:lang w:val="en-GB"/>
         </w:rPr>
-        <w:t xml:space="preserve"> pipeline </w:t>
-      </w:r>
-      <w:r>
-        <w:rPr>
-          <w:rFonts w:ascii="Aptos" w:hAnsi="Aptos"/>
-          <w:sz w:val="18"/>
-          <w:szCs w:val="18"/>
-          <w:lang w:val="en-GB"/>
-        </w:rPr>
-        <w:t xml:space="preserve">still </w:t>
-      </w:r>
-      <w:r>
-        <w:rPr>
-          <w:rFonts w:ascii="Aptos" w:hAnsi="Aptos"/>
-          <w:sz w:val="18"/>
-          <w:szCs w:val="18"/>
-          <w:lang w:val="en-GB"/>
-        </w:rPr>
-        <w:t>uses</w:t>
-      </w:r>
-      <w:r>
-        <w:rPr>
-          <w:rFonts w:ascii="Aptos" w:hAnsi="Aptos"/>
-          <w:sz w:val="18"/>
-          <w:szCs w:val="18"/>
-          <w:lang w:val="en-GB"/>
-        </w:rPr>
-        <w:t xml:space="preserve"> the same calculation for the image generation in </w:t>
-      </w:r>
-      <w:r>
-        <w:rPr>
-          <w:rFonts w:ascii="Aptos" w:hAnsi="Aptos"/>
-          <w:i/>
-          <w:iCs/>
-          <w:sz w:val="18"/>
-          <w:szCs w:val="18"/>
-          <w:lang w:val="en-GB"/>
-        </w:rPr>
-        <w:t>render_esp.py</w:t>
-      </w:r>
-      <w:r>
-        <w:rPr>
-          <w:rFonts w:ascii="Aptos" w:hAnsi="Aptos"/>
-          <w:sz w:val="18"/>
-          <w:szCs w:val="18"/>
-          <w:lang w:val="en-GB"/>
-        </w:rPr>
-        <w:t>, so both image sets really show the same view and the comparison measures the viewer and not the orientation.</w:t>
+        <w:t xml:space="preserve"> adds a fixed buffer of 2.4 Å around the atoms while VMD scales the scene over --scale and --fill, see section 2.1.6.</w:t>
       </w:r>
     </w:p>
     <w:p>
@@ -10989,6 +11784,7 @@
           <w:szCs w:val="22"/>
           <w:lang w:val="en-GB"/>
         </w:rPr>
+        <w:lastRenderedPageBreak/>
         <w:t>2.1.5 Safety Measurement</w:t>
       </w:r>
       <w:bookmarkEnd w:id="28"/>
@@ -11028,7 +11824,6 @@
           <w:szCs w:val="22"/>
           <w:lang w:val="en-GB"/>
         </w:rPr>
-        <w:lastRenderedPageBreak/>
         <w:t>2.1.6 Generating the VMD script</w:t>
       </w:r>
       <w:r>
@@ -11162,6 +11957,8 @@
       <w:r>
         <w:rPr>
           <w:rFonts w:ascii="Aptos" w:hAnsi="Aptos"/>
+          <w:i/>
+          <w:iCs/>
           <w:sz w:val="18"/>
           <w:szCs w:val="18"/>
           <w:lang w:val="en-GB"/>
@@ -11220,6 +12017,8 @@
       <w:r>
         <w:rPr>
           <w:rFonts w:ascii="Aptos" w:hAnsi="Aptos"/>
+          <w:i/>
+          <w:iCs/>
           <w:sz w:val="18"/>
           <w:szCs w:val="18"/>
           <w:lang w:val="en-GB"/>
@@ -11279,16 +12078,14 @@
         </w:rPr>
         <w:t xml:space="preserve"> the VMD pipeline, but it follows a different implementation method: it does not read the cube data at all. </w:t>
       </w:r>
-      <w:proofErr w:type="gramStart"/>
-      <w:r>
-        <w:rPr>
-          <w:sz w:val="18"/>
-          <w:szCs w:val="18"/>
-          <w:lang w:val="en-GB"/>
-        </w:rPr>
-        <w:t>Instead</w:t>
-      </w:r>
-      <w:proofErr w:type="gramEnd"/>
+      <w:r>
+        <w:rPr>
+          <w:sz w:val="18"/>
+          <w:szCs w:val="18"/>
+          <w:lang w:val="en-GB"/>
+        </w:rPr>
+        <w:t>Instead,</w:t>
+      </w:r>
       <w:r>
         <w:rPr>
           <w:sz w:val="18"/>
@@ -11420,6 +12217,8 @@
       <w:proofErr w:type="spellStart"/>
       <w:r>
         <w:rPr>
+          <w:i/>
+          <w:iCs/>
           <w:sz w:val="18"/>
           <w:szCs w:val="18"/>
           <w:lang w:val="en-GB"/>
@@ -11429,11 +12228,21 @@
       <w:proofErr w:type="spellEnd"/>
       <w:r>
         <w:rPr>
-          <w:sz w:val="18"/>
-          <w:szCs w:val="18"/>
-          <w:lang w:val="en-GB"/>
-        </w:rPr>
-        <w:t xml:space="preserve"> and the </w:t>
+          <w:i/>
+          <w:iCs/>
+          <w:sz w:val="18"/>
+          <w:szCs w:val="18"/>
+          <w:lang w:val="en-GB"/>
+        </w:rPr>
+        <w:t xml:space="preserve"> </w:t>
+      </w:r>
+      <w:r>
+        <w:rPr>
+          <w:sz w:val="18"/>
+          <w:szCs w:val="18"/>
+          <w:lang w:val="en-GB"/>
+        </w:rPr>
+        <w:t xml:space="preserve">and the </w:t>
       </w:r>
       <w:proofErr w:type="spellStart"/>
       <w:proofErr w:type="gramStart"/>
@@ -11521,6 +12330,8 @@
       <w:proofErr w:type="gramStart"/>
       <w:r>
         <w:rPr>
+          <w:i/>
+          <w:iCs/>
           <w:sz w:val="18"/>
           <w:szCs w:val="18"/>
           <w:lang w:val="en-GB"/>
@@ -11554,16 +12365,14 @@
         </w:rPr>
         <w:t xml:space="preserve">This results that the script </w:t>
       </w:r>
-      <w:proofErr w:type="gramStart"/>
-      <w:r>
-        <w:rPr>
-          <w:sz w:val="18"/>
-          <w:szCs w:val="18"/>
-          <w:lang w:val="en-GB"/>
-        </w:rPr>
-        <w:t>is not able to</w:t>
-      </w:r>
-      <w:proofErr w:type="gramEnd"/>
+      <w:r>
+        <w:rPr>
+          <w:sz w:val="18"/>
+          <w:szCs w:val="18"/>
+          <w:lang w:val="en-GB"/>
+        </w:rPr>
+        <w:t>cannot</w:t>
+      </w:r>
       <w:r>
         <w:rPr>
           <w:sz w:val="18"/>
@@ -11575,6 +12384,8 @@
       <w:proofErr w:type="spellStart"/>
       <w:r>
         <w:rPr>
+          <w:i/>
+          <w:iCs/>
           <w:sz w:val="18"/>
           <w:szCs w:val="18"/>
           <w:lang w:val="en-GB"/>
@@ -11629,6 +12440,8 @@
       <w:proofErr w:type="spellStart"/>
       <w:r>
         <w:rPr>
+          <w:i/>
+          <w:iCs/>
           <w:sz w:val="18"/>
           <w:szCs w:val="18"/>
           <w:lang w:val="en-GB"/>
@@ -11751,7 +12564,16 @@
           <w:szCs w:val="18"/>
           <w:lang w:val="en-GB"/>
         </w:rPr>
-        <w:t>, the path can be manually added with the –</w:t>
+        <w:t xml:space="preserve">, the path can be manually added with the </w:t>
+      </w:r>
+      <w:r>
+        <w:rPr>
+          <w:rFonts w:ascii="Aptos" w:hAnsi="Aptos"/>
+          <w:sz w:val="18"/>
+          <w:szCs w:val="18"/>
+          <w:lang w:val="en-GB"/>
+        </w:rPr>
+        <w:t>--</w:t>
       </w:r>
       <w:proofErr w:type="spellStart"/>
       <w:r>
@@ -11816,6 +12638,8 @@
       <w:r>
         <w:rPr>
           <w:rFonts w:ascii="Aptos" w:hAnsi="Aptos"/>
+          <w:i/>
+          <w:iCs/>
           <w:sz w:val="18"/>
           <w:szCs w:val="18"/>
           <w:lang w:val="en-GB"/>
@@ -11870,7 +12694,7 @@
           <w:szCs w:val="18"/>
           <w:lang w:val="en-GB"/>
         </w:rPr>
-        <w:t xml:space="preserve"> in the molecule folder: the window size, the background, the target folder and prefix, which of the three views to render, which scene file to use, and whether this pass should render opaque or as a window capture. The last line of that file sources the second </w:t>
+        <w:t xml:space="preserve"> in the molecule folder: the window size, the background, the target folder and prefix, which of the three views to render, which scene file to use and whether this pass should render opaque or as a window capture. The last line of that file sources the second </w:t>
       </w:r>
       <w:proofErr w:type="spellStart"/>
       <w:r>
@@ -12069,7 +12893,27 @@
           <w:szCs w:val="18"/>
           <w:lang w:val="en-GB"/>
         </w:rPr>
-        <w:t xml:space="preserve"> and render for each of them, both wrapped in a catch so that one failing view does not take the others with it. At the end it quits VMD, which is what lets the python side wait for the process instead of guessing when it is done. The complete VMD output is appended to images/_vmd.log, and the option file is deleted afterwards, so nothing of it stays in the molecule folder.</w:t>
+        <w:t xml:space="preserve"> and render for each of them, both wrapped in a catch so that one failing view does not take the others with it. At the end it quits VMD, which is what lets the python side wait for the process instead of guessing when it is done. The complete VMD output is appended to </w:t>
+      </w:r>
+      <w:r>
+        <w:rPr>
+          <w:rFonts w:ascii="Aptos" w:hAnsi="Aptos"/>
+          <w:i/>
+          <w:iCs/>
+          <w:sz w:val="18"/>
+          <w:szCs w:val="18"/>
+          <w:lang w:val="en-GB"/>
+        </w:rPr>
+        <w:t>images/_vmd.log</w:t>
+      </w:r>
+      <w:r>
+        <w:rPr>
+          <w:rFonts w:ascii="Aptos" w:hAnsi="Aptos"/>
+          <w:sz w:val="18"/>
+          <w:szCs w:val="18"/>
+          <w:lang w:val="en-GB"/>
+        </w:rPr>
+        <w:t>, and the option file is deleted afterwards, so nothing of it stays in the molecule folder.</w:t>
       </w:r>
     </w:p>
     <w:p>
@@ -12114,6 +12958,8 @@
       <w:r>
         <w:rPr>
           <w:rFonts w:ascii="Aptos" w:hAnsi="Aptos"/>
+          <w:i/>
+          <w:iCs/>
           <w:sz w:val="18"/>
           <w:szCs w:val="18"/>
           <w:lang w:val="en-GB"/>
@@ -12135,6 +12981,8 @@
       <w:r>
         <w:rPr>
           <w:rFonts w:ascii="Aptos" w:hAnsi="Aptos"/>
+          <w:i/>
+          <w:iCs/>
           <w:sz w:val="18"/>
           <w:szCs w:val="18"/>
           <w:lang w:val="en-GB"/>
@@ -12146,11 +12994,22 @@
       <w:r>
         <w:rPr>
           <w:rFonts w:ascii="Aptos" w:hAnsi="Aptos"/>
-          <w:sz w:val="18"/>
-          <w:szCs w:val="18"/>
-          <w:lang w:val="en-GB"/>
-        </w:rPr>
-        <w:t xml:space="preserve">. Therefor the whole analysis crosses over into this script as text, and none of the 15.8 million grid points must be touched </w:t>
+          <w:i/>
+          <w:iCs/>
+          <w:sz w:val="18"/>
+          <w:szCs w:val="18"/>
+          <w:lang w:val="en-GB"/>
+        </w:rPr>
+        <w:t>.</w:t>
+      </w:r>
+      <w:r>
+        <w:rPr>
+          <w:rFonts w:ascii="Aptos" w:hAnsi="Aptos"/>
+          <w:sz w:val="18"/>
+          <w:szCs w:val="18"/>
+          <w:lang w:val="en-GB"/>
+        </w:rPr>
+        <w:t xml:space="preserve"> Therefor the whole analysis crosses over into this script as text, and none of the 15.8 million grid points must be touched </w:t>
       </w:r>
       <w:r>
         <w:rPr>
@@ -12187,6 +13046,7 @@
           <w:szCs w:val="22"/>
           <w:lang w:val="en-GB"/>
         </w:rPr>
+        <w:lastRenderedPageBreak/>
         <w:t>2.2.3 Converting the images</w:t>
       </w:r>
       <w:bookmarkEnd w:id="34"/>
@@ -12264,7 +13124,6 @@
           <w:szCs w:val="22"/>
           <w:lang w:val="en-GB"/>
         </w:rPr>
-        <w:lastRenderedPageBreak/>
         <w:t>2.2.4 Colour bar and settings file</w:t>
       </w:r>
       <w:bookmarkEnd w:id="35"/>
@@ -12295,7 +13154,16 @@
           <w:szCs w:val="18"/>
           <w:lang w:val="en-GB"/>
         </w:rPr>
-        <w:t>PyMOL</w:t>
+        <w:t>PyM</w:t>
+      </w:r>
+      <w:r>
+        <w:rPr>
+          <w:rFonts w:ascii="Aptos" w:hAnsi="Aptos"/>
+          <w:sz w:val="18"/>
+          <w:szCs w:val="18"/>
+          <w:lang w:val="en-GB"/>
+        </w:rPr>
+        <w:t>ol</w:t>
       </w:r>
       <w:proofErr w:type="spellEnd"/>
       <w:r>
@@ -12419,7 +13287,7 @@
           <w:szCs w:val="18"/>
           <w:lang w:val="en-GB"/>
         </w:rPr>
-        <w:t xml:space="preserve">. Three passes are defined: the first renders with transparency and Tachyon, the second repeats only the views that are still missing as a window capture, which keeps the transparency but is less fine, and the third renders the remainder opaque. After every pass the script checks which TGA files now exist, and it takes a time stamp before each run, so that a leftover file from an earlier, crashed pass cannot be counted as a success. Whatever a pass produced is kept and every view remembers which pass produced it. Each background colour goes through this logic on its own, because a Tachyon run that survives on white says nothing about whether it survives on black. Only after that the images are converted, the colour bar is </w:t>
+        <w:t xml:space="preserve">. Three passes are defined: the first renders with transparency and Tachyon, the second repeats only the views that are still missing as a window capture, which keeps the transparency but is less fine and the third renders the remainder opaque. After every pass the script checks which TGA files now exist, and it takes a time stamp before each run, so that a leftover file from an earlier, crashed pass cannot be counted as a success. Whatever a pass produced is kept and every view remembers which pass produced it. Each background colour goes through this logic on its own, because a Tachyon run that survives on white says nothing about whether it survives on black. Only after that the images are converted, the colour bar is </w:t>
       </w:r>
       <w:proofErr w:type="gramStart"/>
       <w:r>
@@ -12615,7 +13483,49 @@
           <w:szCs w:val="18"/>
           <w:lang w:val="en-GB"/>
         </w:rPr>
-        <w:t xml:space="preserve">and writes a summary csv at the end. The differences to the </w:t>
+        <w:t xml:space="preserve">and writes a </w:t>
+      </w:r>
+      <w:r>
+        <w:rPr>
+          <w:rFonts w:ascii="Aptos" w:hAnsi="Aptos"/>
+          <w:i/>
+          <w:iCs/>
+          <w:sz w:val="18"/>
+          <w:szCs w:val="18"/>
+          <w:lang w:val="en-GB"/>
+        </w:rPr>
+        <w:t>summary</w:t>
+      </w:r>
+      <w:r>
+        <w:rPr>
+          <w:rFonts w:ascii="Aptos" w:hAnsi="Aptos"/>
+          <w:i/>
+          <w:iCs/>
+          <w:sz w:val="18"/>
+          <w:szCs w:val="18"/>
+          <w:lang w:val="en-GB"/>
+        </w:rPr>
+        <w:t>.</w:t>
+      </w:r>
+      <w:r>
+        <w:rPr>
+          <w:rFonts w:ascii="Aptos" w:hAnsi="Aptos"/>
+          <w:i/>
+          <w:iCs/>
+          <w:sz w:val="18"/>
+          <w:szCs w:val="18"/>
+          <w:lang w:val="en-GB"/>
+        </w:rPr>
+        <w:t>csv</w:t>
+      </w:r>
+      <w:r>
+        <w:rPr>
+          <w:rFonts w:ascii="Aptos" w:hAnsi="Aptos"/>
+          <w:sz w:val="18"/>
+          <w:szCs w:val="18"/>
+          <w:lang w:val="en-GB"/>
+        </w:rPr>
+        <w:t xml:space="preserve"> at the end. The differences to the </w:t>
       </w:r>
       <w:proofErr w:type="spellStart"/>
       <w:r>
@@ -12660,6 +13570,8 @@
       <w:r>
         <w:rPr>
           <w:rFonts w:ascii="Aptos" w:hAnsi="Aptos"/>
+          <w:i/>
+          <w:iCs/>
           <w:sz w:val="18"/>
           <w:szCs w:val="18"/>
           <w:lang w:val="en-GB"/>
@@ -12935,7 +13847,25 @@
           <w:szCs w:val="18"/>
           <w:lang w:val="en-GB"/>
         </w:rPr>
-        <w:t xml:space="preserve"> scene does not carry them. And at the end, where run_all.py offers --two-pass and simply renders everything a second time with the largest range found, run_allVMD.py only prints the exact command line to do so, with the fixed --</w:t>
+        <w:t xml:space="preserve"> scene does not carry them. And at the end, where run_all.py offers --two-pass and simply renders everything a second time with the largest range found, run_allVMD.py only prints the exact command line to do so, with the fixed </w:t>
+      </w:r>
+      <w:r>
+        <w:rPr>
+          <w:rFonts w:ascii="Aptos" w:hAnsi="Aptos"/>
+          <w:sz w:val="18"/>
+          <w:szCs w:val="18"/>
+          <w:lang w:val="en-GB"/>
+        </w:rPr>
+        <w:br/>
+      </w:r>
+      <w:r>
+        <w:rPr>
+          <w:rFonts w:ascii="Aptos" w:hAnsi="Aptos"/>
+          <w:sz w:val="18"/>
+          <w:szCs w:val="18"/>
+          <w:lang w:val="en-GB"/>
+        </w:rPr>
+        <w:t>--</w:t>
       </w:r>
       <w:proofErr w:type="spellStart"/>
       <w:r>
@@ -12974,7 +13904,45 @@
           <w:szCs w:val="18"/>
           <w:lang w:val="en-GB"/>
         </w:rPr>
-        <w:t>Find out more in the designated README.md file.</w:t>
+        <w:t xml:space="preserve">Find out more in the designated </w:t>
+      </w:r>
+      <w:r>
+        <w:rPr>
+          <w:rFonts w:ascii="Aptos" w:hAnsi="Aptos"/>
+          <w:i/>
+          <w:iCs/>
+          <w:sz w:val="18"/>
+          <w:szCs w:val="18"/>
+          <w:lang w:val="en-GB"/>
+        </w:rPr>
+        <w:t>README.md</w:t>
+      </w:r>
+      <w:r>
+        <w:rPr>
+          <w:rFonts w:ascii="Aptos" w:hAnsi="Aptos"/>
+          <w:sz w:val="18"/>
+          <w:szCs w:val="18"/>
+          <w:lang w:val="en-GB"/>
+        </w:rPr>
+        <w:t xml:space="preserve"> file</w:t>
+      </w:r>
+      <w:r>
+        <w:rPr>
+          <w:rFonts w:ascii="Aptos" w:hAnsi="Aptos"/>
+          <w:sz w:val="18"/>
+          <w:szCs w:val="18"/>
+          <w:lang w:val="en-GB"/>
+        </w:rPr>
+        <w:t>s</w:t>
+      </w:r>
+      <w:r>
+        <w:rPr>
+          <w:rFonts w:ascii="Aptos" w:hAnsi="Aptos"/>
+          <w:sz w:val="18"/>
+          <w:szCs w:val="18"/>
+          <w:lang w:val="en-GB"/>
+        </w:rPr>
+        <w:t>.</w:t>
       </w:r>
     </w:p>
     <w:p>
@@ -12998,7 +13966,7 @@
     </w:p>
     <w:tbl>
       <w:tblPr>
-        <w:tblpPr w:leftFromText="141" w:rightFromText="141" w:horzAnchor="margin" w:tblpY="838"/>
+        <w:tblpPr w:leftFromText="141" w:rightFromText="141" w:vertAnchor="page" w:horzAnchor="margin" w:tblpY="1867"/>
         <w:tblW w:w="9020" w:type="dxa"/>
         <w:tblBorders>
           <w:top w:val="single" w:sz="4" w:space="0" w:color="B0B7C3"/>
@@ -13037,6 +14005,7 @@
                 <w:lang w:val="en-GB"/>
               </w:rPr>
             </w:pPr>
+            <w:bookmarkStart w:id="39" w:name="_Toc239850319"/>
           </w:p>
         </w:tc>
         <w:tc>
@@ -13140,47 +14109,49 @@
               </w:rPr>
             </w:pPr>
             <w:proofErr w:type="spellStart"/>
+            <w:proofErr w:type="gramStart"/>
             <w:r>
               <w:rPr>
                 <w:sz w:val="17"/>
                 <w:szCs w:val="17"/>
                 <w:lang w:val="en-GB"/>
               </w:rPr>
-              <w:t>V_</w:t>
-            </w:r>
-            <w:proofErr w:type="gramStart"/>
+              <w:t>V</w:t>
+            </w:r>
+            <w:r>
+              <w:rPr>
+                <w:sz w:val="17"/>
+                <w:szCs w:val="17"/>
+                <w:vertAlign w:val="subscript"/>
+                <w:lang w:val="en-GB"/>
+              </w:rPr>
+              <w:t>S,min</w:t>
+            </w:r>
+            <w:proofErr w:type="spellEnd"/>
+            <w:proofErr w:type="gramEnd"/>
             <w:r>
               <w:rPr>
                 <w:sz w:val="17"/>
                 <w:szCs w:val="17"/>
                 <w:lang w:val="en-GB"/>
               </w:rPr>
-              <w:t>S,min</w:t>
-            </w:r>
-            <w:proofErr w:type="spellEnd"/>
-            <w:proofErr w:type="gramEnd"/>
+              <w:t xml:space="preserve"> / </w:t>
+            </w:r>
+            <w:proofErr w:type="spellStart"/>
+            <w:proofErr w:type="gramStart"/>
             <w:r>
               <w:rPr>
                 <w:sz w:val="17"/>
                 <w:szCs w:val="17"/>
                 <w:lang w:val="en-GB"/>
               </w:rPr>
-              <w:t xml:space="preserve"> / </w:t>
-            </w:r>
-            <w:proofErr w:type="spellStart"/>
+              <w:t>V</w:t>
+            </w:r>
             <w:r>
               <w:rPr>
                 <w:sz w:val="17"/>
                 <w:szCs w:val="17"/>
-                <w:lang w:val="en-GB"/>
-              </w:rPr>
-              <w:t>V_</w:t>
-            </w:r>
-            <w:proofErr w:type="gramStart"/>
-            <w:r>
-              <w:rPr>
-                <w:sz w:val="17"/>
-                <w:szCs w:val="17"/>
+                <w:vertAlign w:val="subscript"/>
                 <w:lang w:val="en-GB"/>
               </w:rPr>
               <w:t>S,max</w:t>
@@ -13789,7 +14760,6 @@
           <w:lang w:val="en-GB"/>
         </w:rPr>
       </w:pPr>
-      <w:bookmarkStart w:id="39" w:name="_Toc239850319"/>
       <w:r>
         <w:rPr>
           <w:sz w:val="32"/>
@@ -13894,7 +14864,7 @@
       </w:r>
     </w:p>
     <w:sectPr>
-      <w:footerReference w:type="default" r:id="rId15"/>
+      <w:footerReference w:type="default" r:id="rId22"/>
       <w:pgSz w:w="11906" w:h="16838"/>
       <w:pgMar w:top="1417" w:right="1417" w:bottom="1134" w:left="1417" w:header="708" w:footer="708" w:gutter="0"/>
       <w:cols w:space="708"/>
